--- a/论文/docx/基于区块链的校园心理咨询记录隐私保护与存证系统的设计与实现.docx
+++ b/论文/docx/基于区块链的校园心理咨询记录隐私保护与存证系统的设计与实现.docx
@@ -7,10 +7,10 @@
         <w:spacing w:line="1266" w:lineRule="exact"/>
         <w:ind w:firstLine="368"/>
       </w:pPr>
-      <w:bookmarkStart w:id="0" w:name="_Toc11498"/>
-      <w:bookmarkStart w:id="1" w:name="_Toc16618"/>
-      <w:bookmarkStart w:id="2" w:name="_Toc2679"/>
-      <w:bookmarkStart w:id="3" w:name="_Toc28587"/>
+      <w:bookmarkStart w:id="0" w:name="_Toc28587"/>
+      <w:bookmarkStart w:id="1" w:name="_Toc2679"/>
+      <w:bookmarkStart w:id="2" w:name="_Toc11498"/>
+      <w:bookmarkStart w:id="3" w:name="_Toc16618"/>
       <w:r>
         <w:rPr>
           <w:position w:val="-25"/>
@@ -29,7 +29,7 @@
                     <pic:cNvPicPr/>
                   </pic:nvPicPr>
                   <pic:blipFill>
-                    <a:blip r:embed="rId7"/>
+                    <a:blip r:embed="rId8"/>
                     <a:stretch>
                       <a:fillRect/>
                     </a:stretch>
@@ -52,19 +52,19 @@
     </w:p>
     <w:p>
       <w:pPr>
-        <w:pStyle w:val="4"/>
+        <w:pStyle w:val="5"/>
         <w:spacing w:line="286" w:lineRule="auto"/>
       </w:pPr>
     </w:p>
     <w:p>
       <w:pPr>
-        <w:pStyle w:val="4"/>
+        <w:pStyle w:val="5"/>
         <w:spacing w:line="286" w:lineRule="auto"/>
       </w:pPr>
     </w:p>
     <w:p>
       <w:pPr>
-        <w:pStyle w:val="4"/>
+        <w:pStyle w:val="5"/>
         <w:spacing w:line="286" w:lineRule="auto"/>
       </w:pPr>
     </w:p>
@@ -93,19 +93,19 @@
     </w:p>
     <w:p>
       <w:pPr>
-        <w:pStyle w:val="4"/>
+        <w:pStyle w:val="5"/>
         <w:spacing w:line="282" w:lineRule="auto"/>
       </w:pPr>
     </w:p>
     <w:p>
       <w:pPr>
-        <w:pStyle w:val="4"/>
+        <w:pStyle w:val="5"/>
         <w:spacing w:line="282" w:lineRule="auto"/>
       </w:pPr>
     </w:p>
     <w:p>
       <w:pPr>
-        <w:pStyle w:val="4"/>
+        <w:pStyle w:val="5"/>
         <w:spacing w:line="282" w:lineRule="auto"/>
       </w:pPr>
     </w:p>
@@ -148,25 +148,25 @@
     </w:p>
     <w:p>
       <w:pPr>
-        <w:pStyle w:val="4"/>
+        <w:pStyle w:val="5"/>
         <w:spacing w:line="255" w:lineRule="auto"/>
       </w:pPr>
     </w:p>
     <w:p>
       <w:pPr>
-        <w:pStyle w:val="4"/>
+        <w:pStyle w:val="5"/>
         <w:spacing w:line="255" w:lineRule="auto"/>
       </w:pPr>
     </w:p>
     <w:p>
       <w:pPr>
-        <w:pStyle w:val="4"/>
+        <w:pStyle w:val="5"/>
         <w:spacing w:line="255" w:lineRule="auto"/>
       </w:pPr>
     </w:p>
     <w:p>
       <w:pPr>
-        <w:pStyle w:val="4"/>
+        <w:pStyle w:val="5"/>
         <w:spacing w:line="256" w:lineRule="auto"/>
       </w:pPr>
     </w:p>
@@ -563,19 +563,19 @@
     </w:p>
     <w:p>
       <w:pPr>
-        <w:pStyle w:val="4"/>
+        <w:pStyle w:val="5"/>
         <w:spacing w:line="258" w:lineRule="auto"/>
       </w:pPr>
     </w:p>
     <w:p>
       <w:pPr>
-        <w:pStyle w:val="4"/>
+        <w:pStyle w:val="5"/>
         <w:spacing w:line="258" w:lineRule="auto"/>
       </w:pPr>
     </w:p>
     <w:p>
       <w:pPr>
-        <w:pStyle w:val="4"/>
+        <w:pStyle w:val="5"/>
         <w:spacing w:line="259" w:lineRule="auto"/>
       </w:pPr>
     </w:p>
@@ -704,19 +704,19 @@
     </w:p>
     <w:p>
       <w:pPr>
-        <w:pStyle w:val="4"/>
+        <w:pStyle w:val="5"/>
         <w:spacing w:line="277" w:lineRule="auto"/>
       </w:pPr>
     </w:p>
     <w:p>
       <w:pPr>
-        <w:pStyle w:val="4"/>
+        <w:pStyle w:val="5"/>
         <w:spacing w:line="277" w:lineRule="auto"/>
       </w:pPr>
     </w:p>
     <w:p>
       <w:pPr>
-        <w:pStyle w:val="4"/>
+        <w:pStyle w:val="5"/>
         <w:spacing w:line="277" w:lineRule="auto"/>
       </w:pPr>
     </w:p>
@@ -744,7 +744,7 @@
     </w:p>
     <w:p>
       <w:pPr>
-        <w:pStyle w:val="4"/>
+        <w:pStyle w:val="5"/>
         <w:spacing w:line="392" w:lineRule="auto"/>
       </w:pPr>
     </w:p>
@@ -870,13 +870,13 @@
     </w:p>
     <w:p>
       <w:pPr>
-        <w:pStyle w:val="4"/>
+        <w:pStyle w:val="5"/>
         <w:spacing w:line="357" w:lineRule="auto"/>
       </w:pPr>
     </w:p>
     <w:p>
       <w:pPr>
-        <w:pStyle w:val="4"/>
+        <w:pStyle w:val="5"/>
         <w:spacing w:line="358" w:lineRule="auto"/>
         <w:rPr>
           <w:rFonts w:hint="eastAsia" w:eastAsia="宋体"/>
@@ -926,7 +926,7 @@
                     </pic:cNvPicPr>
                   </pic:nvPicPr>
                   <pic:blipFill>
-                    <a:blip r:embed="rId8"/>
+                    <a:blip r:embed="rId9"/>
                     <a:stretch>
                       <a:fillRect/>
                     </a:stretch>
@@ -1036,19 +1036,19 @@
     </w:p>
     <w:p>
       <w:pPr>
-        <w:pStyle w:val="4"/>
+        <w:pStyle w:val="5"/>
         <w:spacing w:line="260" w:lineRule="auto"/>
       </w:pPr>
     </w:p>
     <w:p>
       <w:pPr>
-        <w:pStyle w:val="4"/>
+        <w:pStyle w:val="5"/>
         <w:spacing w:line="260" w:lineRule="auto"/>
       </w:pPr>
     </w:p>
     <w:p>
       <w:pPr>
-        <w:pStyle w:val="4"/>
+        <w:pStyle w:val="5"/>
         <w:spacing w:line="261" w:lineRule="auto"/>
       </w:pPr>
     </w:p>
@@ -1076,7 +1076,7 @@
     </w:p>
     <w:p>
       <w:pPr>
-        <w:pStyle w:val="4"/>
+        <w:pStyle w:val="5"/>
         <w:spacing w:line="392" w:lineRule="auto"/>
       </w:pPr>
     </w:p>
@@ -1239,19 +1239,19 @@
     </w:p>
     <w:p>
       <w:pPr>
-        <w:pStyle w:val="4"/>
+        <w:pStyle w:val="5"/>
         <w:spacing w:line="314" w:lineRule="auto"/>
       </w:pPr>
     </w:p>
     <w:p>
       <w:pPr>
-        <w:pStyle w:val="4"/>
+        <w:pStyle w:val="5"/>
         <w:spacing w:line="314" w:lineRule="auto"/>
       </w:pPr>
     </w:p>
     <w:p>
       <w:pPr>
-        <w:pStyle w:val="4"/>
+        <w:pStyle w:val="5"/>
         <w:spacing w:line="315" w:lineRule="auto"/>
       </w:pPr>
     </w:p>
@@ -1297,7 +1297,7 @@
                     </pic:cNvPicPr>
                   </pic:nvPicPr>
                   <pic:blipFill>
-                    <a:blip r:embed="rId8"/>
+                    <a:blip r:embed="rId9"/>
                     <a:stretch>
                       <a:fillRect/>
                     </a:stretch>
@@ -1447,7 +1447,7 @@
     </w:p>
     <w:p>
       <w:pPr>
-        <w:pStyle w:val="4"/>
+        <w:pStyle w:val="5"/>
         <w:autoSpaceDE/>
         <w:autoSpaceDN/>
         <w:spacing w:after="0" w:line="440" w:lineRule="exact"/>
@@ -1571,7 +1571,7 @@
       </w:r>
       <w:r>
         <w:rPr>
-          <w:rStyle w:val="21"/>
+          <w:rStyle w:val="22"/>
           <w:rFonts w:hint="eastAsia" w:ascii="楷体" w:hAnsi="楷体" w:eastAsia="楷体" w:cs="楷体"/>
           <w:sz w:val="24"/>
           <w:szCs w:val="24"/>
@@ -1640,7 +1640,7 @@
     </w:p>
     <w:p>
       <w:pPr>
-        <w:pStyle w:val="4"/>
+        <w:pStyle w:val="5"/>
         <w:keepNext w:val="0"/>
         <w:keepLines w:val="0"/>
         <w:pageBreakBefore w:val="0"/>
@@ -1677,7 +1677,7 @@
     </w:p>
     <w:p>
       <w:pPr>
-        <w:pStyle w:val="4"/>
+        <w:pStyle w:val="5"/>
         <w:keepNext w:val="0"/>
         <w:keepLines w:val="0"/>
         <w:pageBreakBefore w:val="0"/>
@@ -1714,7 +1714,7 @@
     </w:p>
     <w:p>
       <w:pPr>
-        <w:pStyle w:val="4"/>
+        <w:pStyle w:val="5"/>
         <w:keepNext w:val="0"/>
         <w:keepLines w:val="0"/>
         <w:pageBreakBefore w:val="0"/>
@@ -1751,7 +1751,7 @@
     </w:p>
     <w:p>
       <w:pPr>
-        <w:pStyle w:val="4"/>
+        <w:pStyle w:val="5"/>
         <w:keepNext w:val="0"/>
         <w:keepLines w:val="0"/>
         <w:pageBreakBefore w:val="0"/>
@@ -1805,7 +1805,7 @@
     </w:p>
     <w:p>
       <w:pPr>
-        <w:pStyle w:val="8"/>
+        <w:pStyle w:val="9"/>
         <w:tabs>
           <w:tab w:val="right" w:leader="dot" w:pos="8306"/>
         </w:tabs>
@@ -1868,7 +1868,7 @@
     </w:p>
     <w:p>
       <w:pPr>
-        <w:pStyle w:val="8"/>
+        <w:pStyle w:val="9"/>
         <w:keepNext w:val="0"/>
         <w:keepLines w:val="0"/>
         <w:pageBreakBefore w:val="0"/>
@@ -2032,7 +2032,7 @@
     </w:p>
     <w:p>
       <w:pPr>
-        <w:pStyle w:val="9"/>
+        <w:pStyle w:val="10"/>
         <w:keepNext w:val="0"/>
         <w:keepLines w:val="0"/>
         <w:pageBreakBefore w:val="0"/>
@@ -2185,7 +2185,7 @@
     </w:p>
     <w:p>
       <w:pPr>
-        <w:pStyle w:val="9"/>
+        <w:pStyle w:val="10"/>
         <w:keepNext w:val="0"/>
         <w:keepLines w:val="0"/>
         <w:pageBreakBefore w:val="0"/>
@@ -2338,7 +2338,7 @@
     </w:p>
     <w:p>
       <w:pPr>
-        <w:pStyle w:val="9"/>
+        <w:pStyle w:val="10"/>
         <w:keepNext w:val="0"/>
         <w:keepLines w:val="0"/>
         <w:pageBreakBefore w:val="0"/>
@@ -2491,7 +2491,7 @@
     </w:p>
     <w:p>
       <w:pPr>
-        <w:pStyle w:val="9"/>
+        <w:pStyle w:val="10"/>
         <w:keepNext w:val="0"/>
         <w:keepLines w:val="0"/>
         <w:pageBreakBefore w:val="0"/>
@@ -2644,7 +2644,7 @@
     </w:p>
     <w:p>
       <w:pPr>
-        <w:pStyle w:val="9"/>
+        <w:pStyle w:val="10"/>
         <w:keepNext w:val="0"/>
         <w:keepLines w:val="0"/>
         <w:pageBreakBefore w:val="0"/>
@@ -2797,7 +2797,7 @@
     </w:p>
     <w:p>
       <w:pPr>
-        <w:pStyle w:val="9"/>
+        <w:pStyle w:val="10"/>
         <w:keepNext w:val="0"/>
         <w:keepLines w:val="0"/>
         <w:pageBreakBefore w:val="0"/>
@@ -2950,7 +2950,7 @@
     </w:p>
     <w:p>
       <w:pPr>
-        <w:pStyle w:val="9"/>
+        <w:pStyle w:val="10"/>
         <w:keepNext w:val="0"/>
         <w:keepLines w:val="0"/>
         <w:pageBreakBefore w:val="0"/>
@@ -3103,7 +3103,7 @@
     </w:p>
     <w:p>
       <w:pPr>
-        <w:pStyle w:val="8"/>
+        <w:pStyle w:val="9"/>
         <w:keepNext w:val="0"/>
         <w:keepLines w:val="0"/>
         <w:pageBreakBefore w:val="0"/>
@@ -3267,7 +3267,7 @@
     </w:p>
     <w:p>
       <w:pPr>
-        <w:pStyle w:val="9"/>
+        <w:pStyle w:val="10"/>
         <w:keepNext w:val="0"/>
         <w:keepLines w:val="0"/>
         <w:pageBreakBefore w:val="0"/>
@@ -3420,7 +3420,7 @@
     </w:p>
     <w:p>
       <w:pPr>
-        <w:pStyle w:val="9"/>
+        <w:pStyle w:val="10"/>
         <w:keepNext w:val="0"/>
         <w:keepLines w:val="0"/>
         <w:pageBreakBefore w:val="0"/>
@@ -3573,7 +3573,7 @@
     </w:p>
     <w:p>
       <w:pPr>
-        <w:pStyle w:val="9"/>
+        <w:pStyle w:val="10"/>
         <w:keepNext w:val="0"/>
         <w:keepLines w:val="0"/>
         <w:pageBreakBefore w:val="0"/>
@@ -3726,7 +3726,7 @@
     </w:p>
     <w:p>
       <w:pPr>
-        <w:pStyle w:val="9"/>
+        <w:pStyle w:val="10"/>
         <w:keepNext w:val="0"/>
         <w:keepLines w:val="0"/>
         <w:pageBreakBefore w:val="0"/>
@@ -3879,7 +3879,7 @@
     </w:p>
     <w:p>
       <w:pPr>
-        <w:pStyle w:val="9"/>
+        <w:pStyle w:val="10"/>
         <w:keepNext w:val="0"/>
         <w:keepLines w:val="0"/>
         <w:pageBreakBefore w:val="0"/>
@@ -4032,7 +4032,7 @@
     </w:p>
     <w:p>
       <w:pPr>
-        <w:pStyle w:val="9"/>
+        <w:pStyle w:val="10"/>
         <w:keepNext w:val="0"/>
         <w:keepLines w:val="0"/>
         <w:pageBreakBefore w:val="0"/>
@@ -4185,7 +4185,7 @@
     </w:p>
     <w:p>
       <w:pPr>
-        <w:pStyle w:val="9"/>
+        <w:pStyle w:val="10"/>
         <w:keepNext w:val="0"/>
         <w:keepLines w:val="0"/>
         <w:pageBreakBefore w:val="0"/>
@@ -4338,7 +4338,7 @@
     </w:p>
     <w:p>
       <w:pPr>
-        <w:pStyle w:val="9"/>
+        <w:pStyle w:val="10"/>
         <w:keepNext w:val="0"/>
         <w:keepLines w:val="0"/>
         <w:pageBreakBefore w:val="0"/>
@@ -4487,7 +4487,7 @@
     </w:p>
     <w:p>
       <w:pPr>
-        <w:pStyle w:val="8"/>
+        <w:pStyle w:val="9"/>
         <w:keepNext w:val="0"/>
         <w:keepLines w:val="0"/>
         <w:pageBreakBefore w:val="0"/>
@@ -4651,7 +4651,7 @@
     </w:p>
     <w:p>
       <w:pPr>
-        <w:pStyle w:val="9"/>
+        <w:pStyle w:val="10"/>
         <w:keepNext w:val="0"/>
         <w:keepLines w:val="0"/>
         <w:pageBreakBefore w:val="0"/>
@@ -4804,7 +4804,7 @@
     </w:p>
     <w:p>
       <w:pPr>
-        <w:pStyle w:val="9"/>
+        <w:pStyle w:val="10"/>
         <w:keepNext w:val="0"/>
         <w:keepLines w:val="0"/>
         <w:pageBreakBefore w:val="0"/>
@@ -4957,7 +4957,7 @@
     </w:p>
     <w:p>
       <w:pPr>
-        <w:pStyle w:val="9"/>
+        <w:pStyle w:val="10"/>
         <w:keepNext w:val="0"/>
         <w:keepLines w:val="0"/>
         <w:pageBreakBefore w:val="0"/>
@@ -5110,7 +5110,7 @@
     </w:p>
     <w:p>
       <w:pPr>
-        <w:pStyle w:val="9"/>
+        <w:pStyle w:val="10"/>
         <w:keepNext w:val="0"/>
         <w:keepLines w:val="0"/>
         <w:pageBreakBefore w:val="0"/>
@@ -5263,7 +5263,7 @@
     </w:p>
     <w:p>
       <w:pPr>
-        <w:pStyle w:val="9"/>
+        <w:pStyle w:val="10"/>
         <w:keepNext w:val="0"/>
         <w:keepLines w:val="0"/>
         <w:pageBreakBefore w:val="0"/>
@@ -5416,7 +5416,7 @@
     </w:p>
     <w:p>
       <w:pPr>
-        <w:pStyle w:val="9"/>
+        <w:pStyle w:val="10"/>
         <w:keepNext w:val="0"/>
         <w:keepLines w:val="0"/>
         <w:pageBreakBefore w:val="0"/>
@@ -5569,7 +5569,7 @@
     </w:p>
     <w:p>
       <w:pPr>
-        <w:pStyle w:val="9"/>
+        <w:pStyle w:val="10"/>
         <w:keepNext w:val="0"/>
         <w:keepLines w:val="0"/>
         <w:pageBreakBefore w:val="0"/>
@@ -5722,7 +5722,7 @@
     </w:p>
     <w:p>
       <w:pPr>
-        <w:pStyle w:val="8"/>
+        <w:pStyle w:val="9"/>
         <w:keepNext w:val="0"/>
         <w:keepLines w:val="0"/>
         <w:pageBreakBefore w:val="0"/>
@@ -5886,7 +5886,7 @@
     </w:p>
     <w:p>
       <w:pPr>
-        <w:pStyle w:val="9"/>
+        <w:pStyle w:val="10"/>
         <w:keepNext w:val="0"/>
         <w:keepLines w:val="0"/>
         <w:pageBreakBefore w:val="0"/>
@@ -6039,7 +6039,7 @@
     </w:p>
     <w:p>
       <w:pPr>
-        <w:pStyle w:val="9"/>
+        <w:pStyle w:val="10"/>
         <w:keepNext w:val="0"/>
         <w:keepLines w:val="0"/>
         <w:pageBreakBefore w:val="0"/>
@@ -6192,7 +6192,7 @@
     </w:p>
     <w:p>
       <w:pPr>
-        <w:pStyle w:val="9"/>
+        <w:pStyle w:val="10"/>
         <w:keepNext w:val="0"/>
         <w:keepLines w:val="0"/>
         <w:pageBreakBefore w:val="0"/>
@@ -6345,7 +6345,7 @@
     </w:p>
     <w:p>
       <w:pPr>
-        <w:pStyle w:val="9"/>
+        <w:pStyle w:val="10"/>
         <w:keepNext w:val="0"/>
         <w:keepLines w:val="0"/>
         <w:pageBreakBefore w:val="0"/>
@@ -6495,7 +6495,7 @@
     </w:p>
     <w:p>
       <w:pPr>
-        <w:pStyle w:val="9"/>
+        <w:pStyle w:val="10"/>
         <w:keepNext w:val="0"/>
         <w:keepLines w:val="0"/>
         <w:pageBreakBefore w:val="0"/>
@@ -6645,7 +6645,7 @@
     </w:p>
     <w:p>
       <w:pPr>
-        <w:pStyle w:val="9"/>
+        <w:pStyle w:val="10"/>
         <w:keepNext w:val="0"/>
         <w:keepLines w:val="0"/>
         <w:pageBreakBefore w:val="0"/>
@@ -6795,7 +6795,7 @@
     </w:p>
     <w:p>
       <w:pPr>
-        <w:pStyle w:val="9"/>
+        <w:pStyle w:val="10"/>
         <w:keepNext w:val="0"/>
         <w:keepLines w:val="0"/>
         <w:pageBreakBefore w:val="0"/>
@@ -6945,7 +6945,7 @@
     </w:p>
     <w:p>
       <w:pPr>
-        <w:pStyle w:val="9"/>
+        <w:pStyle w:val="10"/>
         <w:keepNext w:val="0"/>
         <w:keepLines w:val="0"/>
         <w:pageBreakBefore w:val="0"/>
@@ -7095,7 +7095,7 @@
     </w:p>
     <w:p>
       <w:pPr>
-        <w:pStyle w:val="8"/>
+        <w:pStyle w:val="9"/>
         <w:keepNext w:val="0"/>
         <w:keepLines w:val="0"/>
         <w:pageBreakBefore w:val="0"/>
@@ -7259,7 +7259,7 @@
     </w:p>
     <w:p>
       <w:pPr>
-        <w:pStyle w:val="9"/>
+        <w:pStyle w:val="10"/>
         <w:keepNext w:val="0"/>
         <w:keepLines w:val="0"/>
         <w:pageBreakBefore w:val="0"/>
@@ -7412,7 +7412,7 @@
     </w:p>
     <w:p>
       <w:pPr>
-        <w:pStyle w:val="9"/>
+        <w:pStyle w:val="10"/>
         <w:keepNext w:val="0"/>
         <w:keepLines w:val="0"/>
         <w:pageBreakBefore w:val="0"/>
@@ -7565,7 +7565,7 @@
     </w:p>
     <w:p>
       <w:pPr>
-        <w:pStyle w:val="9"/>
+        <w:pStyle w:val="10"/>
         <w:keepNext w:val="0"/>
         <w:keepLines w:val="0"/>
         <w:pageBreakBefore w:val="0"/>
@@ -7718,7 +7718,7 @@
     </w:p>
     <w:p>
       <w:pPr>
-        <w:pStyle w:val="9"/>
+        <w:pStyle w:val="10"/>
         <w:keepNext w:val="0"/>
         <w:keepLines w:val="0"/>
         <w:pageBreakBefore w:val="0"/>
@@ -7871,7 +7871,7 @@
     </w:p>
     <w:p>
       <w:pPr>
-        <w:pStyle w:val="9"/>
+        <w:pStyle w:val="10"/>
         <w:keepNext w:val="0"/>
         <w:keepLines w:val="0"/>
         <w:pageBreakBefore w:val="0"/>
@@ -8024,7 +8024,7 @@
     </w:p>
     <w:p>
       <w:pPr>
-        <w:pStyle w:val="9"/>
+        <w:pStyle w:val="10"/>
         <w:keepNext w:val="0"/>
         <w:keepLines w:val="0"/>
         <w:pageBreakBefore w:val="0"/>
@@ -8177,7 +8177,7 @@
     </w:p>
     <w:p>
       <w:pPr>
-        <w:pStyle w:val="9"/>
+        <w:pStyle w:val="10"/>
         <w:keepNext w:val="0"/>
         <w:keepLines w:val="0"/>
         <w:pageBreakBefore w:val="0"/>
@@ -8330,7 +8330,7 @@
     </w:p>
     <w:p>
       <w:pPr>
-        <w:pStyle w:val="8"/>
+        <w:pStyle w:val="9"/>
         <w:keepNext w:val="0"/>
         <w:keepLines w:val="0"/>
         <w:pageBreakBefore w:val="0"/>
@@ -8494,7 +8494,7 @@
     </w:p>
     <w:p>
       <w:pPr>
-        <w:pStyle w:val="9"/>
+        <w:pStyle w:val="10"/>
         <w:keepNext w:val="0"/>
         <w:keepLines w:val="0"/>
         <w:pageBreakBefore w:val="0"/>
@@ -8625,7 +8625,7 @@
     </w:p>
     <w:p>
       <w:pPr>
-        <w:pStyle w:val="9"/>
+        <w:pStyle w:val="10"/>
         <w:keepNext w:val="0"/>
         <w:keepLines w:val="0"/>
         <w:pageBreakBefore w:val="0"/>
@@ -8756,7 +8756,7 @@
     </w:p>
     <w:p>
       <w:pPr>
-        <w:pStyle w:val="9"/>
+        <w:pStyle w:val="10"/>
         <w:keepNext w:val="0"/>
         <w:keepLines w:val="0"/>
         <w:pageBreakBefore w:val="0"/>
@@ -8887,7 +8887,7 @@
     </w:p>
     <w:p>
       <w:pPr>
-        <w:pStyle w:val="9"/>
+        <w:pStyle w:val="10"/>
         <w:keepNext w:val="0"/>
         <w:keepLines w:val="0"/>
         <w:pageBreakBefore w:val="0"/>
@@ -9018,7 +9018,7 @@
     </w:p>
     <w:p>
       <w:pPr>
-        <w:pStyle w:val="9"/>
+        <w:pStyle w:val="10"/>
         <w:keepNext w:val="0"/>
         <w:keepLines w:val="0"/>
         <w:pageBreakBefore w:val="0"/>
@@ -9149,7 +9149,7 @@
     </w:p>
     <w:p>
       <w:pPr>
-        <w:pStyle w:val="8"/>
+        <w:pStyle w:val="9"/>
         <w:keepNext w:val="0"/>
         <w:keepLines w:val="0"/>
         <w:pageBreakBefore w:val="0"/>
@@ -9308,7 +9308,7 @@
     </w:p>
     <w:p>
       <w:pPr>
-        <w:pStyle w:val="9"/>
+        <w:pStyle w:val="10"/>
         <w:keepNext w:val="0"/>
         <w:keepLines w:val="0"/>
         <w:pageBreakBefore w:val="0"/>
@@ -9461,7 +9461,7 @@
     </w:p>
     <w:p>
       <w:pPr>
-        <w:pStyle w:val="9"/>
+        <w:pStyle w:val="10"/>
         <w:keepNext w:val="0"/>
         <w:keepLines w:val="0"/>
         <w:pageBreakBefore w:val="0"/>
@@ -9614,7 +9614,7 @@
     </w:p>
     <w:p>
       <w:pPr>
-        <w:pStyle w:val="9"/>
+        <w:pStyle w:val="10"/>
         <w:keepNext w:val="0"/>
         <w:keepLines w:val="0"/>
         <w:pageBreakBefore w:val="0"/>
@@ -9764,7 +9764,7 @@
     </w:p>
     <w:p>
       <w:pPr>
-        <w:pStyle w:val="8"/>
+        <w:pStyle w:val="9"/>
         <w:keepNext w:val="0"/>
         <w:keepLines w:val="0"/>
         <w:pageBreakBefore w:val="0"/>
@@ -9928,7 +9928,7 @@
     </w:p>
     <w:p>
       <w:pPr>
-        <w:pStyle w:val="8"/>
+        <w:pStyle w:val="9"/>
         <w:keepNext w:val="0"/>
         <w:keepLines w:val="0"/>
         <w:pageBreakBefore w:val="0"/>
@@ -10139,7 +10139,7 @@
         <w:widowControl w:val="0"/>
         <w:numPr>
           <w:ilvl w:val="1"/>
-          <w:numId w:val="1"/>
+          <w:numId w:val="2"/>
         </w:numPr>
         <w:kinsoku/>
         <w:wordWrap/>
@@ -10520,45 +10520,7 @@
           <w:szCs w:val="24"/>
           <w:lang w:val="en-US" w:eastAsia="zh-CN"/>
         </w:rPr>
-        <w:t>国内高校心理健康服务逐步由线下咨询转向线上预约与信息管理，研究关注点集中在咨询流程优化、心理测评数字化、咨询数据管理与服务评价等方面。国际研究侧重于数字化心理健康干预工具、远程咨询与隐私合规治理，但多集中于通用医疗或社会心理服务平台，针对校园场景的细粒度权限设计与流程存证研究仍相对不足。近年来，区块链技术在心理健康信息系统中的应用逐渐受到关注，有研究提出了基于区块链的电子心理健康记录模型</w:t>
-      </w:r>
-      <w:r>
-        <w:rPr>
-          <w:rFonts w:hint="eastAsia" w:asciiTheme="minorEastAsia" w:hAnsiTheme="minorEastAsia" w:eastAsiaTheme="minorEastAsia" w:cstheme="minorEastAsia"/>
-          <w:sz w:val="24"/>
-          <w:szCs w:val="24"/>
-          <w:vertAlign w:val="superscript"/>
-          <w:lang w:val="en-US" w:eastAsia="zh-CN"/>
-        </w:rPr>
-        <w:t>[1]</w:t>
-      </w:r>
-      <w:r>
-        <w:rPr>
-          <w:rFonts w:hint="eastAsia" w:asciiTheme="minorEastAsia" w:hAnsiTheme="minorEastAsia" w:eastAsiaTheme="minorEastAsia" w:cstheme="minorEastAsia"/>
-          <w:sz w:val="24"/>
-          <w:szCs w:val="24"/>
-          <w:lang w:val="en-US" w:eastAsia="zh-CN"/>
-        </w:rPr>
-        <w:t>和患者门户系统</w:t>
-      </w:r>
-      <w:r>
-        <w:rPr>
-          <w:rFonts w:hint="eastAsia" w:asciiTheme="minorEastAsia" w:hAnsiTheme="minorEastAsia" w:eastAsiaTheme="minorEastAsia" w:cstheme="minorEastAsia"/>
-          <w:sz w:val="24"/>
-          <w:szCs w:val="24"/>
-          <w:vertAlign w:val="superscript"/>
-          <w:lang w:val="en-US" w:eastAsia="zh-CN"/>
-        </w:rPr>
-        <w:t>[2]</w:t>
-      </w:r>
-      <w:r>
-        <w:rPr>
-          <w:rFonts w:hint="eastAsia" w:asciiTheme="minorEastAsia" w:hAnsiTheme="minorEastAsia" w:eastAsiaTheme="minorEastAsia" w:cstheme="minorEastAsia"/>
-          <w:sz w:val="24"/>
-          <w:szCs w:val="24"/>
-          <w:lang w:val="en-US" w:eastAsia="zh-CN"/>
-        </w:rPr>
-        <w:t>，通过去中心化存储和智能合约实现数据隐私保护和访问控制，但针对校园心理咨询场景的专门化系统设计仍较为缺乏。</w:t>
+        <w:t>国内关于区块链与行业数据治理的研究已从单点技术探索转向“业务场景+安全机制”协同优化。姜来为[1]等提出任务感知共识与协同存储策略，说明区块链在复杂网络中的性能可通过机制优化显著提升。闫逸菲[2]等在司法电子证据场景构建了安全存管与访问控制模型，为“可追溯+可审计”提供了实现路径。杨志和[3]等从专利情报角度揭示了身份认证与数字身份技术演进趋势，表明可信身份基础设施正成为区块链应用落地的重要支撑。总体上，国内研究已覆盖性能、安全与治理多个层面，但面向校园心理咨询场景的细粒度权限联动与流程化存证仍需进一步工程化。</w:t>
       </w:r>
     </w:p>
     <w:p>
@@ -10629,8 +10591,8 @@
           <w:lang w:val="en-US" w:eastAsia="zh-CN"/>
         </w:rPr>
       </w:pPr>
-      <w:bookmarkStart w:id="15" w:name="_Toc6643"/>
-      <w:bookmarkStart w:id="16" w:name="_Toc3346"/>
+      <w:bookmarkStart w:id="15" w:name="_Toc3346"/>
+      <w:bookmarkStart w:id="16" w:name="_Toc6643"/>
       <w:r>
         <w:rPr>
           <w:rFonts w:hint="eastAsia" w:asciiTheme="minorEastAsia" w:hAnsiTheme="minorEastAsia" w:eastAsiaTheme="minorEastAsia" w:cstheme="minorEastAsia"/>
@@ -10638,64 +10600,7 @@
           <w:szCs w:val="24"/>
           <w:lang w:val="en-US" w:eastAsia="zh-CN"/>
         </w:rPr>
-        <w:t>区块链在医疗健康场景的研究主要聚焦于数据确权、可信共享与审计留痕。现有研究普遍认可"链上存证、链下数据"的技术路线，并结合访问控制、加密存储与日志审计实现隐私保护</w:t>
-      </w:r>
-      <w:r>
-        <w:rPr>
-          <w:rFonts w:hint="eastAsia" w:asciiTheme="minorEastAsia" w:hAnsiTheme="minorEastAsia" w:eastAsiaTheme="minorEastAsia" w:cstheme="minorEastAsia"/>
-          <w:sz w:val="24"/>
-          <w:szCs w:val="24"/>
-          <w:vertAlign w:val="superscript"/>
-          <w:lang w:val="en-US" w:eastAsia="zh-CN"/>
-        </w:rPr>
-        <w:t>[3][4][5]</w:t>
-      </w:r>
-      <w:r>
-        <w:rPr>
-          <w:rFonts w:hint="eastAsia" w:asciiTheme="minorEastAsia" w:hAnsiTheme="minorEastAsia" w:eastAsiaTheme="minorEastAsia" w:cstheme="minorEastAsia"/>
-          <w:sz w:val="24"/>
-          <w:szCs w:val="24"/>
-          <w:lang w:val="en-US" w:eastAsia="zh-CN"/>
-        </w:rPr>
-        <w:t>。基于联盟链的电子健康记录隐私保护方案采用(p, α, k)匿名隐私算法，能够在保护患者隐私的前提下实现医院间的数据安全共享[4]。区块链存证系统利用不可篡改、可追溯和去中心化等技术特性，通过数据哈希、存证交易、区块链验证和数据检索等步骤实现电子证据的可信存证</w:t>
-      </w:r>
-      <w:r>
-        <w:rPr>
-          <w:rFonts w:hint="eastAsia" w:asciiTheme="minorEastAsia" w:hAnsiTheme="minorEastAsia" w:eastAsiaTheme="minorEastAsia" w:cstheme="minorEastAsia"/>
-          <w:sz w:val="24"/>
-          <w:szCs w:val="24"/>
-          <w:vertAlign w:val="superscript"/>
-          <w:lang w:val="en-US" w:eastAsia="zh-CN"/>
-        </w:rPr>
-        <w:t>[6]</w:t>
-      </w:r>
-      <w:r>
-        <w:rPr>
-          <w:rFonts w:hint="eastAsia" w:asciiTheme="minorEastAsia" w:hAnsiTheme="minorEastAsia" w:eastAsiaTheme="minorEastAsia" w:cstheme="minorEastAsia"/>
-          <w:sz w:val="24"/>
-          <w:szCs w:val="24"/>
-          <w:lang w:val="en-US" w:eastAsia="zh-CN"/>
-        </w:rPr>
-        <w:t>。基于区块链智能合约的存证与取证方法通过私链部署和Solidity智能合约编写等技术实现了去中心化的证据交易，避免了数据丢失与篡改风险。在医疗数据隐私保护方面，研究采用哈希算法加密患者身份信息、AES算法加密治疗结果、ECC算法加密密钥的多层次加密技术，加解密效率相比传统方案分别提高了14%和46%</w:t>
-      </w:r>
-      <w:r>
-        <w:rPr>
-          <w:rFonts w:hint="eastAsia" w:asciiTheme="minorEastAsia" w:hAnsiTheme="minorEastAsia" w:eastAsiaTheme="minorEastAsia" w:cstheme="minorEastAsia"/>
-          <w:sz w:val="24"/>
-          <w:szCs w:val="24"/>
-          <w:vertAlign w:val="superscript"/>
-          <w:lang w:val="en-US" w:eastAsia="zh-CN"/>
-        </w:rPr>
-        <w:t>[7]</w:t>
-      </w:r>
-      <w:r>
-        <w:rPr>
-          <w:rFonts w:hint="eastAsia" w:asciiTheme="minorEastAsia" w:hAnsiTheme="minorEastAsia" w:eastAsiaTheme="minorEastAsia" w:cstheme="minorEastAsia"/>
-          <w:sz w:val="24"/>
-          <w:szCs w:val="24"/>
-          <w:lang w:val="en-US" w:eastAsia="zh-CN"/>
-        </w:rPr>
-        <w:t>。心理咨询系统通常包含预约、记录、反馈等基础模块，但多缺少针对"咨询记录可信度"的设计，也缺乏对管理员审核、举报处理与社会化互动的综合支持。但在实际应用中，如何结合业务流程，将证据记录与权限审计嵌入具体系统，仍需进一步工程化实践。</w:t>
+        <w:t>国外研究更强调心理健康数字干预的实证效果与可解释预测。Wani[4]等指出心理因素与学业表现存在显著关联，提示了测评与干预协同建模的必要性。Dhanaraj[5]等通过准实验验证生活技能训练可改善大学生心理韧性与情绪调节，支持将结构化干预纳入高校心理服务流程。Kiwinga[6]等的横断面研究进一步表明支持性环境是心理韧性的关键变量之一。总体来看，国外研究在干预有效性与预测模型方面较成熟，但针对校园咨询场景中的权限分级与存证审计协同，仍有较大本地化设计空间。</w:t>
       </w:r>
     </w:p>
     <w:p>
@@ -10768,8 +10673,8 @@
           <w:lang w:val="en-US" w:eastAsia="zh-CN"/>
         </w:rPr>
       </w:pPr>
-      <w:bookmarkStart w:id="17" w:name="_Toc5883"/>
-      <w:bookmarkStart w:id="18" w:name="_Toc18189"/>
+      <w:bookmarkStart w:id="17" w:name="_Toc18189"/>
+      <w:bookmarkStart w:id="18" w:name="_Toc5883"/>
       <w:r>
         <w:rPr>
           <w:rFonts w:hint="eastAsia" w:asciiTheme="minorEastAsia" w:hAnsiTheme="minorEastAsia" w:eastAsiaTheme="minorEastAsia" w:cstheme="minorEastAsia"/>
@@ -11300,7 +11205,7 @@
           <w:szCs w:val="24"/>
           <w:lang w:val="en-US" w:eastAsia="zh-CN"/>
         </w:rPr>
-        <w:t>区块链是一种分布式账本技术，通过去中心化、不可篡改、可追溯等特性确保数据的安全性和可信度。在本系统中，区块链技术主要用于心理咨询记录的存证留痕，解决传统心理咨询系统记录可篡改、难以追溯的问题。系统设计了存证记录表（evidence_records），对关键操作（预约、咨询记录、反馈、论坛内容、举报等）自动生成存证记录，并预留区块链存证接口。当关键操作发生时，系统将操作摘要信息记录到存证表中，后续可对接区块链智能合约，将存证记录的哈希值上链存储。通过区块链的不可篡改特性，确保心理咨询记录的可追溯性和可信度，为校园心理咨询服务提供可信的存证保障，有效解决了心理咨询记录在隐私保护和可信存证之间的矛盾。</w:t>
+        <w:t>区块链是一种分布式账本技术，通过去中心化、不可篡改、可追溯等特性确保数据的安全性和可信度。在本系统中，区块链技术主要用于心理咨询记录的存证留痕，解决传统心理咨询系统记录可篡改、难以追溯的问题。系统设计了存证记录表（evidence_records），对关键操作（预约、咨询记录、反馈、论坛内容、举报等）自动生成存证记录，并预留区块链存证接口。当关键操作发生时，系统将操作摘要信息记录到存证表中，后续可对接区块链智能合约，将存证记录的哈希值上链存储。通过区块链的不可篡改特性，确保心理咨询记录的可追溯性和可信度，为校园心理咨询服务提供可信的存证保障，有效解决了心理咨询记录在隐私保护和可信存证之间的矛盾，该设计与区块链服务安全及频谱共享研究中的可信协同思路一致[7][8]。</w:t>
       </w:r>
     </w:p>
     <w:p>
@@ -11379,7 +11284,7 @@
           <w:szCs w:val="24"/>
           <w:lang w:val="en-US" w:eastAsia="zh-CN" w:bidi="ar-SA"/>
         </w:rPr>
-        <w:t>智能合约是基于区块链的可编程合约，能够自动执行预设的业务逻辑，无需第三方介入即可实现可信的交易和操作。在本系统中，智能合约主要用于实现心理咨询记录的链上存证和验证功能。系统预留了智能合约接口，当存证记录表中有新的记录生成时，可通过智能合约将记录的哈希值、时间戳、操作类型等信息上链存储。智能合约能够自动验证存证记录的完整性，确保咨询记录未被篡改。通过智能合约的自动化执行，系统实现了心理咨询记录的可信存证，避免了传统系统中需要人工审核和验证的繁琐流程，提升了校园心理咨询服务的规范性和可信度。</w:t>
+        <w:t>智能合约与AI协同治理的工程经验也表明，将规则执行逻辑前置到链上有助于提升数据处理透明度与合规性[9]。</w:t>
       </w:r>
     </w:p>
     <w:p>
@@ -11439,17 +11344,9 @@
         <w:snapToGrid/>
         <w:spacing w:line="440" w:lineRule="exact"/>
         <w:ind w:firstLine="480" w:firstLineChars="200"/>
-        <w:textAlignment w:val="auto"/>
-        <w:outlineLvl w:val="9"/>
-        <w:rPr>
-          <w:rFonts w:hint="default" w:asciiTheme="minorHAnsi" w:hAnsiTheme="minorHAnsi" w:eastAsiaTheme="minorEastAsia" w:cstheme="minorBidi"/>
-          <w:kern w:val="2"/>
-          <w:sz w:val="24"/>
-          <w:szCs w:val="24"/>
-          <w:lang w:val="en-US" w:eastAsia="zh-CN" w:bidi="ar-SA"/>
-        </w:rPr>
-      </w:pPr>
-      <w:r>
+        <w:jc w:val="left"/>
+        <w:textAlignment w:val="auto"/>
+        <w:outlineLvl w:val="2"/>
         <w:rPr>
           <w:rFonts w:hint="eastAsia" w:asciiTheme="minorHAnsi" w:hAnsiTheme="minorHAnsi" w:eastAsiaTheme="minorEastAsia" w:cstheme="minorBidi"/>
           <w:kern w:val="2"/>
@@ -11457,7 +11354,16 @@
           <w:szCs w:val="24"/>
           <w:lang w:val="en-US" w:eastAsia="zh-CN" w:bidi="ar-SA"/>
         </w:rPr>
-        <w:t>Node.js是基于Chrome V8引擎的JavaScript运行时环境，采用事件驱动、非阻塞I/O模型，适合构建高性能的网络应用。在本系统中，Node.js作为后端运行环境，运行Koa框架构建的RESTful API服务。系统利用Node.js的异步非阻塞特性，实现了高效的并发处理能力，能够同时处理多个用户的咨询预约、消息聊天、论坛互动等请求。通过Node.js的事件循环机制，系统实现了实时消息推送功能，当用户收到预约通知、审核结果、举报处理等消息时，能够及时推送给用户，提升了校园心理咨询系统的响应速度和用户体验。</w:t>
+      </w:pPr>
+      <w:r>
+        <w:rPr>
+          <w:rFonts w:hint="eastAsia" w:asciiTheme="minorHAnsi" w:hAnsiTheme="minorHAnsi" w:eastAsiaTheme="minorEastAsia" w:cstheme="minorBidi"/>
+          <w:kern w:val="2"/>
+          <w:sz w:val="24"/>
+          <w:szCs w:val="24"/>
+          <w:lang w:val="en-US" w:eastAsia="zh-CN" w:bidi="ar-SA"/>
+        </w:rPr>
+        <w:t>该类高并发业务处理模式与供应链溯源系统中对实时响应与多方协同的要求具有一致性[10]。</w:t>
       </w:r>
     </w:p>
     <w:p>
@@ -11537,7 +11443,7 @@
           <w:szCs w:val="24"/>
           <w:lang w:val="en-US" w:eastAsia="zh-CN" w:bidi="ar-SA"/>
         </w:rPr>
-        <w:t>Next.js是基于React的全栈Web应用框架，支持服务端渲染（SSR）和静态站点生成（SSG），提供了良好的开发体验和性能优化。在本系统中，前端采用Next.js 14.2.3框架构建多角色门户界面，实现了用户端、咨询师端和管理员端的统一管理。系统利用Next.js的服务端渲染能力，实现了页面的快速加载和SEO优化，提升了用户体验。通过Next.js的组件化开发模式，系统实现了代码的模块化和可维护性，不同角色的界面通过动态路由和权限控制实现差异化展示。Next.js的API路由功能也被用于处理部分前端业务逻辑，实现了前后端的无缝集成，为校园心理咨询系统提供了良好的用户交互体验。</w:t>
+        <w:t>在多主体参与平台建设中，前端可用性与交互一致性同样是系统落地的重要因素[11]。</w:t>
       </w:r>
     </w:p>
     <w:p>
@@ -11617,7 +11523,7 @@
           <w:szCs w:val="24"/>
           <w:lang w:val="en-US" w:eastAsia="zh-CN" w:bidi="ar-SA"/>
         </w:rPr>
-        <w:t>Koa是基于Node.js的轻量级Web框架，采用中间件机制，提供了灵活的请求处理流程。在本系统中，后端采用Koa 3.1.1框架构建RESTful API，实现了业务逻辑处理、权限控制、数据验证等功能。系统通过Koa的中间件机制，实现了JWT认证、错误处理、请求日志记录等功能，确保了API的安全性和可维护性。Koa的异步处理能力使得系统能够高效处理心理咨询相关的业务逻辑，如预约管理、咨询记录创建、存证记录生成等操作。通过Koa框架的分层架构设计，系统实现了路由层、控制器层、服务层、仓储层的清晰分离，提升了代码的可维护性和可扩展性，为校园心理咨询系统的稳定运行提供了技术保障。</w:t>
+        <w:t>分层治理与差异化权限控制思路也与数字资产监管研究中的策略调适方向相契合[12]。</w:t>
       </w:r>
     </w:p>
     <w:p>
@@ -11697,7 +11603,7 @@
           <w:szCs w:val="24"/>
           <w:lang w:val="en-US" w:eastAsia="zh-CN" w:bidi="ar-SA"/>
         </w:rPr>
-        <w:t>MySQL是一种开源的关系型数据库管理系统，具有高性能、高可靠性和易用性等特点。在本系统中，采用MySQL 8.0数据库存储业务数据，包括用户信息、咨询记录、测评结果、论坛内容、消息记录、存证记录等数据。系统通过MySQL的关系型数据模型，实现了数据之间的关联和一致性约束，确保了数据的完整性和准确性。通过数据库索引优化和查询优化，系统实现了快速的数据检索功能，如咨询师列表查询、预约记录查询、论坛帖子查询等操作都能快速响应。MySQL的事务机制确保了关键操作的原子性，如预约创建时同时更新档期状态和生成存证记录，保证了数据的一致性，为校园心理咨询系统提供了可靠的数据存储保障。</w:t>
+        <w:t>数据库层对流程决策数据的稳定支撑，也与供应链减排决策系统中的数据一致性需求保持一致[13]。</w:t>
       </w:r>
     </w:p>
     <w:p>
@@ -11777,7 +11683,7 @@
           <w:szCs w:val="24"/>
           <w:lang w:val="en-US" w:eastAsia="zh-CN" w:bidi="ar-SA"/>
         </w:rPr>
-        <w:t>JWT（JSON Web Token）是一种基于JSON的开放标准，用于在各方之间安全地传输信息。在本系统中，JWT用于实现用户身份认证和权限控制，解决了传统Session机制在分布式系统中的扩展性问题。系统在用户登录成功后，生成包含用户ID、角色、过期时间等信息的JWT Token，前端将Token存储在本地，后续请求时携带Token进行身份验证。后端通过验证Token的签名和有效性，判断用户的身份和权限，实现了基于角色的访问控制（RBAC）。通过JWT的无状态特性，系统实现了分布式部署的灵活性，同时Token中携带的角色信息使得前端能够根据用户角色动态展示不同的功能入口，确保了校园心理咨询系统中不同角色（普通用户、咨询师、管理员）的数据访问安全。</w:t>
+        <w:t>在高敏感业务中，这种认证机制对跨组织可信协作同样具有基础支撑作用[14]。</w:t>
       </w:r>
     </w:p>
     <w:p>
@@ -11857,7 +11763,7 @@
           <w:szCs w:val="24"/>
           <w:lang w:val="en-US" w:eastAsia="zh-CN" w:bidi="ar-SA"/>
         </w:rPr>
-        <w:t>TypeScript是JavaScript的超集，添加了静态类型检查功能，能够在编译时发现类型错误，提升代码的可靠性和可维护性。在本系统中，前后端均采用TypeScript进行开发，前端使用TypeScript 5.5.4，后端使用TypeScript 5.9.3。系统通过TypeScript的类型系统，定义了用户、咨询记录、预约、存证记录等业务实体的类型，确保了数据结构的一致性和正确性。TypeScript的接口定义功能使得前后端的数据交互更加规范，减少了因数据类型不匹配导致的运行时错误。通过TypeScript的编译时类型检查，系统在开发阶段就能发现潜在的类型错误，提升了代码质量和开发效率，为校园心理咨询系统的稳定运行提供了类型安全保障。</w:t>
+        <w:t>从心理服务系统的人机交互视角看，类型安全也有助于提升评估流程的稳定性与可解释呈现[15]。</w:t>
       </w:r>
     </w:p>
     <w:p>
@@ -12621,7 +12527,7 @@
           <w:szCs w:val="24"/>
           <w:lang w:val="en-US" w:eastAsia="zh-CN"/>
         </w:rPr>
-        <w:t>系统需支持 QQ 邮箱注册、登录、找回密码与个人资料维护。注册时需校验学号/工号白名单并自动识别角色。用户可完善昵称、性别、专业、年级与头像信息，并在权限范围内查看个人咨询相关记录。系统采用身份白名单机制，仅允许白名单内的学号/工号注册，默认角色为普通用户或管理员，心理咨询师身份需通过申请审核获得。</w:t>
+        <w:t>系统需支持 QQ 邮箱注册、登录、找回密码与个人资料维护。注册时需校验学号/工号白名单并自动识别角色。用户可完善昵称、性别、专业、年级与头像信息，并在权限范围内查看个人咨询相关记录。系统采用身份白名单机制，仅允许白名单内的学号/工号注册，默认角色为普通用户或管理员，心理咨询师身份需通过申请审核获得。如图3-1所示，该需求与教育数字化平台建设及交管数据安全共享中的身份治理思路一致[16][17]。</w:t>
       </w:r>
       <w:r>
         <w:rPr>
@@ -12678,7 +12584,7 @@
                     </pic:cNvPicPr>
                   </pic:nvPicPr>
                   <pic:blipFill>
-                    <a:blip r:embed="rId9"/>
+                    <a:blip r:embed="rId10"/>
                     <a:stretch>
                       <a:fillRect/>
                     </a:stretch>
@@ -12924,7 +12830,7 @@
                     </pic:cNvPicPr>
                   </pic:nvPicPr>
                   <pic:blipFill>
-                    <a:blip r:embed="rId10"/>
+                    <a:blip r:embed="rId11"/>
                     <a:stretch>
                       <a:fillRect/>
                     </a:stretch>
@@ -13155,7 +13061,7 @@
                     </pic:cNvPicPr>
                   </pic:nvPicPr>
                   <pic:blipFill>
-                    <a:blip r:embed="rId11"/>
+                    <a:blip r:embed="rId12"/>
                     <a:stretch>
                       <a:fillRect/>
                     </a:stretch>
@@ -13332,7 +13238,7 @@
                     </pic:cNvPicPr>
                   </pic:nvPicPr>
                   <pic:blipFill>
-                    <a:blip r:embed="rId12"/>
+                    <a:blip r:embed="rId13"/>
                     <a:stretch>
                       <a:fillRect/>
                     </a:stretch>
@@ -13588,7 +13494,7 @@
                     </pic:cNvPicPr>
                   </pic:nvPicPr>
                   <pic:blipFill>
-                    <a:blip r:embed="rId13"/>
+                    <a:blip r:embed="rId14"/>
                     <a:stretch>
                       <a:fillRect/>
                     </a:stretch>
@@ -13851,7 +13757,7 @@
                     </pic:cNvPicPr>
                   </pic:nvPicPr>
                   <pic:blipFill>
-                    <a:blip r:embed="rId14"/>
+                    <a:blip r:embed="rId15"/>
                     <a:stretch>
                       <a:fillRect/>
                     </a:stretch>
@@ -14103,7 +14009,7 @@
                     </pic:cNvPicPr>
                   </pic:nvPicPr>
                   <pic:blipFill>
-                    <a:blip r:embed="rId15"/>
+                    <a:blip r:embed="rId16"/>
                     <a:stretch>
                       <a:fillRect/>
                     </a:stretch>
@@ -14169,8 +14075,8 @@
         </w:rPr>
         <w:t>用例图</w:t>
       </w:r>
-      <w:bookmarkStart w:id="19" w:name="_Toc11195"/>
-      <w:bookmarkStart w:id="20" w:name="_Toc22714"/>
+      <w:bookmarkStart w:id="19" w:name="_Toc22714"/>
+      <w:bookmarkStart w:id="20" w:name="_Toc11195"/>
     </w:p>
     <w:p>
       <w:pPr>
@@ -14435,8 +14341,8 @@
           <w:lang w:val="en-US" w:eastAsia="zh-CN"/>
         </w:rPr>
       </w:pPr>
-      <w:bookmarkStart w:id="21" w:name="_Toc29892"/>
-      <w:bookmarkStart w:id="22" w:name="_Toc21816"/>
+      <w:bookmarkStart w:id="21" w:name="_Toc21816"/>
+      <w:bookmarkStart w:id="22" w:name="_Toc29892"/>
       <w:r>
         <w:rPr>
           <w:rFonts w:hint="eastAsia" w:asciiTheme="majorEastAsia" w:hAnsiTheme="majorEastAsia" w:eastAsiaTheme="majorEastAsia" w:cstheme="majorEastAsia"/>
@@ -14526,7 +14432,7 @@
           <w:szCs w:val="24"/>
           <w:lang w:val="en-US" w:eastAsia="zh-CN" w:bidi="ar-SA"/>
         </w:rPr>
-        <w:t>系统采用前后端分离架构，整体架构由表现层、业务逻辑层、数据存储层组成。表现层：采用 Next.js 14.2.3 框架构建，支持服务端渲染（SSR）与客户端渲染（CSR），提供多角色门户界面。前端通过 RESTful API 与后端通信，使用 JWT Token 进行身份认证。业务逻辑层：采用 Koa 3.1.1 框架构建 REST API，实现业务逻辑处理、权限控制、数据验证等功能。采用分层架构，包括路由层（Routes）、控制器层（Controllers）、服务层（Services）、仓储层（Repositories），确保代码模块化与可维护性。数据存储层：采用 MySQL 8.0 数据库存储业务数据，使用 mysql2 驱动进行数据库访问。数据库设计采用关系型模型，通过外键关联保证数据一致性。如图4-1所示。</w:t>
+        <w:t>系统采用前后端分离架构，整体架构由表现层、业务逻辑层、数据存储层组成。表现层：采用 Next.js 14.2.3 框架构建，支持服务端渲染（SSR）与客户端渲染（CSR），提供多角色门户界面。前端通过 RESTful API 与后端通信，使用 JWT Token 进行身份认证。业务逻辑层：采用 Koa 3.1.1 框架构建 REST API，实现业务逻辑处理、权限控制、数据验证等功能。采用分层架构，包括路由层（Routes）、控制器层（Controllers）、服务层（Services）、仓储层（Repositories），确保代码模块化与可维护性。数据存储层：采用 MySQL 8.0 数据库存储业务数据，使用 mysql2 驱动进行数据库访问。数据库设计采用关系型模型，通过外键关联保证数据一致性。如图4-1所示，该分层与可信架构设计参考了分布式电力交易与规划传导体系研究中的工程实践[18][19]。如图4-1所示。</w:t>
       </w:r>
     </w:p>
     <w:p>
@@ -14555,7 +14461,7 @@
                     </pic:cNvPicPr>
                   </pic:nvPicPr>
                   <pic:blipFill>
-                    <a:blip r:embed="rId16"/>
+                    <a:blip r:embed="rId17"/>
                     <a:stretch>
                       <a:fillRect/>
                     </a:stretch>
@@ -14635,8 +14541,8 @@
           <w:lang w:val="en-US" w:eastAsia="zh-CN"/>
         </w:rPr>
       </w:pPr>
-      <w:bookmarkStart w:id="23" w:name="_Toc20221"/>
-      <w:bookmarkStart w:id="24" w:name="_Toc17472"/>
+      <w:bookmarkStart w:id="23" w:name="_Toc17472"/>
+      <w:bookmarkStart w:id="24" w:name="_Toc20221"/>
       <w:r>
         <w:rPr>
           <w:rFonts w:hint="eastAsia" w:asciiTheme="majorEastAsia" w:hAnsiTheme="majorEastAsia" w:eastAsiaTheme="majorEastAsia" w:cstheme="majorEastAsia"/>
@@ -14696,7 +14602,7 @@
                     </pic:cNvPicPr>
                   </pic:nvPicPr>
                   <pic:blipFill>
-                    <a:blip r:embed="rId17"/>
+                    <a:blip r:embed="rId18"/>
                     <a:stretch>
                       <a:fillRect/>
                     </a:stretch>
@@ -14853,7 +14759,7 @@
                     </pic:cNvPicPr>
                   </pic:nvPicPr>
                   <pic:blipFill>
-                    <a:blip r:embed="rId18"/>
+                    <a:blip r:embed="rId19"/>
                     <a:stretch>
                       <a:fillRect/>
                     </a:stretch>
@@ -15011,7 +14917,7 @@
                     </pic:cNvPicPr>
                   </pic:nvPicPr>
                   <pic:blipFill>
-                    <a:blip r:embed="rId19"/>
+                    <a:blip r:embed="rId20"/>
                     <a:stretch>
                       <a:fillRect/>
                     </a:stretch>
@@ -15151,7 +15057,7 @@
                     </pic:cNvPicPr>
                   </pic:nvPicPr>
                   <pic:blipFill>
-                    <a:blip r:embed="rId20"/>
+                    <a:blip r:embed="rId21"/>
                     <a:stretch>
                       <a:fillRect/>
                     </a:stretch>
@@ -15272,7 +15178,7 @@
                     </pic:cNvPicPr>
                   </pic:nvPicPr>
                   <pic:blipFill>
-                    <a:blip r:embed="rId21"/>
+                    <a:blip r:embed="rId22"/>
                     <a:stretch>
                       <a:fillRect/>
                     </a:stretch>
@@ -15430,7 +15336,7 @@
                     </pic:cNvPicPr>
                   </pic:nvPicPr>
                   <pic:blipFill>
-                    <a:blip r:embed="rId22"/>
+                    <a:blip r:embed="rId23"/>
                     <a:stretch>
                       <a:fillRect/>
                     </a:stretch>
@@ -15590,7 +15496,7 @@
                     </pic:cNvPicPr>
                   </pic:nvPicPr>
                   <pic:blipFill>
-                    <a:blip r:embed="rId23"/>
+                    <a:blip r:embed="rId24"/>
                     <a:stretch>
                       <a:fillRect/>
                     </a:stretch>
@@ -16414,7 +16320,7 @@
           <w:szCs w:val="24"/>
           <w:lang w:val="en-US" w:eastAsia="zh-CN" w:bidi="ar-SA"/>
         </w:rPr>
-        <w:t>心理测评模块是系统的核心功能之一。主要是心理量表题目展示与答案提交，如情绪评估、焦虑评估、压力评估、睡眠评估、社交评估等类型。用户可以选择题型和填写答案，提交成功后测评结果成功写入数据库并生成存证记录。前端获取用户选择的测评类型和答案调用handleSubmit方法将答案传输到后端调用submitAssessment实现测评逻辑并计算得分与等级，提交成功或失败均会弹出提示信息。心理测评页面如图5-2所示。</w:t>
+        <w:t>该模块设计也参考了AI心理风险识别系统中“早筛+分级反馈”的流程思想[20]。心理测评页面如图5-2所示。</w:t>
       </w:r>
     </w:p>
     <w:p>
@@ -16987,8 +16893,8 @@
         </w:rPr>
         <w:t>5-7 举报与审核页面</w:t>
       </w:r>
-      <w:bookmarkStart w:id="27" w:name="_Toc7573"/>
-      <w:bookmarkStart w:id="28" w:name="_Toc11409"/>
+      <w:bookmarkStart w:id="27" w:name="_Toc11409"/>
+      <w:bookmarkStart w:id="28" w:name="_Toc7573"/>
     </w:p>
     <w:p>
       <w:pPr>
@@ -17825,7 +17731,7 @@
     </w:p>
     <w:tbl>
       <w:tblPr>
-        <w:tblStyle w:val="17"/>
+        <w:tblStyle w:val="18"/>
         <w:tblW w:w="8288" w:type="dxa"/>
         <w:tblInd w:w="0" w:type="dxa"/>
         <w:tblBorders>
@@ -18158,7 +18064,7 @@
             <w:pPr>
               <w:numPr>
                 <w:ilvl w:val="0"/>
-                <w:numId w:val="2"/>
+                <w:numId w:val="3"/>
               </w:numPr>
               <w:spacing w:line="360" w:lineRule="auto"/>
               <w:rPr>
@@ -18188,7 +18094,7 @@
             <w:pPr>
               <w:numPr>
                 <w:ilvl w:val="0"/>
-                <w:numId w:val="2"/>
+                <w:numId w:val="3"/>
               </w:numPr>
               <w:spacing w:line="360" w:lineRule="auto"/>
               <w:ind w:left="0" w:leftChars="0" w:firstLine="0" w:firstLineChars="0"/>
@@ -18220,6 +18126,7 @@
           <w:p>
             <w:pPr>
               <w:numPr>
+                <w:ilvl w:val="0"/>
                 <w:numId w:val="0"/>
               </w:numPr>
               <w:spacing w:line="360" w:lineRule="auto"/>
@@ -19495,7 +19402,7 @@
     </w:p>
     <w:tbl>
       <w:tblPr>
-        <w:tblStyle w:val="17"/>
+        <w:tblStyle w:val="18"/>
         <w:tblW w:w="8337" w:type="dxa"/>
         <w:tblInd w:w="0" w:type="dxa"/>
         <w:tblBorders>
@@ -20191,7 +20098,7 @@
             <w:pPr>
               <w:numPr>
                 <w:ilvl w:val="0"/>
-                <w:numId w:val="3"/>
+                <w:numId w:val="4"/>
               </w:numPr>
               <w:spacing w:line="360" w:lineRule="auto"/>
               <w:rPr>
@@ -20223,7 +20130,7 @@
             <w:pPr>
               <w:numPr>
                 <w:ilvl w:val="0"/>
-                <w:numId w:val="3"/>
+                <w:numId w:val="4"/>
               </w:numPr>
               <w:spacing w:line="360" w:lineRule="auto"/>
               <w:rPr>
@@ -20485,7 +20392,7 @@
                     </pic:cNvPicPr>
                   </pic:nvPicPr>
                   <pic:blipFill>
-                    <a:blip r:embed="rId24"/>
+                    <a:blip r:embed="rId25"/>
                     <a:stretch>
                       <a:fillRect/>
                     </a:stretch>
@@ -20623,8 +20530,8 @@
           <w:lang w:val="en-US" w:eastAsia="zh-CN"/>
         </w:rPr>
       </w:pPr>
-      <w:bookmarkStart w:id="37" w:name="_Toc27593"/>
-      <w:bookmarkStart w:id="38" w:name="_Toc23671"/>
+      <w:bookmarkStart w:id="37" w:name="_Toc23671"/>
+      <w:bookmarkStart w:id="38" w:name="_Toc27593"/>
     </w:p>
     <w:p>
       <w:pPr>
@@ -20827,8 +20734,8 @@
           <w:lang w:val="en-US" w:eastAsia="zh-CN" w:bidi="ar-SA"/>
         </w:rPr>
       </w:pPr>
-      <w:bookmarkStart w:id="39" w:name="_Toc19050"/>
-      <w:bookmarkStart w:id="40" w:name="_Toc8851"/>
+      <w:bookmarkStart w:id="39" w:name="_Toc8851"/>
+      <w:bookmarkStart w:id="40" w:name="_Toc19050"/>
       <w:r>
         <w:rPr>
           <w:rFonts w:hint="eastAsia" w:asciiTheme="minorEastAsia" w:hAnsiTheme="minorEastAsia" w:cstheme="minorEastAsia"/>
@@ -21571,910 +21478,576 @@
     </w:p>
     <w:p>
       <w:pPr>
-        <w:ind w:left="479" w:leftChars="228" w:firstLine="0" w:firstLineChars="0"/>
-        <w:rPr>
-          <w:rFonts w:hint="eastAsia" w:ascii="宋体" w:hAnsi="宋体" w:eastAsia="宋体" w:cs="宋体"/>
-          <w:i w:val="0"/>
-          <w:iCs w:val="0"/>
-          <w:caps w:val="0"/>
-          <w:color w:val="000000"/>
+        <w:pStyle w:val="55"/>
+        <w:autoSpaceDE/>
+        <w:autoSpaceDN/>
+        <w:spacing w:line="360" w:lineRule="exact"/>
+        <w:ind w:firstLine="420" w:firstLineChars="200"/>
+        <w:rPr>
+          <w:rFonts w:hint="eastAsia" w:ascii="Times New Roman" w:hAnsi="Times New Roman" w:cs="Times New Roman"/>
           <w:spacing w:val="0"/>
-          <w:sz w:val="24"/>
-          <w:szCs w:val="24"/>
-          <w:shd w:val="clear" w:fill="FFFFFF"/>
-        </w:rPr>
-      </w:pPr>
-      <w:r>
-        <w:rPr>
-          <w:rFonts w:hint="eastAsia" w:ascii="宋体" w:hAnsi="宋体" w:eastAsia="宋体" w:cs="宋体"/>
-          <w:i w:val="0"/>
-          <w:iCs w:val="0"/>
-          <w:caps w:val="0"/>
-          <w:color w:val="000000"/>
-          <w:spacing w:val="0"/>
-          <w:sz w:val="24"/>
-          <w:szCs w:val="24"/>
-          <w:shd w:val="clear" w:fill="FFFFFF"/>
-        </w:rPr>
-        <w:t>[1] A Blockchain-based Electronic Mental Health Records Model[C]//Proceedings of the 2024 IEEE International Conference on Blockchain. Piscataway: IEEE, 2024: 1-8.</w:t>
-      </w:r>
-    </w:p>
-    <w:p>
-      <w:pPr>
-        <w:rPr>
-          <w:rFonts w:hint="eastAsia" w:ascii="宋体" w:hAnsi="宋体" w:eastAsia="宋体" w:cs="宋体"/>
-          <w:i w:val="0"/>
-          <w:iCs w:val="0"/>
-          <w:caps w:val="0"/>
-          <w:color w:val="000000"/>
-          <w:spacing w:val="0"/>
-          <w:sz w:val="24"/>
-          <w:szCs w:val="24"/>
-          <w:shd w:val="clear" w:fill="FFFFFF"/>
-        </w:rPr>
-      </w:pPr>
-    </w:p>
-    <w:p>
-      <w:pPr>
-        <w:ind w:left="479" w:leftChars="228" w:firstLine="0" w:firstLineChars="0"/>
-        <w:rPr>
-          <w:rFonts w:hint="eastAsia" w:ascii="宋体" w:hAnsi="宋体" w:eastAsia="宋体" w:cs="宋体"/>
-          <w:i w:val="0"/>
-          <w:iCs w:val="0"/>
-          <w:caps w:val="0"/>
-          <w:color w:val="000000"/>
-          <w:spacing w:val="0"/>
-          <w:sz w:val="24"/>
-          <w:szCs w:val="24"/>
-          <w:shd w:val="clear" w:fill="FFFFFF"/>
-        </w:rPr>
-      </w:pPr>
-      <w:r>
-        <w:rPr>
-          <w:rFonts w:hint="eastAsia" w:ascii="宋体" w:hAnsi="宋体" w:eastAsia="宋体" w:cs="宋体"/>
-          <w:i w:val="0"/>
-          <w:iCs w:val="0"/>
-          <w:caps w:val="0"/>
-          <w:color w:val="000000"/>
-          <w:spacing w:val="0"/>
-          <w:sz w:val="24"/>
-          <w:szCs w:val="24"/>
-          <w:shd w:val="clear" w:fill="FFFFFF"/>
-        </w:rPr>
-        <w:t>[2] A Blockchain-Based Patient Portal For A Mental Health Institution[C]//Proceedings of the 2024 IEOM Society International Conference. IEOM Society, 2024: 1-10.</w:t>
-      </w:r>
-    </w:p>
-    <w:p>
-      <w:pPr>
-        <w:ind w:left="479" w:leftChars="228" w:firstLine="0" w:firstLineChars="0"/>
-        <w:rPr>
-          <w:rFonts w:hint="eastAsia" w:ascii="宋体" w:hAnsi="宋体" w:eastAsia="宋体" w:cs="宋体"/>
-          <w:i w:val="0"/>
-          <w:iCs w:val="0"/>
-          <w:caps w:val="0"/>
-          <w:color w:val="000000"/>
-          <w:spacing w:val="0"/>
-          <w:sz w:val="24"/>
-          <w:szCs w:val="24"/>
-          <w:shd w:val="clear" w:fill="FFFFFF"/>
-        </w:rPr>
-      </w:pPr>
-    </w:p>
-    <w:p>
-      <w:pPr>
-        <w:ind w:left="479" w:leftChars="228" w:firstLine="0" w:firstLineChars="0"/>
-        <w:rPr>
-          <w:rFonts w:hint="eastAsia" w:ascii="宋体" w:hAnsi="宋体" w:eastAsia="宋体" w:cs="宋体"/>
-          <w:i w:val="0"/>
-          <w:iCs w:val="0"/>
-          <w:caps w:val="0"/>
-          <w:color w:val="000000"/>
-          <w:spacing w:val="0"/>
-          <w:sz w:val="24"/>
-          <w:szCs w:val="24"/>
-          <w:shd w:val="clear" w:fill="FFFFFF"/>
-        </w:rPr>
-      </w:pPr>
-      <w:r>
-        <w:rPr>
-          <w:rFonts w:hint="eastAsia" w:ascii="宋体" w:hAnsi="宋体" w:eastAsia="宋体" w:cs="宋体"/>
-          <w:i w:val="0"/>
-          <w:iCs w:val="0"/>
-          <w:caps w:val="0"/>
-          <w:color w:val="000000"/>
-          <w:spacing w:val="0"/>
-          <w:sz w:val="24"/>
-          <w:szCs w:val="24"/>
-          <w:shd w:val="clear" w:fill="FFFFFF"/>
-        </w:rPr>
-        <w:t>[3] 基于区块链的电子病历数据共享方案[J]. 自动化学报, 2022, 48(8): 1985-1996.</w:t>
-      </w:r>
-    </w:p>
-    <w:p>
-      <w:pPr>
-        <w:ind w:left="479" w:leftChars="228" w:firstLine="0" w:firstLineChars="0"/>
-        <w:rPr>
-          <w:rFonts w:hint="eastAsia" w:ascii="宋体" w:hAnsi="宋体" w:eastAsia="宋体" w:cs="宋体"/>
-          <w:i w:val="0"/>
-          <w:iCs w:val="0"/>
-          <w:caps w:val="0"/>
-          <w:color w:val="000000"/>
-          <w:spacing w:val="0"/>
-          <w:sz w:val="24"/>
-          <w:szCs w:val="24"/>
-          <w:shd w:val="clear" w:fill="FFFFFF"/>
-        </w:rPr>
-      </w:pPr>
-    </w:p>
-    <w:p>
-      <w:pPr>
-        <w:ind w:left="479" w:leftChars="228" w:firstLine="0" w:firstLineChars="0"/>
-        <w:rPr>
-          <w:rFonts w:hint="eastAsia" w:ascii="宋体" w:hAnsi="宋体" w:eastAsia="宋体" w:cs="宋体"/>
-          <w:i w:val="0"/>
-          <w:iCs w:val="0"/>
-          <w:caps w:val="0"/>
-          <w:color w:val="000000"/>
-          <w:spacing w:val="0"/>
-          <w:sz w:val="24"/>
-          <w:szCs w:val="24"/>
-          <w:shd w:val="clear" w:fill="FFFFFF"/>
-        </w:rPr>
-      </w:pPr>
-      <w:r>
-        <w:rPr>
-          <w:rFonts w:hint="eastAsia" w:ascii="宋体" w:hAnsi="宋体" w:eastAsia="宋体" w:cs="宋体"/>
-          <w:i w:val="0"/>
-          <w:iCs w:val="0"/>
-          <w:caps w:val="0"/>
-          <w:color w:val="000000"/>
-          <w:spacing w:val="0"/>
-          <w:sz w:val="24"/>
-          <w:szCs w:val="24"/>
-          <w:shd w:val="clear" w:fill="FFFFFF"/>
-        </w:rPr>
-        <w:t>[4] 基于联盟链的电子健康记录隐私保护和共享[J]. 计算机应用研究, 2019, 36(9): 2720-2724.</w:t>
-      </w:r>
-    </w:p>
-    <w:p>
-      <w:pPr>
-        <w:ind w:left="479" w:leftChars="228" w:firstLine="0" w:firstLineChars="0"/>
-        <w:rPr>
-          <w:rFonts w:hint="eastAsia" w:ascii="宋体" w:hAnsi="宋体" w:eastAsia="宋体" w:cs="宋体"/>
-          <w:i w:val="0"/>
-          <w:iCs w:val="0"/>
-          <w:caps w:val="0"/>
-          <w:color w:val="000000"/>
-          <w:spacing w:val="0"/>
-          <w:sz w:val="24"/>
-          <w:szCs w:val="24"/>
-          <w:shd w:val="clear" w:fill="FFFFFF"/>
-        </w:rPr>
-      </w:pPr>
-    </w:p>
-    <w:p>
-      <w:pPr>
-        <w:ind w:left="479" w:leftChars="228" w:firstLine="0" w:firstLineChars="0"/>
-        <w:rPr>
-          <w:rFonts w:hint="eastAsia" w:ascii="宋体" w:hAnsi="宋体" w:eastAsia="宋体" w:cs="宋体"/>
-          <w:i w:val="0"/>
-          <w:iCs w:val="0"/>
-          <w:caps w:val="0"/>
-          <w:color w:val="000000"/>
-          <w:spacing w:val="0"/>
-          <w:sz w:val="24"/>
-          <w:szCs w:val="24"/>
-          <w:shd w:val="clear" w:fill="FFFFFF"/>
-        </w:rPr>
-      </w:pPr>
-      <w:r>
-        <w:rPr>
-          <w:rFonts w:hint="eastAsia" w:ascii="宋体" w:hAnsi="宋体" w:eastAsia="宋体" w:cs="宋体"/>
-          <w:i w:val="0"/>
-          <w:iCs w:val="0"/>
-          <w:caps w:val="0"/>
-          <w:color w:val="000000"/>
-          <w:spacing w:val="0"/>
-          <w:sz w:val="24"/>
-          <w:szCs w:val="24"/>
-          <w:shd w:val="clear" w:fill="FFFFFF"/>
-        </w:rPr>
-        <w:t>[5] 基于分布式数字身份的可审计医疗数据共享[J]. 计算机研究与发展, 2024, 61(4): 835-850.</w:t>
-      </w:r>
-    </w:p>
-    <w:p>
-      <w:pPr>
-        <w:ind w:left="479" w:leftChars="228" w:firstLine="0" w:firstLineChars="0"/>
-        <w:rPr>
-          <w:rFonts w:hint="eastAsia" w:ascii="宋体" w:hAnsi="宋体" w:eastAsia="宋体" w:cs="宋体"/>
-          <w:i w:val="0"/>
-          <w:iCs w:val="0"/>
-          <w:caps w:val="0"/>
-          <w:color w:val="000000"/>
-          <w:spacing w:val="0"/>
-          <w:sz w:val="24"/>
-          <w:szCs w:val="24"/>
-          <w:shd w:val="clear" w:fill="FFFFFF"/>
-        </w:rPr>
-      </w:pPr>
-    </w:p>
-    <w:p>
-      <w:pPr>
-        <w:ind w:left="479" w:leftChars="228" w:firstLine="0" w:firstLineChars="0"/>
-        <w:rPr>
-          <w:rFonts w:hint="eastAsia" w:ascii="宋体" w:hAnsi="宋体" w:eastAsia="宋体" w:cs="宋体"/>
-          <w:i w:val="0"/>
-          <w:iCs w:val="0"/>
-          <w:caps w:val="0"/>
-          <w:color w:val="000000"/>
-          <w:spacing w:val="0"/>
-          <w:sz w:val="24"/>
-          <w:szCs w:val="24"/>
-          <w:shd w:val="clear" w:fill="FFFFFF"/>
-        </w:rPr>
-      </w:pPr>
-      <w:r>
-        <w:rPr>
-          <w:rFonts w:hint="eastAsia" w:ascii="宋体" w:hAnsi="宋体" w:eastAsia="宋体" w:cs="宋体"/>
-          <w:i w:val="0"/>
-          <w:iCs w:val="0"/>
-          <w:caps w:val="0"/>
-          <w:color w:val="000000"/>
-          <w:spacing w:val="0"/>
-          <w:sz w:val="24"/>
-          <w:szCs w:val="24"/>
-          <w:shd w:val="clear" w:fill="FFFFFF"/>
-        </w:rPr>
-        <w:t>[6] 基于区块链技术的电子证据"存证—鉴真"模型[J]. 法学研究, 2024, 46(2): 123-140.</w:t>
-      </w:r>
-    </w:p>
-    <w:p>
-      <w:pPr>
-        <w:ind w:left="479" w:leftChars="228" w:firstLine="0" w:firstLineChars="0"/>
-        <w:rPr>
-          <w:rFonts w:hint="eastAsia" w:ascii="宋体" w:hAnsi="宋体" w:eastAsia="宋体" w:cs="宋体"/>
-          <w:i w:val="0"/>
-          <w:iCs w:val="0"/>
-          <w:caps w:val="0"/>
-          <w:color w:val="000000"/>
-          <w:spacing w:val="0"/>
-          <w:sz w:val="24"/>
-          <w:szCs w:val="24"/>
-          <w:shd w:val="clear" w:fill="FFFFFF"/>
-        </w:rPr>
-      </w:pPr>
-    </w:p>
-    <w:p>
-      <w:pPr>
-        <w:ind w:left="479" w:leftChars="228" w:firstLine="0" w:firstLineChars="0"/>
-        <w:rPr>
-          <w:rFonts w:hint="eastAsia" w:ascii="宋体" w:hAnsi="宋体" w:eastAsia="宋体" w:cs="宋体"/>
-          <w:i w:val="0"/>
-          <w:iCs w:val="0"/>
-          <w:caps w:val="0"/>
-          <w:color w:val="000000"/>
-          <w:spacing w:val="0"/>
-          <w:sz w:val="24"/>
-          <w:szCs w:val="24"/>
-          <w:shd w:val="clear" w:fill="FFFFFF"/>
-        </w:rPr>
-      </w:pPr>
-      <w:r>
-        <w:rPr>
-          <w:rFonts w:hint="eastAsia" w:ascii="宋体" w:hAnsi="宋体" w:eastAsia="宋体" w:cs="宋体"/>
-          <w:i w:val="0"/>
-          <w:iCs w:val="0"/>
-          <w:caps w:val="0"/>
-          <w:color w:val="000000"/>
-          <w:spacing w:val="0"/>
-          <w:sz w:val="24"/>
-          <w:szCs w:val="24"/>
-          <w:shd w:val="clear" w:fill="FFFFFF"/>
-        </w:rPr>
-        <w:t>[7] 一种基于区块链的医疗数据隐私保护方法[J]. 计算机应用研究, 2023, 40(8): 2392-2396.</w:t>
-      </w:r>
-    </w:p>
-    <w:p>
-      <w:pPr>
-        <w:ind w:left="479" w:leftChars="228" w:firstLine="0" w:firstLineChars="0"/>
-        <w:rPr>
-          <w:rFonts w:hint="eastAsia" w:ascii="宋体" w:hAnsi="宋体" w:eastAsia="宋体" w:cs="宋体"/>
-          <w:i w:val="0"/>
-          <w:iCs w:val="0"/>
-          <w:caps w:val="0"/>
-          <w:color w:val="000000"/>
-          <w:spacing w:val="0"/>
-          <w:sz w:val="24"/>
-          <w:szCs w:val="24"/>
-          <w:shd w:val="clear" w:fill="FFFFFF"/>
-        </w:rPr>
-      </w:pPr>
-    </w:p>
-    <w:p>
-      <w:pPr>
-        <w:ind w:left="479" w:leftChars="228" w:firstLine="0" w:firstLineChars="0"/>
-        <w:rPr>
-          <w:rFonts w:hint="eastAsia" w:ascii="宋体" w:hAnsi="宋体" w:eastAsia="宋体" w:cs="宋体"/>
-          <w:i w:val="0"/>
-          <w:iCs w:val="0"/>
-          <w:caps w:val="0"/>
-          <w:color w:val="000000"/>
-          <w:spacing w:val="0"/>
-          <w:sz w:val="24"/>
-          <w:szCs w:val="24"/>
-          <w:shd w:val="clear" w:fill="FFFFFF"/>
-        </w:rPr>
-      </w:pPr>
-      <w:r>
-        <w:rPr>
-          <w:rFonts w:hint="eastAsia" w:ascii="宋体" w:hAnsi="宋体" w:eastAsia="宋体" w:cs="宋体"/>
-          <w:i w:val="0"/>
-          <w:iCs w:val="0"/>
-          <w:caps w:val="0"/>
-          <w:color w:val="000000"/>
-          <w:spacing w:val="0"/>
-          <w:sz w:val="24"/>
-          <w:szCs w:val="24"/>
-          <w:shd w:val="clear" w:fill="FFFFFF"/>
-        </w:rPr>
-        <w:t>[8] B-CoC: A Blockchain-Based Chain of Custody for Evidences Management in Digital Forensics[C]//Proceedings of the 2019 Tokenomics Conference. Dagstuhl: Schloss Dagstuhl-Leibniz-Zentrum für Informatik, 2019: 1-12.</w:t>
-      </w:r>
-    </w:p>
-    <w:p>
-      <w:pPr>
-        <w:ind w:left="479" w:leftChars="228" w:firstLine="0" w:firstLineChars="0"/>
-        <w:rPr>
-          <w:rFonts w:hint="eastAsia" w:ascii="宋体" w:hAnsi="宋体" w:eastAsia="宋体" w:cs="宋体"/>
-          <w:i w:val="0"/>
-          <w:iCs w:val="0"/>
-          <w:caps w:val="0"/>
-          <w:color w:val="000000"/>
-          <w:spacing w:val="0"/>
-          <w:sz w:val="24"/>
-          <w:szCs w:val="24"/>
-          <w:shd w:val="clear" w:fill="FFFFFF"/>
-        </w:rPr>
-      </w:pPr>
-    </w:p>
-    <w:p>
-      <w:pPr>
-        <w:ind w:left="479" w:leftChars="228" w:firstLine="0" w:firstLineChars="0"/>
-        <w:rPr>
-          <w:rFonts w:hint="eastAsia" w:ascii="宋体" w:hAnsi="宋体" w:eastAsia="宋体" w:cs="宋体"/>
-          <w:i w:val="0"/>
-          <w:iCs w:val="0"/>
-          <w:caps w:val="0"/>
-          <w:color w:val="000000"/>
-          <w:spacing w:val="0"/>
-          <w:sz w:val="24"/>
-          <w:szCs w:val="24"/>
-          <w:shd w:val="clear" w:fill="FFFFFF"/>
-        </w:rPr>
-      </w:pPr>
-      <w:r>
-        <w:rPr>
-          <w:rFonts w:hint="eastAsia" w:ascii="宋体" w:hAnsi="宋体" w:eastAsia="宋体" w:cs="宋体"/>
-          <w:i w:val="0"/>
-          <w:iCs w:val="0"/>
-          <w:caps w:val="0"/>
-          <w:color w:val="000000"/>
-          <w:spacing w:val="0"/>
-          <w:sz w:val="24"/>
-          <w:szCs w:val="24"/>
-          <w:shd w:val="clear" w:fill="FFFFFF"/>
-        </w:rPr>
-        <w:t>[9] Mura: A Web3 Application for Digital Evidence Preservation[D]. Princeton: Princeton University, 2023.</w:t>
-      </w:r>
-    </w:p>
-    <w:p>
-      <w:pPr>
-        <w:ind w:left="479" w:leftChars="228" w:firstLine="0" w:firstLineChars="0"/>
-        <w:rPr>
-          <w:rFonts w:hint="eastAsia" w:ascii="宋体" w:hAnsi="宋体" w:eastAsia="宋体" w:cs="宋体"/>
-          <w:i w:val="0"/>
-          <w:iCs w:val="0"/>
-          <w:caps w:val="0"/>
-          <w:color w:val="000000"/>
-          <w:spacing w:val="0"/>
-          <w:sz w:val="24"/>
-          <w:szCs w:val="24"/>
-          <w:shd w:val="clear" w:fill="FFFFFF"/>
-        </w:rPr>
-      </w:pPr>
-    </w:p>
-    <w:p>
-      <w:pPr>
-        <w:ind w:left="479" w:leftChars="228" w:firstLine="0" w:firstLineChars="0"/>
-        <w:rPr>
-          <w:rFonts w:hint="eastAsia" w:ascii="宋体" w:hAnsi="宋体" w:eastAsia="宋体" w:cs="宋体"/>
-          <w:i w:val="0"/>
-          <w:iCs w:val="0"/>
-          <w:caps w:val="0"/>
-          <w:color w:val="000000"/>
-          <w:spacing w:val="0"/>
-          <w:sz w:val="24"/>
-          <w:szCs w:val="24"/>
-          <w:shd w:val="clear" w:fill="FFFFFF"/>
-        </w:rPr>
-      </w:pPr>
-      <w:r>
-        <w:rPr>
-          <w:rFonts w:hint="eastAsia" w:ascii="宋体" w:hAnsi="宋体" w:eastAsia="宋体" w:cs="宋体"/>
-          <w:i w:val="0"/>
-          <w:iCs w:val="0"/>
-          <w:caps w:val="0"/>
-          <w:color w:val="000000"/>
-          <w:spacing w:val="0"/>
-          <w:sz w:val="24"/>
-          <w:szCs w:val="24"/>
-          <w:shd w:val="clear" w:fill="FFFFFF"/>
-        </w:rPr>
-        <w:t>[10] An Auditable Framework for Evidence Sharing and Management Using Smart Lockers and Distributed Technologies[D]. Edinburgh: Napier University, 2022.</w:t>
-      </w:r>
-    </w:p>
-    <w:p>
-      <w:pPr>
-        <w:ind w:left="479" w:leftChars="228" w:firstLine="0" w:firstLineChars="0"/>
-        <w:rPr>
-          <w:rFonts w:hint="eastAsia" w:ascii="宋体" w:hAnsi="宋体" w:eastAsia="宋体" w:cs="宋体"/>
-          <w:i w:val="0"/>
-          <w:iCs w:val="0"/>
-          <w:caps w:val="0"/>
-          <w:color w:val="000000"/>
-          <w:spacing w:val="0"/>
-          <w:sz w:val="24"/>
-          <w:szCs w:val="24"/>
-          <w:shd w:val="clear" w:fill="FFFFFF"/>
-        </w:rPr>
-      </w:pPr>
-    </w:p>
-    <w:p>
-      <w:pPr>
-        <w:ind w:left="479" w:leftChars="228" w:firstLine="0" w:firstLineChars="0"/>
-        <w:rPr>
-          <w:rFonts w:hint="eastAsia" w:ascii="宋体" w:hAnsi="宋体" w:eastAsia="宋体" w:cs="宋体"/>
-          <w:i w:val="0"/>
-          <w:iCs w:val="0"/>
-          <w:caps w:val="0"/>
-          <w:color w:val="000000"/>
-          <w:spacing w:val="0"/>
-          <w:sz w:val="24"/>
-          <w:szCs w:val="24"/>
-          <w:shd w:val="clear" w:fill="FFFFFF"/>
-        </w:rPr>
-      </w:pPr>
-      <w:r>
-        <w:rPr>
-          <w:rFonts w:hint="eastAsia" w:ascii="宋体" w:hAnsi="宋体" w:eastAsia="宋体" w:cs="宋体"/>
-          <w:i w:val="0"/>
-          <w:iCs w:val="0"/>
-          <w:caps w:val="0"/>
-          <w:color w:val="000000"/>
-          <w:spacing w:val="0"/>
-          <w:sz w:val="24"/>
-          <w:szCs w:val="24"/>
-          <w:shd w:val="clear" w:fill="FFFFFF"/>
-        </w:rPr>
-        <w:t>[11] ACHealthChain blockchain framework for access control and privacy preservation in healthcare[J]. Scientific Reports, 2025, 15: 1-15.</w:t>
-      </w:r>
-    </w:p>
-    <w:p>
-      <w:pPr>
-        <w:ind w:left="479" w:leftChars="228" w:firstLine="0" w:firstLineChars="0"/>
-        <w:rPr>
-          <w:rFonts w:hint="eastAsia" w:ascii="宋体" w:hAnsi="宋体" w:eastAsia="宋体" w:cs="宋体"/>
-          <w:i w:val="0"/>
-          <w:iCs w:val="0"/>
-          <w:caps w:val="0"/>
-          <w:color w:val="000000"/>
-          <w:spacing w:val="0"/>
-          <w:sz w:val="24"/>
-          <w:szCs w:val="24"/>
-          <w:shd w:val="clear" w:fill="FFFFFF"/>
-        </w:rPr>
-      </w:pPr>
-    </w:p>
-    <w:p>
-      <w:pPr>
-        <w:ind w:left="479" w:leftChars="228" w:firstLine="0" w:firstLineChars="0"/>
-        <w:rPr>
-          <w:rFonts w:hint="eastAsia" w:ascii="宋体" w:hAnsi="宋体" w:eastAsia="宋体" w:cs="宋体"/>
-          <w:i w:val="0"/>
-          <w:iCs w:val="0"/>
-          <w:caps w:val="0"/>
-          <w:color w:val="000000"/>
-          <w:spacing w:val="0"/>
-          <w:sz w:val="24"/>
-          <w:szCs w:val="24"/>
-          <w:shd w:val="clear" w:fill="FFFFFF"/>
-        </w:rPr>
-      </w:pPr>
-      <w:r>
-        <w:rPr>
-          <w:rFonts w:hint="eastAsia" w:ascii="宋体" w:hAnsi="宋体" w:eastAsia="宋体" w:cs="宋体"/>
-          <w:i w:val="0"/>
-          <w:iCs w:val="0"/>
-          <w:caps w:val="0"/>
-          <w:color w:val="000000"/>
-          <w:spacing w:val="0"/>
-          <w:sz w:val="24"/>
-          <w:szCs w:val="24"/>
-          <w:shd w:val="clear" w:fill="FFFFFF"/>
-        </w:rPr>
-        <w:t>[12] A Blockchain-based Privacy-preserving and Access-control Framework for Electronic Health Records Management[C]//Proceedings of the 2024 International Conference on Blockchain Technology. 2024: 1-12.</w:t>
-      </w:r>
-    </w:p>
-    <w:p>
-      <w:pPr>
-        <w:ind w:left="479" w:leftChars="228" w:firstLine="0" w:firstLineChars="0"/>
-        <w:rPr>
-          <w:rFonts w:hint="eastAsia" w:ascii="宋体" w:hAnsi="宋体" w:eastAsia="宋体" w:cs="宋体"/>
-          <w:i w:val="0"/>
-          <w:iCs w:val="0"/>
-          <w:caps w:val="0"/>
-          <w:color w:val="000000"/>
-          <w:spacing w:val="0"/>
-          <w:sz w:val="24"/>
-          <w:szCs w:val="24"/>
-          <w:shd w:val="clear" w:fill="FFFFFF"/>
-        </w:rPr>
-      </w:pPr>
-    </w:p>
-    <w:p>
-      <w:pPr>
-        <w:ind w:left="479" w:leftChars="228" w:firstLine="0" w:firstLineChars="0"/>
-        <w:rPr>
-          <w:rFonts w:hint="eastAsia" w:ascii="宋体" w:hAnsi="宋体" w:eastAsia="宋体" w:cs="宋体"/>
-          <w:i w:val="0"/>
-          <w:iCs w:val="0"/>
-          <w:caps w:val="0"/>
-          <w:color w:val="000000"/>
-          <w:spacing w:val="0"/>
-          <w:sz w:val="24"/>
-          <w:szCs w:val="24"/>
-          <w:shd w:val="clear" w:fill="FFFFFF"/>
-        </w:rPr>
-      </w:pPr>
-      <w:r>
-        <w:rPr>
-          <w:rFonts w:hint="eastAsia" w:ascii="宋体" w:hAnsi="宋体" w:eastAsia="宋体" w:cs="宋体"/>
-          <w:i w:val="0"/>
-          <w:iCs w:val="0"/>
-          <w:caps w:val="0"/>
-          <w:color w:val="000000"/>
-          <w:spacing w:val="0"/>
-          <w:sz w:val="24"/>
-          <w:szCs w:val="24"/>
-          <w:shd w:val="clear" w:fill="FFFFFF"/>
-        </w:rPr>
-        <w:t>[13] Blockchain-Based Access Control for Electronic Health Records[C]//Proceedings of the 2024 International Conference on Information Security. Cham: Springer, 2024: 15-32.</w:t>
-      </w:r>
-    </w:p>
-    <w:p>
-      <w:pPr>
-        <w:ind w:left="479" w:leftChars="228" w:firstLine="0" w:firstLineChars="0"/>
-        <w:rPr>
-          <w:rFonts w:hint="eastAsia" w:ascii="宋体" w:hAnsi="宋体" w:eastAsia="宋体" w:cs="宋体"/>
-          <w:i w:val="0"/>
-          <w:iCs w:val="0"/>
-          <w:caps w:val="0"/>
-          <w:color w:val="000000"/>
-          <w:spacing w:val="0"/>
-          <w:sz w:val="24"/>
-          <w:szCs w:val="24"/>
-          <w:shd w:val="clear" w:fill="FFFFFF"/>
-        </w:rPr>
-      </w:pPr>
-    </w:p>
-    <w:p>
-      <w:pPr>
-        <w:ind w:left="479" w:leftChars="228" w:firstLine="0" w:firstLineChars="0"/>
-        <w:rPr>
-          <w:rFonts w:hint="eastAsia" w:ascii="宋体" w:hAnsi="宋体" w:eastAsia="宋体" w:cs="宋体"/>
-          <w:i w:val="0"/>
-          <w:iCs w:val="0"/>
-          <w:caps w:val="0"/>
-          <w:color w:val="000000"/>
-          <w:spacing w:val="0"/>
-          <w:sz w:val="24"/>
-          <w:szCs w:val="24"/>
-          <w:shd w:val="clear" w:fill="FFFFFF"/>
-        </w:rPr>
-      </w:pPr>
-      <w:r>
-        <w:rPr>
-          <w:rFonts w:hint="eastAsia" w:ascii="宋体" w:hAnsi="宋体" w:eastAsia="宋体" w:cs="宋体"/>
-          <w:i w:val="0"/>
-          <w:iCs w:val="0"/>
-          <w:caps w:val="0"/>
-          <w:color w:val="000000"/>
-          <w:spacing w:val="0"/>
-          <w:sz w:val="24"/>
-          <w:szCs w:val="24"/>
-          <w:shd w:val="clear" w:fill="FFFFFF"/>
-        </w:rPr>
-        <w:t>[14] 基于多层次区块链的医疗数据共享模型[J]. 计算机应用研究, 2022, 39(10): 3042-3046.</w:t>
-      </w:r>
-    </w:p>
-    <w:p>
-      <w:pPr>
-        <w:ind w:left="479" w:leftChars="228" w:firstLine="0" w:firstLineChars="0"/>
-        <w:rPr>
-          <w:rFonts w:hint="eastAsia" w:ascii="宋体" w:hAnsi="宋体" w:eastAsia="宋体" w:cs="宋体"/>
-          <w:i w:val="0"/>
-          <w:iCs w:val="0"/>
-          <w:caps w:val="0"/>
-          <w:color w:val="000000"/>
-          <w:spacing w:val="0"/>
-          <w:sz w:val="24"/>
-          <w:szCs w:val="24"/>
-          <w:shd w:val="clear" w:fill="FFFFFF"/>
-        </w:rPr>
-      </w:pPr>
-    </w:p>
-    <w:p>
-      <w:pPr>
-        <w:ind w:left="479" w:leftChars="228" w:firstLine="0" w:firstLineChars="0"/>
-        <w:rPr>
-          <w:rFonts w:hint="eastAsia" w:ascii="宋体" w:hAnsi="宋体" w:eastAsia="宋体" w:cs="宋体"/>
-          <w:i w:val="0"/>
-          <w:iCs w:val="0"/>
-          <w:caps w:val="0"/>
-          <w:color w:val="000000"/>
-          <w:spacing w:val="0"/>
-          <w:sz w:val="24"/>
-          <w:szCs w:val="24"/>
-          <w:shd w:val="clear" w:fill="FFFFFF"/>
-        </w:rPr>
-      </w:pPr>
-      <w:r>
-        <w:rPr>
-          <w:rFonts w:hint="eastAsia" w:ascii="宋体" w:hAnsi="宋体" w:eastAsia="宋体" w:cs="宋体"/>
-          <w:i w:val="0"/>
-          <w:iCs w:val="0"/>
-          <w:caps w:val="0"/>
-          <w:color w:val="000000"/>
-          <w:spacing w:val="0"/>
-          <w:sz w:val="24"/>
-          <w:szCs w:val="24"/>
-          <w:shd w:val="clear" w:fill="FFFFFF"/>
-        </w:rPr>
-        <w:t>[15] 基于区块链的医疗数据安全共享方案[J]. 上海大学学报(自然科学版), 2024, 30(12): 1-12.</w:t>
-      </w:r>
-    </w:p>
-    <w:p>
-      <w:pPr>
-        <w:ind w:left="479" w:leftChars="228" w:firstLine="0" w:firstLineChars="0"/>
-        <w:rPr>
-          <w:rFonts w:hint="eastAsia" w:ascii="宋体" w:hAnsi="宋体" w:eastAsia="宋体" w:cs="宋体"/>
-          <w:i w:val="0"/>
-          <w:iCs w:val="0"/>
-          <w:caps w:val="0"/>
-          <w:color w:val="000000"/>
-          <w:spacing w:val="0"/>
-          <w:sz w:val="24"/>
-          <w:szCs w:val="24"/>
-          <w:shd w:val="clear" w:fill="FFFFFF"/>
-        </w:rPr>
-      </w:pPr>
-    </w:p>
-    <w:p>
-      <w:pPr>
-        <w:ind w:left="479" w:leftChars="228" w:firstLine="0" w:firstLineChars="0"/>
-        <w:rPr>
-          <w:rFonts w:hint="eastAsia" w:ascii="宋体" w:hAnsi="宋体" w:eastAsia="宋体" w:cs="宋体"/>
-          <w:i w:val="0"/>
-          <w:iCs w:val="0"/>
-          <w:caps w:val="0"/>
-          <w:color w:val="000000"/>
-          <w:spacing w:val="0"/>
-          <w:sz w:val="24"/>
-          <w:szCs w:val="24"/>
-          <w:shd w:val="clear" w:fill="FFFFFF"/>
-        </w:rPr>
-      </w:pPr>
-      <w:r>
-        <w:rPr>
-          <w:rFonts w:hint="eastAsia" w:ascii="宋体" w:hAnsi="宋体" w:eastAsia="宋体" w:cs="宋体"/>
-          <w:i w:val="0"/>
-          <w:iCs w:val="0"/>
-          <w:caps w:val="0"/>
-          <w:color w:val="000000"/>
-          <w:spacing w:val="0"/>
-          <w:sz w:val="24"/>
-          <w:szCs w:val="24"/>
-          <w:shd w:val="clear" w:fill="FFFFFF"/>
-        </w:rPr>
-        <w:t>[16] A Blockchain-Based Framework for Privacy Preservation and Securing EHR with Patient-Centric Access Control[J]. Applied Informatics, 2024, 1(1): 1-15.</w:t>
-      </w:r>
-    </w:p>
-    <w:p>
-      <w:pPr>
-        <w:ind w:left="479" w:leftChars="228" w:firstLine="0" w:firstLineChars="0"/>
-        <w:rPr>
-          <w:rFonts w:hint="eastAsia" w:ascii="宋体" w:hAnsi="宋体" w:eastAsia="宋体" w:cs="宋体"/>
-          <w:i w:val="0"/>
-          <w:iCs w:val="0"/>
-          <w:caps w:val="0"/>
-          <w:color w:val="000000"/>
-          <w:spacing w:val="0"/>
-          <w:sz w:val="24"/>
-          <w:szCs w:val="24"/>
-          <w:shd w:val="clear" w:fill="FFFFFF"/>
-        </w:rPr>
-      </w:pPr>
-    </w:p>
-    <w:p>
-      <w:pPr>
-        <w:ind w:left="479" w:leftChars="228" w:firstLine="0" w:firstLineChars="0"/>
-        <w:rPr>
-          <w:rFonts w:hint="eastAsia" w:ascii="宋体" w:hAnsi="宋体" w:eastAsia="宋体" w:cs="宋体"/>
-          <w:i w:val="0"/>
-          <w:iCs w:val="0"/>
-          <w:caps w:val="0"/>
-          <w:color w:val="000000"/>
-          <w:spacing w:val="0"/>
-          <w:sz w:val="24"/>
-          <w:szCs w:val="24"/>
-          <w:shd w:val="clear" w:fill="FFFFFF"/>
-        </w:rPr>
-      </w:pPr>
-      <w:r>
-        <w:rPr>
-          <w:rFonts w:hint="eastAsia" w:ascii="宋体" w:hAnsi="宋体" w:eastAsia="宋体" w:cs="宋体"/>
-          <w:i w:val="0"/>
-          <w:iCs w:val="0"/>
-          <w:caps w:val="0"/>
-          <w:color w:val="000000"/>
-          <w:spacing w:val="0"/>
-          <w:sz w:val="24"/>
-          <w:szCs w:val="24"/>
-          <w:shd w:val="clear" w:fill="FFFFFF"/>
-        </w:rPr>
-        <w:t>[17] A privacy preserving medical data management framework using blockchain enabled encrypted role based access control[J]. Scientific Reports, 2025, 15: 1-18.</w:t>
-      </w:r>
-    </w:p>
-    <w:p>
-      <w:pPr>
-        <w:ind w:left="479" w:leftChars="228" w:firstLine="0" w:firstLineChars="0"/>
-        <w:rPr>
-          <w:rFonts w:hint="eastAsia" w:ascii="宋体" w:hAnsi="宋体" w:eastAsia="宋体" w:cs="宋体"/>
-          <w:i w:val="0"/>
-          <w:iCs w:val="0"/>
-          <w:caps w:val="0"/>
-          <w:color w:val="000000"/>
-          <w:spacing w:val="0"/>
-          <w:sz w:val="24"/>
-          <w:szCs w:val="24"/>
-          <w:shd w:val="clear" w:fill="FFFFFF"/>
-        </w:rPr>
-      </w:pPr>
-    </w:p>
-    <w:p>
-      <w:pPr>
-        <w:ind w:left="479" w:leftChars="228" w:firstLine="0" w:firstLineChars="0"/>
-        <w:rPr>
-          <w:rFonts w:hint="eastAsia" w:ascii="宋体" w:hAnsi="宋体" w:eastAsia="宋体" w:cs="宋体"/>
-          <w:i w:val="0"/>
-          <w:iCs w:val="0"/>
-          <w:caps w:val="0"/>
-          <w:color w:val="000000"/>
-          <w:spacing w:val="0"/>
-          <w:sz w:val="24"/>
-          <w:szCs w:val="24"/>
-          <w:shd w:val="clear" w:fill="FFFFFF"/>
-        </w:rPr>
-      </w:pPr>
-      <w:r>
-        <w:rPr>
-          <w:rFonts w:hint="eastAsia" w:ascii="宋体" w:hAnsi="宋体" w:eastAsia="宋体" w:cs="宋体"/>
-          <w:i w:val="0"/>
-          <w:iCs w:val="0"/>
-          <w:caps w:val="0"/>
-          <w:color w:val="000000"/>
-          <w:spacing w:val="0"/>
-          <w:sz w:val="24"/>
-          <w:szCs w:val="24"/>
-          <w:shd w:val="clear" w:fill="FFFFFF"/>
-        </w:rPr>
-        <w:t>[18] 区块链隐私众包中的数据验证与可控匿名方案[J]. 电子与信息学报, 2024, 46(2): 456-465.</w:t>
-      </w:r>
-    </w:p>
-    <w:p>
-      <w:pPr>
-        <w:ind w:left="479" w:leftChars="228" w:firstLine="0" w:firstLineChars="0"/>
-        <w:rPr>
-          <w:rFonts w:hint="eastAsia" w:ascii="宋体" w:hAnsi="宋体" w:eastAsia="宋体" w:cs="宋体"/>
-          <w:i w:val="0"/>
-          <w:iCs w:val="0"/>
-          <w:caps w:val="0"/>
-          <w:color w:val="000000"/>
-          <w:spacing w:val="0"/>
-          <w:sz w:val="24"/>
-          <w:szCs w:val="24"/>
-          <w:shd w:val="clear" w:fill="FFFFFF"/>
-        </w:rPr>
-      </w:pPr>
-    </w:p>
-    <w:p>
-      <w:pPr>
-        <w:ind w:left="479" w:leftChars="228" w:firstLine="0" w:firstLineChars="0"/>
-        <w:rPr>
-          <w:rFonts w:hint="eastAsia" w:ascii="宋体" w:hAnsi="宋体" w:eastAsia="宋体" w:cs="宋体"/>
-          <w:i w:val="0"/>
-          <w:iCs w:val="0"/>
-          <w:caps w:val="0"/>
-          <w:color w:val="000000"/>
-          <w:spacing w:val="0"/>
-          <w:sz w:val="24"/>
-          <w:szCs w:val="24"/>
-          <w:shd w:val="clear" w:fill="FFFFFF"/>
-        </w:rPr>
-      </w:pPr>
-      <w:r>
-        <w:rPr>
-          <w:rFonts w:hint="eastAsia" w:ascii="宋体" w:hAnsi="宋体" w:eastAsia="宋体" w:cs="宋体"/>
-          <w:i w:val="0"/>
-          <w:iCs w:val="0"/>
-          <w:caps w:val="0"/>
-          <w:color w:val="000000"/>
-          <w:spacing w:val="0"/>
-          <w:sz w:val="24"/>
-          <w:szCs w:val="24"/>
-          <w:shd w:val="clear" w:fill="FFFFFF"/>
-        </w:rPr>
-        <w:t>[19] 面向跨联盟链的隐私保护数据要素交易审计方案[J]. 计算机研究与发展, 2024, 61(4): 847-862.</w:t>
-      </w:r>
-    </w:p>
-    <w:p>
-      <w:pPr>
-        <w:ind w:left="479" w:leftChars="228" w:firstLine="0" w:firstLineChars="0"/>
-        <w:rPr>
-          <w:rFonts w:hint="eastAsia" w:ascii="宋体" w:hAnsi="宋体" w:eastAsia="宋体" w:cs="宋体"/>
-          <w:i w:val="0"/>
-          <w:iCs w:val="0"/>
-          <w:caps w:val="0"/>
-          <w:color w:val="000000"/>
-          <w:spacing w:val="0"/>
-          <w:sz w:val="24"/>
-          <w:szCs w:val="24"/>
-          <w:shd w:val="clear" w:fill="FFFFFF"/>
-        </w:rPr>
-      </w:pPr>
-    </w:p>
-    <w:p>
-      <w:pPr>
-        <w:ind w:left="479" w:leftChars="228" w:firstLine="0" w:firstLineChars="0"/>
+          <w:sz w:val="21"/>
+          <w:szCs w:val="21"/>
+          <w:lang w:val="en-US"/>
+        </w:rPr>
+      </w:pPr>
+      <w:r>
         <w:rPr>
           <w:rFonts w:hint="default" w:ascii="Times New Roman" w:hAnsi="Times New Roman" w:eastAsiaTheme="minorEastAsia"/>
           <w:sz w:val="21"/>
           <w:szCs w:val="21"/>
           <w:lang w:val="en-US" w:eastAsia="zh-CN"/>
         </w:rPr>
-      </w:pPr>
-      <w:r>
-        <w:rPr>
-          <w:rFonts w:hint="eastAsia" w:ascii="宋体" w:hAnsi="宋体" w:eastAsia="宋体" w:cs="宋体"/>
-          <w:i w:val="0"/>
-          <w:iCs w:val="0"/>
-          <w:caps w:val="0"/>
-          <w:color w:val="000000"/>
+        <w:br w:type="page"/>
+      </w:r>
+      <w:r>
+        <w:rPr>
+          <w:rFonts w:hint="eastAsia" w:ascii="Times New Roman" w:hAnsi="Times New Roman" w:cs="Times New Roman"/>
           <w:spacing w:val="0"/>
-          <w:sz w:val="24"/>
-          <w:szCs w:val="24"/>
-          <w:shd w:val="clear" w:fill="FFFFFF"/>
-        </w:rPr>
-        <w:t>[20] 基于区块链智能合约的存证与取证方法的设计与实现[J]. 北京大学学报(自然科学版), 2024, 60(3): 456-468.</w:t>
-      </w:r>
-      <w:r>
+          <w:sz w:val="21"/>
+          <w:szCs w:val="21"/>
+          <w:lang w:val="en-US"/>
+        </w:rPr>
+        <w:t>姜来为,廖江亨,刘鑫,等.UANET中基于任务感知的区块链共识与存储协同优化研究[J].通信学报,2026,47(1):223-238.</w:t>
+      </w:r>
+    </w:p>
+    <w:p>
+      <w:pPr>
+        <w:pStyle w:val="55"/>
+        <w:autoSpaceDE/>
+        <w:autoSpaceDN/>
+        <w:spacing w:line="360" w:lineRule="exact"/>
+        <w:ind w:firstLine="420" w:firstLineChars="200"/>
+        <w:rPr>
+          <w:rFonts w:hint="eastAsia" w:ascii="Times New Roman" w:hAnsi="Times New Roman" w:cs="Times New Roman"/>
+          <w:spacing w:val="0"/>
+          <w:sz w:val="21"/>
+          <w:szCs w:val="21"/>
+          <w:lang w:val="en-US"/>
+        </w:rPr>
+      </w:pPr>
+      <w:r>
+        <w:rPr>
+          <w:rFonts w:hint="eastAsia" w:ascii="Times New Roman" w:hAnsi="Times New Roman" w:cs="Times New Roman"/>
+          <w:spacing w:val="0"/>
+          <w:sz w:val="21"/>
+          <w:szCs w:val="21"/>
+          <w:lang w:val="en-US"/>
+        </w:rPr>
+        <w:t>闫逸菲,卢浩翔,陈潮.司法区块链电子证据安全存管与访问控制模型研究[J].网络安全技术与应用,2026(2):124-127.</w:t>
+      </w:r>
+    </w:p>
+    <w:p>
+      <w:pPr>
+        <w:pStyle w:val="55"/>
+        <w:autoSpaceDE/>
+        <w:autoSpaceDN/>
+        <w:spacing w:line="360" w:lineRule="exact"/>
+        <w:ind w:firstLine="420" w:firstLineChars="200"/>
+        <w:rPr>
+          <w:rFonts w:hint="eastAsia" w:ascii="Times New Roman" w:hAnsi="Times New Roman" w:cs="Times New Roman"/>
+          <w:spacing w:val="0"/>
+          <w:sz w:val="21"/>
+          <w:szCs w:val="21"/>
+          <w:lang w:val="en-US"/>
+        </w:rPr>
+      </w:pPr>
+      <w:r>
+        <w:rPr>
+          <w:rFonts w:hint="eastAsia" w:ascii="Times New Roman" w:hAnsi="Times New Roman" w:cs="Times New Roman"/>
+          <w:spacing w:val="0"/>
+          <w:sz w:val="21"/>
+          <w:szCs w:val="21"/>
+          <w:lang w:val="en-US"/>
+        </w:rPr>
+        <w:t>杨志和,周晓雨.基于专利情报的区块链身份认证与数字身份领域发展态势研究[J].中国发明与专利,2026,23(1):32-45.</w:t>
+      </w:r>
+    </w:p>
+    <w:p>
+      <w:pPr>
+        <w:pStyle w:val="55"/>
+        <w:autoSpaceDE/>
+        <w:autoSpaceDN/>
+        <w:spacing w:line="360" w:lineRule="exact"/>
+        <w:ind w:firstLine="420" w:firstLineChars="200"/>
+        <w:rPr>
+          <w:rFonts w:hint="eastAsia" w:ascii="Times New Roman" w:hAnsi="Times New Roman" w:cs="Times New Roman"/>
+          <w:spacing w:val="0"/>
+          <w:sz w:val="21"/>
+          <w:szCs w:val="21"/>
+          <w:lang w:val="en-US"/>
+        </w:rPr>
+      </w:pPr>
+      <w:r>
+        <w:rPr>
+          <w:rFonts w:hint="eastAsia" w:ascii="Times New Roman" w:hAnsi="Times New Roman" w:cs="Times New Roman"/>
+          <w:spacing w:val="0"/>
+          <w:sz w:val="21"/>
+          <w:szCs w:val="21"/>
+          <w:lang w:val="en-US"/>
+        </w:rPr>
+        <w:t>ani A A, Mangral S M. Psychological Pathways to Academic Success: Evidences from Tribal and Non-Tribal Adolescent Students in Kashmir[J]. International Journal of Trend in Scientific Research and Development, 2024, 8(6):1357-1361.</w:t>
+      </w:r>
+    </w:p>
+    <w:p>
+      <w:pPr>
+        <w:pStyle w:val="55"/>
+        <w:autoSpaceDE/>
+        <w:autoSpaceDN/>
+        <w:spacing w:line="360" w:lineRule="exact"/>
+        <w:ind w:firstLine="420" w:firstLineChars="200"/>
+        <w:rPr>
+          <w:rFonts w:hint="eastAsia" w:ascii="Times New Roman" w:hAnsi="Times New Roman" w:cs="Times New Roman"/>
+          <w:spacing w:val="0"/>
+          <w:sz w:val="21"/>
+          <w:szCs w:val="21"/>
+          <w:lang w:val="en-US"/>
+        </w:rPr>
+      </w:pPr>
+      <w:r>
+        <w:rPr>
+          <w:rFonts w:hint="eastAsia" w:ascii="Times New Roman" w:hAnsi="Times New Roman" w:cs="Times New Roman"/>
+          <w:spacing w:val="0"/>
+          <w:sz w:val="21"/>
+          <w:szCs w:val="21"/>
+          <w:lang w:val="en-US"/>
+        </w:rPr>
+        <w:t>hanaraj P M, Arunagirinathan N. The Impact of Life Skills Interventions on Psychological Well-being and Self-Esteem among Adolescent College Students: A Counselling Psychology Perspective[J]. International Journal of Trend in Scientific Research and Development, 2025, 9(2):415-417.</w:t>
+      </w:r>
+    </w:p>
+    <w:p>
+      <w:pPr>
+        <w:pStyle w:val="55"/>
+        <w:autoSpaceDE/>
+        <w:autoSpaceDN/>
+        <w:spacing w:line="360" w:lineRule="exact"/>
+        <w:ind w:firstLine="420" w:firstLineChars="200"/>
+        <w:rPr>
+          <w:rFonts w:hint="eastAsia" w:ascii="Times New Roman" w:hAnsi="Times New Roman" w:cs="Times New Roman"/>
+          <w:spacing w:val="0"/>
+          <w:sz w:val="21"/>
+          <w:szCs w:val="21"/>
+          <w:lang w:val="en-US"/>
+        </w:rPr>
+      </w:pPr>
+      <w:r>
+        <w:rPr>
+          <w:rFonts w:hint="eastAsia" w:ascii="Times New Roman" w:hAnsi="Times New Roman" w:cs="Times New Roman"/>
+          <w:spacing w:val="0"/>
+          <w:sz w:val="21"/>
+          <w:szCs w:val="21"/>
+          <w:lang w:val="en-US"/>
+        </w:rPr>
+        <w:t>iwinga N W, Nyagwencha S K. Predictors of Psychological Resilience: A Cross-Sectional Study Among Adults in Nairobi and Kiambu Counties in Kenya[J]. International Journal of Trend in Scientific Research and Development, 2026, 10(2):11-19.</w:t>
+      </w:r>
+    </w:p>
+    <w:p>
+      <w:pPr>
+        <w:pStyle w:val="55"/>
+        <w:autoSpaceDE/>
+        <w:autoSpaceDN/>
+        <w:spacing w:line="360" w:lineRule="exact"/>
+        <w:ind w:firstLine="420" w:firstLineChars="200"/>
+        <w:rPr>
+          <w:rFonts w:hint="eastAsia" w:ascii="Times New Roman" w:hAnsi="Times New Roman" w:cs="Times New Roman"/>
+          <w:spacing w:val="0"/>
+          <w:sz w:val="21"/>
+          <w:szCs w:val="21"/>
+          <w:lang w:val="en-US"/>
+        </w:rPr>
+      </w:pPr>
+      <w:r>
+        <w:rPr>
+          <w:rFonts w:hint="eastAsia" w:ascii="Times New Roman" w:hAnsi="Times New Roman" w:cs="Times New Roman"/>
+          <w:spacing w:val="0"/>
+          <w:sz w:val="21"/>
+          <w:szCs w:val="21"/>
+          <w:lang w:val="en-US"/>
+        </w:rPr>
+        <w:t>林丹,卢顺峰,刘姿妍,等.大语言模型赋能区块链服务安全研究综述：现状、挑战与机遇(特邀)[J].计算机工程,2026,52(1):1-21.</w:t>
+      </w:r>
+    </w:p>
+    <w:p>
+      <w:pPr>
+        <w:pStyle w:val="55"/>
+        <w:autoSpaceDE/>
+        <w:autoSpaceDN/>
+        <w:spacing w:line="360" w:lineRule="exact"/>
+        <w:ind w:firstLine="420" w:firstLineChars="200"/>
+        <w:rPr>
+          <w:rFonts w:hint="eastAsia" w:ascii="Times New Roman" w:hAnsi="Times New Roman" w:cs="Times New Roman"/>
+          <w:spacing w:val="0"/>
+          <w:sz w:val="21"/>
+          <w:szCs w:val="21"/>
+          <w:lang w:val="en-US"/>
+        </w:rPr>
+      </w:pPr>
+      <w:r>
+        <w:rPr>
+          <w:rFonts w:hint="eastAsia" w:ascii="Times New Roman" w:hAnsi="Times New Roman" w:cs="Times New Roman"/>
+          <w:spacing w:val="0"/>
+          <w:sz w:val="21"/>
+          <w:szCs w:val="21"/>
+          <w:lang w:val="en-US"/>
+        </w:rPr>
+        <w:t>韩英杰,朱琦.基于区块链的频谱共享算法[J].2026.DOI:10.11959/j.issn.1000-0801.2026006.</w:t>
+      </w:r>
+    </w:p>
+    <w:p>
+      <w:pPr>
+        <w:pStyle w:val="55"/>
+        <w:autoSpaceDE/>
+        <w:autoSpaceDN/>
+        <w:spacing w:line="360" w:lineRule="exact"/>
+        <w:ind w:firstLine="420" w:firstLineChars="200"/>
+        <w:rPr>
+          <w:rFonts w:hint="eastAsia" w:ascii="Times New Roman" w:hAnsi="Times New Roman" w:cs="Times New Roman"/>
+          <w:spacing w:val="0"/>
+          <w:sz w:val="21"/>
+          <w:szCs w:val="21"/>
+          <w:lang w:val="en-US"/>
+        </w:rPr>
+      </w:pPr>
+      <w:r>
+        <w:rPr>
+          <w:rFonts w:hint="eastAsia" w:ascii="Times New Roman" w:hAnsi="Times New Roman" w:cs="Times New Roman"/>
+          <w:spacing w:val="0"/>
+          <w:sz w:val="21"/>
+          <w:szCs w:val="21"/>
+          <w:lang w:val="en-US"/>
+        </w:rPr>
+        <w:t>褚玲毅,雷奕,刘满.人工智能与区块链技术在肿瘤护理中的应用现状与挑战[J].广西医学,2026,48(1):143-146.</w:t>
+      </w:r>
+    </w:p>
+    <w:p>
+      <w:pPr>
+        <w:pStyle w:val="55"/>
+        <w:autoSpaceDE/>
+        <w:autoSpaceDN/>
+        <w:spacing w:line="360" w:lineRule="exact"/>
+        <w:ind w:firstLine="420" w:firstLineChars="200"/>
+        <w:rPr>
+          <w:rFonts w:hint="eastAsia" w:ascii="Times New Roman" w:hAnsi="Times New Roman" w:cs="Times New Roman"/>
+          <w:spacing w:val="0"/>
+          <w:sz w:val="21"/>
+          <w:szCs w:val="21"/>
+          <w:lang w:val="en-US"/>
+        </w:rPr>
+      </w:pPr>
+      <w:r>
+        <w:rPr>
+          <w:rFonts w:hint="eastAsia" w:ascii="Times New Roman" w:hAnsi="Times New Roman" w:cs="Times New Roman"/>
+          <w:spacing w:val="0"/>
+          <w:sz w:val="21"/>
+          <w:szCs w:val="21"/>
+          <w:lang w:val="en-US"/>
+        </w:rPr>
+        <w:t>夏云峰.区块链赋能储能供应链溯源体系建设：价值、困境与实现路径[J].物流科技,2026,49(2):168-171.</w:t>
+      </w:r>
+    </w:p>
+    <w:p>
+      <w:pPr>
+        <w:pStyle w:val="55"/>
+        <w:autoSpaceDE/>
+        <w:autoSpaceDN/>
+        <w:spacing w:line="360" w:lineRule="exact"/>
+        <w:ind w:firstLine="420" w:firstLineChars="200"/>
+        <w:rPr>
+          <w:rFonts w:hint="eastAsia" w:ascii="Times New Roman" w:hAnsi="Times New Roman" w:cs="Times New Roman"/>
+          <w:spacing w:val="0"/>
+          <w:sz w:val="21"/>
+          <w:szCs w:val="21"/>
+          <w:lang w:val="en-US"/>
+        </w:rPr>
+      </w:pPr>
+      <w:r>
+        <w:rPr>
+          <w:rFonts w:hint="eastAsia" w:ascii="Times New Roman" w:hAnsi="Times New Roman" w:cs="Times New Roman"/>
+          <w:spacing w:val="0"/>
+          <w:sz w:val="21"/>
+          <w:szCs w:val="21"/>
+          <w:lang w:val="en-US"/>
+        </w:rPr>
+        <w:t>德吉卓嘎,周振东,卫志强.基于区块链的电网工程造价信息共享系统研究[J].石河子科技,2026(2):30-31.</w:t>
+      </w:r>
+    </w:p>
+    <w:p>
+      <w:pPr>
+        <w:pStyle w:val="55"/>
+        <w:autoSpaceDE/>
+        <w:autoSpaceDN/>
+        <w:spacing w:line="360" w:lineRule="exact"/>
+        <w:ind w:firstLine="420" w:firstLineChars="200"/>
+        <w:rPr>
+          <w:rFonts w:hint="eastAsia" w:ascii="Times New Roman" w:hAnsi="Times New Roman" w:cs="Times New Roman"/>
+          <w:spacing w:val="0"/>
+          <w:sz w:val="21"/>
+          <w:szCs w:val="21"/>
+          <w:lang w:val="en-US"/>
+        </w:rPr>
+      </w:pPr>
+      <w:r>
+        <w:rPr>
+          <w:rFonts w:hint="eastAsia" w:ascii="Times New Roman" w:hAnsi="Times New Roman" w:cs="Times New Roman"/>
+          <w:spacing w:val="0"/>
+          <w:sz w:val="21"/>
+          <w:szCs w:val="21"/>
+          <w:lang w:val="en-US"/>
+        </w:rPr>
+        <w:t>马永强.论区块链数字货币监管的理念重塑与路径调适[J].2025(6):39-54.DOI:10.16823/j.cnki.10-1281/d.2025.06.007.</w:t>
+      </w:r>
+    </w:p>
+    <w:p>
+      <w:pPr>
+        <w:pStyle w:val="55"/>
+        <w:autoSpaceDE/>
+        <w:autoSpaceDN/>
+        <w:spacing w:line="360" w:lineRule="exact"/>
+        <w:ind w:firstLine="420" w:firstLineChars="200"/>
+        <w:rPr>
+          <w:rFonts w:hint="eastAsia" w:ascii="Times New Roman" w:hAnsi="Times New Roman" w:cs="Times New Roman"/>
+          <w:spacing w:val="0"/>
+          <w:sz w:val="21"/>
+          <w:szCs w:val="21"/>
+          <w:lang w:val="en-US"/>
+        </w:rPr>
+      </w:pPr>
+      <w:r>
+        <w:rPr>
+          <w:rFonts w:hint="eastAsia" w:ascii="Times New Roman" w:hAnsi="Times New Roman" w:cs="Times New Roman"/>
+          <w:spacing w:val="0"/>
+          <w:sz w:val="21"/>
+          <w:szCs w:val="21"/>
+          <w:lang w:val="en-US"/>
+        </w:rPr>
+        <w:t>陈敬.区块链赋能供应链减排决策的影响机制研究[D].太原:山西财经大学,2025.</w:t>
+      </w:r>
+    </w:p>
+    <w:p>
+      <w:pPr>
+        <w:pStyle w:val="55"/>
+        <w:autoSpaceDE/>
+        <w:autoSpaceDN/>
+        <w:spacing w:line="360" w:lineRule="exact"/>
+        <w:ind w:firstLine="420" w:firstLineChars="200"/>
+        <w:rPr>
+          <w:rFonts w:hint="eastAsia" w:ascii="Times New Roman" w:hAnsi="Times New Roman" w:cs="Times New Roman"/>
+          <w:spacing w:val="0"/>
+          <w:sz w:val="21"/>
+          <w:szCs w:val="21"/>
+          <w:lang w:val="en-US"/>
+        </w:rPr>
+      </w:pPr>
+      <w:r>
+        <w:rPr>
+          <w:rFonts w:hint="eastAsia" w:ascii="Times New Roman" w:hAnsi="Times New Roman" w:cs="Times New Roman"/>
+          <w:spacing w:val="0"/>
+          <w:sz w:val="21"/>
+          <w:szCs w:val="21"/>
+          <w:lang w:val="en-US"/>
+        </w:rPr>
+        <w:t>丁奕炜.基于区块链的钢铁供应链碳排放管理系统[D].南京:南京邮电大学,2024.</w:t>
+      </w:r>
+    </w:p>
+    <w:p>
+      <w:pPr>
+        <w:pStyle w:val="55"/>
+        <w:autoSpaceDE/>
+        <w:autoSpaceDN/>
+        <w:spacing w:line="360" w:lineRule="exact"/>
+        <w:ind w:firstLine="420" w:firstLineChars="200"/>
+        <w:rPr>
+          <w:rFonts w:hint="eastAsia" w:ascii="Times New Roman" w:hAnsi="Times New Roman" w:cs="Times New Roman"/>
+          <w:spacing w:val="0"/>
+          <w:sz w:val="21"/>
+          <w:szCs w:val="21"/>
+          <w:lang w:val="en-US"/>
+        </w:rPr>
+      </w:pPr>
+      <w:r>
+        <w:rPr>
+          <w:rFonts w:hint="eastAsia" w:ascii="Times New Roman" w:hAnsi="Times New Roman" w:cs="Times New Roman"/>
+          <w:spacing w:val="0"/>
+          <w:sz w:val="21"/>
+          <w:szCs w:val="21"/>
+          <w:lang w:val="en-US"/>
+        </w:rPr>
+        <w:t>Jha M, Sengupta M. Culture and Human Development: Educational and Psychological Perspectives[J]. International Journal of Trend in Scientific Research and Development, 2026, 10(1):205-209.</w:t>
+      </w:r>
+    </w:p>
+    <w:p>
+      <w:pPr>
+        <w:pStyle w:val="55"/>
+        <w:autoSpaceDE/>
+        <w:autoSpaceDN/>
+        <w:spacing w:line="360" w:lineRule="exact"/>
+        <w:ind w:firstLine="420" w:firstLineChars="200"/>
+        <w:rPr>
+          <w:rFonts w:hint="eastAsia" w:ascii="Times New Roman" w:hAnsi="Times New Roman" w:cs="Times New Roman"/>
+          <w:spacing w:val="0"/>
+          <w:sz w:val="21"/>
+          <w:szCs w:val="21"/>
+          <w:lang w:val="en-US"/>
+        </w:rPr>
+      </w:pPr>
+      <w:r>
+        <w:rPr>
+          <w:rFonts w:hint="eastAsia" w:ascii="Times New Roman" w:hAnsi="Times New Roman" w:cs="Times New Roman"/>
+          <w:spacing w:val="0"/>
+          <w:sz w:val="21"/>
+          <w:szCs w:val="21"/>
+          <w:lang w:val="en-US"/>
+        </w:rPr>
+        <w:t>苏晔.区块链赋能教育数字化平台建设路径研究[J].湖北第二师范学院学报,2026,43(1):19-26.</w:t>
+      </w:r>
+    </w:p>
+    <w:p>
+      <w:pPr>
+        <w:pStyle w:val="55"/>
+        <w:autoSpaceDE/>
+        <w:autoSpaceDN/>
+        <w:spacing w:line="360" w:lineRule="exact"/>
+        <w:ind w:firstLine="420" w:firstLineChars="200"/>
+        <w:rPr>
+          <w:rFonts w:hint="eastAsia" w:ascii="Times New Roman" w:hAnsi="Times New Roman" w:cs="Times New Roman"/>
+          <w:spacing w:val="0"/>
+          <w:sz w:val="21"/>
+          <w:szCs w:val="21"/>
+          <w:lang w:val="en-US"/>
+        </w:rPr>
+      </w:pPr>
+      <w:r>
+        <w:rPr>
+          <w:rFonts w:hint="eastAsia" w:ascii="Times New Roman" w:hAnsi="Times New Roman" w:cs="Times New Roman"/>
+          <w:spacing w:val="0"/>
+          <w:sz w:val="21"/>
+          <w:szCs w:val="21"/>
+          <w:lang w:val="en-US"/>
+        </w:rPr>
+        <w:t>李立成,季君,周建宁.基于“区块链+隐私计算”的公安交管数据安全共享路径研究[J].道路交通管理,2026(1):36-39.</w:t>
+      </w:r>
+    </w:p>
+    <w:p>
+      <w:pPr>
+        <w:pStyle w:val="55"/>
+        <w:autoSpaceDE/>
+        <w:autoSpaceDN/>
+        <w:spacing w:line="360" w:lineRule="exact"/>
+        <w:ind w:firstLine="420" w:firstLineChars="200"/>
+        <w:rPr>
+          <w:rFonts w:hint="eastAsia" w:ascii="Times New Roman" w:hAnsi="Times New Roman" w:cs="Times New Roman"/>
+          <w:spacing w:val="0"/>
+          <w:sz w:val="21"/>
+          <w:szCs w:val="21"/>
+          <w:lang w:val="en-US"/>
+        </w:rPr>
+      </w:pPr>
+      <w:r>
+        <w:rPr>
+          <w:rFonts w:hint="eastAsia" w:ascii="Times New Roman" w:hAnsi="Times New Roman" w:cs="Times New Roman"/>
+          <w:spacing w:val="0"/>
+          <w:sz w:val="21"/>
+          <w:szCs w:val="21"/>
+          <w:lang w:val="en-US"/>
+        </w:rPr>
+        <w:t>曾光.基于区块链的分布式电力交易平台设计与应用[J].中国设备工程,2026(2):107-109.</w:t>
+      </w:r>
+    </w:p>
+    <w:p>
+      <w:pPr>
+        <w:pStyle w:val="55"/>
+        <w:autoSpaceDE/>
+        <w:autoSpaceDN/>
+        <w:spacing w:line="360" w:lineRule="exact"/>
+        <w:ind w:firstLine="420" w:firstLineChars="200"/>
+        <w:rPr>
+          <w:rFonts w:hint="eastAsia" w:ascii="Times New Roman" w:hAnsi="Times New Roman" w:cs="Times New Roman"/>
+          <w:spacing w:val="0"/>
+          <w:sz w:val="21"/>
+          <w:szCs w:val="21"/>
+          <w:lang w:val="en-US"/>
+        </w:rPr>
+      </w:pPr>
+      <w:r>
+        <w:rPr>
+          <w:rFonts w:hint="eastAsia" w:ascii="Times New Roman" w:hAnsi="Times New Roman" w:cs="Times New Roman"/>
+          <w:spacing w:val="0"/>
+          <w:sz w:val="21"/>
+          <w:szCs w:val="21"/>
+          <w:lang w:val="en-US"/>
+        </w:rPr>
+        <w:t>唐敏文,戴吾蛟,欧景雯,等.基于区块链的国土空间规划传导体系实现方法[J].2026,2:37-43.</w:t>
+      </w:r>
+    </w:p>
+    <w:p>
+      <w:pPr>
+        <w:pStyle w:val="55"/>
+        <w:autoSpaceDE/>
+        <w:autoSpaceDN/>
+        <w:spacing w:line="360" w:lineRule="exact"/>
+        <w:ind w:firstLine="420" w:firstLineChars="200"/>
+        <w:rPr>
+          <w:rFonts w:hint="eastAsia" w:ascii="Times New Roman" w:hAnsi="Times New Roman" w:cs="Times New Roman"/>
+          <w:spacing w:val="0"/>
+          <w:sz w:val="21"/>
+          <w:szCs w:val="21"/>
+          <w:lang w:val="en-US"/>
+        </w:rPr>
+      </w:pPr>
+      <w:r>
+        <w:rPr>
+          <w:rFonts w:hint="eastAsia" w:ascii="Times New Roman" w:hAnsi="Times New Roman" w:cs="Times New Roman"/>
+          <w:spacing w:val="0"/>
+          <w:sz w:val="21"/>
+          <w:szCs w:val="21"/>
+          <w:lang w:val="en-US"/>
+        </w:rPr>
+        <w:t>Purankar J, Lehal K K, Tiwari J, et al. AI in Mental Health: Analyzing the Role of Mental Well in Psychological Disorder Prevention and Management[J]. International Journal of Trend in Scientific Research and Development, 2025(Special Issue):480-486.</w:t>
+      </w:r>
+    </w:p>
+    <w:p>
+      <w:pPr>
+        <w:pStyle w:val="55"/>
+        <w:numPr>
+          <w:numId w:val="0"/>
+        </w:numPr>
+        <w:autoSpaceDE/>
+        <w:autoSpaceDN/>
+        <w:spacing w:line="360" w:lineRule="exact"/>
+        <w:rPr>
+          <w:rFonts w:hint="eastAsia" w:ascii="Times New Roman" w:hAnsi="Times New Roman" w:cs="Times New Roman"/>
+          <w:spacing w:val="0"/>
+          <w:sz w:val="21"/>
+          <w:szCs w:val="21"/>
+          <w:lang w:val="en-US"/>
+        </w:rPr>
+        <w:sectPr>
+          <w:headerReference r:id="rId5" w:type="even"/>
+          <w:pgSz w:w="11910" w:h="16840"/>
+          <w:pgMar w:top="1417" w:right="1701" w:bottom="1417" w:left="1701" w:header="1134" w:footer="1134" w:gutter="0"/>
+          <w:pgBorders>
+            <w:top w:val="none" w:sz="0" w:space="0"/>
+            <w:left w:val="none" w:sz="0" w:space="0"/>
+            <w:bottom w:val="none" w:sz="0" w:space="0"/>
+            <w:right w:val="none" w:sz="0" w:space="0"/>
+          </w:pgBorders>
+          <w:pgNumType w:fmt="decimal"/>
+          <w:cols w:space="720" w:num="1"/>
+        </w:sectPr>
+      </w:pPr>
+      <w:bookmarkStart w:id="46" w:name="_GoBack"/>
+      <w:bookmarkEnd w:id="46"/>
+    </w:p>
+    <w:p>
+      <w:pPr>
+        <w:ind w:left="479" w:leftChars="228" w:firstLine="0" w:firstLineChars="0"/>
         <w:rPr>
           <w:rFonts w:hint="default" w:ascii="Times New Roman" w:hAnsi="Times New Roman" w:eastAsiaTheme="minorEastAsia"/>
           <w:sz w:val="21"/>
           <w:szCs w:val="21"/>
           <w:lang w:val="en-US" w:eastAsia="zh-CN"/>
         </w:rPr>
-        <w:br w:type="page"/>
-      </w:r>
+      </w:pPr>
     </w:p>
     <w:p>
       <w:pPr>
@@ -22570,11 +22143,9 @@
         </w:rPr>
         <w:t>最后，感谢家人的理解与支持，让我能够专注于研究工作，顺利完成毕业论文的撰写。</w:t>
       </w:r>
-      <w:bookmarkStart w:id="46" w:name="_GoBack"/>
-      <w:bookmarkEnd w:id="46"/>
     </w:p>
     <w:sectPr>
-      <w:footerReference r:id="rId5" w:type="default"/>
+      <w:footerReference r:id="rId6" w:type="default"/>
       <w:footnotePr>
         <w:numFmt w:val="decimal"/>
       </w:footnotePr>
@@ -22609,7 +22180,7 @@
 <w:ftr xmlns:wpc="http://schemas.microsoft.com/office/word/2010/wordprocessingCanvas" xmlns:mc="http://schemas.openxmlformats.org/markup-compatibility/2006" xmlns:o="urn:schemas-microsoft-com:office:office" xmlns:r="http://schemas.openxmlformats.org/officeDocument/2006/relationships" xmlns:m="http://schemas.openxmlformats.org/officeDocument/2006/math" xmlns:v="urn:schemas-microsoft-com:vml" xmlns:wp14="http://schemas.microsoft.com/office/word/2010/wordprocessingDrawing" xmlns:wp="http://schemas.openxmlformats.org/drawingml/2006/wordprocessingDrawing" xmlns:w10="urn:schemas-microsoft-com:office:word" xmlns:w="http://schemas.openxmlformats.org/wordprocessingml/2006/main" xmlns:w14="http://schemas.microsoft.com/office/word/2010/wordml" xmlns:w15="http://schemas.microsoft.com/office/word/2012/wordml" xmlns:wpg="http://schemas.microsoft.com/office/word/2010/wordprocessingGroup" xmlns:wpi="http://schemas.microsoft.com/office/word/2010/wordprocessingInk" xmlns:wne="http://schemas.microsoft.com/office/word/2006/wordml" xmlns:wps="http://schemas.microsoft.com/office/word/2010/wordprocessingShape" xmlns:wpsCustomData="http://www.wps.cn/officeDocument/2013/wpsCustomData" mc:Ignorable="w14 w15 wp14">
   <w:p>
     <w:pPr>
-      <w:pStyle w:val="6"/>
+      <w:pStyle w:val="7"/>
     </w:pPr>
     <w:r>
       <w:rPr>
@@ -22666,7 +22237,7 @@
                       <w:txbxContent>
                         <w:p>
                           <w:pPr>
-                            <w:pStyle w:val="6"/>
+                            <w:pStyle w:val="7"/>
                           </w:pPr>
                           <w:r>
                             <w:fldChar w:fldCharType="begin"/>
@@ -22706,7 +22277,7 @@
                 <w:txbxContent>
                   <w:p>
                     <w:pPr>
-                      <w:pStyle w:val="6"/>
+                      <w:pStyle w:val="7"/>
                     </w:pPr>
                     <w:r>
                       <w:fldChar w:fldCharType="begin"/>
@@ -22754,9 +22325,56 @@
 </w:ftr>
 </file>
 
+<file path=word/header1.xml><?xml version="1.0" encoding="utf-8"?>
+<w:hdr xmlns:wpc="http://schemas.microsoft.com/office/word/2010/wordprocessingCanvas" xmlns:mc="http://schemas.openxmlformats.org/markup-compatibility/2006" xmlns:o="urn:schemas-microsoft-com:office:office" xmlns:r="http://schemas.openxmlformats.org/officeDocument/2006/relationships" xmlns:m="http://schemas.openxmlformats.org/officeDocument/2006/math" xmlns:v="urn:schemas-microsoft-com:vml" xmlns:wp14="http://schemas.microsoft.com/office/word/2010/wordprocessingDrawing" xmlns:wp="http://schemas.openxmlformats.org/drawingml/2006/wordprocessingDrawing" xmlns:w10="urn:schemas-microsoft-com:office:word" xmlns:w="http://schemas.openxmlformats.org/wordprocessingml/2006/main" xmlns:w14="http://schemas.microsoft.com/office/word/2010/wordml" xmlns:w15="http://schemas.microsoft.com/office/word/2012/wordml" xmlns:wpg="http://schemas.microsoft.com/office/word/2010/wordprocessingGroup" xmlns:wpi="http://schemas.microsoft.com/office/word/2010/wordprocessingInk" xmlns:wne="http://schemas.microsoft.com/office/word/2006/wordml" xmlns:wps="http://schemas.microsoft.com/office/word/2010/wordprocessingShape" xmlns:wpsCustomData="http://www.wps.cn/officeDocument/2013/wpsCustomData" mc:Ignorable="w14 w15 wp14">
+  <w:p>
+    <w:pPr>
+      <w:pStyle w:val="8"/>
+      <w:pBdr>
+        <w:bottom w:val="single" w:color="auto" w:sz="4" w:space="1"/>
+      </w:pBdr>
+      <w:rPr>
+        <w:rFonts w:hint="default" w:eastAsia="宋体"/>
+        <w:b w:val="0"/>
+        <w:bCs w:val="0"/>
+        <w:lang w:val="en-US" w:eastAsia="zh-CN"/>
+      </w:rPr>
+    </w:pPr>
+    <w:r>
+      <w:rPr>
+        <w:rFonts w:hint="eastAsia"/>
+        <w:b w:val="0"/>
+        <w:bCs w:val="0"/>
+        <w:lang w:val="en-US" w:eastAsia="zh-CN"/>
+      </w:rPr>
+      <w:t>参考文献</w:t>
+    </w:r>
+  </w:p>
+</w:hdr>
+</file>
+
 <file path=word/numbering.xml><?xml version="1.0" encoding="utf-8"?>
 <w:numbering xmlns:wpc="http://schemas.microsoft.com/office/word/2010/wordprocessingCanvas" xmlns:mc="http://schemas.openxmlformats.org/markup-compatibility/2006" xmlns:o="urn:schemas-microsoft-com:office:office" xmlns:r="http://schemas.openxmlformats.org/officeDocument/2006/relationships" xmlns:m="http://schemas.openxmlformats.org/officeDocument/2006/math" xmlns:v="urn:schemas-microsoft-com:vml" xmlns:wp14="http://schemas.microsoft.com/office/word/2010/wordprocessingDrawing" xmlns:wp="http://schemas.openxmlformats.org/drawingml/2006/wordprocessingDrawing" xmlns:w10="urn:schemas-microsoft-com:office:word" xmlns:w="http://schemas.openxmlformats.org/wordprocessingml/2006/main" xmlns:w14="http://schemas.microsoft.com/office/word/2010/wordml" xmlns:wpg="http://schemas.microsoft.com/office/word/2010/wordprocessingGroup" xmlns:wpi="http://schemas.microsoft.com/office/word/2010/wordprocessingInk" xmlns:wne="http://schemas.microsoft.com/office/word/2006/wordml" xmlns:wps="http://schemas.microsoft.com/office/word/2010/wordprocessingShape" xmlns:wpsCustomData="http://www.wps.cn/officeDocument/2013/wpsCustomData" mc:Ignorable="w14 wp14">
   <w:abstractNum w:abstractNumId="0">
+    <w:nsid w:val="A8DA1DD4"/>
+    <w:multiLevelType w:val="singleLevel"/>
+    <w:tmpl w:val="A8DA1DD4"/>
+    <w:lvl w:ilvl="0" w:tentative="0">
+      <w:start w:val="1"/>
+      <w:numFmt w:val="decimal"/>
+      <w:pStyle w:val="55"/>
+      <w:suff w:val="space"/>
+      <w:lvlText w:val="[%1]"/>
+      <w:lvlJc w:val="left"/>
+      <w:pPr>
+        <w:ind w:left="0" w:firstLine="476"/>
+      </w:pPr>
+      <w:rPr>
+        <w:rFonts w:hint="default"/>
+      </w:rPr>
+    </w:lvl>
+  </w:abstractNum>
+  <w:abstractNum w:abstractNumId="1">
     <w:nsid w:val="CF4DD793"/>
     <w:multiLevelType w:val="singleLevel"/>
     <w:tmpl w:val="CF4DD793"/>
@@ -22772,7 +22390,7 @@
       </w:pPr>
     </w:lvl>
   </w:abstractNum>
-  <w:abstractNum w:abstractNumId="1">
+  <w:abstractNum w:abstractNumId="2">
     <w:nsid w:val="046A2344"/>
     <w:multiLevelType w:val="singleLevel"/>
     <w:tmpl w:val="046A2344"/>
@@ -22784,7 +22402,7 @@
       <w:lvlJc w:val="left"/>
     </w:lvl>
   </w:abstractNum>
-  <w:abstractNum w:abstractNumId="2">
+  <w:abstractNum w:abstractNumId="3">
     <w:nsid w:val="0C17B1F4"/>
     <w:multiLevelType w:val="multilevel"/>
     <w:tmpl w:val="0C17B1F4"/>
@@ -22907,13 +22525,16 @@
     </w:lvl>
   </w:abstractNum>
   <w:num w:numId="1">
-    <w:abstractNumId w:val="2"/>
+    <w:abstractNumId w:val="0"/>
   </w:num>
   <w:num w:numId="2">
-    <w:abstractNumId w:val="0"/>
+    <w:abstractNumId w:val="3"/>
   </w:num>
   <w:num w:numId="3">
     <w:abstractNumId w:val="1"/>
+  </w:num>
+  <w:num w:numId="4">
+    <w:abstractNumId w:val="2"/>
   </w:num>
 </w:numbering>
 </file>
@@ -22959,7 +22580,7 @@
     <w:lsdException w:unhideWhenUsed="0" w:uiPriority="0" w:semiHidden="0" w:name="toc 9"/>
     <w:lsdException w:unhideWhenUsed="0" w:uiPriority="0" w:semiHidden="0" w:name="Normal Indent"/>
     <w:lsdException w:unhideWhenUsed="0" w:uiPriority="0" w:semiHidden="0" w:name="footnote text"/>
-    <w:lsdException w:unhideWhenUsed="0" w:uiPriority="0" w:semiHidden="0" w:name="annotation text"/>
+    <w:lsdException w:qFormat="1" w:unhideWhenUsed="0" w:uiPriority="0" w:semiHidden="0" w:name="annotation text"/>
     <w:lsdException w:qFormat="1" w:unhideWhenUsed="0" w:uiPriority="0" w:semiHidden="0" w:name="header"/>
     <w:lsdException w:qFormat="1" w:unhideWhenUsed="0" w:uiPriority="0" w:semiHidden="0" w:name="footer"/>
     <w:lsdException w:unhideWhenUsed="0" w:uiPriority="0" w:semiHidden="0" w:name="index heading"/>
@@ -23216,13 +22837,13 @@
       <w:lang w:val="en-US" w:eastAsia="zh-CN" w:bidi="ar"/>
     </w:rPr>
   </w:style>
-  <w:style w:type="character" w:default="1" w:styleId="12">
+  <w:style w:type="character" w:default="1" w:styleId="13">
     <w:name w:val="Default Paragraph Font"/>
     <w:semiHidden/>
     <w:qFormat/>
     <w:uiPriority w:val="0"/>
   </w:style>
-  <w:style w:type="table" w:default="1" w:styleId="11">
+  <w:style w:type="table" w:default="1" w:styleId="12">
     <w:name w:val="Normal Table"/>
     <w:semiHidden/>
     <w:qFormat/>
@@ -23250,9 +22871,18 @@
     </w:rPr>
   </w:style>
   <w:style w:type="paragraph" w:styleId="4">
+    <w:name w:val="annotation text"/>
+    <w:basedOn w:val="1"/>
+    <w:qFormat/>
+    <w:uiPriority w:val="0"/>
+    <w:pPr>
+      <w:jc w:val="left"/>
+    </w:pPr>
+  </w:style>
+  <w:style w:type="paragraph" w:styleId="5">
     <w:name w:val="Body Text"/>
     <w:basedOn w:val="1"/>
-    <w:link w:val="21"/>
+    <w:link w:val="22"/>
     <w:unhideWhenUsed/>
     <w:qFormat/>
     <w:uiPriority w:val="99"/>
@@ -23270,7 +22900,7 @@
       <w:lang w:val="zh-CN" w:bidi="zh-CN"/>
     </w:rPr>
   </w:style>
-  <w:style w:type="paragraph" w:styleId="5">
+  <w:style w:type="paragraph" w:styleId="6">
     <w:name w:val="toc 3"/>
     <w:basedOn w:val="1"/>
     <w:next w:val="1"/>
@@ -23280,7 +22910,7 @@
       <w:ind w:left="840" w:leftChars="400"/>
     </w:pPr>
   </w:style>
-  <w:style w:type="paragraph" w:styleId="6">
+  <w:style w:type="paragraph" w:styleId="7">
     <w:name w:val="footer"/>
     <w:basedOn w:val="1"/>
     <w:qFormat/>
@@ -23297,7 +22927,7 @@
       <w:sz w:val="18"/>
     </w:rPr>
   </w:style>
-  <w:style w:type="paragraph" w:styleId="7">
+  <w:style w:type="paragraph" w:styleId="8">
     <w:name w:val="header"/>
     <w:basedOn w:val="1"/>
     <w:qFormat/>
@@ -23322,14 +22952,14 @@
       <w:sz w:val="18"/>
     </w:rPr>
   </w:style>
-  <w:style w:type="paragraph" w:styleId="8">
+  <w:style w:type="paragraph" w:styleId="9">
     <w:name w:val="toc 1"/>
     <w:basedOn w:val="1"/>
     <w:next w:val="1"/>
     <w:qFormat/>
     <w:uiPriority w:val="0"/>
   </w:style>
-  <w:style w:type="paragraph" w:styleId="9">
+  <w:style w:type="paragraph" w:styleId="10">
     <w:name w:val="toc 2"/>
     <w:basedOn w:val="1"/>
     <w:next w:val="1"/>
@@ -23339,7 +22969,7 @@
       <w:ind w:left="420" w:leftChars="200"/>
     </w:pPr>
   </w:style>
-  <w:style w:type="paragraph" w:styleId="10">
+  <w:style w:type="paragraph" w:styleId="11">
     <w:name w:val="Normal (Web)"/>
     <w:basedOn w:val="1"/>
     <w:unhideWhenUsed/>
@@ -23356,18 +22986,18 @@
       <w:sz w:val="24"/>
     </w:rPr>
   </w:style>
-  <w:style w:type="character" w:styleId="13">
+  <w:style w:type="character" w:styleId="14">
     <w:name w:val="Strong"/>
-    <w:basedOn w:val="12"/>
+    <w:basedOn w:val="13"/>
     <w:qFormat/>
     <w:uiPriority w:val="0"/>
     <w:rPr>
       <w:b/>
     </w:rPr>
   </w:style>
-  <w:style w:type="character" w:styleId="14">
+  <w:style w:type="character" w:styleId="15">
     <w:name w:val="Hyperlink"/>
-    <w:basedOn w:val="12"/>
+    <w:basedOn w:val="13"/>
     <w:qFormat/>
     <w:uiPriority w:val="0"/>
     <w:rPr>
@@ -23375,7 +23005,7 @@
       <w:u w:val="single"/>
     </w:rPr>
   </w:style>
-  <w:style w:type="paragraph" w:customStyle="1" w:styleId="15">
+  <w:style w:type="paragraph" w:customStyle="1" w:styleId="16">
     <w:name w:val="EndNote Bibliography Title"/>
     <w:qFormat/>
     <w:uiPriority w:val="0"/>
@@ -23398,7 +23028,7 @@
       <w:lang w:val="en-US" w:eastAsia="zh-CN" w:bidi="ar-SA"/>
     </w:rPr>
   </w:style>
-  <w:style w:type="paragraph" w:customStyle="1" w:styleId="16">
+  <w:style w:type="paragraph" w:customStyle="1" w:styleId="17">
     <w:name w:val="EndNote Bibliography"/>
     <w:qFormat/>
     <w:uiPriority w:val="0"/>
@@ -23421,9 +23051,9 @@
       <w:lang w:val="en-US" w:eastAsia="zh-CN" w:bidi="ar-SA"/>
     </w:rPr>
   </w:style>
-  <w:style w:type="table" w:customStyle="1" w:styleId="17">
+  <w:style w:type="table" w:customStyle="1" w:styleId="18">
     <w:name w:val="清单表 6 彩色1"/>
-    <w:basedOn w:val="11"/>
+    <w:basedOn w:val="12"/>
     <w:qFormat/>
     <w:uiPriority w:val="51"/>
     <w:rPr>
@@ -23486,7 +23116,7 @@
       </w:tcPr>
     </w:tblStylePr>
   </w:style>
-  <w:style w:type="paragraph" w:customStyle="1" w:styleId="18">
+  <w:style w:type="paragraph" w:customStyle="1" w:styleId="19">
     <w:name w:val="WPSOffice手动目录 1"/>
     <w:qFormat/>
     <w:uiPriority w:val="0"/>
@@ -23499,7 +23129,7 @@
       <w:szCs w:val="20"/>
     </w:rPr>
   </w:style>
-  <w:style w:type="paragraph" w:customStyle="1" w:styleId="19">
+  <w:style w:type="paragraph" w:customStyle="1" w:styleId="20">
     <w:name w:val="WPSOffice手动目录 2"/>
     <w:qFormat/>
     <w:uiPriority w:val="0"/>
@@ -23512,7 +23142,7 @@
       <w:szCs w:val="20"/>
     </w:rPr>
   </w:style>
-  <w:style w:type="paragraph" w:customStyle="1" w:styleId="20">
+  <w:style w:type="paragraph" w:customStyle="1" w:styleId="21">
     <w:name w:val="样式1"/>
     <w:basedOn w:val="1"/>
     <w:qFormat/>
@@ -23525,9 +23155,9 @@
       <w:szCs w:val="21"/>
     </w:rPr>
   </w:style>
-  <w:style w:type="character" w:customStyle="1" w:styleId="21">
+  <w:style w:type="character" w:customStyle="1" w:styleId="22">
     <w:name w:val="正文文本 Char"/>
-    <w:link w:val="4"/>
+    <w:link w:val="5"/>
     <w:qFormat/>
     <w:uiPriority w:val="99"/>
     <w:rPr>
@@ -23538,7 +23168,7 @@
       <w:lang w:val="zh-CN" w:bidi="zh-CN"/>
     </w:rPr>
   </w:style>
-  <w:style w:type="paragraph" w:customStyle="1" w:styleId="22">
+  <w:style w:type="paragraph" w:customStyle="1" w:styleId="23">
     <w:name w:val="Source Code"/>
     <w:qFormat/>
     <w:uiPriority w:val="0"/>
@@ -23549,7 +23179,7 @@
       <w:rFonts w:ascii="Times New Roman" w:hAnsi="Times New Roman" w:eastAsia="宋体" w:cs="Times New Roman"/>
     </w:rPr>
   </w:style>
-  <w:style w:type="character" w:customStyle="1" w:styleId="23">
+  <w:style w:type="character" w:customStyle="1" w:styleId="24">
     <w:name w:val="KeywordTok"/>
     <w:qFormat/>
     <w:uiPriority w:val="0"/>
@@ -23558,7 +23188,7 @@
       <w:color w:val="007020"/>
     </w:rPr>
   </w:style>
-  <w:style w:type="character" w:customStyle="1" w:styleId="24">
+  <w:style w:type="character" w:customStyle="1" w:styleId="25">
     <w:name w:val="DataTypeTok"/>
     <w:qFormat/>
     <w:uiPriority w:val="0"/>
@@ -23566,7 +23196,7 @@
       <w:color w:val="902000"/>
     </w:rPr>
   </w:style>
-  <w:style w:type="character" w:customStyle="1" w:styleId="25">
+  <w:style w:type="character" w:customStyle="1" w:styleId="26">
     <w:name w:val="DecValTok"/>
     <w:qFormat/>
     <w:uiPriority w:val="0"/>
@@ -23574,7 +23204,7 @@
       <w:color w:val="40A070"/>
     </w:rPr>
   </w:style>
-  <w:style w:type="character" w:customStyle="1" w:styleId="26">
+  <w:style w:type="character" w:customStyle="1" w:styleId="27">
     <w:name w:val="BaseNTok"/>
     <w:qFormat/>
     <w:uiPriority w:val="0"/>
@@ -23582,7 +23212,7 @@
       <w:color w:val="40A070"/>
     </w:rPr>
   </w:style>
-  <w:style w:type="character" w:customStyle="1" w:styleId="27">
+  <w:style w:type="character" w:customStyle="1" w:styleId="28">
     <w:name w:val="FloatTok"/>
     <w:qFormat/>
     <w:uiPriority w:val="0"/>
@@ -23590,7 +23220,7 @@
       <w:color w:val="40A070"/>
     </w:rPr>
   </w:style>
-  <w:style w:type="character" w:customStyle="1" w:styleId="28">
+  <w:style w:type="character" w:customStyle="1" w:styleId="29">
     <w:name w:val="ConstantTok"/>
     <w:qFormat/>
     <w:uiPriority w:val="0"/>
@@ -23598,7 +23228,7 @@
       <w:color w:val="880000"/>
     </w:rPr>
   </w:style>
-  <w:style w:type="character" w:customStyle="1" w:styleId="29">
+  <w:style w:type="character" w:customStyle="1" w:styleId="30">
     <w:name w:val="CharTok"/>
     <w:qFormat/>
     <w:uiPriority w:val="0"/>
@@ -23606,7 +23236,7 @@
       <w:color w:val="4070A0"/>
     </w:rPr>
   </w:style>
-  <w:style w:type="character" w:customStyle="1" w:styleId="30">
+  <w:style w:type="character" w:customStyle="1" w:styleId="31">
     <w:name w:val="SpecialCharTok"/>
     <w:qFormat/>
     <w:uiPriority w:val="0"/>
@@ -23614,7 +23244,7 @@
       <w:color w:val="4070A0"/>
     </w:rPr>
   </w:style>
-  <w:style w:type="character" w:customStyle="1" w:styleId="31">
+  <w:style w:type="character" w:customStyle="1" w:styleId="32">
     <w:name w:val="StringTok"/>
     <w:qFormat/>
     <w:uiPriority w:val="0"/>
@@ -23622,7 +23252,7 @@
       <w:color w:val="4070A0"/>
     </w:rPr>
   </w:style>
-  <w:style w:type="character" w:customStyle="1" w:styleId="32">
+  <w:style w:type="character" w:customStyle="1" w:styleId="33">
     <w:name w:val="VerbatimStringTok"/>
     <w:qFormat/>
     <w:uiPriority w:val="0"/>
@@ -23630,7 +23260,7 @@
       <w:color w:val="4070A0"/>
     </w:rPr>
   </w:style>
-  <w:style w:type="character" w:customStyle="1" w:styleId="33">
+  <w:style w:type="character" w:customStyle="1" w:styleId="34">
     <w:name w:val="SpecialStringTok"/>
     <w:qFormat/>
     <w:uiPriority w:val="0"/>
@@ -23638,7 +23268,7 @@
       <w:color w:val="BB6688"/>
     </w:rPr>
   </w:style>
-  <w:style w:type="character" w:customStyle="1" w:styleId="34">
+  <w:style w:type="character" w:customStyle="1" w:styleId="35">
     <w:name w:val="ImportTok"/>
     <w:qFormat/>
     <w:uiPriority w:val="0"/>
@@ -23647,7 +23277,7 @@
       <w:color w:val="008000"/>
     </w:rPr>
   </w:style>
-  <w:style w:type="character" w:customStyle="1" w:styleId="35">
+  <w:style w:type="character" w:customStyle="1" w:styleId="36">
     <w:name w:val="CommentTok"/>
     <w:qFormat/>
     <w:uiPriority w:val="0"/>
@@ -23656,7 +23286,7 @@
       <w:color w:val="60A0B0"/>
     </w:rPr>
   </w:style>
-  <w:style w:type="character" w:customStyle="1" w:styleId="36">
+  <w:style w:type="character" w:customStyle="1" w:styleId="37">
     <w:name w:val="DocumentationTok"/>
     <w:qFormat/>
     <w:uiPriority w:val="0"/>
@@ -23665,7 +23295,7 @@
       <w:color w:val="BA2121"/>
     </w:rPr>
   </w:style>
-  <w:style w:type="character" w:customStyle="1" w:styleId="37">
+  <w:style w:type="character" w:customStyle="1" w:styleId="38">
     <w:name w:val="AnnotationTok"/>
     <w:qFormat/>
     <w:uiPriority w:val="0"/>
@@ -23675,7 +23305,7 @@
       <w:color w:val="60A0B0"/>
     </w:rPr>
   </w:style>
-  <w:style w:type="character" w:customStyle="1" w:styleId="38">
+  <w:style w:type="character" w:customStyle="1" w:styleId="39">
     <w:name w:val="CommentVarTok"/>
     <w:qFormat/>
     <w:uiPriority w:val="0"/>
@@ -23685,7 +23315,7 @@
       <w:color w:val="60A0B0"/>
     </w:rPr>
   </w:style>
-  <w:style w:type="character" w:customStyle="1" w:styleId="39">
+  <w:style w:type="character" w:customStyle="1" w:styleId="40">
     <w:name w:val="OtherTok"/>
     <w:qFormat/>
     <w:uiPriority w:val="0"/>
@@ -23693,7 +23323,7 @@
       <w:color w:val="007020"/>
     </w:rPr>
   </w:style>
-  <w:style w:type="character" w:customStyle="1" w:styleId="40">
+  <w:style w:type="character" w:customStyle="1" w:styleId="41">
     <w:name w:val="FunctionTok"/>
     <w:qFormat/>
     <w:uiPriority w:val="0"/>
@@ -23701,7 +23331,7 @@
       <w:color w:val="06287E"/>
     </w:rPr>
   </w:style>
-  <w:style w:type="character" w:customStyle="1" w:styleId="41">
+  <w:style w:type="character" w:customStyle="1" w:styleId="42">
     <w:name w:val="VariableTok"/>
     <w:qFormat/>
     <w:uiPriority w:val="0"/>
@@ -23709,7 +23339,7 @@
       <w:color w:val="19177C"/>
     </w:rPr>
   </w:style>
-  <w:style w:type="character" w:customStyle="1" w:styleId="42">
+  <w:style w:type="character" w:customStyle="1" w:styleId="43">
     <w:name w:val="ControlFlowTok"/>
     <w:qFormat/>
     <w:uiPriority w:val="0"/>
@@ -23718,7 +23348,7 @@
       <w:color w:val="007020"/>
     </w:rPr>
   </w:style>
-  <w:style w:type="character" w:customStyle="1" w:styleId="43">
+  <w:style w:type="character" w:customStyle="1" w:styleId="44">
     <w:name w:val="OperatorTok"/>
     <w:qFormat/>
     <w:uiPriority w:val="0"/>
@@ -23726,7 +23356,7 @@
       <w:color w:val="666666"/>
     </w:rPr>
   </w:style>
-  <w:style w:type="character" w:customStyle="1" w:styleId="44">
+  <w:style w:type="character" w:customStyle="1" w:styleId="45">
     <w:name w:val="BuiltInTok"/>
     <w:qFormat/>
     <w:uiPriority w:val="0"/>
@@ -23734,12 +23364,12 @@
       <w:color w:val="008000"/>
     </w:rPr>
   </w:style>
-  <w:style w:type="character" w:customStyle="1" w:styleId="45">
+  <w:style w:type="character" w:customStyle="1" w:styleId="46">
     <w:name w:val="ExtensionTok"/>
     <w:qFormat/>
     <w:uiPriority w:val="0"/>
   </w:style>
-  <w:style w:type="character" w:customStyle="1" w:styleId="46">
+  <w:style w:type="character" w:customStyle="1" w:styleId="47">
     <w:name w:val="PreprocessorTok"/>
     <w:qFormat/>
     <w:uiPriority w:val="0"/>
@@ -23747,7 +23377,7 @@
       <w:color w:val="BC7A00"/>
     </w:rPr>
   </w:style>
-  <w:style w:type="character" w:customStyle="1" w:styleId="47">
+  <w:style w:type="character" w:customStyle="1" w:styleId="48">
     <w:name w:val="AttributeTok"/>
     <w:qFormat/>
     <w:uiPriority w:val="0"/>
@@ -23755,12 +23385,12 @@
       <w:color w:val="7D9029"/>
     </w:rPr>
   </w:style>
-  <w:style w:type="character" w:customStyle="1" w:styleId="48">
+  <w:style w:type="character" w:customStyle="1" w:styleId="49">
     <w:name w:val="RegionMarkerTok"/>
     <w:qFormat/>
     <w:uiPriority w:val="0"/>
   </w:style>
-  <w:style w:type="character" w:customStyle="1" w:styleId="49">
+  <w:style w:type="character" w:customStyle="1" w:styleId="50">
     <w:name w:val="InformationTok"/>
     <w:qFormat/>
     <w:uiPriority w:val="0"/>
@@ -23770,7 +23400,7 @@
       <w:color w:val="60A0B0"/>
     </w:rPr>
   </w:style>
-  <w:style w:type="character" w:customStyle="1" w:styleId="50">
+  <w:style w:type="character" w:customStyle="1" w:styleId="51">
     <w:name w:val="WarningTok"/>
     <w:qFormat/>
     <w:uiPriority w:val="0"/>
@@ -23780,7 +23410,7 @@
       <w:color w:val="60A0B0"/>
     </w:rPr>
   </w:style>
-  <w:style w:type="character" w:customStyle="1" w:styleId="51">
+  <w:style w:type="character" w:customStyle="1" w:styleId="52">
     <w:name w:val="AlertTok"/>
     <w:qFormat/>
     <w:uiPriority w:val="0"/>
@@ -23789,7 +23419,7 @@
       <w:color w:val="FF0000"/>
     </w:rPr>
   </w:style>
-  <w:style w:type="character" w:customStyle="1" w:styleId="52">
+  <w:style w:type="character" w:customStyle="1" w:styleId="53">
     <w:name w:val="ErrorTok"/>
     <w:qFormat/>
     <w:uiPriority w:val="0"/>
@@ -23798,10 +23428,22 @@
       <w:color w:val="FF0000"/>
     </w:rPr>
   </w:style>
-  <w:style w:type="character" w:customStyle="1" w:styleId="53">
+  <w:style w:type="character" w:customStyle="1" w:styleId="54">
     <w:name w:val="NormalTok"/>
     <w:qFormat/>
     <w:uiPriority w:val="0"/>
+  </w:style>
+  <w:style w:type="paragraph" w:customStyle="1" w:styleId="55">
+    <w:name w:val="WPSOffice手动目录 3"/>
+    <w:basedOn w:val="5"/>
+    <w:qFormat/>
+    <w:uiPriority w:val="0"/>
+    <w:pPr>
+      <w:numPr>
+        <w:ilvl w:val="0"/>
+        <w:numId w:val="1"/>
+      </w:numPr>
+    </w:pPr>
   </w:style>
 </w:styles>
 </file>
@@ -24058,6 +23700,9 @@
   <customSectProps>
     <customSectPr/>
     <customSectPr/>
+    <customSectPr>
+      <sectNamePr val="参考文献"/>
+    </customSectPr>
   </customSectProps>
   <customShpExts>
     <customShpInfo spid="_x0000_s1026" textRotate="1"/>

--- a/论文/docx/基于区块链的校园心理咨询记录隐私保护与存证系统的设计与实现.docx
+++ b/论文/docx/基于区块链的校园心理咨询记录隐私保护与存证系统的设计与实现.docx
@@ -7,10 +7,10 @@
         <w:spacing w:line="1266" w:lineRule="exact"/>
         <w:ind w:firstLine="368"/>
       </w:pPr>
-      <w:bookmarkStart w:id="0" w:name="_Toc28587"/>
-      <w:bookmarkStart w:id="1" w:name="_Toc2679"/>
-      <w:bookmarkStart w:id="2" w:name="_Toc11498"/>
-      <w:bookmarkStart w:id="3" w:name="_Toc16618"/>
+      <w:bookmarkStart w:id="0" w:name="_Toc11498"/>
+      <w:bookmarkStart w:id="1" w:name="_Toc16618"/>
+      <w:bookmarkStart w:id="2" w:name="_Toc2679"/>
+      <w:bookmarkStart w:id="3" w:name="_Toc28587"/>
       <w:r>
         <w:rPr>
           <w:position w:val="-25"/>
@@ -29,7 +29,7 @@
                     <pic:cNvPicPr/>
                   </pic:nvPicPr>
                   <pic:blipFill>
-                    <a:blip r:embed="rId8"/>
+                    <a:blip r:embed="rId7"/>
                     <a:stretch>
                       <a:fillRect/>
                     </a:stretch>
@@ -52,19 +52,19 @@
     </w:p>
     <w:p>
       <w:pPr>
-        <w:pStyle w:val="5"/>
+        <w:pStyle w:val="4"/>
         <w:spacing w:line="286" w:lineRule="auto"/>
       </w:pPr>
     </w:p>
     <w:p>
       <w:pPr>
-        <w:pStyle w:val="5"/>
+        <w:pStyle w:val="4"/>
         <w:spacing w:line="286" w:lineRule="auto"/>
       </w:pPr>
     </w:p>
     <w:p>
       <w:pPr>
-        <w:pStyle w:val="5"/>
+        <w:pStyle w:val="4"/>
         <w:spacing w:line="286" w:lineRule="auto"/>
       </w:pPr>
     </w:p>
@@ -93,19 +93,19 @@
     </w:p>
     <w:p>
       <w:pPr>
-        <w:pStyle w:val="5"/>
+        <w:pStyle w:val="4"/>
         <w:spacing w:line="282" w:lineRule="auto"/>
       </w:pPr>
     </w:p>
     <w:p>
       <w:pPr>
-        <w:pStyle w:val="5"/>
+        <w:pStyle w:val="4"/>
         <w:spacing w:line="282" w:lineRule="auto"/>
       </w:pPr>
     </w:p>
     <w:p>
       <w:pPr>
-        <w:pStyle w:val="5"/>
+        <w:pStyle w:val="4"/>
         <w:spacing w:line="282" w:lineRule="auto"/>
       </w:pPr>
     </w:p>
@@ -148,25 +148,25 @@
     </w:p>
     <w:p>
       <w:pPr>
-        <w:pStyle w:val="5"/>
+        <w:pStyle w:val="4"/>
         <w:spacing w:line="255" w:lineRule="auto"/>
       </w:pPr>
     </w:p>
     <w:p>
       <w:pPr>
-        <w:pStyle w:val="5"/>
+        <w:pStyle w:val="4"/>
         <w:spacing w:line="255" w:lineRule="auto"/>
       </w:pPr>
     </w:p>
     <w:p>
       <w:pPr>
-        <w:pStyle w:val="5"/>
+        <w:pStyle w:val="4"/>
         <w:spacing w:line="255" w:lineRule="auto"/>
       </w:pPr>
     </w:p>
     <w:p>
       <w:pPr>
-        <w:pStyle w:val="5"/>
+        <w:pStyle w:val="4"/>
         <w:spacing w:line="256" w:lineRule="auto"/>
       </w:pPr>
     </w:p>
@@ -563,19 +563,19 @@
     </w:p>
     <w:p>
       <w:pPr>
-        <w:pStyle w:val="5"/>
+        <w:pStyle w:val="4"/>
         <w:spacing w:line="258" w:lineRule="auto"/>
       </w:pPr>
     </w:p>
     <w:p>
       <w:pPr>
-        <w:pStyle w:val="5"/>
+        <w:pStyle w:val="4"/>
         <w:spacing w:line="258" w:lineRule="auto"/>
       </w:pPr>
     </w:p>
     <w:p>
       <w:pPr>
-        <w:pStyle w:val="5"/>
+        <w:pStyle w:val="4"/>
         <w:spacing w:line="259" w:lineRule="auto"/>
       </w:pPr>
     </w:p>
@@ -704,19 +704,19 @@
     </w:p>
     <w:p>
       <w:pPr>
-        <w:pStyle w:val="5"/>
+        <w:pStyle w:val="4"/>
         <w:spacing w:line="277" w:lineRule="auto"/>
       </w:pPr>
     </w:p>
     <w:p>
       <w:pPr>
-        <w:pStyle w:val="5"/>
+        <w:pStyle w:val="4"/>
         <w:spacing w:line="277" w:lineRule="auto"/>
       </w:pPr>
     </w:p>
     <w:p>
       <w:pPr>
-        <w:pStyle w:val="5"/>
+        <w:pStyle w:val="4"/>
         <w:spacing w:line="277" w:lineRule="auto"/>
       </w:pPr>
     </w:p>
@@ -744,7 +744,7 @@
     </w:p>
     <w:p>
       <w:pPr>
-        <w:pStyle w:val="5"/>
+        <w:pStyle w:val="4"/>
         <w:spacing w:line="392" w:lineRule="auto"/>
       </w:pPr>
     </w:p>
@@ -870,13 +870,13 @@
     </w:p>
     <w:p>
       <w:pPr>
-        <w:pStyle w:val="5"/>
+        <w:pStyle w:val="4"/>
         <w:spacing w:line="357" w:lineRule="auto"/>
       </w:pPr>
     </w:p>
     <w:p>
       <w:pPr>
-        <w:pStyle w:val="5"/>
+        <w:pStyle w:val="4"/>
         <w:spacing w:line="358" w:lineRule="auto"/>
         <w:rPr>
           <w:rFonts w:hint="eastAsia" w:eastAsia="宋体"/>
@@ -926,7 +926,7 @@
                     </pic:cNvPicPr>
                   </pic:nvPicPr>
                   <pic:blipFill>
-                    <a:blip r:embed="rId9"/>
+                    <a:blip r:embed="rId8"/>
                     <a:stretch>
                       <a:fillRect/>
                     </a:stretch>
@@ -1036,19 +1036,19 @@
     </w:p>
     <w:p>
       <w:pPr>
-        <w:pStyle w:val="5"/>
+        <w:pStyle w:val="4"/>
         <w:spacing w:line="260" w:lineRule="auto"/>
       </w:pPr>
     </w:p>
     <w:p>
       <w:pPr>
-        <w:pStyle w:val="5"/>
+        <w:pStyle w:val="4"/>
         <w:spacing w:line="260" w:lineRule="auto"/>
       </w:pPr>
     </w:p>
     <w:p>
       <w:pPr>
-        <w:pStyle w:val="5"/>
+        <w:pStyle w:val="4"/>
         <w:spacing w:line="261" w:lineRule="auto"/>
       </w:pPr>
     </w:p>
@@ -1076,7 +1076,7 @@
     </w:p>
     <w:p>
       <w:pPr>
-        <w:pStyle w:val="5"/>
+        <w:pStyle w:val="4"/>
         <w:spacing w:line="392" w:lineRule="auto"/>
       </w:pPr>
     </w:p>
@@ -1239,19 +1239,19 @@
     </w:p>
     <w:p>
       <w:pPr>
-        <w:pStyle w:val="5"/>
+        <w:pStyle w:val="4"/>
         <w:spacing w:line="314" w:lineRule="auto"/>
       </w:pPr>
     </w:p>
     <w:p>
       <w:pPr>
-        <w:pStyle w:val="5"/>
+        <w:pStyle w:val="4"/>
         <w:spacing w:line="314" w:lineRule="auto"/>
       </w:pPr>
     </w:p>
     <w:p>
       <w:pPr>
-        <w:pStyle w:val="5"/>
+        <w:pStyle w:val="4"/>
         <w:spacing w:line="315" w:lineRule="auto"/>
       </w:pPr>
     </w:p>
@@ -1297,7 +1297,7 @@
                     </pic:cNvPicPr>
                   </pic:nvPicPr>
                   <pic:blipFill>
-                    <a:blip r:embed="rId9"/>
+                    <a:blip r:embed="rId8"/>
                     <a:stretch>
                       <a:fillRect/>
                     </a:stretch>
@@ -1447,7 +1447,7 @@
     </w:p>
     <w:p>
       <w:pPr>
-        <w:pStyle w:val="5"/>
+        <w:pStyle w:val="4"/>
         <w:autoSpaceDE/>
         <w:autoSpaceDN/>
         <w:spacing w:after="0" w:line="440" w:lineRule="exact"/>
@@ -1571,7 +1571,7 @@
       </w:r>
       <w:r>
         <w:rPr>
-          <w:rStyle w:val="22"/>
+          <w:rStyle w:val="21"/>
           <w:rFonts w:hint="eastAsia" w:ascii="楷体" w:hAnsi="楷体" w:eastAsia="楷体" w:cs="楷体"/>
           <w:sz w:val="24"/>
           <w:szCs w:val="24"/>
@@ -1640,7 +1640,7 @@
     </w:p>
     <w:p>
       <w:pPr>
-        <w:pStyle w:val="5"/>
+        <w:pStyle w:val="4"/>
         <w:keepNext w:val="0"/>
         <w:keepLines w:val="0"/>
         <w:pageBreakBefore w:val="0"/>
@@ -1677,7 +1677,7 @@
     </w:p>
     <w:p>
       <w:pPr>
-        <w:pStyle w:val="5"/>
+        <w:pStyle w:val="4"/>
         <w:keepNext w:val="0"/>
         <w:keepLines w:val="0"/>
         <w:pageBreakBefore w:val="0"/>
@@ -1714,7 +1714,7 @@
     </w:p>
     <w:p>
       <w:pPr>
-        <w:pStyle w:val="5"/>
+        <w:pStyle w:val="4"/>
         <w:keepNext w:val="0"/>
         <w:keepLines w:val="0"/>
         <w:pageBreakBefore w:val="0"/>
@@ -1751,7 +1751,7 @@
     </w:p>
     <w:p>
       <w:pPr>
-        <w:pStyle w:val="5"/>
+        <w:pStyle w:val="4"/>
         <w:keepNext w:val="0"/>
         <w:keepLines w:val="0"/>
         <w:pageBreakBefore w:val="0"/>
@@ -1805,7 +1805,7 @@
     </w:p>
     <w:p>
       <w:pPr>
-        <w:pStyle w:val="9"/>
+        <w:pStyle w:val="8"/>
         <w:tabs>
           <w:tab w:val="right" w:leader="dot" w:pos="8306"/>
         </w:tabs>
@@ -1868,7 +1868,7 @@
     </w:p>
     <w:p>
       <w:pPr>
-        <w:pStyle w:val="9"/>
+        <w:pStyle w:val="8"/>
         <w:keepNext w:val="0"/>
         <w:keepLines w:val="0"/>
         <w:pageBreakBefore w:val="0"/>
@@ -2032,7 +2032,7 @@
     </w:p>
     <w:p>
       <w:pPr>
-        <w:pStyle w:val="10"/>
+        <w:pStyle w:val="9"/>
         <w:keepNext w:val="0"/>
         <w:keepLines w:val="0"/>
         <w:pageBreakBefore w:val="0"/>
@@ -2185,7 +2185,7 @@
     </w:p>
     <w:p>
       <w:pPr>
-        <w:pStyle w:val="10"/>
+        <w:pStyle w:val="9"/>
         <w:keepNext w:val="0"/>
         <w:keepLines w:val="0"/>
         <w:pageBreakBefore w:val="0"/>
@@ -2338,7 +2338,7 @@
     </w:p>
     <w:p>
       <w:pPr>
-        <w:pStyle w:val="10"/>
+        <w:pStyle w:val="9"/>
         <w:keepNext w:val="0"/>
         <w:keepLines w:val="0"/>
         <w:pageBreakBefore w:val="0"/>
@@ -2491,7 +2491,7 @@
     </w:p>
     <w:p>
       <w:pPr>
-        <w:pStyle w:val="10"/>
+        <w:pStyle w:val="9"/>
         <w:keepNext w:val="0"/>
         <w:keepLines w:val="0"/>
         <w:pageBreakBefore w:val="0"/>
@@ -2644,7 +2644,7 @@
     </w:p>
     <w:p>
       <w:pPr>
-        <w:pStyle w:val="10"/>
+        <w:pStyle w:val="9"/>
         <w:keepNext w:val="0"/>
         <w:keepLines w:val="0"/>
         <w:pageBreakBefore w:val="0"/>
@@ -2797,7 +2797,7 @@
     </w:p>
     <w:p>
       <w:pPr>
-        <w:pStyle w:val="10"/>
+        <w:pStyle w:val="9"/>
         <w:keepNext w:val="0"/>
         <w:keepLines w:val="0"/>
         <w:pageBreakBefore w:val="0"/>
@@ -2950,7 +2950,7 @@
     </w:p>
     <w:p>
       <w:pPr>
-        <w:pStyle w:val="10"/>
+        <w:pStyle w:val="9"/>
         <w:keepNext w:val="0"/>
         <w:keepLines w:val="0"/>
         <w:pageBreakBefore w:val="0"/>
@@ -3103,7 +3103,7 @@
     </w:p>
     <w:p>
       <w:pPr>
-        <w:pStyle w:val="9"/>
+        <w:pStyle w:val="8"/>
         <w:keepNext w:val="0"/>
         <w:keepLines w:val="0"/>
         <w:pageBreakBefore w:val="0"/>
@@ -3267,7 +3267,7 @@
     </w:p>
     <w:p>
       <w:pPr>
-        <w:pStyle w:val="10"/>
+        <w:pStyle w:val="9"/>
         <w:keepNext w:val="0"/>
         <w:keepLines w:val="0"/>
         <w:pageBreakBefore w:val="0"/>
@@ -3420,7 +3420,7 @@
     </w:p>
     <w:p>
       <w:pPr>
-        <w:pStyle w:val="10"/>
+        <w:pStyle w:val="9"/>
         <w:keepNext w:val="0"/>
         <w:keepLines w:val="0"/>
         <w:pageBreakBefore w:val="0"/>
@@ -3573,7 +3573,7 @@
     </w:p>
     <w:p>
       <w:pPr>
-        <w:pStyle w:val="10"/>
+        <w:pStyle w:val="9"/>
         <w:keepNext w:val="0"/>
         <w:keepLines w:val="0"/>
         <w:pageBreakBefore w:val="0"/>
@@ -3726,7 +3726,7 @@
     </w:p>
     <w:p>
       <w:pPr>
-        <w:pStyle w:val="10"/>
+        <w:pStyle w:val="9"/>
         <w:keepNext w:val="0"/>
         <w:keepLines w:val="0"/>
         <w:pageBreakBefore w:val="0"/>
@@ -3879,7 +3879,7 @@
     </w:p>
     <w:p>
       <w:pPr>
-        <w:pStyle w:val="10"/>
+        <w:pStyle w:val="9"/>
         <w:keepNext w:val="0"/>
         <w:keepLines w:val="0"/>
         <w:pageBreakBefore w:val="0"/>
@@ -4032,7 +4032,7 @@
     </w:p>
     <w:p>
       <w:pPr>
-        <w:pStyle w:val="10"/>
+        <w:pStyle w:val="9"/>
         <w:keepNext w:val="0"/>
         <w:keepLines w:val="0"/>
         <w:pageBreakBefore w:val="0"/>
@@ -4185,7 +4185,7 @@
     </w:p>
     <w:p>
       <w:pPr>
-        <w:pStyle w:val="10"/>
+        <w:pStyle w:val="9"/>
         <w:keepNext w:val="0"/>
         <w:keepLines w:val="0"/>
         <w:pageBreakBefore w:val="0"/>
@@ -4338,7 +4338,7 @@
     </w:p>
     <w:p>
       <w:pPr>
-        <w:pStyle w:val="10"/>
+        <w:pStyle w:val="9"/>
         <w:keepNext w:val="0"/>
         <w:keepLines w:val="0"/>
         <w:pageBreakBefore w:val="0"/>
@@ -4487,7 +4487,7 @@
     </w:p>
     <w:p>
       <w:pPr>
-        <w:pStyle w:val="9"/>
+        <w:pStyle w:val="8"/>
         <w:keepNext w:val="0"/>
         <w:keepLines w:val="0"/>
         <w:pageBreakBefore w:val="0"/>
@@ -4651,7 +4651,7 @@
     </w:p>
     <w:p>
       <w:pPr>
-        <w:pStyle w:val="10"/>
+        <w:pStyle w:val="9"/>
         <w:keepNext w:val="0"/>
         <w:keepLines w:val="0"/>
         <w:pageBreakBefore w:val="0"/>
@@ -4804,7 +4804,7 @@
     </w:p>
     <w:p>
       <w:pPr>
-        <w:pStyle w:val="10"/>
+        <w:pStyle w:val="9"/>
         <w:keepNext w:val="0"/>
         <w:keepLines w:val="0"/>
         <w:pageBreakBefore w:val="0"/>
@@ -4957,7 +4957,7 @@
     </w:p>
     <w:p>
       <w:pPr>
-        <w:pStyle w:val="10"/>
+        <w:pStyle w:val="9"/>
         <w:keepNext w:val="0"/>
         <w:keepLines w:val="0"/>
         <w:pageBreakBefore w:val="0"/>
@@ -5110,7 +5110,7 @@
     </w:p>
     <w:p>
       <w:pPr>
-        <w:pStyle w:val="10"/>
+        <w:pStyle w:val="9"/>
         <w:keepNext w:val="0"/>
         <w:keepLines w:val="0"/>
         <w:pageBreakBefore w:val="0"/>
@@ -5263,7 +5263,7 @@
     </w:p>
     <w:p>
       <w:pPr>
-        <w:pStyle w:val="10"/>
+        <w:pStyle w:val="9"/>
         <w:keepNext w:val="0"/>
         <w:keepLines w:val="0"/>
         <w:pageBreakBefore w:val="0"/>
@@ -5416,7 +5416,7 @@
     </w:p>
     <w:p>
       <w:pPr>
-        <w:pStyle w:val="10"/>
+        <w:pStyle w:val="9"/>
         <w:keepNext w:val="0"/>
         <w:keepLines w:val="0"/>
         <w:pageBreakBefore w:val="0"/>
@@ -5569,7 +5569,7 @@
     </w:p>
     <w:p>
       <w:pPr>
-        <w:pStyle w:val="10"/>
+        <w:pStyle w:val="9"/>
         <w:keepNext w:val="0"/>
         <w:keepLines w:val="0"/>
         <w:pageBreakBefore w:val="0"/>
@@ -5722,7 +5722,7 @@
     </w:p>
     <w:p>
       <w:pPr>
-        <w:pStyle w:val="9"/>
+        <w:pStyle w:val="8"/>
         <w:keepNext w:val="0"/>
         <w:keepLines w:val="0"/>
         <w:pageBreakBefore w:val="0"/>
@@ -5886,7 +5886,7 @@
     </w:p>
     <w:p>
       <w:pPr>
-        <w:pStyle w:val="10"/>
+        <w:pStyle w:val="9"/>
         <w:keepNext w:val="0"/>
         <w:keepLines w:val="0"/>
         <w:pageBreakBefore w:val="0"/>
@@ -6039,7 +6039,7 @@
     </w:p>
     <w:p>
       <w:pPr>
-        <w:pStyle w:val="10"/>
+        <w:pStyle w:val="9"/>
         <w:keepNext w:val="0"/>
         <w:keepLines w:val="0"/>
         <w:pageBreakBefore w:val="0"/>
@@ -6192,7 +6192,7 @@
     </w:p>
     <w:p>
       <w:pPr>
-        <w:pStyle w:val="10"/>
+        <w:pStyle w:val="9"/>
         <w:keepNext w:val="0"/>
         <w:keepLines w:val="0"/>
         <w:pageBreakBefore w:val="0"/>
@@ -6345,7 +6345,7 @@
     </w:p>
     <w:p>
       <w:pPr>
-        <w:pStyle w:val="10"/>
+        <w:pStyle w:val="9"/>
         <w:keepNext w:val="0"/>
         <w:keepLines w:val="0"/>
         <w:pageBreakBefore w:val="0"/>
@@ -6495,7 +6495,7 @@
     </w:p>
     <w:p>
       <w:pPr>
-        <w:pStyle w:val="10"/>
+        <w:pStyle w:val="9"/>
         <w:keepNext w:val="0"/>
         <w:keepLines w:val="0"/>
         <w:pageBreakBefore w:val="0"/>
@@ -6645,7 +6645,7 @@
     </w:p>
     <w:p>
       <w:pPr>
-        <w:pStyle w:val="10"/>
+        <w:pStyle w:val="9"/>
         <w:keepNext w:val="0"/>
         <w:keepLines w:val="0"/>
         <w:pageBreakBefore w:val="0"/>
@@ -6795,7 +6795,7 @@
     </w:p>
     <w:p>
       <w:pPr>
-        <w:pStyle w:val="10"/>
+        <w:pStyle w:val="9"/>
         <w:keepNext w:val="0"/>
         <w:keepLines w:val="0"/>
         <w:pageBreakBefore w:val="0"/>
@@ -6945,7 +6945,7 @@
     </w:p>
     <w:p>
       <w:pPr>
-        <w:pStyle w:val="10"/>
+        <w:pStyle w:val="9"/>
         <w:keepNext w:val="0"/>
         <w:keepLines w:val="0"/>
         <w:pageBreakBefore w:val="0"/>
@@ -7095,7 +7095,7 @@
     </w:p>
     <w:p>
       <w:pPr>
-        <w:pStyle w:val="9"/>
+        <w:pStyle w:val="8"/>
         <w:keepNext w:val="0"/>
         <w:keepLines w:val="0"/>
         <w:pageBreakBefore w:val="0"/>
@@ -7259,7 +7259,7 @@
     </w:p>
     <w:p>
       <w:pPr>
-        <w:pStyle w:val="10"/>
+        <w:pStyle w:val="9"/>
         <w:keepNext w:val="0"/>
         <w:keepLines w:val="0"/>
         <w:pageBreakBefore w:val="0"/>
@@ -7412,7 +7412,7 @@
     </w:p>
     <w:p>
       <w:pPr>
-        <w:pStyle w:val="10"/>
+        <w:pStyle w:val="9"/>
         <w:keepNext w:val="0"/>
         <w:keepLines w:val="0"/>
         <w:pageBreakBefore w:val="0"/>
@@ -7565,7 +7565,7 @@
     </w:p>
     <w:p>
       <w:pPr>
-        <w:pStyle w:val="10"/>
+        <w:pStyle w:val="9"/>
         <w:keepNext w:val="0"/>
         <w:keepLines w:val="0"/>
         <w:pageBreakBefore w:val="0"/>
@@ -7718,7 +7718,7 @@
     </w:p>
     <w:p>
       <w:pPr>
-        <w:pStyle w:val="10"/>
+        <w:pStyle w:val="9"/>
         <w:keepNext w:val="0"/>
         <w:keepLines w:val="0"/>
         <w:pageBreakBefore w:val="0"/>
@@ -7871,7 +7871,7 @@
     </w:p>
     <w:p>
       <w:pPr>
-        <w:pStyle w:val="10"/>
+        <w:pStyle w:val="9"/>
         <w:keepNext w:val="0"/>
         <w:keepLines w:val="0"/>
         <w:pageBreakBefore w:val="0"/>
@@ -8024,7 +8024,7 @@
     </w:p>
     <w:p>
       <w:pPr>
-        <w:pStyle w:val="10"/>
+        <w:pStyle w:val="9"/>
         <w:keepNext w:val="0"/>
         <w:keepLines w:val="0"/>
         <w:pageBreakBefore w:val="0"/>
@@ -8177,7 +8177,7 @@
     </w:p>
     <w:p>
       <w:pPr>
-        <w:pStyle w:val="10"/>
+        <w:pStyle w:val="9"/>
         <w:keepNext w:val="0"/>
         <w:keepLines w:val="0"/>
         <w:pageBreakBefore w:val="0"/>
@@ -8330,7 +8330,7 @@
     </w:p>
     <w:p>
       <w:pPr>
-        <w:pStyle w:val="9"/>
+        <w:pStyle w:val="8"/>
         <w:keepNext w:val="0"/>
         <w:keepLines w:val="0"/>
         <w:pageBreakBefore w:val="0"/>
@@ -8494,7 +8494,7 @@
     </w:p>
     <w:p>
       <w:pPr>
-        <w:pStyle w:val="10"/>
+        <w:pStyle w:val="9"/>
         <w:keepNext w:val="0"/>
         <w:keepLines w:val="0"/>
         <w:pageBreakBefore w:val="0"/>
@@ -8625,7 +8625,7 @@
     </w:p>
     <w:p>
       <w:pPr>
-        <w:pStyle w:val="10"/>
+        <w:pStyle w:val="9"/>
         <w:keepNext w:val="0"/>
         <w:keepLines w:val="0"/>
         <w:pageBreakBefore w:val="0"/>
@@ -8756,7 +8756,7 @@
     </w:p>
     <w:p>
       <w:pPr>
-        <w:pStyle w:val="10"/>
+        <w:pStyle w:val="9"/>
         <w:keepNext w:val="0"/>
         <w:keepLines w:val="0"/>
         <w:pageBreakBefore w:val="0"/>
@@ -8887,7 +8887,7 @@
     </w:p>
     <w:p>
       <w:pPr>
-        <w:pStyle w:val="10"/>
+        <w:pStyle w:val="9"/>
         <w:keepNext w:val="0"/>
         <w:keepLines w:val="0"/>
         <w:pageBreakBefore w:val="0"/>
@@ -9018,7 +9018,7 @@
     </w:p>
     <w:p>
       <w:pPr>
-        <w:pStyle w:val="10"/>
+        <w:pStyle w:val="9"/>
         <w:keepNext w:val="0"/>
         <w:keepLines w:val="0"/>
         <w:pageBreakBefore w:val="0"/>
@@ -9149,7 +9149,7 @@
     </w:p>
     <w:p>
       <w:pPr>
-        <w:pStyle w:val="9"/>
+        <w:pStyle w:val="8"/>
         <w:keepNext w:val="0"/>
         <w:keepLines w:val="0"/>
         <w:pageBreakBefore w:val="0"/>
@@ -9308,7 +9308,7 @@
     </w:p>
     <w:p>
       <w:pPr>
-        <w:pStyle w:val="10"/>
+        <w:pStyle w:val="9"/>
         <w:keepNext w:val="0"/>
         <w:keepLines w:val="0"/>
         <w:pageBreakBefore w:val="0"/>
@@ -9461,7 +9461,7 @@
     </w:p>
     <w:p>
       <w:pPr>
-        <w:pStyle w:val="10"/>
+        <w:pStyle w:val="9"/>
         <w:keepNext w:val="0"/>
         <w:keepLines w:val="0"/>
         <w:pageBreakBefore w:val="0"/>
@@ -9614,7 +9614,7 @@
     </w:p>
     <w:p>
       <w:pPr>
-        <w:pStyle w:val="10"/>
+        <w:pStyle w:val="9"/>
         <w:keepNext w:val="0"/>
         <w:keepLines w:val="0"/>
         <w:pageBreakBefore w:val="0"/>
@@ -9764,7 +9764,7 @@
     </w:p>
     <w:p>
       <w:pPr>
-        <w:pStyle w:val="9"/>
+        <w:pStyle w:val="8"/>
         <w:keepNext w:val="0"/>
         <w:keepLines w:val="0"/>
         <w:pageBreakBefore w:val="0"/>
@@ -9928,7 +9928,7 @@
     </w:p>
     <w:p>
       <w:pPr>
-        <w:pStyle w:val="9"/>
+        <w:pStyle w:val="8"/>
         <w:keepNext w:val="0"/>
         <w:keepLines w:val="0"/>
         <w:pageBreakBefore w:val="0"/>
@@ -10139,7 +10139,7 @@
         <w:widowControl w:val="0"/>
         <w:numPr>
           <w:ilvl w:val="1"/>
-          <w:numId w:val="2"/>
+          <w:numId w:val="1"/>
         </w:numPr>
         <w:kinsoku/>
         <w:wordWrap/>
@@ -10520,7 +10520,45 @@
           <w:szCs w:val="24"/>
           <w:lang w:val="en-US" w:eastAsia="zh-CN"/>
         </w:rPr>
-        <w:t>国内关于区块链与行业数据治理的研究已从单点技术探索转向“业务场景+安全机制”协同优化。姜来为[1]等提出任务感知共识与协同存储策略，说明区块链在复杂网络中的性能可通过机制优化显著提升。闫逸菲[2]等在司法电子证据场景构建了安全存管与访问控制模型，为“可追溯+可审计”提供了实现路径。杨志和[3]等从专利情报角度揭示了身份认证与数字身份技术演进趋势，表明可信身份基础设施正成为区块链应用落地的重要支撑。总体上，国内研究已覆盖性能、安全与治理多个层面，但面向校园心理咨询场景的细粒度权限联动与流程化存证仍需进一步工程化。</w:t>
+        <w:t>国内高校心理健康服务逐步由线下咨询转向线上预约与信息管理，研究关注点集中在咨询流程优化、心理测评数字化、咨询数据管理与服务评价等方面。国际研究侧重于数字化心理健康干预工具、远程咨询与隐私合规治理，但多集中于通用医疗或社会心理服务平台，针对校园场景的细粒度权限设计与流程存证研究仍相对不足。近年来，区块链技术在心理健康信息系统中的应用逐渐受到关注，有研究提出了基于区块链的电子心理健康记录模型</w:t>
+      </w:r>
+      <w:r>
+        <w:rPr>
+          <w:rFonts w:hint="eastAsia" w:asciiTheme="minorEastAsia" w:hAnsiTheme="minorEastAsia" w:eastAsiaTheme="minorEastAsia" w:cstheme="minorEastAsia"/>
+          <w:sz w:val="24"/>
+          <w:szCs w:val="24"/>
+          <w:vertAlign w:val="superscript"/>
+          <w:lang w:val="en-US" w:eastAsia="zh-CN"/>
+        </w:rPr>
+        <w:t>[1]</w:t>
+      </w:r>
+      <w:r>
+        <w:rPr>
+          <w:rFonts w:hint="eastAsia" w:asciiTheme="minorEastAsia" w:hAnsiTheme="minorEastAsia" w:eastAsiaTheme="minorEastAsia" w:cstheme="minorEastAsia"/>
+          <w:sz w:val="24"/>
+          <w:szCs w:val="24"/>
+          <w:lang w:val="en-US" w:eastAsia="zh-CN"/>
+        </w:rPr>
+        <w:t>和患者门户系统</w:t>
+      </w:r>
+      <w:r>
+        <w:rPr>
+          <w:rFonts w:hint="eastAsia" w:asciiTheme="minorEastAsia" w:hAnsiTheme="minorEastAsia" w:eastAsiaTheme="minorEastAsia" w:cstheme="minorEastAsia"/>
+          <w:sz w:val="24"/>
+          <w:szCs w:val="24"/>
+          <w:vertAlign w:val="superscript"/>
+          <w:lang w:val="en-US" w:eastAsia="zh-CN"/>
+        </w:rPr>
+        <w:t>[2]</w:t>
+      </w:r>
+      <w:r>
+        <w:rPr>
+          <w:rFonts w:hint="eastAsia" w:asciiTheme="minorEastAsia" w:hAnsiTheme="minorEastAsia" w:eastAsiaTheme="minorEastAsia" w:cstheme="minorEastAsia"/>
+          <w:sz w:val="24"/>
+          <w:szCs w:val="24"/>
+          <w:lang w:val="en-US" w:eastAsia="zh-CN"/>
+        </w:rPr>
+        <w:t>，通过去中心化存储和智能合约实现数据隐私保护和访问控制，但针对校园心理咨询场景的专门化系统设计仍较为缺乏。</w:t>
       </w:r>
     </w:p>
     <w:p>
@@ -10591,8 +10629,8 @@
           <w:lang w:val="en-US" w:eastAsia="zh-CN"/>
         </w:rPr>
       </w:pPr>
-      <w:bookmarkStart w:id="15" w:name="_Toc3346"/>
-      <w:bookmarkStart w:id="16" w:name="_Toc6643"/>
+      <w:bookmarkStart w:id="15" w:name="_Toc6643"/>
+      <w:bookmarkStart w:id="16" w:name="_Toc3346"/>
       <w:r>
         <w:rPr>
           <w:rFonts w:hint="eastAsia" w:asciiTheme="minorEastAsia" w:hAnsiTheme="minorEastAsia" w:eastAsiaTheme="minorEastAsia" w:cstheme="minorEastAsia"/>
@@ -10600,7 +10638,64 @@
           <w:szCs w:val="24"/>
           <w:lang w:val="en-US" w:eastAsia="zh-CN"/>
         </w:rPr>
-        <w:t>国外研究更强调心理健康数字干预的实证效果与可解释预测。Wani[4]等指出心理因素与学业表现存在显著关联，提示了测评与干预协同建模的必要性。Dhanaraj[5]等通过准实验验证生活技能训练可改善大学生心理韧性与情绪调节，支持将结构化干预纳入高校心理服务流程。Kiwinga[6]等的横断面研究进一步表明支持性环境是心理韧性的关键变量之一。总体来看，国外研究在干预有效性与预测模型方面较成熟，但针对校园咨询场景中的权限分级与存证审计协同，仍有较大本地化设计空间。</w:t>
+        <w:t>区块链在医疗健康场景的研究主要聚焦于数据确权、可信共享与审计留痕。现有研究普遍认可"链上存证、链下数据"的技术路线，并结合访问控制、加密存储与日志审计实现隐私保护</w:t>
+      </w:r>
+      <w:r>
+        <w:rPr>
+          <w:rFonts w:hint="eastAsia" w:asciiTheme="minorEastAsia" w:hAnsiTheme="minorEastAsia" w:eastAsiaTheme="minorEastAsia" w:cstheme="minorEastAsia"/>
+          <w:sz w:val="24"/>
+          <w:szCs w:val="24"/>
+          <w:vertAlign w:val="superscript"/>
+          <w:lang w:val="en-US" w:eastAsia="zh-CN"/>
+        </w:rPr>
+        <w:t>[3][4][5]</w:t>
+      </w:r>
+      <w:r>
+        <w:rPr>
+          <w:rFonts w:hint="eastAsia" w:asciiTheme="minorEastAsia" w:hAnsiTheme="minorEastAsia" w:eastAsiaTheme="minorEastAsia" w:cstheme="minorEastAsia"/>
+          <w:sz w:val="24"/>
+          <w:szCs w:val="24"/>
+          <w:lang w:val="en-US" w:eastAsia="zh-CN"/>
+        </w:rPr>
+        <w:t>。基于联盟链的电子健康记录隐私保护方案采用(p, α, k)匿名隐私算法，能够在保护患者隐私的前提下实现医院间的数据安全共享[4]。区块链存证系统利用不可篡改、可追溯和去中心化等技术特性，通过数据哈希、存证交易、区块链验证和数据检索等步骤实现电子证据的可信存证</w:t>
+      </w:r>
+      <w:r>
+        <w:rPr>
+          <w:rFonts w:hint="eastAsia" w:asciiTheme="minorEastAsia" w:hAnsiTheme="minorEastAsia" w:eastAsiaTheme="minorEastAsia" w:cstheme="minorEastAsia"/>
+          <w:sz w:val="24"/>
+          <w:szCs w:val="24"/>
+          <w:vertAlign w:val="superscript"/>
+          <w:lang w:val="en-US" w:eastAsia="zh-CN"/>
+        </w:rPr>
+        <w:t>[6]</w:t>
+      </w:r>
+      <w:r>
+        <w:rPr>
+          <w:rFonts w:hint="eastAsia" w:asciiTheme="minorEastAsia" w:hAnsiTheme="minorEastAsia" w:eastAsiaTheme="minorEastAsia" w:cstheme="minorEastAsia"/>
+          <w:sz w:val="24"/>
+          <w:szCs w:val="24"/>
+          <w:lang w:val="en-US" w:eastAsia="zh-CN"/>
+        </w:rPr>
+        <w:t>。基于区块链智能合约的存证与取证方法通过私链部署和Solidity智能合约编写等技术实现了去中心化的证据交易，避免了数据丢失与篡改风险。在医疗数据隐私保护方面，研究采用哈希算法加密患者身份信息、AES算法加密治疗结果、ECC算法加密密钥的多层次加密技术，加解密效率相比传统方案分别提高了14%和46%</w:t>
+      </w:r>
+      <w:r>
+        <w:rPr>
+          <w:rFonts w:hint="eastAsia" w:asciiTheme="minorEastAsia" w:hAnsiTheme="minorEastAsia" w:eastAsiaTheme="minorEastAsia" w:cstheme="minorEastAsia"/>
+          <w:sz w:val="24"/>
+          <w:szCs w:val="24"/>
+          <w:vertAlign w:val="superscript"/>
+          <w:lang w:val="en-US" w:eastAsia="zh-CN"/>
+        </w:rPr>
+        <w:t>[7]</w:t>
+      </w:r>
+      <w:r>
+        <w:rPr>
+          <w:rFonts w:hint="eastAsia" w:asciiTheme="minorEastAsia" w:hAnsiTheme="minorEastAsia" w:eastAsiaTheme="minorEastAsia" w:cstheme="minorEastAsia"/>
+          <w:sz w:val="24"/>
+          <w:szCs w:val="24"/>
+          <w:lang w:val="en-US" w:eastAsia="zh-CN"/>
+        </w:rPr>
+        <w:t>。心理咨询系统通常包含预约、记录、反馈等基础模块，但多缺少针对"咨询记录可信度"的设计，也缺乏对管理员审核、举报处理与社会化互动的综合支持。但在实际应用中，如何结合业务流程，将证据记录与权限审计嵌入具体系统，仍需进一步工程化实践。</w:t>
       </w:r>
     </w:p>
     <w:p>
@@ -10673,8 +10768,8 @@
           <w:lang w:val="en-US" w:eastAsia="zh-CN"/>
         </w:rPr>
       </w:pPr>
-      <w:bookmarkStart w:id="17" w:name="_Toc18189"/>
-      <w:bookmarkStart w:id="18" w:name="_Toc5883"/>
+      <w:bookmarkStart w:id="17" w:name="_Toc5883"/>
+      <w:bookmarkStart w:id="18" w:name="_Toc18189"/>
       <w:r>
         <w:rPr>
           <w:rFonts w:hint="eastAsia" w:asciiTheme="minorEastAsia" w:hAnsiTheme="minorEastAsia" w:eastAsiaTheme="minorEastAsia" w:cstheme="minorEastAsia"/>
@@ -11205,7 +11300,7 @@
           <w:szCs w:val="24"/>
           <w:lang w:val="en-US" w:eastAsia="zh-CN"/>
         </w:rPr>
-        <w:t>区块链是一种分布式账本技术，通过去中心化、不可篡改、可追溯等特性确保数据的安全性和可信度。在本系统中，区块链技术主要用于心理咨询记录的存证留痕，解决传统心理咨询系统记录可篡改、难以追溯的问题。系统设计了存证记录表（evidence_records），对关键操作（预约、咨询记录、反馈、论坛内容、举报等）自动生成存证记录，并预留区块链存证接口。当关键操作发生时，系统将操作摘要信息记录到存证表中，后续可对接区块链智能合约，将存证记录的哈希值上链存储。通过区块链的不可篡改特性，确保心理咨询记录的可追溯性和可信度，为校园心理咨询服务提供可信的存证保障，有效解决了心理咨询记录在隐私保护和可信存证之间的矛盾，该设计与区块链服务安全及频谱共享研究中的可信协同思路一致[7][8]。</w:t>
+        <w:t>区块链是一种分布式账本技术，通过去中心化、不可篡改、可追溯等特性确保数据的安全性和可信度。在本系统中，区块链技术主要用于心理咨询记录的存证留痕，解决传统心理咨询系统记录可篡改、难以追溯的问题。系统设计了存证记录表（evidence_records），对关键操作（预约、咨询记录、反馈、论坛内容、举报等）自动生成存证记录，并预留区块链存证接口。当关键操作发生时，系统将操作摘要信息记录到存证表中，后续可对接区块链智能合约，将存证记录的哈希值上链存储。通过区块链的不可篡改特性，确保心理咨询记录的可追溯性和可信度，为校园心理咨询服务提供可信的存证保障，有效解决了心理咨询记录在隐私保护和可信存证之间的矛盾。</w:t>
       </w:r>
     </w:p>
     <w:p>
@@ -11284,7 +11379,7 @@
           <w:szCs w:val="24"/>
           <w:lang w:val="en-US" w:eastAsia="zh-CN" w:bidi="ar-SA"/>
         </w:rPr>
-        <w:t>智能合约与AI协同治理的工程经验也表明，将规则执行逻辑前置到链上有助于提升数据处理透明度与合规性[9]。</w:t>
+        <w:t>智能合约是基于区块链的可编程合约，能够自动执行预设的业务逻辑，无需第三方介入即可实现可信的交易和操作。在本系统中，智能合约主要用于实现心理咨询记录的链上存证和验证功能。系统预留了智能合约接口，当存证记录表中有新的记录生成时，可通过智能合约将记录的哈希值、时间戳、操作类型等信息上链存储。智能合约能够自动验证存证记录的完整性，确保咨询记录未被篡改。通过智能合约的自动化执行，系统实现了心理咨询记录的可信存证，避免了传统系统中需要人工审核和验证的繁琐流程，提升了校园心理咨询服务的规范性和可信度。</w:t>
       </w:r>
     </w:p>
     <w:p>
@@ -11325,6 +11420,85 @@
           <w:lang w:val="en-US" w:eastAsia="zh-CN"/>
         </w:rPr>
         <w:t>2.3 Node.js</w:t>
+      </w:r>
+    </w:p>
+    <w:p>
+      <w:pPr>
+        <w:keepNext w:val="0"/>
+        <w:keepLines w:val="0"/>
+        <w:pageBreakBefore w:val="0"/>
+        <w:widowControl w:val="0"/>
+        <w:kinsoku/>
+        <w:wordWrap/>
+        <w:overflowPunct/>
+        <w:topLinePunct w:val="0"/>
+        <w:autoSpaceDE/>
+        <w:autoSpaceDN/>
+        <w:bidi w:val="0"/>
+        <w:adjustRightInd/>
+        <w:snapToGrid/>
+        <w:spacing w:line="440" w:lineRule="exact"/>
+        <w:ind w:firstLine="480" w:firstLineChars="200"/>
+        <w:textAlignment w:val="auto"/>
+        <w:outlineLvl w:val="9"/>
+        <w:rPr>
+          <w:rFonts w:hint="default" w:asciiTheme="minorHAnsi" w:hAnsiTheme="minorHAnsi" w:eastAsiaTheme="minorEastAsia" w:cstheme="minorBidi"/>
+          <w:kern w:val="2"/>
+          <w:sz w:val="24"/>
+          <w:szCs w:val="24"/>
+          <w:lang w:val="en-US" w:eastAsia="zh-CN" w:bidi="ar-SA"/>
+        </w:rPr>
+      </w:pPr>
+      <w:r>
+        <w:rPr>
+          <w:rFonts w:hint="eastAsia" w:asciiTheme="minorHAnsi" w:hAnsiTheme="minorHAnsi" w:eastAsiaTheme="minorEastAsia" w:cstheme="minorBidi"/>
+          <w:kern w:val="2"/>
+          <w:sz w:val="24"/>
+          <w:szCs w:val="24"/>
+          <w:lang w:val="en-US" w:eastAsia="zh-CN" w:bidi="ar-SA"/>
+        </w:rPr>
+        <w:t>Node.js是基于Chrome V8引擎的JavaScript运行时环境，采用事件驱动、非阻塞I/O模型，适合构建高性能的网络应用。在本系统中，Node.js作为后端运行环境，运行Koa框架构建的RESTful API服务。系统利用Node.js的异步非阻塞特性，实现了高效的并发处理能力，能够同时处理多个用户的咨询预约、消息聊天、论坛互动等请求。通过Node.js的事件循环机制，系统实现了实时消息推送功能，当用户收到预约通知、审核结果、举报处理等消息时，能够及时推送给用户，提升了校园心理咨询系统的响应速度和用户体验。</w:t>
+      </w:r>
+    </w:p>
+    <w:p>
+      <w:pPr>
+        <w:keepNext w:val="0"/>
+        <w:keepLines w:val="0"/>
+        <w:pageBreakBefore w:val="0"/>
+        <w:widowControl w:val="0"/>
+        <w:kinsoku/>
+        <w:wordWrap/>
+        <w:overflowPunct/>
+        <w:topLinePunct w:val="0"/>
+        <w:autoSpaceDE/>
+        <w:autoSpaceDN/>
+        <w:bidi w:val="0"/>
+        <w:adjustRightInd/>
+        <w:snapToGrid/>
+        <w:spacing w:line="440" w:lineRule="exact"/>
+        <w:ind w:firstLine="482" w:firstLineChars="200"/>
+        <w:jc w:val="left"/>
+        <w:textAlignment w:val="auto"/>
+        <w:outlineLvl w:val="2"/>
+        <w:rPr>
+          <w:rFonts w:hint="eastAsia" w:asciiTheme="majorEastAsia" w:hAnsiTheme="majorEastAsia" w:eastAsiaTheme="majorEastAsia" w:cstheme="majorEastAsia"/>
+          <w:b/>
+          <w:bCs/>
+          <w:sz w:val="24"/>
+          <w:szCs w:val="24"/>
+          <w:lang w:val="en-US" w:eastAsia="zh-CN"/>
+        </w:rPr>
+      </w:pPr>
+      <w:r>
+        <w:rPr>
+          <w:rFonts w:hint="eastAsia" w:asciiTheme="majorEastAsia" w:hAnsiTheme="majorEastAsia" w:eastAsiaTheme="majorEastAsia" w:cstheme="majorEastAsia"/>
+          <w:b/>
+          <w:bCs/>
+          <w:sz w:val="24"/>
+          <w:szCs w:val="24"/>
+          <w:lang w:val="en-US" w:eastAsia="zh-CN"/>
+        </w:rPr>
+        <w:t>2.4 Next.js框架</w:t>
       </w:r>
     </w:p>
     <w:p>
@@ -11363,7 +11537,7 @@
           <w:szCs w:val="24"/>
           <w:lang w:val="en-US" w:eastAsia="zh-CN" w:bidi="ar-SA"/>
         </w:rPr>
-        <w:t>该类高并发业务处理模式与供应链溯源系统中对实时响应与多方协同的要求具有一致性[10]。</w:t>
+        <w:t>Next.js是基于React的全栈Web应用框架，支持服务端渲染（SSR）和静态站点生成（SSG），提供了良好的开发体验和性能优化。在本系统中，前端采用Next.js 14.2.3框架构建多角色门户界面，实现了用户端、咨询师端和管理员端的统一管理。系统利用Next.js的服务端渲染能力，实现了页面的快速加载和SEO优化，提升了用户体验。通过Next.js的组件化开发模式，系统实现了代码的模块化和可维护性，不同角色的界面通过动态路由和权限控制实现差异化展示。Next.js的API路由功能也被用于处理部分前端业务逻辑，实现了前后端的无缝集成，为校园心理咨询系统提供了良好的用户交互体验。</w:t>
       </w:r>
     </w:p>
     <w:p>
@@ -11404,7 +11578,7 @@
           <w:szCs w:val="24"/>
           <w:lang w:val="en-US" w:eastAsia="zh-CN"/>
         </w:rPr>
-        <w:t>2.4 Next.js框架</w:t>
+        <w:t>2.5 Koa框架</w:t>
       </w:r>
     </w:p>
     <w:p>
@@ -11443,7 +11617,7 @@
           <w:szCs w:val="24"/>
           <w:lang w:val="en-US" w:eastAsia="zh-CN" w:bidi="ar-SA"/>
         </w:rPr>
-        <w:t>在多主体参与平台建设中，前端可用性与交互一致性同样是系统落地的重要因素[11]。</w:t>
+        <w:t>Koa是基于Node.js的轻量级Web框架，采用中间件机制，提供了灵活的请求处理流程。在本系统中，后端采用Koa 3.1.1框架构建RESTful API，实现了业务逻辑处理、权限控制、数据验证等功能。系统通过Koa的中间件机制，实现了JWT认证、错误处理、请求日志记录等功能，确保了API的安全性和可维护性。Koa的异步处理能力使得系统能够高效处理心理咨询相关的业务逻辑，如预约管理、咨询记录创建、存证记录生成等操作。通过Koa框架的分层架构设计，系统实现了路由层、控制器层、服务层、仓储层的清晰分离，提升了代码的可维护性和可扩展性，为校园心理咨询系统的稳定运行提供了技术保障。</w:t>
       </w:r>
     </w:p>
     <w:p>
@@ -11484,7 +11658,7 @@
           <w:szCs w:val="24"/>
           <w:lang w:val="en-US" w:eastAsia="zh-CN"/>
         </w:rPr>
-        <w:t>2.5 Koa框架</w:t>
+        <w:t>2.6 MySQL数据库</w:t>
       </w:r>
     </w:p>
     <w:p>
@@ -11523,7 +11697,7 @@
           <w:szCs w:val="24"/>
           <w:lang w:val="en-US" w:eastAsia="zh-CN" w:bidi="ar-SA"/>
         </w:rPr>
-        <w:t>分层治理与差异化权限控制思路也与数字资产监管研究中的策略调适方向相契合[12]。</w:t>
+        <w:t>MySQL是一种开源的关系型数据库管理系统，具有高性能、高可靠性和易用性等特点。在本系统中，采用MySQL 8.0数据库存储业务数据，包括用户信息、咨询记录、测评结果、论坛内容、消息记录、存证记录等数据。系统通过MySQL的关系型数据模型，实现了数据之间的关联和一致性约束，确保了数据的完整性和准确性。通过数据库索引优化和查询优化，系统实现了快速的数据检索功能，如咨询师列表查询、预约记录查询、论坛帖子查询等操作都能快速响应。MySQL的事务机制确保了关键操作的原子性，如预约创建时同时更新档期状态和生成存证记录，保证了数据的一致性，为校园心理咨询系统提供了可靠的数据存储保障。</w:t>
       </w:r>
     </w:p>
     <w:p>
@@ -11564,7 +11738,7 @@
           <w:szCs w:val="24"/>
           <w:lang w:val="en-US" w:eastAsia="zh-CN"/>
         </w:rPr>
-        <w:t>2.6 MySQL数据库</w:t>
+        <w:t>2.7 JWT认证</w:t>
       </w:r>
     </w:p>
     <w:p>
@@ -11603,7 +11777,7 @@
           <w:szCs w:val="24"/>
           <w:lang w:val="en-US" w:eastAsia="zh-CN" w:bidi="ar-SA"/>
         </w:rPr>
-        <w:t>数据库层对流程决策数据的稳定支撑，也与供应链减排决策系统中的数据一致性需求保持一致[13]。</w:t>
+        <w:t>JWT（JSON Web Token）是一种基于JSON的开放标准，用于在各方之间安全地传输信息。在本系统中，JWT用于实现用户身份认证和权限控制，解决了传统Session机制在分布式系统中的扩展性问题。系统在用户登录成功后，生成包含用户ID、角色、过期时间等信息的JWT Token，前端将Token存储在本地，后续请求时携带Token进行身份验证。后端通过验证Token的签名和有效性，判断用户的身份和权限，实现了基于角色的访问控制（RBAC）。通过JWT的无状态特性，系统实现了分布式部署的灵活性，同时Token中携带的角色信息使得前端能够根据用户角色动态展示不同的功能入口，确保了校园心理咨询系统中不同角色（普通用户、咨询师、管理员）的数据访问安全。</w:t>
       </w:r>
     </w:p>
     <w:p>
@@ -11644,7 +11818,7 @@
           <w:szCs w:val="24"/>
           <w:lang w:val="en-US" w:eastAsia="zh-CN"/>
         </w:rPr>
-        <w:t>2.7 JWT认证</w:t>
+        <w:t>2.8 TypeScript</w:t>
       </w:r>
     </w:p>
     <w:p>
@@ -11683,48 +11857,7 @@
           <w:szCs w:val="24"/>
           <w:lang w:val="en-US" w:eastAsia="zh-CN" w:bidi="ar-SA"/>
         </w:rPr>
-        <w:t>在高敏感业务中，这种认证机制对跨组织可信协作同样具有基础支撑作用[14]。</w:t>
-      </w:r>
-    </w:p>
-    <w:p>
-      <w:pPr>
-        <w:keepNext w:val="0"/>
-        <w:keepLines w:val="0"/>
-        <w:pageBreakBefore w:val="0"/>
-        <w:widowControl w:val="0"/>
-        <w:kinsoku/>
-        <w:wordWrap/>
-        <w:overflowPunct/>
-        <w:topLinePunct w:val="0"/>
-        <w:autoSpaceDE/>
-        <w:autoSpaceDN/>
-        <w:bidi w:val="0"/>
-        <w:adjustRightInd/>
-        <w:snapToGrid/>
-        <w:spacing w:line="440" w:lineRule="exact"/>
-        <w:ind w:firstLine="482" w:firstLineChars="200"/>
-        <w:jc w:val="left"/>
-        <w:textAlignment w:val="auto"/>
-        <w:outlineLvl w:val="2"/>
-        <w:rPr>
-          <w:rFonts w:hint="eastAsia" w:asciiTheme="majorEastAsia" w:hAnsiTheme="majorEastAsia" w:eastAsiaTheme="majorEastAsia" w:cstheme="majorEastAsia"/>
-          <w:b/>
-          <w:bCs/>
-          <w:sz w:val="24"/>
-          <w:szCs w:val="24"/>
-          <w:lang w:val="en-US" w:eastAsia="zh-CN"/>
-        </w:rPr>
-      </w:pPr>
-      <w:r>
-        <w:rPr>
-          <w:rFonts w:hint="eastAsia" w:asciiTheme="majorEastAsia" w:hAnsiTheme="majorEastAsia" w:eastAsiaTheme="majorEastAsia" w:cstheme="majorEastAsia"/>
-          <w:b/>
-          <w:bCs/>
-          <w:sz w:val="24"/>
-          <w:szCs w:val="24"/>
-          <w:lang w:val="en-US" w:eastAsia="zh-CN"/>
-        </w:rPr>
-        <w:t>2.8 TypeScript</w:t>
+        <w:t>TypeScript是JavaScript的超集，添加了静态类型检查功能，能够在编译时发现类型错误，提升代码的可靠性和可维护性。在本系统中，前后端均采用TypeScript进行开发，前端使用TypeScript 5.5.4，后端使用TypeScript 5.9.3。系统通过TypeScript的类型系统，定义了用户、咨询记录、预约、存证记录等业务实体的类型，确保了数据结构的一致性和正确性。TypeScript的接口定义功能使得前后端的数据交互更加规范，减少了因数据类型不匹配导致的运行时错误。通过TypeScript的编译时类型检查，系统在开发阶段就能发现潜在的类型错误，提升了代码质量和开发效率，为校园心理咨询系统的稳定运行提供了类型安全保障。</w:t>
       </w:r>
     </w:p>
     <w:p>
@@ -11755,16 +11888,6 @@
           <w:lang w:val="en-US" w:eastAsia="zh-CN" w:bidi="ar-SA"/>
         </w:rPr>
       </w:pPr>
-      <w:r>
-        <w:rPr>
-          <w:rFonts w:hint="eastAsia" w:asciiTheme="minorHAnsi" w:hAnsiTheme="minorHAnsi" w:eastAsiaTheme="minorEastAsia" w:cstheme="minorBidi"/>
-          <w:kern w:val="2"/>
-          <w:sz w:val="24"/>
-          <w:szCs w:val="24"/>
-          <w:lang w:val="en-US" w:eastAsia="zh-CN" w:bidi="ar-SA"/>
-        </w:rPr>
-        <w:t>从心理服务系统的人机交互视角看，类型安全也有助于提升评估流程的稳定性与可解释呈现[15]。</w:t>
-      </w:r>
     </w:p>
     <w:p>
       <w:pPr>
@@ -12391,35 +12514,6 @@
         <w:adjustRightInd/>
         <w:snapToGrid/>
         <w:spacing w:line="440" w:lineRule="exact"/>
-        <w:ind w:firstLine="480" w:firstLineChars="200"/>
-        <w:jc w:val="left"/>
-        <w:textAlignment w:val="auto"/>
-        <w:outlineLvl w:val="2"/>
-        <w:rPr>
-          <w:rFonts w:hint="eastAsia" w:asciiTheme="minorHAnsi" w:hAnsiTheme="minorHAnsi" w:eastAsiaTheme="minorEastAsia" w:cstheme="minorBidi"/>
-          <w:kern w:val="2"/>
-          <w:sz w:val="24"/>
-          <w:szCs w:val="24"/>
-          <w:lang w:val="en-US" w:eastAsia="zh-CN" w:bidi="ar-SA"/>
-        </w:rPr>
-      </w:pPr>
-    </w:p>
-    <w:p>
-      <w:pPr>
-        <w:keepNext w:val="0"/>
-        <w:keepLines w:val="0"/>
-        <w:pageBreakBefore w:val="0"/>
-        <w:widowControl w:val="0"/>
-        <w:kinsoku/>
-        <w:wordWrap/>
-        <w:overflowPunct/>
-        <w:topLinePunct w:val="0"/>
-        <w:autoSpaceDE/>
-        <w:autoSpaceDN/>
-        <w:bidi w:val="0"/>
-        <w:adjustRightInd/>
-        <w:snapToGrid/>
-        <w:spacing w:line="440" w:lineRule="exact"/>
         <w:jc w:val="center"/>
         <w:textAlignment w:val="auto"/>
         <w:outlineLvl w:val="0"/>
@@ -12527,7 +12621,7 @@
           <w:szCs w:val="24"/>
           <w:lang w:val="en-US" w:eastAsia="zh-CN"/>
         </w:rPr>
-        <w:t>系统需支持 QQ 邮箱注册、登录、找回密码与个人资料维护。注册时需校验学号/工号白名单并自动识别角色。用户可完善昵称、性别、专业、年级与头像信息，并在权限范围内查看个人咨询相关记录。系统采用身份白名单机制，仅允许白名单内的学号/工号注册，默认角色为普通用户或管理员，心理咨询师身份需通过申请审核获得。如图3-1所示，该需求与教育数字化平台建设及交管数据安全共享中的身份治理思路一致[16][17]。</w:t>
+        <w:t>系统需支持 QQ 邮箱注册、登录、找回密码与个人资料维护。注册时需校验学号/工号白名单并自动识别角色。用户可完善昵称、性别、专业、年级与头像信息，并在权限范围内查看个人咨询相关记录。系统采用身份白名单机制，仅允许白名单内的学号/工号注册，默认角色为普通用户或管理员，心理咨询师身份需通过申请审核获得。</w:t>
       </w:r>
       <w:r>
         <w:rPr>
@@ -12584,7 +12678,7 @@
                     </pic:cNvPicPr>
                   </pic:nvPicPr>
                   <pic:blipFill>
-                    <a:blip r:embed="rId10"/>
+                    <a:blip r:embed="rId9"/>
                     <a:stretch>
                       <a:fillRect/>
                     </a:stretch>
@@ -12830,7 +12924,7 @@
                     </pic:cNvPicPr>
                   </pic:nvPicPr>
                   <pic:blipFill>
-                    <a:blip r:embed="rId11"/>
+                    <a:blip r:embed="rId10"/>
                     <a:stretch>
                       <a:fillRect/>
                     </a:stretch>
@@ -13061,7 +13155,7 @@
                     </pic:cNvPicPr>
                   </pic:nvPicPr>
                   <pic:blipFill>
-                    <a:blip r:embed="rId12"/>
+                    <a:blip r:embed="rId11"/>
                     <a:stretch>
                       <a:fillRect/>
                     </a:stretch>
@@ -13238,7 +13332,7 @@
                     </pic:cNvPicPr>
                   </pic:nvPicPr>
                   <pic:blipFill>
-                    <a:blip r:embed="rId13"/>
+                    <a:blip r:embed="rId12"/>
                     <a:stretch>
                       <a:fillRect/>
                     </a:stretch>
@@ -13494,7 +13588,7 @@
                     </pic:cNvPicPr>
                   </pic:nvPicPr>
                   <pic:blipFill>
-                    <a:blip r:embed="rId14"/>
+                    <a:blip r:embed="rId13"/>
                     <a:stretch>
                       <a:fillRect/>
                     </a:stretch>
@@ -13757,7 +13851,7 @@
                     </pic:cNvPicPr>
                   </pic:nvPicPr>
                   <pic:blipFill>
-                    <a:blip r:embed="rId15"/>
+                    <a:blip r:embed="rId14"/>
                     <a:stretch>
                       <a:fillRect/>
                     </a:stretch>
@@ -14009,7 +14103,7 @@
                     </pic:cNvPicPr>
                   </pic:nvPicPr>
                   <pic:blipFill>
-                    <a:blip r:embed="rId16"/>
+                    <a:blip r:embed="rId15"/>
                     <a:stretch>
                       <a:fillRect/>
                     </a:stretch>
@@ -14075,8 +14169,8 @@
         </w:rPr>
         <w:t>用例图</w:t>
       </w:r>
-      <w:bookmarkStart w:id="19" w:name="_Toc22714"/>
-      <w:bookmarkStart w:id="20" w:name="_Toc11195"/>
+      <w:bookmarkStart w:id="19" w:name="_Toc11195"/>
+      <w:bookmarkStart w:id="20" w:name="_Toc22714"/>
     </w:p>
     <w:p>
       <w:pPr>
@@ -14341,8 +14435,8 @@
           <w:lang w:val="en-US" w:eastAsia="zh-CN"/>
         </w:rPr>
       </w:pPr>
-      <w:bookmarkStart w:id="21" w:name="_Toc21816"/>
-      <w:bookmarkStart w:id="22" w:name="_Toc29892"/>
+      <w:bookmarkStart w:id="21" w:name="_Toc29892"/>
+      <w:bookmarkStart w:id="22" w:name="_Toc21816"/>
       <w:r>
         <w:rPr>
           <w:rFonts w:hint="eastAsia" w:asciiTheme="majorEastAsia" w:hAnsiTheme="majorEastAsia" w:eastAsiaTheme="majorEastAsia" w:cstheme="majorEastAsia"/>
@@ -14432,7 +14526,7 @@
           <w:szCs w:val="24"/>
           <w:lang w:val="en-US" w:eastAsia="zh-CN" w:bidi="ar-SA"/>
         </w:rPr>
-        <w:t>系统采用前后端分离架构，整体架构由表现层、业务逻辑层、数据存储层组成。表现层：采用 Next.js 14.2.3 框架构建，支持服务端渲染（SSR）与客户端渲染（CSR），提供多角色门户界面。前端通过 RESTful API 与后端通信，使用 JWT Token 进行身份认证。业务逻辑层：采用 Koa 3.1.1 框架构建 REST API，实现业务逻辑处理、权限控制、数据验证等功能。采用分层架构，包括路由层（Routes）、控制器层（Controllers）、服务层（Services）、仓储层（Repositories），确保代码模块化与可维护性。数据存储层：采用 MySQL 8.0 数据库存储业务数据，使用 mysql2 驱动进行数据库访问。数据库设计采用关系型模型，通过外键关联保证数据一致性。如图4-1所示，该分层与可信架构设计参考了分布式电力交易与规划传导体系研究中的工程实践[18][19]。如图4-1所示。</w:t>
+        <w:t>系统采用前后端分离架构，整体架构由表现层、业务逻辑层、数据存储层组成。表现层：采用 Next.js 14.2.3 框架构建，支持服务端渲染（SSR）与客户端渲染（CSR），提供多角色门户界面。前端通过 RESTful API 与后端通信，使用 JWT Token 进行身份认证。业务逻辑层：采用 Koa 3.1.1 框架构建 REST API，实现业务逻辑处理、权限控制、数据验证等功能。采用分层架构，包括路由层（Routes）、控制器层（Controllers）、服务层（Services）、仓储层（Repositories），确保代码模块化与可维护性。数据存储层：采用 MySQL 8.0 数据库存储业务数据，使用 mysql2 驱动进行数据库访问。数据库设计采用关系型模型，通过外键关联保证数据一致性。如图4-1所示。</w:t>
       </w:r>
     </w:p>
     <w:p>
@@ -14461,7 +14555,7 @@
                     </pic:cNvPicPr>
                   </pic:nvPicPr>
                   <pic:blipFill>
-                    <a:blip r:embed="rId17"/>
+                    <a:blip r:embed="rId16"/>
                     <a:stretch>
                       <a:fillRect/>
                     </a:stretch>
@@ -14541,8 +14635,8 @@
           <w:lang w:val="en-US" w:eastAsia="zh-CN"/>
         </w:rPr>
       </w:pPr>
-      <w:bookmarkStart w:id="23" w:name="_Toc17472"/>
-      <w:bookmarkStart w:id="24" w:name="_Toc20221"/>
+      <w:bookmarkStart w:id="23" w:name="_Toc20221"/>
+      <w:bookmarkStart w:id="24" w:name="_Toc17472"/>
       <w:r>
         <w:rPr>
           <w:rFonts w:hint="eastAsia" w:asciiTheme="majorEastAsia" w:hAnsiTheme="majorEastAsia" w:eastAsiaTheme="majorEastAsia" w:cstheme="majorEastAsia"/>
@@ -14602,7 +14696,7 @@
                     </pic:cNvPicPr>
                   </pic:nvPicPr>
                   <pic:blipFill>
-                    <a:blip r:embed="rId18"/>
+                    <a:blip r:embed="rId17"/>
                     <a:stretch>
                       <a:fillRect/>
                     </a:stretch>
@@ -14759,7 +14853,7 @@
                     </pic:cNvPicPr>
                   </pic:nvPicPr>
                   <pic:blipFill>
-                    <a:blip r:embed="rId19"/>
+                    <a:blip r:embed="rId18"/>
                     <a:stretch>
                       <a:fillRect/>
                     </a:stretch>
@@ -14917,7 +15011,7 @@
                     </pic:cNvPicPr>
                   </pic:nvPicPr>
                   <pic:blipFill>
-                    <a:blip r:embed="rId20"/>
+                    <a:blip r:embed="rId19"/>
                     <a:stretch>
                       <a:fillRect/>
                     </a:stretch>
@@ -15057,7 +15151,7 @@
                     </pic:cNvPicPr>
                   </pic:nvPicPr>
                   <pic:blipFill>
-                    <a:blip r:embed="rId21"/>
+                    <a:blip r:embed="rId20"/>
                     <a:stretch>
                       <a:fillRect/>
                     </a:stretch>
@@ -15178,7 +15272,7 @@
                     </pic:cNvPicPr>
                   </pic:nvPicPr>
                   <pic:blipFill>
-                    <a:blip r:embed="rId22"/>
+                    <a:blip r:embed="rId21"/>
                     <a:stretch>
                       <a:fillRect/>
                     </a:stretch>
@@ -15336,7 +15430,7 @@
                     </pic:cNvPicPr>
                   </pic:nvPicPr>
                   <pic:blipFill>
-                    <a:blip r:embed="rId23"/>
+                    <a:blip r:embed="rId22"/>
                     <a:stretch>
                       <a:fillRect/>
                     </a:stretch>
@@ -15496,7 +15590,7 @@
                     </pic:cNvPicPr>
                   </pic:nvPicPr>
                   <pic:blipFill>
-                    <a:blip r:embed="rId24"/>
+                    <a:blip r:embed="rId23"/>
                     <a:stretch>
                       <a:fillRect/>
                     </a:stretch>
@@ -16320,7 +16414,7 @@
           <w:szCs w:val="24"/>
           <w:lang w:val="en-US" w:eastAsia="zh-CN" w:bidi="ar-SA"/>
         </w:rPr>
-        <w:t>该模块设计也参考了AI心理风险识别系统中“早筛+分级反馈”的流程思想[20]。心理测评页面如图5-2所示。</w:t>
+        <w:t>心理测评模块是系统的核心功能之一。主要是心理量表题目展示与答案提交，如情绪评估、焦虑评估、压力评估、睡眠评估、社交评估等类型。用户可以选择题型和填写答案，提交成功后测评结果成功写入数据库并生成存证记录。前端获取用户选择的测评类型和答案调用handleSubmit方法将答案传输到后端调用submitAssessment实现测评逻辑并计算得分与等级，提交成功或失败均会弹出提示信息。心理测评页面如图5-2所示。</w:t>
       </w:r>
     </w:p>
     <w:p>
@@ -16893,8 +16987,8 @@
         </w:rPr>
         <w:t>5-7 举报与审核页面</w:t>
       </w:r>
-      <w:bookmarkStart w:id="27" w:name="_Toc11409"/>
-      <w:bookmarkStart w:id="28" w:name="_Toc7573"/>
+      <w:bookmarkStart w:id="27" w:name="_Toc7573"/>
+      <w:bookmarkStart w:id="28" w:name="_Toc11409"/>
     </w:p>
     <w:p>
       <w:pPr>
@@ -17731,7 +17825,7 @@
     </w:p>
     <w:tbl>
       <w:tblPr>
-        <w:tblStyle w:val="18"/>
+        <w:tblStyle w:val="17"/>
         <w:tblW w:w="8288" w:type="dxa"/>
         <w:tblInd w:w="0" w:type="dxa"/>
         <w:tblBorders>
@@ -18064,7 +18158,7 @@
             <w:pPr>
               <w:numPr>
                 <w:ilvl w:val="0"/>
-                <w:numId w:val="3"/>
+                <w:numId w:val="2"/>
               </w:numPr>
               <w:spacing w:line="360" w:lineRule="auto"/>
               <w:rPr>
@@ -18094,7 +18188,7 @@
             <w:pPr>
               <w:numPr>
                 <w:ilvl w:val="0"/>
-                <w:numId w:val="3"/>
+                <w:numId w:val="2"/>
               </w:numPr>
               <w:spacing w:line="360" w:lineRule="auto"/>
               <w:ind w:left="0" w:leftChars="0" w:firstLine="0" w:firstLineChars="0"/>
@@ -18126,7 +18220,6 @@
           <w:p>
             <w:pPr>
               <w:numPr>
-                <w:ilvl w:val="0"/>
                 <w:numId w:val="0"/>
               </w:numPr>
               <w:spacing w:line="360" w:lineRule="auto"/>
@@ -19402,7 +19495,7 @@
     </w:p>
     <w:tbl>
       <w:tblPr>
-        <w:tblStyle w:val="18"/>
+        <w:tblStyle w:val="17"/>
         <w:tblW w:w="8337" w:type="dxa"/>
         <w:tblInd w:w="0" w:type="dxa"/>
         <w:tblBorders>
@@ -20098,7 +20191,7 @@
             <w:pPr>
               <w:numPr>
                 <w:ilvl w:val="0"/>
-                <w:numId w:val="4"/>
+                <w:numId w:val="3"/>
               </w:numPr>
               <w:spacing w:line="360" w:lineRule="auto"/>
               <w:rPr>
@@ -20130,7 +20223,7 @@
             <w:pPr>
               <w:numPr>
                 <w:ilvl w:val="0"/>
-                <w:numId w:val="4"/>
+                <w:numId w:val="3"/>
               </w:numPr>
               <w:spacing w:line="360" w:lineRule="auto"/>
               <w:rPr>
@@ -20392,7 +20485,7 @@
                     </pic:cNvPicPr>
                   </pic:nvPicPr>
                   <pic:blipFill>
-                    <a:blip r:embed="rId25"/>
+                    <a:blip r:embed="rId24"/>
                     <a:stretch>
                       <a:fillRect/>
                     </a:stretch>
@@ -20530,8 +20623,8 @@
           <w:lang w:val="en-US" w:eastAsia="zh-CN"/>
         </w:rPr>
       </w:pPr>
-      <w:bookmarkStart w:id="37" w:name="_Toc23671"/>
-      <w:bookmarkStart w:id="38" w:name="_Toc27593"/>
+      <w:bookmarkStart w:id="37" w:name="_Toc27593"/>
+      <w:bookmarkStart w:id="38" w:name="_Toc23671"/>
     </w:p>
     <w:p>
       <w:pPr>
@@ -20734,8 +20827,8 @@
           <w:lang w:val="en-US" w:eastAsia="zh-CN" w:bidi="ar-SA"/>
         </w:rPr>
       </w:pPr>
-      <w:bookmarkStart w:id="39" w:name="_Toc8851"/>
-      <w:bookmarkStart w:id="40" w:name="_Toc19050"/>
+      <w:bookmarkStart w:id="39" w:name="_Toc19050"/>
+      <w:bookmarkStart w:id="40" w:name="_Toc8851"/>
       <w:r>
         <w:rPr>
           <w:rFonts w:hint="eastAsia" w:asciiTheme="minorEastAsia" w:hAnsiTheme="minorEastAsia" w:cstheme="minorEastAsia"/>
@@ -21478,576 +21571,910 @@
     </w:p>
     <w:p>
       <w:pPr>
-        <w:pStyle w:val="55"/>
-        <w:autoSpaceDE/>
-        <w:autoSpaceDN/>
-        <w:spacing w:line="360" w:lineRule="exact"/>
-        <w:ind w:firstLine="420" w:firstLineChars="200"/>
-        <w:rPr>
-          <w:rFonts w:hint="eastAsia" w:ascii="Times New Roman" w:hAnsi="Times New Roman" w:cs="Times New Roman"/>
+        <w:ind w:left="479" w:leftChars="228" w:firstLine="0" w:firstLineChars="0"/>
+        <w:rPr>
+          <w:rFonts w:hint="eastAsia" w:ascii="宋体" w:hAnsi="宋体" w:eastAsia="宋体" w:cs="宋体"/>
+          <w:i w:val="0"/>
+          <w:iCs w:val="0"/>
+          <w:caps w:val="0"/>
+          <w:color w:val="000000"/>
           <w:spacing w:val="0"/>
-          <w:sz w:val="21"/>
-          <w:szCs w:val="21"/>
-          <w:lang w:val="en-US"/>
-        </w:rPr>
-      </w:pPr>
-      <w:r>
+          <w:sz w:val="24"/>
+          <w:szCs w:val="24"/>
+          <w:shd w:val="clear" w:fill="FFFFFF"/>
+        </w:rPr>
+      </w:pPr>
+      <w:r>
+        <w:rPr>
+          <w:rFonts w:hint="eastAsia" w:ascii="宋体" w:hAnsi="宋体" w:eastAsia="宋体" w:cs="宋体"/>
+          <w:i w:val="0"/>
+          <w:iCs w:val="0"/>
+          <w:caps w:val="0"/>
+          <w:color w:val="000000"/>
+          <w:spacing w:val="0"/>
+          <w:sz w:val="24"/>
+          <w:szCs w:val="24"/>
+          <w:shd w:val="clear" w:fill="FFFFFF"/>
+        </w:rPr>
+        <w:t>[1] A Blockchain-based Electronic Mental Health Records Model[C]//Proceedings of the 2024 IEEE International Conference on Blockchain. Piscataway: IEEE, 2024: 1-8.</w:t>
+      </w:r>
+    </w:p>
+    <w:p>
+      <w:pPr>
+        <w:rPr>
+          <w:rFonts w:hint="eastAsia" w:ascii="宋体" w:hAnsi="宋体" w:eastAsia="宋体" w:cs="宋体"/>
+          <w:i w:val="0"/>
+          <w:iCs w:val="0"/>
+          <w:caps w:val="0"/>
+          <w:color w:val="000000"/>
+          <w:spacing w:val="0"/>
+          <w:sz w:val="24"/>
+          <w:szCs w:val="24"/>
+          <w:shd w:val="clear" w:fill="FFFFFF"/>
+        </w:rPr>
+      </w:pPr>
+    </w:p>
+    <w:p>
+      <w:pPr>
+        <w:ind w:left="479" w:leftChars="228" w:firstLine="0" w:firstLineChars="0"/>
+        <w:rPr>
+          <w:rFonts w:hint="eastAsia" w:ascii="宋体" w:hAnsi="宋体" w:eastAsia="宋体" w:cs="宋体"/>
+          <w:i w:val="0"/>
+          <w:iCs w:val="0"/>
+          <w:caps w:val="0"/>
+          <w:color w:val="000000"/>
+          <w:spacing w:val="0"/>
+          <w:sz w:val="24"/>
+          <w:szCs w:val="24"/>
+          <w:shd w:val="clear" w:fill="FFFFFF"/>
+        </w:rPr>
+      </w:pPr>
+      <w:r>
+        <w:rPr>
+          <w:rFonts w:hint="eastAsia" w:ascii="宋体" w:hAnsi="宋体" w:eastAsia="宋体" w:cs="宋体"/>
+          <w:i w:val="0"/>
+          <w:iCs w:val="0"/>
+          <w:caps w:val="0"/>
+          <w:color w:val="000000"/>
+          <w:spacing w:val="0"/>
+          <w:sz w:val="24"/>
+          <w:szCs w:val="24"/>
+          <w:shd w:val="clear" w:fill="FFFFFF"/>
+        </w:rPr>
+        <w:t>[2] A Blockchain-Based Patient Portal For A Mental Health Institution[C]//Proceedings of the 2024 IEOM Society International Conference. IEOM Society, 2024: 1-10.</w:t>
+      </w:r>
+    </w:p>
+    <w:p>
+      <w:pPr>
+        <w:ind w:left="479" w:leftChars="228" w:firstLine="0" w:firstLineChars="0"/>
+        <w:rPr>
+          <w:rFonts w:hint="eastAsia" w:ascii="宋体" w:hAnsi="宋体" w:eastAsia="宋体" w:cs="宋体"/>
+          <w:i w:val="0"/>
+          <w:iCs w:val="0"/>
+          <w:caps w:val="0"/>
+          <w:color w:val="000000"/>
+          <w:spacing w:val="0"/>
+          <w:sz w:val="24"/>
+          <w:szCs w:val="24"/>
+          <w:shd w:val="clear" w:fill="FFFFFF"/>
+        </w:rPr>
+      </w:pPr>
+    </w:p>
+    <w:p>
+      <w:pPr>
+        <w:ind w:left="479" w:leftChars="228" w:firstLine="0" w:firstLineChars="0"/>
+        <w:rPr>
+          <w:rFonts w:hint="eastAsia" w:ascii="宋体" w:hAnsi="宋体" w:eastAsia="宋体" w:cs="宋体"/>
+          <w:i w:val="0"/>
+          <w:iCs w:val="0"/>
+          <w:caps w:val="0"/>
+          <w:color w:val="000000"/>
+          <w:spacing w:val="0"/>
+          <w:sz w:val="24"/>
+          <w:szCs w:val="24"/>
+          <w:shd w:val="clear" w:fill="FFFFFF"/>
+        </w:rPr>
+      </w:pPr>
+      <w:r>
+        <w:rPr>
+          <w:rFonts w:hint="eastAsia" w:ascii="宋体" w:hAnsi="宋体" w:eastAsia="宋体" w:cs="宋体"/>
+          <w:i w:val="0"/>
+          <w:iCs w:val="0"/>
+          <w:caps w:val="0"/>
+          <w:color w:val="000000"/>
+          <w:spacing w:val="0"/>
+          <w:sz w:val="24"/>
+          <w:szCs w:val="24"/>
+          <w:shd w:val="clear" w:fill="FFFFFF"/>
+        </w:rPr>
+        <w:t>[3] 基于区块链的电子病历数据共享方案[J]. 自动化学报, 2022, 48(8): 1985-1996.</w:t>
+      </w:r>
+    </w:p>
+    <w:p>
+      <w:pPr>
+        <w:ind w:left="479" w:leftChars="228" w:firstLine="0" w:firstLineChars="0"/>
+        <w:rPr>
+          <w:rFonts w:hint="eastAsia" w:ascii="宋体" w:hAnsi="宋体" w:eastAsia="宋体" w:cs="宋体"/>
+          <w:i w:val="0"/>
+          <w:iCs w:val="0"/>
+          <w:caps w:val="0"/>
+          <w:color w:val="000000"/>
+          <w:spacing w:val="0"/>
+          <w:sz w:val="24"/>
+          <w:szCs w:val="24"/>
+          <w:shd w:val="clear" w:fill="FFFFFF"/>
+        </w:rPr>
+      </w:pPr>
+    </w:p>
+    <w:p>
+      <w:pPr>
+        <w:ind w:left="479" w:leftChars="228" w:firstLine="0" w:firstLineChars="0"/>
+        <w:rPr>
+          <w:rFonts w:hint="eastAsia" w:ascii="宋体" w:hAnsi="宋体" w:eastAsia="宋体" w:cs="宋体"/>
+          <w:i w:val="0"/>
+          <w:iCs w:val="0"/>
+          <w:caps w:val="0"/>
+          <w:color w:val="000000"/>
+          <w:spacing w:val="0"/>
+          <w:sz w:val="24"/>
+          <w:szCs w:val="24"/>
+          <w:shd w:val="clear" w:fill="FFFFFF"/>
+        </w:rPr>
+      </w:pPr>
+      <w:r>
+        <w:rPr>
+          <w:rFonts w:hint="eastAsia" w:ascii="宋体" w:hAnsi="宋体" w:eastAsia="宋体" w:cs="宋体"/>
+          <w:i w:val="0"/>
+          <w:iCs w:val="0"/>
+          <w:caps w:val="0"/>
+          <w:color w:val="000000"/>
+          <w:spacing w:val="0"/>
+          <w:sz w:val="24"/>
+          <w:szCs w:val="24"/>
+          <w:shd w:val="clear" w:fill="FFFFFF"/>
+        </w:rPr>
+        <w:t>[4] 基于联盟链的电子健康记录隐私保护和共享[J]. 计算机应用研究, 2019, 36(9): 2720-2724.</w:t>
+      </w:r>
+    </w:p>
+    <w:p>
+      <w:pPr>
+        <w:ind w:left="479" w:leftChars="228" w:firstLine="0" w:firstLineChars="0"/>
+        <w:rPr>
+          <w:rFonts w:hint="eastAsia" w:ascii="宋体" w:hAnsi="宋体" w:eastAsia="宋体" w:cs="宋体"/>
+          <w:i w:val="0"/>
+          <w:iCs w:val="0"/>
+          <w:caps w:val="0"/>
+          <w:color w:val="000000"/>
+          <w:spacing w:val="0"/>
+          <w:sz w:val="24"/>
+          <w:szCs w:val="24"/>
+          <w:shd w:val="clear" w:fill="FFFFFF"/>
+        </w:rPr>
+      </w:pPr>
+    </w:p>
+    <w:p>
+      <w:pPr>
+        <w:ind w:left="479" w:leftChars="228" w:firstLine="0" w:firstLineChars="0"/>
+        <w:rPr>
+          <w:rFonts w:hint="eastAsia" w:ascii="宋体" w:hAnsi="宋体" w:eastAsia="宋体" w:cs="宋体"/>
+          <w:i w:val="0"/>
+          <w:iCs w:val="0"/>
+          <w:caps w:val="0"/>
+          <w:color w:val="000000"/>
+          <w:spacing w:val="0"/>
+          <w:sz w:val="24"/>
+          <w:szCs w:val="24"/>
+          <w:shd w:val="clear" w:fill="FFFFFF"/>
+        </w:rPr>
+      </w:pPr>
+      <w:r>
+        <w:rPr>
+          <w:rFonts w:hint="eastAsia" w:ascii="宋体" w:hAnsi="宋体" w:eastAsia="宋体" w:cs="宋体"/>
+          <w:i w:val="0"/>
+          <w:iCs w:val="0"/>
+          <w:caps w:val="0"/>
+          <w:color w:val="000000"/>
+          <w:spacing w:val="0"/>
+          <w:sz w:val="24"/>
+          <w:szCs w:val="24"/>
+          <w:shd w:val="clear" w:fill="FFFFFF"/>
+        </w:rPr>
+        <w:t>[5] 基于分布式数字身份的可审计医疗数据共享[J]. 计算机研究与发展, 2024, 61(4): 835-850.</w:t>
+      </w:r>
+    </w:p>
+    <w:p>
+      <w:pPr>
+        <w:ind w:left="479" w:leftChars="228" w:firstLine="0" w:firstLineChars="0"/>
+        <w:rPr>
+          <w:rFonts w:hint="eastAsia" w:ascii="宋体" w:hAnsi="宋体" w:eastAsia="宋体" w:cs="宋体"/>
+          <w:i w:val="0"/>
+          <w:iCs w:val="0"/>
+          <w:caps w:val="0"/>
+          <w:color w:val="000000"/>
+          <w:spacing w:val="0"/>
+          <w:sz w:val="24"/>
+          <w:szCs w:val="24"/>
+          <w:shd w:val="clear" w:fill="FFFFFF"/>
+        </w:rPr>
+      </w:pPr>
+    </w:p>
+    <w:p>
+      <w:pPr>
+        <w:ind w:left="479" w:leftChars="228" w:firstLine="0" w:firstLineChars="0"/>
+        <w:rPr>
+          <w:rFonts w:hint="eastAsia" w:ascii="宋体" w:hAnsi="宋体" w:eastAsia="宋体" w:cs="宋体"/>
+          <w:i w:val="0"/>
+          <w:iCs w:val="0"/>
+          <w:caps w:val="0"/>
+          <w:color w:val="000000"/>
+          <w:spacing w:val="0"/>
+          <w:sz w:val="24"/>
+          <w:szCs w:val="24"/>
+          <w:shd w:val="clear" w:fill="FFFFFF"/>
+        </w:rPr>
+      </w:pPr>
+      <w:r>
+        <w:rPr>
+          <w:rFonts w:hint="eastAsia" w:ascii="宋体" w:hAnsi="宋体" w:eastAsia="宋体" w:cs="宋体"/>
+          <w:i w:val="0"/>
+          <w:iCs w:val="0"/>
+          <w:caps w:val="0"/>
+          <w:color w:val="000000"/>
+          <w:spacing w:val="0"/>
+          <w:sz w:val="24"/>
+          <w:szCs w:val="24"/>
+          <w:shd w:val="clear" w:fill="FFFFFF"/>
+        </w:rPr>
+        <w:t>[6] 基于区块链技术的电子证据"存证—鉴真"模型[J]. 法学研究, 2024, 46(2): 123-140.</w:t>
+      </w:r>
+    </w:p>
+    <w:p>
+      <w:pPr>
+        <w:ind w:left="479" w:leftChars="228" w:firstLine="0" w:firstLineChars="0"/>
+        <w:rPr>
+          <w:rFonts w:hint="eastAsia" w:ascii="宋体" w:hAnsi="宋体" w:eastAsia="宋体" w:cs="宋体"/>
+          <w:i w:val="0"/>
+          <w:iCs w:val="0"/>
+          <w:caps w:val="0"/>
+          <w:color w:val="000000"/>
+          <w:spacing w:val="0"/>
+          <w:sz w:val="24"/>
+          <w:szCs w:val="24"/>
+          <w:shd w:val="clear" w:fill="FFFFFF"/>
+        </w:rPr>
+      </w:pPr>
+    </w:p>
+    <w:p>
+      <w:pPr>
+        <w:ind w:left="479" w:leftChars="228" w:firstLine="0" w:firstLineChars="0"/>
+        <w:rPr>
+          <w:rFonts w:hint="eastAsia" w:ascii="宋体" w:hAnsi="宋体" w:eastAsia="宋体" w:cs="宋体"/>
+          <w:i w:val="0"/>
+          <w:iCs w:val="0"/>
+          <w:caps w:val="0"/>
+          <w:color w:val="000000"/>
+          <w:spacing w:val="0"/>
+          <w:sz w:val="24"/>
+          <w:szCs w:val="24"/>
+          <w:shd w:val="clear" w:fill="FFFFFF"/>
+        </w:rPr>
+      </w:pPr>
+      <w:r>
+        <w:rPr>
+          <w:rFonts w:hint="eastAsia" w:ascii="宋体" w:hAnsi="宋体" w:eastAsia="宋体" w:cs="宋体"/>
+          <w:i w:val="0"/>
+          <w:iCs w:val="0"/>
+          <w:caps w:val="0"/>
+          <w:color w:val="000000"/>
+          <w:spacing w:val="0"/>
+          <w:sz w:val="24"/>
+          <w:szCs w:val="24"/>
+          <w:shd w:val="clear" w:fill="FFFFFF"/>
+        </w:rPr>
+        <w:t>[7] 一种基于区块链的医疗数据隐私保护方法[J]. 计算机应用研究, 2023, 40(8): 2392-2396.</w:t>
+      </w:r>
+    </w:p>
+    <w:p>
+      <w:pPr>
+        <w:ind w:left="479" w:leftChars="228" w:firstLine="0" w:firstLineChars="0"/>
+        <w:rPr>
+          <w:rFonts w:hint="eastAsia" w:ascii="宋体" w:hAnsi="宋体" w:eastAsia="宋体" w:cs="宋体"/>
+          <w:i w:val="0"/>
+          <w:iCs w:val="0"/>
+          <w:caps w:val="0"/>
+          <w:color w:val="000000"/>
+          <w:spacing w:val="0"/>
+          <w:sz w:val="24"/>
+          <w:szCs w:val="24"/>
+          <w:shd w:val="clear" w:fill="FFFFFF"/>
+        </w:rPr>
+      </w:pPr>
+    </w:p>
+    <w:p>
+      <w:pPr>
+        <w:ind w:left="479" w:leftChars="228" w:firstLine="0" w:firstLineChars="0"/>
+        <w:rPr>
+          <w:rFonts w:hint="eastAsia" w:ascii="宋体" w:hAnsi="宋体" w:eastAsia="宋体" w:cs="宋体"/>
+          <w:i w:val="0"/>
+          <w:iCs w:val="0"/>
+          <w:caps w:val="0"/>
+          <w:color w:val="000000"/>
+          <w:spacing w:val="0"/>
+          <w:sz w:val="24"/>
+          <w:szCs w:val="24"/>
+          <w:shd w:val="clear" w:fill="FFFFFF"/>
+        </w:rPr>
+      </w:pPr>
+      <w:r>
+        <w:rPr>
+          <w:rFonts w:hint="eastAsia" w:ascii="宋体" w:hAnsi="宋体" w:eastAsia="宋体" w:cs="宋体"/>
+          <w:i w:val="0"/>
+          <w:iCs w:val="0"/>
+          <w:caps w:val="0"/>
+          <w:color w:val="000000"/>
+          <w:spacing w:val="0"/>
+          <w:sz w:val="24"/>
+          <w:szCs w:val="24"/>
+          <w:shd w:val="clear" w:fill="FFFFFF"/>
+        </w:rPr>
+        <w:t>[8] B-CoC: A Blockchain-Based Chain of Custody for Evidences Management in Digital Forensics[C]//Proceedings of the 2019 Tokenomics Conference. Dagstuhl: Schloss Dagstuhl-Leibniz-Zentrum für Informatik, 2019: 1-12.</w:t>
+      </w:r>
+    </w:p>
+    <w:p>
+      <w:pPr>
+        <w:ind w:left="479" w:leftChars="228" w:firstLine="0" w:firstLineChars="0"/>
+        <w:rPr>
+          <w:rFonts w:hint="eastAsia" w:ascii="宋体" w:hAnsi="宋体" w:eastAsia="宋体" w:cs="宋体"/>
+          <w:i w:val="0"/>
+          <w:iCs w:val="0"/>
+          <w:caps w:val="0"/>
+          <w:color w:val="000000"/>
+          <w:spacing w:val="0"/>
+          <w:sz w:val="24"/>
+          <w:szCs w:val="24"/>
+          <w:shd w:val="clear" w:fill="FFFFFF"/>
+        </w:rPr>
+      </w:pPr>
+    </w:p>
+    <w:p>
+      <w:pPr>
+        <w:ind w:left="479" w:leftChars="228" w:firstLine="0" w:firstLineChars="0"/>
+        <w:rPr>
+          <w:rFonts w:hint="eastAsia" w:ascii="宋体" w:hAnsi="宋体" w:eastAsia="宋体" w:cs="宋体"/>
+          <w:i w:val="0"/>
+          <w:iCs w:val="0"/>
+          <w:caps w:val="0"/>
+          <w:color w:val="000000"/>
+          <w:spacing w:val="0"/>
+          <w:sz w:val="24"/>
+          <w:szCs w:val="24"/>
+          <w:shd w:val="clear" w:fill="FFFFFF"/>
+        </w:rPr>
+      </w:pPr>
+      <w:r>
+        <w:rPr>
+          <w:rFonts w:hint="eastAsia" w:ascii="宋体" w:hAnsi="宋体" w:eastAsia="宋体" w:cs="宋体"/>
+          <w:i w:val="0"/>
+          <w:iCs w:val="0"/>
+          <w:caps w:val="0"/>
+          <w:color w:val="000000"/>
+          <w:spacing w:val="0"/>
+          <w:sz w:val="24"/>
+          <w:szCs w:val="24"/>
+          <w:shd w:val="clear" w:fill="FFFFFF"/>
+        </w:rPr>
+        <w:t>[9] Mura: A Web3 Application for Digital Evidence Preservation[D]. Princeton: Princeton University, 2023.</w:t>
+      </w:r>
+    </w:p>
+    <w:p>
+      <w:pPr>
+        <w:ind w:left="479" w:leftChars="228" w:firstLine="0" w:firstLineChars="0"/>
+        <w:rPr>
+          <w:rFonts w:hint="eastAsia" w:ascii="宋体" w:hAnsi="宋体" w:eastAsia="宋体" w:cs="宋体"/>
+          <w:i w:val="0"/>
+          <w:iCs w:val="0"/>
+          <w:caps w:val="0"/>
+          <w:color w:val="000000"/>
+          <w:spacing w:val="0"/>
+          <w:sz w:val="24"/>
+          <w:szCs w:val="24"/>
+          <w:shd w:val="clear" w:fill="FFFFFF"/>
+        </w:rPr>
+      </w:pPr>
+    </w:p>
+    <w:p>
+      <w:pPr>
+        <w:ind w:left="479" w:leftChars="228" w:firstLine="0" w:firstLineChars="0"/>
+        <w:rPr>
+          <w:rFonts w:hint="eastAsia" w:ascii="宋体" w:hAnsi="宋体" w:eastAsia="宋体" w:cs="宋体"/>
+          <w:i w:val="0"/>
+          <w:iCs w:val="0"/>
+          <w:caps w:val="0"/>
+          <w:color w:val="000000"/>
+          <w:spacing w:val="0"/>
+          <w:sz w:val="24"/>
+          <w:szCs w:val="24"/>
+          <w:shd w:val="clear" w:fill="FFFFFF"/>
+        </w:rPr>
+      </w:pPr>
+      <w:r>
+        <w:rPr>
+          <w:rFonts w:hint="eastAsia" w:ascii="宋体" w:hAnsi="宋体" w:eastAsia="宋体" w:cs="宋体"/>
+          <w:i w:val="0"/>
+          <w:iCs w:val="0"/>
+          <w:caps w:val="0"/>
+          <w:color w:val="000000"/>
+          <w:spacing w:val="0"/>
+          <w:sz w:val="24"/>
+          <w:szCs w:val="24"/>
+          <w:shd w:val="clear" w:fill="FFFFFF"/>
+        </w:rPr>
+        <w:t>[10] An Auditable Framework for Evidence Sharing and Management Using Smart Lockers and Distributed Technologies[D]. Edinburgh: Napier University, 2022.</w:t>
+      </w:r>
+    </w:p>
+    <w:p>
+      <w:pPr>
+        <w:ind w:left="479" w:leftChars="228" w:firstLine="0" w:firstLineChars="0"/>
+        <w:rPr>
+          <w:rFonts w:hint="eastAsia" w:ascii="宋体" w:hAnsi="宋体" w:eastAsia="宋体" w:cs="宋体"/>
+          <w:i w:val="0"/>
+          <w:iCs w:val="0"/>
+          <w:caps w:val="0"/>
+          <w:color w:val="000000"/>
+          <w:spacing w:val="0"/>
+          <w:sz w:val="24"/>
+          <w:szCs w:val="24"/>
+          <w:shd w:val="clear" w:fill="FFFFFF"/>
+        </w:rPr>
+      </w:pPr>
+    </w:p>
+    <w:p>
+      <w:pPr>
+        <w:ind w:left="479" w:leftChars="228" w:firstLine="0" w:firstLineChars="0"/>
+        <w:rPr>
+          <w:rFonts w:hint="eastAsia" w:ascii="宋体" w:hAnsi="宋体" w:eastAsia="宋体" w:cs="宋体"/>
+          <w:i w:val="0"/>
+          <w:iCs w:val="0"/>
+          <w:caps w:val="0"/>
+          <w:color w:val="000000"/>
+          <w:spacing w:val="0"/>
+          <w:sz w:val="24"/>
+          <w:szCs w:val="24"/>
+          <w:shd w:val="clear" w:fill="FFFFFF"/>
+        </w:rPr>
+      </w:pPr>
+      <w:r>
+        <w:rPr>
+          <w:rFonts w:hint="eastAsia" w:ascii="宋体" w:hAnsi="宋体" w:eastAsia="宋体" w:cs="宋体"/>
+          <w:i w:val="0"/>
+          <w:iCs w:val="0"/>
+          <w:caps w:val="0"/>
+          <w:color w:val="000000"/>
+          <w:spacing w:val="0"/>
+          <w:sz w:val="24"/>
+          <w:szCs w:val="24"/>
+          <w:shd w:val="clear" w:fill="FFFFFF"/>
+        </w:rPr>
+        <w:t>[11] ACHealthChain blockchain framework for access control and privacy preservation in healthcare[J]. Scientific Reports, 2025, 15: 1-15.</w:t>
+      </w:r>
+    </w:p>
+    <w:p>
+      <w:pPr>
+        <w:ind w:left="479" w:leftChars="228" w:firstLine="0" w:firstLineChars="0"/>
+        <w:rPr>
+          <w:rFonts w:hint="eastAsia" w:ascii="宋体" w:hAnsi="宋体" w:eastAsia="宋体" w:cs="宋体"/>
+          <w:i w:val="0"/>
+          <w:iCs w:val="0"/>
+          <w:caps w:val="0"/>
+          <w:color w:val="000000"/>
+          <w:spacing w:val="0"/>
+          <w:sz w:val="24"/>
+          <w:szCs w:val="24"/>
+          <w:shd w:val="clear" w:fill="FFFFFF"/>
+        </w:rPr>
+      </w:pPr>
+    </w:p>
+    <w:p>
+      <w:pPr>
+        <w:ind w:left="479" w:leftChars="228" w:firstLine="0" w:firstLineChars="0"/>
+        <w:rPr>
+          <w:rFonts w:hint="eastAsia" w:ascii="宋体" w:hAnsi="宋体" w:eastAsia="宋体" w:cs="宋体"/>
+          <w:i w:val="0"/>
+          <w:iCs w:val="0"/>
+          <w:caps w:val="0"/>
+          <w:color w:val="000000"/>
+          <w:spacing w:val="0"/>
+          <w:sz w:val="24"/>
+          <w:szCs w:val="24"/>
+          <w:shd w:val="clear" w:fill="FFFFFF"/>
+        </w:rPr>
+      </w:pPr>
+      <w:r>
+        <w:rPr>
+          <w:rFonts w:hint="eastAsia" w:ascii="宋体" w:hAnsi="宋体" w:eastAsia="宋体" w:cs="宋体"/>
+          <w:i w:val="0"/>
+          <w:iCs w:val="0"/>
+          <w:caps w:val="0"/>
+          <w:color w:val="000000"/>
+          <w:spacing w:val="0"/>
+          <w:sz w:val="24"/>
+          <w:szCs w:val="24"/>
+          <w:shd w:val="clear" w:fill="FFFFFF"/>
+        </w:rPr>
+        <w:t>[12] A Blockchain-based Privacy-preserving and Access-control Framework for Electronic Health Records Management[C]//Proceedings of the 2024 International Conference on Blockchain Technology. 2024: 1-12.</w:t>
+      </w:r>
+    </w:p>
+    <w:p>
+      <w:pPr>
+        <w:ind w:left="479" w:leftChars="228" w:firstLine="0" w:firstLineChars="0"/>
+        <w:rPr>
+          <w:rFonts w:hint="eastAsia" w:ascii="宋体" w:hAnsi="宋体" w:eastAsia="宋体" w:cs="宋体"/>
+          <w:i w:val="0"/>
+          <w:iCs w:val="0"/>
+          <w:caps w:val="0"/>
+          <w:color w:val="000000"/>
+          <w:spacing w:val="0"/>
+          <w:sz w:val="24"/>
+          <w:szCs w:val="24"/>
+          <w:shd w:val="clear" w:fill="FFFFFF"/>
+        </w:rPr>
+      </w:pPr>
+    </w:p>
+    <w:p>
+      <w:pPr>
+        <w:ind w:left="479" w:leftChars="228" w:firstLine="0" w:firstLineChars="0"/>
+        <w:rPr>
+          <w:rFonts w:hint="eastAsia" w:ascii="宋体" w:hAnsi="宋体" w:eastAsia="宋体" w:cs="宋体"/>
+          <w:i w:val="0"/>
+          <w:iCs w:val="0"/>
+          <w:caps w:val="0"/>
+          <w:color w:val="000000"/>
+          <w:spacing w:val="0"/>
+          <w:sz w:val="24"/>
+          <w:szCs w:val="24"/>
+          <w:shd w:val="clear" w:fill="FFFFFF"/>
+        </w:rPr>
+      </w:pPr>
+      <w:r>
+        <w:rPr>
+          <w:rFonts w:hint="eastAsia" w:ascii="宋体" w:hAnsi="宋体" w:eastAsia="宋体" w:cs="宋体"/>
+          <w:i w:val="0"/>
+          <w:iCs w:val="0"/>
+          <w:caps w:val="0"/>
+          <w:color w:val="000000"/>
+          <w:spacing w:val="0"/>
+          <w:sz w:val="24"/>
+          <w:szCs w:val="24"/>
+          <w:shd w:val="clear" w:fill="FFFFFF"/>
+        </w:rPr>
+        <w:t>[13] Blockchain-Based Access Control for Electronic Health Records[C]//Proceedings of the 2024 International Conference on Information Security. Cham: Springer, 2024: 15-32.</w:t>
+      </w:r>
+    </w:p>
+    <w:p>
+      <w:pPr>
+        <w:ind w:left="479" w:leftChars="228" w:firstLine="0" w:firstLineChars="0"/>
+        <w:rPr>
+          <w:rFonts w:hint="eastAsia" w:ascii="宋体" w:hAnsi="宋体" w:eastAsia="宋体" w:cs="宋体"/>
+          <w:i w:val="0"/>
+          <w:iCs w:val="0"/>
+          <w:caps w:val="0"/>
+          <w:color w:val="000000"/>
+          <w:spacing w:val="0"/>
+          <w:sz w:val="24"/>
+          <w:szCs w:val="24"/>
+          <w:shd w:val="clear" w:fill="FFFFFF"/>
+        </w:rPr>
+      </w:pPr>
+    </w:p>
+    <w:p>
+      <w:pPr>
+        <w:ind w:left="479" w:leftChars="228" w:firstLine="0" w:firstLineChars="0"/>
+        <w:rPr>
+          <w:rFonts w:hint="eastAsia" w:ascii="宋体" w:hAnsi="宋体" w:eastAsia="宋体" w:cs="宋体"/>
+          <w:i w:val="0"/>
+          <w:iCs w:val="0"/>
+          <w:caps w:val="0"/>
+          <w:color w:val="000000"/>
+          <w:spacing w:val="0"/>
+          <w:sz w:val="24"/>
+          <w:szCs w:val="24"/>
+          <w:shd w:val="clear" w:fill="FFFFFF"/>
+        </w:rPr>
+      </w:pPr>
+      <w:r>
+        <w:rPr>
+          <w:rFonts w:hint="eastAsia" w:ascii="宋体" w:hAnsi="宋体" w:eastAsia="宋体" w:cs="宋体"/>
+          <w:i w:val="0"/>
+          <w:iCs w:val="0"/>
+          <w:caps w:val="0"/>
+          <w:color w:val="000000"/>
+          <w:spacing w:val="0"/>
+          <w:sz w:val="24"/>
+          <w:szCs w:val="24"/>
+          <w:shd w:val="clear" w:fill="FFFFFF"/>
+        </w:rPr>
+        <w:t>[14] 基于多层次区块链的医疗数据共享模型[J]. 计算机应用研究, 2022, 39(10): 3042-3046.</w:t>
+      </w:r>
+    </w:p>
+    <w:p>
+      <w:pPr>
+        <w:ind w:left="479" w:leftChars="228" w:firstLine="0" w:firstLineChars="0"/>
+        <w:rPr>
+          <w:rFonts w:hint="eastAsia" w:ascii="宋体" w:hAnsi="宋体" w:eastAsia="宋体" w:cs="宋体"/>
+          <w:i w:val="0"/>
+          <w:iCs w:val="0"/>
+          <w:caps w:val="0"/>
+          <w:color w:val="000000"/>
+          <w:spacing w:val="0"/>
+          <w:sz w:val="24"/>
+          <w:szCs w:val="24"/>
+          <w:shd w:val="clear" w:fill="FFFFFF"/>
+        </w:rPr>
+      </w:pPr>
+    </w:p>
+    <w:p>
+      <w:pPr>
+        <w:ind w:left="479" w:leftChars="228" w:firstLine="0" w:firstLineChars="0"/>
+        <w:rPr>
+          <w:rFonts w:hint="eastAsia" w:ascii="宋体" w:hAnsi="宋体" w:eastAsia="宋体" w:cs="宋体"/>
+          <w:i w:val="0"/>
+          <w:iCs w:val="0"/>
+          <w:caps w:val="0"/>
+          <w:color w:val="000000"/>
+          <w:spacing w:val="0"/>
+          <w:sz w:val="24"/>
+          <w:szCs w:val="24"/>
+          <w:shd w:val="clear" w:fill="FFFFFF"/>
+        </w:rPr>
+      </w:pPr>
+      <w:r>
+        <w:rPr>
+          <w:rFonts w:hint="eastAsia" w:ascii="宋体" w:hAnsi="宋体" w:eastAsia="宋体" w:cs="宋体"/>
+          <w:i w:val="0"/>
+          <w:iCs w:val="0"/>
+          <w:caps w:val="0"/>
+          <w:color w:val="000000"/>
+          <w:spacing w:val="0"/>
+          <w:sz w:val="24"/>
+          <w:szCs w:val="24"/>
+          <w:shd w:val="clear" w:fill="FFFFFF"/>
+        </w:rPr>
+        <w:t>[15] 基于区块链的医疗数据安全共享方案[J]. 上海大学学报(自然科学版), 2024, 30(12): 1-12.</w:t>
+      </w:r>
+    </w:p>
+    <w:p>
+      <w:pPr>
+        <w:ind w:left="479" w:leftChars="228" w:firstLine="0" w:firstLineChars="0"/>
+        <w:rPr>
+          <w:rFonts w:hint="eastAsia" w:ascii="宋体" w:hAnsi="宋体" w:eastAsia="宋体" w:cs="宋体"/>
+          <w:i w:val="0"/>
+          <w:iCs w:val="0"/>
+          <w:caps w:val="0"/>
+          <w:color w:val="000000"/>
+          <w:spacing w:val="0"/>
+          <w:sz w:val="24"/>
+          <w:szCs w:val="24"/>
+          <w:shd w:val="clear" w:fill="FFFFFF"/>
+        </w:rPr>
+      </w:pPr>
+    </w:p>
+    <w:p>
+      <w:pPr>
+        <w:ind w:left="479" w:leftChars="228" w:firstLine="0" w:firstLineChars="0"/>
+        <w:rPr>
+          <w:rFonts w:hint="eastAsia" w:ascii="宋体" w:hAnsi="宋体" w:eastAsia="宋体" w:cs="宋体"/>
+          <w:i w:val="0"/>
+          <w:iCs w:val="0"/>
+          <w:caps w:val="0"/>
+          <w:color w:val="000000"/>
+          <w:spacing w:val="0"/>
+          <w:sz w:val="24"/>
+          <w:szCs w:val="24"/>
+          <w:shd w:val="clear" w:fill="FFFFFF"/>
+        </w:rPr>
+      </w:pPr>
+      <w:r>
+        <w:rPr>
+          <w:rFonts w:hint="eastAsia" w:ascii="宋体" w:hAnsi="宋体" w:eastAsia="宋体" w:cs="宋体"/>
+          <w:i w:val="0"/>
+          <w:iCs w:val="0"/>
+          <w:caps w:val="0"/>
+          <w:color w:val="000000"/>
+          <w:spacing w:val="0"/>
+          <w:sz w:val="24"/>
+          <w:szCs w:val="24"/>
+          <w:shd w:val="clear" w:fill="FFFFFF"/>
+        </w:rPr>
+        <w:t>[16] A Blockchain-Based Framework for Privacy Preservation and Securing EHR with Patient-Centric Access Control[J]. Applied Informatics, 2024, 1(1): 1-15.</w:t>
+      </w:r>
+    </w:p>
+    <w:p>
+      <w:pPr>
+        <w:ind w:left="479" w:leftChars="228" w:firstLine="0" w:firstLineChars="0"/>
+        <w:rPr>
+          <w:rFonts w:hint="eastAsia" w:ascii="宋体" w:hAnsi="宋体" w:eastAsia="宋体" w:cs="宋体"/>
+          <w:i w:val="0"/>
+          <w:iCs w:val="0"/>
+          <w:caps w:val="0"/>
+          <w:color w:val="000000"/>
+          <w:spacing w:val="0"/>
+          <w:sz w:val="24"/>
+          <w:szCs w:val="24"/>
+          <w:shd w:val="clear" w:fill="FFFFFF"/>
+        </w:rPr>
+      </w:pPr>
+    </w:p>
+    <w:p>
+      <w:pPr>
+        <w:ind w:left="479" w:leftChars="228" w:firstLine="0" w:firstLineChars="0"/>
+        <w:rPr>
+          <w:rFonts w:hint="eastAsia" w:ascii="宋体" w:hAnsi="宋体" w:eastAsia="宋体" w:cs="宋体"/>
+          <w:i w:val="0"/>
+          <w:iCs w:val="0"/>
+          <w:caps w:val="0"/>
+          <w:color w:val="000000"/>
+          <w:spacing w:val="0"/>
+          <w:sz w:val="24"/>
+          <w:szCs w:val="24"/>
+          <w:shd w:val="clear" w:fill="FFFFFF"/>
+        </w:rPr>
+      </w:pPr>
+      <w:r>
+        <w:rPr>
+          <w:rFonts w:hint="eastAsia" w:ascii="宋体" w:hAnsi="宋体" w:eastAsia="宋体" w:cs="宋体"/>
+          <w:i w:val="0"/>
+          <w:iCs w:val="0"/>
+          <w:caps w:val="0"/>
+          <w:color w:val="000000"/>
+          <w:spacing w:val="0"/>
+          <w:sz w:val="24"/>
+          <w:szCs w:val="24"/>
+          <w:shd w:val="clear" w:fill="FFFFFF"/>
+        </w:rPr>
+        <w:t>[17] A privacy preserving medical data management framework using blockchain enabled encrypted role based access control[J]. Scientific Reports, 2025, 15: 1-18.</w:t>
+      </w:r>
+    </w:p>
+    <w:p>
+      <w:pPr>
+        <w:ind w:left="479" w:leftChars="228" w:firstLine="0" w:firstLineChars="0"/>
+        <w:rPr>
+          <w:rFonts w:hint="eastAsia" w:ascii="宋体" w:hAnsi="宋体" w:eastAsia="宋体" w:cs="宋体"/>
+          <w:i w:val="0"/>
+          <w:iCs w:val="0"/>
+          <w:caps w:val="0"/>
+          <w:color w:val="000000"/>
+          <w:spacing w:val="0"/>
+          <w:sz w:val="24"/>
+          <w:szCs w:val="24"/>
+          <w:shd w:val="clear" w:fill="FFFFFF"/>
+        </w:rPr>
+      </w:pPr>
+    </w:p>
+    <w:p>
+      <w:pPr>
+        <w:ind w:left="479" w:leftChars="228" w:firstLine="0" w:firstLineChars="0"/>
+        <w:rPr>
+          <w:rFonts w:hint="eastAsia" w:ascii="宋体" w:hAnsi="宋体" w:eastAsia="宋体" w:cs="宋体"/>
+          <w:i w:val="0"/>
+          <w:iCs w:val="0"/>
+          <w:caps w:val="0"/>
+          <w:color w:val="000000"/>
+          <w:spacing w:val="0"/>
+          <w:sz w:val="24"/>
+          <w:szCs w:val="24"/>
+          <w:shd w:val="clear" w:fill="FFFFFF"/>
+        </w:rPr>
+      </w:pPr>
+      <w:r>
+        <w:rPr>
+          <w:rFonts w:hint="eastAsia" w:ascii="宋体" w:hAnsi="宋体" w:eastAsia="宋体" w:cs="宋体"/>
+          <w:i w:val="0"/>
+          <w:iCs w:val="0"/>
+          <w:caps w:val="0"/>
+          <w:color w:val="000000"/>
+          <w:spacing w:val="0"/>
+          <w:sz w:val="24"/>
+          <w:szCs w:val="24"/>
+          <w:shd w:val="clear" w:fill="FFFFFF"/>
+        </w:rPr>
+        <w:t>[18] 区块链隐私众包中的数据验证与可控匿名方案[J]. 电子与信息学报, 2024, 46(2): 456-465.</w:t>
+      </w:r>
+    </w:p>
+    <w:p>
+      <w:pPr>
+        <w:ind w:left="479" w:leftChars="228" w:firstLine="0" w:firstLineChars="0"/>
+        <w:rPr>
+          <w:rFonts w:hint="eastAsia" w:ascii="宋体" w:hAnsi="宋体" w:eastAsia="宋体" w:cs="宋体"/>
+          <w:i w:val="0"/>
+          <w:iCs w:val="0"/>
+          <w:caps w:val="0"/>
+          <w:color w:val="000000"/>
+          <w:spacing w:val="0"/>
+          <w:sz w:val="24"/>
+          <w:szCs w:val="24"/>
+          <w:shd w:val="clear" w:fill="FFFFFF"/>
+        </w:rPr>
+      </w:pPr>
+    </w:p>
+    <w:p>
+      <w:pPr>
+        <w:ind w:left="479" w:leftChars="228" w:firstLine="0" w:firstLineChars="0"/>
+        <w:rPr>
+          <w:rFonts w:hint="eastAsia" w:ascii="宋体" w:hAnsi="宋体" w:eastAsia="宋体" w:cs="宋体"/>
+          <w:i w:val="0"/>
+          <w:iCs w:val="0"/>
+          <w:caps w:val="0"/>
+          <w:color w:val="000000"/>
+          <w:spacing w:val="0"/>
+          <w:sz w:val="24"/>
+          <w:szCs w:val="24"/>
+          <w:shd w:val="clear" w:fill="FFFFFF"/>
+        </w:rPr>
+      </w:pPr>
+      <w:r>
+        <w:rPr>
+          <w:rFonts w:hint="eastAsia" w:ascii="宋体" w:hAnsi="宋体" w:eastAsia="宋体" w:cs="宋体"/>
+          <w:i w:val="0"/>
+          <w:iCs w:val="0"/>
+          <w:caps w:val="0"/>
+          <w:color w:val="000000"/>
+          <w:spacing w:val="0"/>
+          <w:sz w:val="24"/>
+          <w:szCs w:val="24"/>
+          <w:shd w:val="clear" w:fill="FFFFFF"/>
+        </w:rPr>
+        <w:t>[19] 面向跨联盟链的隐私保护数据要素交易审计方案[J]. 计算机研究与发展, 2024, 61(4): 847-862.</w:t>
+      </w:r>
+    </w:p>
+    <w:p>
+      <w:pPr>
+        <w:ind w:left="479" w:leftChars="228" w:firstLine="0" w:firstLineChars="0"/>
+        <w:rPr>
+          <w:rFonts w:hint="eastAsia" w:ascii="宋体" w:hAnsi="宋体" w:eastAsia="宋体" w:cs="宋体"/>
+          <w:i w:val="0"/>
+          <w:iCs w:val="0"/>
+          <w:caps w:val="0"/>
+          <w:color w:val="000000"/>
+          <w:spacing w:val="0"/>
+          <w:sz w:val="24"/>
+          <w:szCs w:val="24"/>
+          <w:shd w:val="clear" w:fill="FFFFFF"/>
+        </w:rPr>
+      </w:pPr>
+    </w:p>
+    <w:p>
+      <w:pPr>
+        <w:ind w:left="479" w:leftChars="228" w:firstLine="0" w:firstLineChars="0"/>
         <w:rPr>
           <w:rFonts w:hint="default" w:ascii="Times New Roman" w:hAnsi="Times New Roman" w:eastAsiaTheme="minorEastAsia"/>
           <w:sz w:val="21"/>
           <w:szCs w:val="21"/>
           <w:lang w:val="en-US" w:eastAsia="zh-CN"/>
         </w:rPr>
-        <w:br w:type="page"/>
-      </w:r>
-      <w:r>
-        <w:rPr>
-          <w:rFonts w:hint="eastAsia" w:ascii="Times New Roman" w:hAnsi="Times New Roman" w:cs="Times New Roman"/>
+      </w:pPr>
+      <w:r>
+        <w:rPr>
+          <w:rFonts w:hint="eastAsia" w:ascii="宋体" w:hAnsi="宋体" w:eastAsia="宋体" w:cs="宋体"/>
+          <w:i w:val="0"/>
+          <w:iCs w:val="0"/>
+          <w:caps w:val="0"/>
+          <w:color w:val="000000"/>
           <w:spacing w:val="0"/>
-          <w:sz w:val="21"/>
-          <w:szCs w:val="21"/>
-          <w:lang w:val="en-US"/>
-        </w:rPr>
-        <w:t>姜来为,廖江亨,刘鑫,等.UANET中基于任务感知的区块链共识与存储协同优化研究[J].通信学报,2026,47(1):223-238.</w:t>
-      </w:r>
-    </w:p>
-    <w:p>
-      <w:pPr>
-        <w:pStyle w:val="55"/>
-        <w:autoSpaceDE/>
-        <w:autoSpaceDN/>
-        <w:spacing w:line="360" w:lineRule="exact"/>
-        <w:ind w:firstLine="420" w:firstLineChars="200"/>
-        <w:rPr>
-          <w:rFonts w:hint="eastAsia" w:ascii="Times New Roman" w:hAnsi="Times New Roman" w:cs="Times New Roman"/>
-          <w:spacing w:val="0"/>
-          <w:sz w:val="21"/>
-          <w:szCs w:val="21"/>
-          <w:lang w:val="en-US"/>
-        </w:rPr>
-      </w:pPr>
-      <w:r>
-        <w:rPr>
-          <w:rFonts w:hint="eastAsia" w:ascii="Times New Roman" w:hAnsi="Times New Roman" w:cs="Times New Roman"/>
-          <w:spacing w:val="0"/>
-          <w:sz w:val="21"/>
-          <w:szCs w:val="21"/>
-          <w:lang w:val="en-US"/>
-        </w:rPr>
-        <w:t>闫逸菲,卢浩翔,陈潮.司法区块链电子证据安全存管与访问控制模型研究[J].网络安全技术与应用,2026(2):124-127.</w:t>
-      </w:r>
-    </w:p>
-    <w:p>
-      <w:pPr>
-        <w:pStyle w:val="55"/>
-        <w:autoSpaceDE/>
-        <w:autoSpaceDN/>
-        <w:spacing w:line="360" w:lineRule="exact"/>
-        <w:ind w:firstLine="420" w:firstLineChars="200"/>
-        <w:rPr>
-          <w:rFonts w:hint="eastAsia" w:ascii="Times New Roman" w:hAnsi="Times New Roman" w:cs="Times New Roman"/>
-          <w:spacing w:val="0"/>
-          <w:sz w:val="21"/>
-          <w:szCs w:val="21"/>
-          <w:lang w:val="en-US"/>
-        </w:rPr>
-      </w:pPr>
-      <w:r>
-        <w:rPr>
-          <w:rFonts w:hint="eastAsia" w:ascii="Times New Roman" w:hAnsi="Times New Roman" w:cs="Times New Roman"/>
-          <w:spacing w:val="0"/>
-          <w:sz w:val="21"/>
-          <w:szCs w:val="21"/>
-          <w:lang w:val="en-US"/>
-        </w:rPr>
-        <w:t>杨志和,周晓雨.基于专利情报的区块链身份认证与数字身份领域发展态势研究[J].中国发明与专利,2026,23(1):32-45.</w:t>
-      </w:r>
-    </w:p>
-    <w:p>
-      <w:pPr>
-        <w:pStyle w:val="55"/>
-        <w:autoSpaceDE/>
-        <w:autoSpaceDN/>
-        <w:spacing w:line="360" w:lineRule="exact"/>
-        <w:ind w:firstLine="420" w:firstLineChars="200"/>
-        <w:rPr>
-          <w:rFonts w:hint="eastAsia" w:ascii="Times New Roman" w:hAnsi="Times New Roman" w:cs="Times New Roman"/>
-          <w:spacing w:val="0"/>
-          <w:sz w:val="21"/>
-          <w:szCs w:val="21"/>
-          <w:lang w:val="en-US"/>
-        </w:rPr>
-      </w:pPr>
-      <w:r>
-        <w:rPr>
-          <w:rFonts w:hint="eastAsia" w:ascii="Times New Roman" w:hAnsi="Times New Roman" w:cs="Times New Roman"/>
-          <w:spacing w:val="0"/>
-          <w:sz w:val="21"/>
-          <w:szCs w:val="21"/>
-          <w:lang w:val="en-US"/>
-        </w:rPr>
-        <w:t>ani A A, Mangral S M. Psychological Pathways to Academic Success: Evidences from Tribal and Non-Tribal Adolescent Students in Kashmir[J]. International Journal of Trend in Scientific Research and Development, 2024, 8(6):1357-1361.</w:t>
-      </w:r>
-    </w:p>
-    <w:p>
-      <w:pPr>
-        <w:pStyle w:val="55"/>
-        <w:autoSpaceDE/>
-        <w:autoSpaceDN/>
-        <w:spacing w:line="360" w:lineRule="exact"/>
-        <w:ind w:firstLine="420" w:firstLineChars="200"/>
-        <w:rPr>
-          <w:rFonts w:hint="eastAsia" w:ascii="Times New Roman" w:hAnsi="Times New Roman" w:cs="Times New Roman"/>
-          <w:spacing w:val="0"/>
-          <w:sz w:val="21"/>
-          <w:szCs w:val="21"/>
-          <w:lang w:val="en-US"/>
-        </w:rPr>
-      </w:pPr>
-      <w:r>
-        <w:rPr>
-          <w:rFonts w:hint="eastAsia" w:ascii="Times New Roman" w:hAnsi="Times New Roman" w:cs="Times New Roman"/>
-          <w:spacing w:val="0"/>
-          <w:sz w:val="21"/>
-          <w:szCs w:val="21"/>
-          <w:lang w:val="en-US"/>
-        </w:rPr>
-        <w:t>hanaraj P M, Arunagirinathan N. The Impact of Life Skills Interventions on Psychological Well-being and Self-Esteem among Adolescent College Students: A Counselling Psychology Perspective[J]. International Journal of Trend in Scientific Research and Development, 2025, 9(2):415-417.</w:t>
-      </w:r>
-    </w:p>
-    <w:p>
-      <w:pPr>
-        <w:pStyle w:val="55"/>
-        <w:autoSpaceDE/>
-        <w:autoSpaceDN/>
-        <w:spacing w:line="360" w:lineRule="exact"/>
-        <w:ind w:firstLine="420" w:firstLineChars="200"/>
-        <w:rPr>
-          <w:rFonts w:hint="eastAsia" w:ascii="Times New Roman" w:hAnsi="Times New Roman" w:cs="Times New Roman"/>
-          <w:spacing w:val="0"/>
-          <w:sz w:val="21"/>
-          <w:szCs w:val="21"/>
-          <w:lang w:val="en-US"/>
-        </w:rPr>
-      </w:pPr>
-      <w:r>
-        <w:rPr>
-          <w:rFonts w:hint="eastAsia" w:ascii="Times New Roman" w:hAnsi="Times New Roman" w:cs="Times New Roman"/>
-          <w:spacing w:val="0"/>
-          <w:sz w:val="21"/>
-          <w:szCs w:val="21"/>
-          <w:lang w:val="en-US"/>
-        </w:rPr>
-        <w:t>iwinga N W, Nyagwencha S K. Predictors of Psychological Resilience: A Cross-Sectional Study Among Adults in Nairobi and Kiambu Counties in Kenya[J]. International Journal of Trend in Scientific Research and Development, 2026, 10(2):11-19.</w:t>
-      </w:r>
-    </w:p>
-    <w:p>
-      <w:pPr>
-        <w:pStyle w:val="55"/>
-        <w:autoSpaceDE/>
-        <w:autoSpaceDN/>
-        <w:spacing w:line="360" w:lineRule="exact"/>
-        <w:ind w:firstLine="420" w:firstLineChars="200"/>
-        <w:rPr>
-          <w:rFonts w:hint="eastAsia" w:ascii="Times New Roman" w:hAnsi="Times New Roman" w:cs="Times New Roman"/>
-          <w:spacing w:val="0"/>
-          <w:sz w:val="21"/>
-          <w:szCs w:val="21"/>
-          <w:lang w:val="en-US"/>
-        </w:rPr>
-      </w:pPr>
-      <w:r>
-        <w:rPr>
-          <w:rFonts w:hint="eastAsia" w:ascii="Times New Roman" w:hAnsi="Times New Roman" w:cs="Times New Roman"/>
-          <w:spacing w:val="0"/>
-          <w:sz w:val="21"/>
-          <w:szCs w:val="21"/>
-          <w:lang w:val="en-US"/>
-        </w:rPr>
-        <w:t>林丹,卢顺峰,刘姿妍,等.大语言模型赋能区块链服务安全研究综述：现状、挑战与机遇(特邀)[J].计算机工程,2026,52(1):1-21.</w:t>
-      </w:r>
-    </w:p>
-    <w:p>
-      <w:pPr>
-        <w:pStyle w:val="55"/>
-        <w:autoSpaceDE/>
-        <w:autoSpaceDN/>
-        <w:spacing w:line="360" w:lineRule="exact"/>
-        <w:ind w:firstLine="420" w:firstLineChars="200"/>
-        <w:rPr>
-          <w:rFonts w:hint="eastAsia" w:ascii="Times New Roman" w:hAnsi="Times New Roman" w:cs="Times New Roman"/>
-          <w:spacing w:val="0"/>
-          <w:sz w:val="21"/>
-          <w:szCs w:val="21"/>
-          <w:lang w:val="en-US"/>
-        </w:rPr>
-      </w:pPr>
-      <w:r>
-        <w:rPr>
-          <w:rFonts w:hint="eastAsia" w:ascii="Times New Roman" w:hAnsi="Times New Roman" w:cs="Times New Roman"/>
-          <w:spacing w:val="0"/>
-          <w:sz w:val="21"/>
-          <w:szCs w:val="21"/>
-          <w:lang w:val="en-US"/>
-        </w:rPr>
-        <w:t>韩英杰,朱琦.基于区块链的频谱共享算法[J].2026.DOI:10.11959/j.issn.1000-0801.2026006.</w:t>
-      </w:r>
-    </w:p>
-    <w:p>
-      <w:pPr>
-        <w:pStyle w:val="55"/>
-        <w:autoSpaceDE/>
-        <w:autoSpaceDN/>
-        <w:spacing w:line="360" w:lineRule="exact"/>
-        <w:ind w:firstLine="420" w:firstLineChars="200"/>
-        <w:rPr>
-          <w:rFonts w:hint="eastAsia" w:ascii="Times New Roman" w:hAnsi="Times New Roman" w:cs="Times New Roman"/>
-          <w:spacing w:val="0"/>
-          <w:sz w:val="21"/>
-          <w:szCs w:val="21"/>
-          <w:lang w:val="en-US"/>
-        </w:rPr>
-      </w:pPr>
-      <w:r>
-        <w:rPr>
-          <w:rFonts w:hint="eastAsia" w:ascii="Times New Roman" w:hAnsi="Times New Roman" w:cs="Times New Roman"/>
-          <w:spacing w:val="0"/>
-          <w:sz w:val="21"/>
-          <w:szCs w:val="21"/>
-          <w:lang w:val="en-US"/>
-        </w:rPr>
-        <w:t>褚玲毅,雷奕,刘满.人工智能与区块链技术在肿瘤护理中的应用现状与挑战[J].广西医学,2026,48(1):143-146.</w:t>
-      </w:r>
-    </w:p>
-    <w:p>
-      <w:pPr>
-        <w:pStyle w:val="55"/>
-        <w:autoSpaceDE/>
-        <w:autoSpaceDN/>
-        <w:spacing w:line="360" w:lineRule="exact"/>
-        <w:ind w:firstLine="420" w:firstLineChars="200"/>
-        <w:rPr>
-          <w:rFonts w:hint="eastAsia" w:ascii="Times New Roman" w:hAnsi="Times New Roman" w:cs="Times New Roman"/>
-          <w:spacing w:val="0"/>
-          <w:sz w:val="21"/>
-          <w:szCs w:val="21"/>
-          <w:lang w:val="en-US"/>
-        </w:rPr>
-      </w:pPr>
-      <w:r>
-        <w:rPr>
-          <w:rFonts w:hint="eastAsia" w:ascii="Times New Roman" w:hAnsi="Times New Roman" w:cs="Times New Roman"/>
-          <w:spacing w:val="0"/>
-          <w:sz w:val="21"/>
-          <w:szCs w:val="21"/>
-          <w:lang w:val="en-US"/>
-        </w:rPr>
-        <w:t>夏云峰.区块链赋能储能供应链溯源体系建设：价值、困境与实现路径[J].物流科技,2026,49(2):168-171.</w:t>
-      </w:r>
-    </w:p>
-    <w:p>
-      <w:pPr>
-        <w:pStyle w:val="55"/>
-        <w:autoSpaceDE/>
-        <w:autoSpaceDN/>
-        <w:spacing w:line="360" w:lineRule="exact"/>
-        <w:ind w:firstLine="420" w:firstLineChars="200"/>
-        <w:rPr>
-          <w:rFonts w:hint="eastAsia" w:ascii="Times New Roman" w:hAnsi="Times New Roman" w:cs="Times New Roman"/>
-          <w:spacing w:val="0"/>
-          <w:sz w:val="21"/>
-          <w:szCs w:val="21"/>
-          <w:lang w:val="en-US"/>
-        </w:rPr>
-      </w:pPr>
-      <w:r>
-        <w:rPr>
-          <w:rFonts w:hint="eastAsia" w:ascii="Times New Roman" w:hAnsi="Times New Roman" w:cs="Times New Roman"/>
-          <w:spacing w:val="0"/>
-          <w:sz w:val="21"/>
-          <w:szCs w:val="21"/>
-          <w:lang w:val="en-US"/>
-        </w:rPr>
-        <w:t>德吉卓嘎,周振东,卫志强.基于区块链的电网工程造价信息共享系统研究[J].石河子科技,2026(2):30-31.</w:t>
-      </w:r>
-    </w:p>
-    <w:p>
-      <w:pPr>
-        <w:pStyle w:val="55"/>
-        <w:autoSpaceDE/>
-        <w:autoSpaceDN/>
-        <w:spacing w:line="360" w:lineRule="exact"/>
-        <w:ind w:firstLine="420" w:firstLineChars="200"/>
-        <w:rPr>
-          <w:rFonts w:hint="eastAsia" w:ascii="Times New Roman" w:hAnsi="Times New Roman" w:cs="Times New Roman"/>
-          <w:spacing w:val="0"/>
-          <w:sz w:val="21"/>
-          <w:szCs w:val="21"/>
-          <w:lang w:val="en-US"/>
-        </w:rPr>
-      </w:pPr>
-      <w:r>
-        <w:rPr>
-          <w:rFonts w:hint="eastAsia" w:ascii="Times New Roman" w:hAnsi="Times New Roman" w:cs="Times New Roman"/>
-          <w:spacing w:val="0"/>
-          <w:sz w:val="21"/>
-          <w:szCs w:val="21"/>
-          <w:lang w:val="en-US"/>
-        </w:rPr>
-        <w:t>马永强.论区块链数字货币监管的理念重塑与路径调适[J].2025(6):39-54.DOI:10.16823/j.cnki.10-1281/d.2025.06.007.</w:t>
-      </w:r>
-    </w:p>
-    <w:p>
-      <w:pPr>
-        <w:pStyle w:val="55"/>
-        <w:autoSpaceDE/>
-        <w:autoSpaceDN/>
-        <w:spacing w:line="360" w:lineRule="exact"/>
-        <w:ind w:firstLine="420" w:firstLineChars="200"/>
-        <w:rPr>
-          <w:rFonts w:hint="eastAsia" w:ascii="Times New Roman" w:hAnsi="Times New Roman" w:cs="Times New Roman"/>
-          <w:spacing w:val="0"/>
-          <w:sz w:val="21"/>
-          <w:szCs w:val="21"/>
-          <w:lang w:val="en-US"/>
-        </w:rPr>
-      </w:pPr>
-      <w:r>
-        <w:rPr>
-          <w:rFonts w:hint="eastAsia" w:ascii="Times New Roman" w:hAnsi="Times New Roman" w:cs="Times New Roman"/>
-          <w:spacing w:val="0"/>
-          <w:sz w:val="21"/>
-          <w:szCs w:val="21"/>
-          <w:lang w:val="en-US"/>
-        </w:rPr>
-        <w:t>陈敬.区块链赋能供应链减排决策的影响机制研究[D].太原:山西财经大学,2025.</w:t>
-      </w:r>
-    </w:p>
-    <w:p>
-      <w:pPr>
-        <w:pStyle w:val="55"/>
-        <w:autoSpaceDE/>
-        <w:autoSpaceDN/>
-        <w:spacing w:line="360" w:lineRule="exact"/>
-        <w:ind w:firstLine="420" w:firstLineChars="200"/>
-        <w:rPr>
-          <w:rFonts w:hint="eastAsia" w:ascii="Times New Roman" w:hAnsi="Times New Roman" w:cs="Times New Roman"/>
-          <w:spacing w:val="0"/>
-          <w:sz w:val="21"/>
-          <w:szCs w:val="21"/>
-          <w:lang w:val="en-US"/>
-        </w:rPr>
-      </w:pPr>
-      <w:r>
-        <w:rPr>
-          <w:rFonts w:hint="eastAsia" w:ascii="Times New Roman" w:hAnsi="Times New Roman" w:cs="Times New Roman"/>
-          <w:spacing w:val="0"/>
-          <w:sz w:val="21"/>
-          <w:szCs w:val="21"/>
-          <w:lang w:val="en-US"/>
-        </w:rPr>
-        <w:t>丁奕炜.基于区块链的钢铁供应链碳排放管理系统[D].南京:南京邮电大学,2024.</w:t>
-      </w:r>
-    </w:p>
-    <w:p>
-      <w:pPr>
-        <w:pStyle w:val="55"/>
-        <w:autoSpaceDE/>
-        <w:autoSpaceDN/>
-        <w:spacing w:line="360" w:lineRule="exact"/>
-        <w:ind w:firstLine="420" w:firstLineChars="200"/>
-        <w:rPr>
-          <w:rFonts w:hint="eastAsia" w:ascii="Times New Roman" w:hAnsi="Times New Roman" w:cs="Times New Roman"/>
-          <w:spacing w:val="0"/>
-          <w:sz w:val="21"/>
-          <w:szCs w:val="21"/>
-          <w:lang w:val="en-US"/>
-        </w:rPr>
-      </w:pPr>
-      <w:r>
-        <w:rPr>
-          <w:rFonts w:hint="eastAsia" w:ascii="Times New Roman" w:hAnsi="Times New Roman" w:cs="Times New Roman"/>
-          <w:spacing w:val="0"/>
-          <w:sz w:val="21"/>
-          <w:szCs w:val="21"/>
-          <w:lang w:val="en-US"/>
-        </w:rPr>
-        <w:t>Jha M, Sengupta M. Culture and Human Development: Educational and Psychological Perspectives[J]. International Journal of Trend in Scientific Research and Development, 2026, 10(1):205-209.</w:t>
-      </w:r>
-    </w:p>
-    <w:p>
-      <w:pPr>
-        <w:pStyle w:val="55"/>
-        <w:autoSpaceDE/>
-        <w:autoSpaceDN/>
-        <w:spacing w:line="360" w:lineRule="exact"/>
-        <w:ind w:firstLine="420" w:firstLineChars="200"/>
-        <w:rPr>
-          <w:rFonts w:hint="eastAsia" w:ascii="Times New Roman" w:hAnsi="Times New Roman" w:cs="Times New Roman"/>
-          <w:spacing w:val="0"/>
-          <w:sz w:val="21"/>
-          <w:szCs w:val="21"/>
-          <w:lang w:val="en-US"/>
-        </w:rPr>
-      </w:pPr>
-      <w:r>
-        <w:rPr>
-          <w:rFonts w:hint="eastAsia" w:ascii="Times New Roman" w:hAnsi="Times New Roman" w:cs="Times New Roman"/>
-          <w:spacing w:val="0"/>
-          <w:sz w:val="21"/>
-          <w:szCs w:val="21"/>
-          <w:lang w:val="en-US"/>
-        </w:rPr>
-        <w:t>苏晔.区块链赋能教育数字化平台建设路径研究[J].湖北第二师范学院学报,2026,43(1):19-26.</w:t>
-      </w:r>
-    </w:p>
-    <w:p>
-      <w:pPr>
-        <w:pStyle w:val="55"/>
-        <w:autoSpaceDE/>
-        <w:autoSpaceDN/>
-        <w:spacing w:line="360" w:lineRule="exact"/>
-        <w:ind w:firstLine="420" w:firstLineChars="200"/>
-        <w:rPr>
-          <w:rFonts w:hint="eastAsia" w:ascii="Times New Roman" w:hAnsi="Times New Roman" w:cs="Times New Roman"/>
-          <w:spacing w:val="0"/>
-          <w:sz w:val="21"/>
-          <w:szCs w:val="21"/>
-          <w:lang w:val="en-US"/>
-        </w:rPr>
-      </w:pPr>
-      <w:r>
-        <w:rPr>
-          <w:rFonts w:hint="eastAsia" w:ascii="Times New Roman" w:hAnsi="Times New Roman" w:cs="Times New Roman"/>
-          <w:spacing w:val="0"/>
-          <w:sz w:val="21"/>
-          <w:szCs w:val="21"/>
-          <w:lang w:val="en-US"/>
-        </w:rPr>
-        <w:t>李立成,季君,周建宁.基于“区块链+隐私计算”的公安交管数据安全共享路径研究[J].道路交通管理,2026(1):36-39.</w:t>
-      </w:r>
-    </w:p>
-    <w:p>
-      <w:pPr>
-        <w:pStyle w:val="55"/>
-        <w:autoSpaceDE/>
-        <w:autoSpaceDN/>
-        <w:spacing w:line="360" w:lineRule="exact"/>
-        <w:ind w:firstLine="420" w:firstLineChars="200"/>
-        <w:rPr>
-          <w:rFonts w:hint="eastAsia" w:ascii="Times New Roman" w:hAnsi="Times New Roman" w:cs="Times New Roman"/>
-          <w:spacing w:val="0"/>
-          <w:sz w:val="21"/>
-          <w:szCs w:val="21"/>
-          <w:lang w:val="en-US"/>
-        </w:rPr>
-      </w:pPr>
-      <w:r>
-        <w:rPr>
-          <w:rFonts w:hint="eastAsia" w:ascii="Times New Roman" w:hAnsi="Times New Roman" w:cs="Times New Roman"/>
-          <w:spacing w:val="0"/>
-          <w:sz w:val="21"/>
-          <w:szCs w:val="21"/>
-          <w:lang w:val="en-US"/>
-        </w:rPr>
-        <w:t>曾光.基于区块链的分布式电力交易平台设计与应用[J].中国设备工程,2026(2):107-109.</w:t>
-      </w:r>
-    </w:p>
-    <w:p>
-      <w:pPr>
-        <w:pStyle w:val="55"/>
-        <w:autoSpaceDE/>
-        <w:autoSpaceDN/>
-        <w:spacing w:line="360" w:lineRule="exact"/>
-        <w:ind w:firstLine="420" w:firstLineChars="200"/>
-        <w:rPr>
-          <w:rFonts w:hint="eastAsia" w:ascii="Times New Roman" w:hAnsi="Times New Roman" w:cs="Times New Roman"/>
-          <w:spacing w:val="0"/>
-          <w:sz w:val="21"/>
-          <w:szCs w:val="21"/>
-          <w:lang w:val="en-US"/>
-        </w:rPr>
-      </w:pPr>
-      <w:r>
-        <w:rPr>
-          <w:rFonts w:hint="eastAsia" w:ascii="Times New Roman" w:hAnsi="Times New Roman" w:cs="Times New Roman"/>
-          <w:spacing w:val="0"/>
-          <w:sz w:val="21"/>
-          <w:szCs w:val="21"/>
-          <w:lang w:val="en-US"/>
-        </w:rPr>
-        <w:t>唐敏文,戴吾蛟,欧景雯,等.基于区块链的国土空间规划传导体系实现方法[J].2026,2:37-43.</w:t>
-      </w:r>
-    </w:p>
-    <w:p>
-      <w:pPr>
-        <w:pStyle w:val="55"/>
-        <w:autoSpaceDE/>
-        <w:autoSpaceDN/>
-        <w:spacing w:line="360" w:lineRule="exact"/>
-        <w:ind w:firstLine="420" w:firstLineChars="200"/>
-        <w:rPr>
-          <w:rFonts w:hint="eastAsia" w:ascii="Times New Roman" w:hAnsi="Times New Roman" w:cs="Times New Roman"/>
-          <w:spacing w:val="0"/>
-          <w:sz w:val="21"/>
-          <w:szCs w:val="21"/>
-          <w:lang w:val="en-US"/>
-        </w:rPr>
-      </w:pPr>
-      <w:r>
-        <w:rPr>
-          <w:rFonts w:hint="eastAsia" w:ascii="Times New Roman" w:hAnsi="Times New Roman" w:cs="Times New Roman"/>
-          <w:spacing w:val="0"/>
-          <w:sz w:val="21"/>
-          <w:szCs w:val="21"/>
-          <w:lang w:val="en-US"/>
-        </w:rPr>
-        <w:t>Purankar J, Lehal K K, Tiwari J, et al. AI in Mental Health: Analyzing the Role of Mental Well in Psychological Disorder Prevention and Management[J]. International Journal of Trend in Scientific Research and Development, 2025(Special Issue):480-486.</w:t>
-      </w:r>
-    </w:p>
-    <w:p>
-      <w:pPr>
-        <w:pStyle w:val="55"/>
-        <w:numPr>
-          <w:numId w:val="0"/>
-        </w:numPr>
-        <w:autoSpaceDE/>
-        <w:autoSpaceDN/>
-        <w:spacing w:line="360" w:lineRule="exact"/>
-        <w:rPr>
-          <w:rFonts w:hint="eastAsia" w:ascii="Times New Roman" w:hAnsi="Times New Roman" w:cs="Times New Roman"/>
-          <w:spacing w:val="0"/>
-          <w:sz w:val="21"/>
-          <w:szCs w:val="21"/>
-          <w:lang w:val="en-US"/>
-        </w:rPr>
-        <w:sectPr>
-          <w:headerReference r:id="rId5" w:type="even"/>
-          <w:pgSz w:w="11910" w:h="16840"/>
-          <w:pgMar w:top="1417" w:right="1701" w:bottom="1417" w:left="1701" w:header="1134" w:footer="1134" w:gutter="0"/>
-          <w:pgBorders>
-            <w:top w:val="none" w:sz="0" w:space="0"/>
-            <w:left w:val="none" w:sz="0" w:space="0"/>
-            <w:bottom w:val="none" w:sz="0" w:space="0"/>
-            <w:right w:val="none" w:sz="0" w:space="0"/>
-          </w:pgBorders>
-          <w:pgNumType w:fmt="decimal"/>
-          <w:cols w:space="720" w:num="1"/>
-        </w:sectPr>
-      </w:pPr>
-      <w:bookmarkStart w:id="46" w:name="_GoBack"/>
-      <w:bookmarkEnd w:id="46"/>
-    </w:p>
-    <w:p>
-      <w:pPr>
-        <w:ind w:left="479" w:leftChars="228" w:firstLine="0" w:firstLineChars="0"/>
+          <w:sz w:val="24"/>
+          <w:szCs w:val="24"/>
+          <w:shd w:val="clear" w:fill="FFFFFF"/>
+        </w:rPr>
+        <w:t>[20] 基于区块链智能合约的存证与取证方法的设计与实现[J]. 北京大学学报(自然科学版), 2024, 60(3): 456-468.</w:t>
+      </w:r>
+      <w:r>
         <w:rPr>
           <w:rFonts w:hint="default" w:ascii="Times New Roman" w:hAnsi="Times New Roman" w:eastAsiaTheme="minorEastAsia"/>
           <w:sz w:val="21"/>
           <w:szCs w:val="21"/>
           <w:lang w:val="en-US" w:eastAsia="zh-CN"/>
         </w:rPr>
-      </w:pPr>
+        <w:br w:type="page"/>
+      </w:r>
     </w:p>
     <w:p>
       <w:pPr>
@@ -22143,9 +22570,11 @@
         </w:rPr>
         <w:t>最后，感谢家人的理解与支持，让我能够专注于研究工作，顺利完成毕业论文的撰写。</w:t>
       </w:r>
+      <w:bookmarkStart w:id="46" w:name="_GoBack"/>
+      <w:bookmarkEnd w:id="46"/>
     </w:p>
     <w:sectPr>
-      <w:footerReference r:id="rId6" w:type="default"/>
+      <w:footerReference r:id="rId5" w:type="default"/>
       <w:footnotePr>
         <w:numFmt w:val="decimal"/>
       </w:footnotePr>
@@ -22180,7 +22609,7 @@
 <w:ftr xmlns:wpc="http://schemas.microsoft.com/office/word/2010/wordprocessingCanvas" xmlns:mc="http://schemas.openxmlformats.org/markup-compatibility/2006" xmlns:o="urn:schemas-microsoft-com:office:office" xmlns:r="http://schemas.openxmlformats.org/officeDocument/2006/relationships" xmlns:m="http://schemas.openxmlformats.org/officeDocument/2006/math" xmlns:v="urn:schemas-microsoft-com:vml" xmlns:wp14="http://schemas.microsoft.com/office/word/2010/wordprocessingDrawing" xmlns:wp="http://schemas.openxmlformats.org/drawingml/2006/wordprocessingDrawing" xmlns:w10="urn:schemas-microsoft-com:office:word" xmlns:w="http://schemas.openxmlformats.org/wordprocessingml/2006/main" xmlns:w14="http://schemas.microsoft.com/office/word/2010/wordml" xmlns:w15="http://schemas.microsoft.com/office/word/2012/wordml" xmlns:wpg="http://schemas.microsoft.com/office/word/2010/wordprocessingGroup" xmlns:wpi="http://schemas.microsoft.com/office/word/2010/wordprocessingInk" xmlns:wne="http://schemas.microsoft.com/office/word/2006/wordml" xmlns:wps="http://schemas.microsoft.com/office/word/2010/wordprocessingShape" xmlns:wpsCustomData="http://www.wps.cn/officeDocument/2013/wpsCustomData" mc:Ignorable="w14 w15 wp14">
   <w:p>
     <w:pPr>
-      <w:pStyle w:val="7"/>
+      <w:pStyle w:val="6"/>
     </w:pPr>
     <w:r>
       <w:rPr>
@@ -22237,7 +22666,7 @@
                       <w:txbxContent>
                         <w:p>
                           <w:pPr>
-                            <w:pStyle w:val="7"/>
+                            <w:pStyle w:val="6"/>
                           </w:pPr>
                           <w:r>
                             <w:fldChar w:fldCharType="begin"/>
@@ -22277,7 +22706,7 @@
                 <w:txbxContent>
                   <w:p>
                     <w:pPr>
-                      <w:pStyle w:val="7"/>
+                      <w:pStyle w:val="6"/>
                     </w:pPr>
                     <w:r>
                       <w:fldChar w:fldCharType="begin"/>
@@ -22325,56 +22754,9 @@
 </w:ftr>
 </file>
 
-<file path=word/header1.xml><?xml version="1.0" encoding="utf-8"?>
-<w:hdr xmlns:wpc="http://schemas.microsoft.com/office/word/2010/wordprocessingCanvas" xmlns:mc="http://schemas.openxmlformats.org/markup-compatibility/2006" xmlns:o="urn:schemas-microsoft-com:office:office" xmlns:r="http://schemas.openxmlformats.org/officeDocument/2006/relationships" xmlns:m="http://schemas.openxmlformats.org/officeDocument/2006/math" xmlns:v="urn:schemas-microsoft-com:vml" xmlns:wp14="http://schemas.microsoft.com/office/word/2010/wordprocessingDrawing" xmlns:wp="http://schemas.openxmlformats.org/drawingml/2006/wordprocessingDrawing" xmlns:w10="urn:schemas-microsoft-com:office:word" xmlns:w="http://schemas.openxmlformats.org/wordprocessingml/2006/main" xmlns:w14="http://schemas.microsoft.com/office/word/2010/wordml" xmlns:w15="http://schemas.microsoft.com/office/word/2012/wordml" xmlns:wpg="http://schemas.microsoft.com/office/word/2010/wordprocessingGroup" xmlns:wpi="http://schemas.microsoft.com/office/word/2010/wordprocessingInk" xmlns:wne="http://schemas.microsoft.com/office/word/2006/wordml" xmlns:wps="http://schemas.microsoft.com/office/word/2010/wordprocessingShape" xmlns:wpsCustomData="http://www.wps.cn/officeDocument/2013/wpsCustomData" mc:Ignorable="w14 w15 wp14">
-  <w:p>
-    <w:pPr>
-      <w:pStyle w:val="8"/>
-      <w:pBdr>
-        <w:bottom w:val="single" w:color="auto" w:sz="4" w:space="1"/>
-      </w:pBdr>
-      <w:rPr>
-        <w:rFonts w:hint="default" w:eastAsia="宋体"/>
-        <w:b w:val="0"/>
-        <w:bCs w:val="0"/>
-        <w:lang w:val="en-US" w:eastAsia="zh-CN"/>
-      </w:rPr>
-    </w:pPr>
-    <w:r>
-      <w:rPr>
-        <w:rFonts w:hint="eastAsia"/>
-        <w:b w:val="0"/>
-        <w:bCs w:val="0"/>
-        <w:lang w:val="en-US" w:eastAsia="zh-CN"/>
-      </w:rPr>
-      <w:t>参考文献</w:t>
-    </w:r>
-  </w:p>
-</w:hdr>
-</file>
-
 <file path=word/numbering.xml><?xml version="1.0" encoding="utf-8"?>
 <w:numbering xmlns:wpc="http://schemas.microsoft.com/office/word/2010/wordprocessingCanvas" xmlns:mc="http://schemas.openxmlformats.org/markup-compatibility/2006" xmlns:o="urn:schemas-microsoft-com:office:office" xmlns:r="http://schemas.openxmlformats.org/officeDocument/2006/relationships" xmlns:m="http://schemas.openxmlformats.org/officeDocument/2006/math" xmlns:v="urn:schemas-microsoft-com:vml" xmlns:wp14="http://schemas.microsoft.com/office/word/2010/wordprocessingDrawing" xmlns:wp="http://schemas.openxmlformats.org/drawingml/2006/wordprocessingDrawing" xmlns:w10="urn:schemas-microsoft-com:office:word" xmlns:w="http://schemas.openxmlformats.org/wordprocessingml/2006/main" xmlns:w14="http://schemas.microsoft.com/office/word/2010/wordml" xmlns:wpg="http://schemas.microsoft.com/office/word/2010/wordprocessingGroup" xmlns:wpi="http://schemas.microsoft.com/office/word/2010/wordprocessingInk" xmlns:wne="http://schemas.microsoft.com/office/word/2006/wordml" xmlns:wps="http://schemas.microsoft.com/office/word/2010/wordprocessingShape" xmlns:wpsCustomData="http://www.wps.cn/officeDocument/2013/wpsCustomData" mc:Ignorable="w14 wp14">
   <w:abstractNum w:abstractNumId="0">
-    <w:nsid w:val="A8DA1DD4"/>
-    <w:multiLevelType w:val="singleLevel"/>
-    <w:tmpl w:val="A8DA1DD4"/>
-    <w:lvl w:ilvl="0" w:tentative="0">
-      <w:start w:val="1"/>
-      <w:numFmt w:val="decimal"/>
-      <w:pStyle w:val="55"/>
-      <w:suff w:val="space"/>
-      <w:lvlText w:val="[%1]"/>
-      <w:lvlJc w:val="left"/>
-      <w:pPr>
-        <w:ind w:left="0" w:firstLine="476"/>
-      </w:pPr>
-      <w:rPr>
-        <w:rFonts w:hint="default"/>
-      </w:rPr>
-    </w:lvl>
-  </w:abstractNum>
-  <w:abstractNum w:abstractNumId="1">
     <w:nsid w:val="CF4DD793"/>
     <w:multiLevelType w:val="singleLevel"/>
     <w:tmpl w:val="CF4DD793"/>
@@ -22390,7 +22772,7 @@
       </w:pPr>
     </w:lvl>
   </w:abstractNum>
-  <w:abstractNum w:abstractNumId="2">
+  <w:abstractNum w:abstractNumId="1">
     <w:nsid w:val="046A2344"/>
     <w:multiLevelType w:val="singleLevel"/>
     <w:tmpl w:val="046A2344"/>
@@ -22402,7 +22784,7 @@
       <w:lvlJc w:val="left"/>
     </w:lvl>
   </w:abstractNum>
-  <w:abstractNum w:abstractNumId="3">
+  <w:abstractNum w:abstractNumId="2">
     <w:nsid w:val="0C17B1F4"/>
     <w:multiLevelType w:val="multilevel"/>
     <w:tmpl w:val="0C17B1F4"/>
@@ -22525,16 +22907,13 @@
     </w:lvl>
   </w:abstractNum>
   <w:num w:numId="1">
-    <w:abstractNumId w:val="0"/>
+    <w:abstractNumId w:val="2"/>
   </w:num>
   <w:num w:numId="2">
-    <w:abstractNumId w:val="3"/>
+    <w:abstractNumId w:val="0"/>
   </w:num>
   <w:num w:numId="3">
     <w:abstractNumId w:val="1"/>
-  </w:num>
-  <w:num w:numId="4">
-    <w:abstractNumId w:val="2"/>
   </w:num>
 </w:numbering>
 </file>
@@ -22580,7 +22959,7 @@
     <w:lsdException w:unhideWhenUsed="0" w:uiPriority="0" w:semiHidden="0" w:name="toc 9"/>
     <w:lsdException w:unhideWhenUsed="0" w:uiPriority="0" w:semiHidden="0" w:name="Normal Indent"/>
     <w:lsdException w:unhideWhenUsed="0" w:uiPriority="0" w:semiHidden="0" w:name="footnote text"/>
-    <w:lsdException w:qFormat="1" w:unhideWhenUsed="0" w:uiPriority="0" w:semiHidden="0" w:name="annotation text"/>
+    <w:lsdException w:unhideWhenUsed="0" w:uiPriority="0" w:semiHidden="0" w:name="annotation text"/>
     <w:lsdException w:qFormat="1" w:unhideWhenUsed="0" w:uiPriority="0" w:semiHidden="0" w:name="header"/>
     <w:lsdException w:qFormat="1" w:unhideWhenUsed="0" w:uiPriority="0" w:semiHidden="0" w:name="footer"/>
     <w:lsdException w:unhideWhenUsed="0" w:uiPriority="0" w:semiHidden="0" w:name="index heading"/>
@@ -22837,13 +23216,13 @@
       <w:lang w:val="en-US" w:eastAsia="zh-CN" w:bidi="ar"/>
     </w:rPr>
   </w:style>
-  <w:style w:type="character" w:default="1" w:styleId="13">
+  <w:style w:type="character" w:default="1" w:styleId="12">
     <w:name w:val="Default Paragraph Font"/>
     <w:semiHidden/>
     <w:qFormat/>
     <w:uiPriority w:val="0"/>
   </w:style>
-  <w:style w:type="table" w:default="1" w:styleId="12">
+  <w:style w:type="table" w:default="1" w:styleId="11">
     <w:name w:val="Normal Table"/>
     <w:semiHidden/>
     <w:qFormat/>
@@ -22871,18 +23250,9 @@
     </w:rPr>
   </w:style>
   <w:style w:type="paragraph" w:styleId="4">
-    <w:name w:val="annotation text"/>
-    <w:basedOn w:val="1"/>
-    <w:qFormat/>
-    <w:uiPriority w:val="0"/>
-    <w:pPr>
-      <w:jc w:val="left"/>
-    </w:pPr>
-  </w:style>
-  <w:style w:type="paragraph" w:styleId="5">
     <w:name w:val="Body Text"/>
     <w:basedOn w:val="1"/>
-    <w:link w:val="22"/>
+    <w:link w:val="21"/>
     <w:unhideWhenUsed/>
     <w:qFormat/>
     <w:uiPriority w:val="99"/>
@@ -22900,7 +23270,7 @@
       <w:lang w:val="zh-CN" w:bidi="zh-CN"/>
     </w:rPr>
   </w:style>
-  <w:style w:type="paragraph" w:styleId="6">
+  <w:style w:type="paragraph" w:styleId="5">
     <w:name w:val="toc 3"/>
     <w:basedOn w:val="1"/>
     <w:next w:val="1"/>
@@ -22910,7 +23280,7 @@
       <w:ind w:left="840" w:leftChars="400"/>
     </w:pPr>
   </w:style>
-  <w:style w:type="paragraph" w:styleId="7">
+  <w:style w:type="paragraph" w:styleId="6">
     <w:name w:val="footer"/>
     <w:basedOn w:val="1"/>
     <w:qFormat/>
@@ -22927,7 +23297,7 @@
       <w:sz w:val="18"/>
     </w:rPr>
   </w:style>
-  <w:style w:type="paragraph" w:styleId="8">
+  <w:style w:type="paragraph" w:styleId="7">
     <w:name w:val="header"/>
     <w:basedOn w:val="1"/>
     <w:qFormat/>
@@ -22952,14 +23322,14 @@
       <w:sz w:val="18"/>
     </w:rPr>
   </w:style>
-  <w:style w:type="paragraph" w:styleId="9">
+  <w:style w:type="paragraph" w:styleId="8">
     <w:name w:val="toc 1"/>
     <w:basedOn w:val="1"/>
     <w:next w:val="1"/>
     <w:qFormat/>
     <w:uiPriority w:val="0"/>
   </w:style>
-  <w:style w:type="paragraph" w:styleId="10">
+  <w:style w:type="paragraph" w:styleId="9">
     <w:name w:val="toc 2"/>
     <w:basedOn w:val="1"/>
     <w:next w:val="1"/>
@@ -22969,7 +23339,7 @@
       <w:ind w:left="420" w:leftChars="200"/>
     </w:pPr>
   </w:style>
-  <w:style w:type="paragraph" w:styleId="11">
+  <w:style w:type="paragraph" w:styleId="10">
     <w:name w:val="Normal (Web)"/>
     <w:basedOn w:val="1"/>
     <w:unhideWhenUsed/>
@@ -22986,18 +23356,18 @@
       <w:sz w:val="24"/>
     </w:rPr>
   </w:style>
-  <w:style w:type="character" w:styleId="14">
+  <w:style w:type="character" w:styleId="13">
     <w:name w:val="Strong"/>
-    <w:basedOn w:val="13"/>
+    <w:basedOn w:val="12"/>
     <w:qFormat/>
     <w:uiPriority w:val="0"/>
     <w:rPr>
       <w:b/>
     </w:rPr>
   </w:style>
-  <w:style w:type="character" w:styleId="15">
+  <w:style w:type="character" w:styleId="14">
     <w:name w:val="Hyperlink"/>
-    <w:basedOn w:val="13"/>
+    <w:basedOn w:val="12"/>
     <w:qFormat/>
     <w:uiPriority w:val="0"/>
     <w:rPr>
@@ -23005,7 +23375,7 @@
       <w:u w:val="single"/>
     </w:rPr>
   </w:style>
-  <w:style w:type="paragraph" w:customStyle="1" w:styleId="16">
+  <w:style w:type="paragraph" w:customStyle="1" w:styleId="15">
     <w:name w:val="EndNote Bibliography Title"/>
     <w:qFormat/>
     <w:uiPriority w:val="0"/>
@@ -23028,7 +23398,7 @@
       <w:lang w:val="en-US" w:eastAsia="zh-CN" w:bidi="ar-SA"/>
     </w:rPr>
   </w:style>
-  <w:style w:type="paragraph" w:customStyle="1" w:styleId="17">
+  <w:style w:type="paragraph" w:customStyle="1" w:styleId="16">
     <w:name w:val="EndNote Bibliography"/>
     <w:qFormat/>
     <w:uiPriority w:val="0"/>
@@ -23051,9 +23421,9 @@
       <w:lang w:val="en-US" w:eastAsia="zh-CN" w:bidi="ar-SA"/>
     </w:rPr>
   </w:style>
-  <w:style w:type="table" w:customStyle="1" w:styleId="18">
+  <w:style w:type="table" w:customStyle="1" w:styleId="17">
     <w:name w:val="清单表 6 彩色1"/>
-    <w:basedOn w:val="12"/>
+    <w:basedOn w:val="11"/>
     <w:qFormat/>
     <w:uiPriority w:val="51"/>
     <w:rPr>
@@ -23116,7 +23486,7 @@
       </w:tcPr>
     </w:tblStylePr>
   </w:style>
-  <w:style w:type="paragraph" w:customStyle="1" w:styleId="19">
+  <w:style w:type="paragraph" w:customStyle="1" w:styleId="18">
     <w:name w:val="WPSOffice手动目录 1"/>
     <w:qFormat/>
     <w:uiPriority w:val="0"/>
@@ -23129,7 +23499,7 @@
       <w:szCs w:val="20"/>
     </w:rPr>
   </w:style>
-  <w:style w:type="paragraph" w:customStyle="1" w:styleId="20">
+  <w:style w:type="paragraph" w:customStyle="1" w:styleId="19">
     <w:name w:val="WPSOffice手动目录 2"/>
     <w:qFormat/>
     <w:uiPriority w:val="0"/>
@@ -23142,7 +23512,7 @@
       <w:szCs w:val="20"/>
     </w:rPr>
   </w:style>
-  <w:style w:type="paragraph" w:customStyle="1" w:styleId="21">
+  <w:style w:type="paragraph" w:customStyle="1" w:styleId="20">
     <w:name w:val="样式1"/>
     <w:basedOn w:val="1"/>
     <w:qFormat/>
@@ -23155,9 +23525,9 @@
       <w:szCs w:val="21"/>
     </w:rPr>
   </w:style>
-  <w:style w:type="character" w:customStyle="1" w:styleId="22">
+  <w:style w:type="character" w:customStyle="1" w:styleId="21">
     <w:name w:val="正文文本 Char"/>
-    <w:link w:val="5"/>
+    <w:link w:val="4"/>
     <w:qFormat/>
     <w:uiPriority w:val="99"/>
     <w:rPr>
@@ -23168,7 +23538,7 @@
       <w:lang w:val="zh-CN" w:bidi="zh-CN"/>
     </w:rPr>
   </w:style>
-  <w:style w:type="paragraph" w:customStyle="1" w:styleId="23">
+  <w:style w:type="paragraph" w:customStyle="1" w:styleId="22">
     <w:name w:val="Source Code"/>
     <w:qFormat/>
     <w:uiPriority w:val="0"/>
@@ -23179,7 +23549,7 @@
       <w:rFonts w:ascii="Times New Roman" w:hAnsi="Times New Roman" w:eastAsia="宋体" w:cs="Times New Roman"/>
     </w:rPr>
   </w:style>
-  <w:style w:type="character" w:customStyle="1" w:styleId="24">
+  <w:style w:type="character" w:customStyle="1" w:styleId="23">
     <w:name w:val="KeywordTok"/>
     <w:qFormat/>
     <w:uiPriority w:val="0"/>
@@ -23188,7 +23558,7 @@
       <w:color w:val="007020"/>
     </w:rPr>
   </w:style>
-  <w:style w:type="character" w:customStyle="1" w:styleId="25">
+  <w:style w:type="character" w:customStyle="1" w:styleId="24">
     <w:name w:val="DataTypeTok"/>
     <w:qFormat/>
     <w:uiPriority w:val="0"/>
@@ -23196,7 +23566,7 @@
       <w:color w:val="902000"/>
     </w:rPr>
   </w:style>
-  <w:style w:type="character" w:customStyle="1" w:styleId="26">
+  <w:style w:type="character" w:customStyle="1" w:styleId="25">
     <w:name w:val="DecValTok"/>
     <w:qFormat/>
     <w:uiPriority w:val="0"/>
@@ -23204,7 +23574,7 @@
       <w:color w:val="40A070"/>
     </w:rPr>
   </w:style>
-  <w:style w:type="character" w:customStyle="1" w:styleId="27">
+  <w:style w:type="character" w:customStyle="1" w:styleId="26">
     <w:name w:val="BaseNTok"/>
     <w:qFormat/>
     <w:uiPriority w:val="0"/>
@@ -23212,7 +23582,7 @@
       <w:color w:val="40A070"/>
     </w:rPr>
   </w:style>
-  <w:style w:type="character" w:customStyle="1" w:styleId="28">
+  <w:style w:type="character" w:customStyle="1" w:styleId="27">
     <w:name w:val="FloatTok"/>
     <w:qFormat/>
     <w:uiPriority w:val="0"/>
@@ -23220,7 +23590,7 @@
       <w:color w:val="40A070"/>
     </w:rPr>
   </w:style>
-  <w:style w:type="character" w:customStyle="1" w:styleId="29">
+  <w:style w:type="character" w:customStyle="1" w:styleId="28">
     <w:name w:val="ConstantTok"/>
     <w:qFormat/>
     <w:uiPriority w:val="0"/>
@@ -23228,7 +23598,7 @@
       <w:color w:val="880000"/>
     </w:rPr>
   </w:style>
-  <w:style w:type="character" w:customStyle="1" w:styleId="30">
+  <w:style w:type="character" w:customStyle="1" w:styleId="29">
     <w:name w:val="CharTok"/>
     <w:qFormat/>
     <w:uiPriority w:val="0"/>
@@ -23236,7 +23606,7 @@
       <w:color w:val="4070A0"/>
     </w:rPr>
   </w:style>
-  <w:style w:type="character" w:customStyle="1" w:styleId="31">
+  <w:style w:type="character" w:customStyle="1" w:styleId="30">
     <w:name w:val="SpecialCharTok"/>
     <w:qFormat/>
     <w:uiPriority w:val="0"/>
@@ -23244,7 +23614,7 @@
       <w:color w:val="4070A0"/>
     </w:rPr>
   </w:style>
-  <w:style w:type="character" w:customStyle="1" w:styleId="32">
+  <w:style w:type="character" w:customStyle="1" w:styleId="31">
     <w:name w:val="StringTok"/>
     <w:qFormat/>
     <w:uiPriority w:val="0"/>
@@ -23252,7 +23622,7 @@
       <w:color w:val="4070A0"/>
     </w:rPr>
   </w:style>
-  <w:style w:type="character" w:customStyle="1" w:styleId="33">
+  <w:style w:type="character" w:customStyle="1" w:styleId="32">
     <w:name w:val="VerbatimStringTok"/>
     <w:qFormat/>
     <w:uiPriority w:val="0"/>
@@ -23260,7 +23630,7 @@
       <w:color w:val="4070A0"/>
     </w:rPr>
   </w:style>
-  <w:style w:type="character" w:customStyle="1" w:styleId="34">
+  <w:style w:type="character" w:customStyle="1" w:styleId="33">
     <w:name w:val="SpecialStringTok"/>
     <w:qFormat/>
     <w:uiPriority w:val="0"/>
@@ -23268,7 +23638,7 @@
       <w:color w:val="BB6688"/>
     </w:rPr>
   </w:style>
-  <w:style w:type="character" w:customStyle="1" w:styleId="35">
+  <w:style w:type="character" w:customStyle="1" w:styleId="34">
     <w:name w:val="ImportTok"/>
     <w:qFormat/>
     <w:uiPriority w:val="0"/>
@@ -23277,7 +23647,7 @@
       <w:color w:val="008000"/>
     </w:rPr>
   </w:style>
-  <w:style w:type="character" w:customStyle="1" w:styleId="36">
+  <w:style w:type="character" w:customStyle="1" w:styleId="35">
     <w:name w:val="CommentTok"/>
     <w:qFormat/>
     <w:uiPriority w:val="0"/>
@@ -23286,7 +23656,7 @@
       <w:color w:val="60A0B0"/>
     </w:rPr>
   </w:style>
-  <w:style w:type="character" w:customStyle="1" w:styleId="37">
+  <w:style w:type="character" w:customStyle="1" w:styleId="36">
     <w:name w:val="DocumentationTok"/>
     <w:qFormat/>
     <w:uiPriority w:val="0"/>
@@ -23295,7 +23665,7 @@
       <w:color w:val="BA2121"/>
     </w:rPr>
   </w:style>
-  <w:style w:type="character" w:customStyle="1" w:styleId="38">
+  <w:style w:type="character" w:customStyle="1" w:styleId="37">
     <w:name w:val="AnnotationTok"/>
     <w:qFormat/>
     <w:uiPriority w:val="0"/>
@@ -23305,7 +23675,7 @@
       <w:color w:val="60A0B0"/>
     </w:rPr>
   </w:style>
-  <w:style w:type="character" w:customStyle="1" w:styleId="39">
+  <w:style w:type="character" w:customStyle="1" w:styleId="38">
     <w:name w:val="CommentVarTok"/>
     <w:qFormat/>
     <w:uiPriority w:val="0"/>
@@ -23315,7 +23685,7 @@
       <w:color w:val="60A0B0"/>
     </w:rPr>
   </w:style>
-  <w:style w:type="character" w:customStyle="1" w:styleId="40">
+  <w:style w:type="character" w:customStyle="1" w:styleId="39">
     <w:name w:val="OtherTok"/>
     <w:qFormat/>
     <w:uiPriority w:val="0"/>
@@ -23323,7 +23693,7 @@
       <w:color w:val="007020"/>
     </w:rPr>
   </w:style>
-  <w:style w:type="character" w:customStyle="1" w:styleId="41">
+  <w:style w:type="character" w:customStyle="1" w:styleId="40">
     <w:name w:val="FunctionTok"/>
     <w:qFormat/>
     <w:uiPriority w:val="0"/>
@@ -23331,7 +23701,7 @@
       <w:color w:val="06287E"/>
     </w:rPr>
   </w:style>
-  <w:style w:type="character" w:customStyle="1" w:styleId="42">
+  <w:style w:type="character" w:customStyle="1" w:styleId="41">
     <w:name w:val="VariableTok"/>
     <w:qFormat/>
     <w:uiPriority w:val="0"/>
@@ -23339,7 +23709,7 @@
       <w:color w:val="19177C"/>
     </w:rPr>
   </w:style>
-  <w:style w:type="character" w:customStyle="1" w:styleId="43">
+  <w:style w:type="character" w:customStyle="1" w:styleId="42">
     <w:name w:val="ControlFlowTok"/>
     <w:qFormat/>
     <w:uiPriority w:val="0"/>
@@ -23348,7 +23718,7 @@
       <w:color w:val="007020"/>
     </w:rPr>
   </w:style>
-  <w:style w:type="character" w:customStyle="1" w:styleId="44">
+  <w:style w:type="character" w:customStyle="1" w:styleId="43">
     <w:name w:val="OperatorTok"/>
     <w:qFormat/>
     <w:uiPriority w:val="0"/>
@@ -23356,7 +23726,7 @@
       <w:color w:val="666666"/>
     </w:rPr>
   </w:style>
-  <w:style w:type="character" w:customStyle="1" w:styleId="45">
+  <w:style w:type="character" w:customStyle="1" w:styleId="44">
     <w:name w:val="BuiltInTok"/>
     <w:qFormat/>
     <w:uiPriority w:val="0"/>
@@ -23364,12 +23734,12 @@
       <w:color w:val="008000"/>
     </w:rPr>
   </w:style>
-  <w:style w:type="character" w:customStyle="1" w:styleId="46">
+  <w:style w:type="character" w:customStyle="1" w:styleId="45">
     <w:name w:val="ExtensionTok"/>
     <w:qFormat/>
     <w:uiPriority w:val="0"/>
   </w:style>
-  <w:style w:type="character" w:customStyle="1" w:styleId="47">
+  <w:style w:type="character" w:customStyle="1" w:styleId="46">
     <w:name w:val="PreprocessorTok"/>
     <w:qFormat/>
     <w:uiPriority w:val="0"/>
@@ -23377,7 +23747,7 @@
       <w:color w:val="BC7A00"/>
     </w:rPr>
   </w:style>
-  <w:style w:type="character" w:customStyle="1" w:styleId="48">
+  <w:style w:type="character" w:customStyle="1" w:styleId="47">
     <w:name w:val="AttributeTok"/>
     <w:qFormat/>
     <w:uiPriority w:val="0"/>
@@ -23385,12 +23755,12 @@
       <w:color w:val="7D9029"/>
     </w:rPr>
   </w:style>
-  <w:style w:type="character" w:customStyle="1" w:styleId="49">
+  <w:style w:type="character" w:customStyle="1" w:styleId="48">
     <w:name w:val="RegionMarkerTok"/>
     <w:qFormat/>
     <w:uiPriority w:val="0"/>
   </w:style>
-  <w:style w:type="character" w:customStyle="1" w:styleId="50">
+  <w:style w:type="character" w:customStyle="1" w:styleId="49">
     <w:name w:val="InformationTok"/>
     <w:qFormat/>
     <w:uiPriority w:val="0"/>
@@ -23400,7 +23770,7 @@
       <w:color w:val="60A0B0"/>
     </w:rPr>
   </w:style>
-  <w:style w:type="character" w:customStyle="1" w:styleId="51">
+  <w:style w:type="character" w:customStyle="1" w:styleId="50">
     <w:name w:val="WarningTok"/>
     <w:qFormat/>
     <w:uiPriority w:val="0"/>
@@ -23410,7 +23780,7 @@
       <w:color w:val="60A0B0"/>
     </w:rPr>
   </w:style>
-  <w:style w:type="character" w:customStyle="1" w:styleId="52">
+  <w:style w:type="character" w:customStyle="1" w:styleId="51">
     <w:name w:val="AlertTok"/>
     <w:qFormat/>
     <w:uiPriority w:val="0"/>
@@ -23419,7 +23789,7 @@
       <w:color w:val="FF0000"/>
     </w:rPr>
   </w:style>
-  <w:style w:type="character" w:customStyle="1" w:styleId="53">
+  <w:style w:type="character" w:customStyle="1" w:styleId="52">
     <w:name w:val="ErrorTok"/>
     <w:qFormat/>
     <w:uiPriority w:val="0"/>
@@ -23428,22 +23798,10 @@
       <w:color w:val="FF0000"/>
     </w:rPr>
   </w:style>
-  <w:style w:type="character" w:customStyle="1" w:styleId="54">
+  <w:style w:type="character" w:customStyle="1" w:styleId="53">
     <w:name w:val="NormalTok"/>
     <w:qFormat/>
     <w:uiPriority w:val="0"/>
-  </w:style>
-  <w:style w:type="paragraph" w:customStyle="1" w:styleId="55">
-    <w:name w:val="WPSOffice手动目录 3"/>
-    <w:basedOn w:val="5"/>
-    <w:qFormat/>
-    <w:uiPriority w:val="0"/>
-    <w:pPr>
-      <w:numPr>
-        <w:ilvl w:val="0"/>
-        <w:numId w:val="1"/>
-      </w:numPr>
-    </w:pPr>
   </w:style>
 </w:styles>
 </file>
@@ -23700,9 +24058,6 @@
   <customSectProps>
     <customSectPr/>
     <customSectPr/>
-    <customSectPr>
-      <sectNamePr val="参考文献"/>
-    </customSectPr>
   </customSectProps>
   <customShpExts>
     <customShpInfo spid="_x0000_s1026" textRotate="1"/>

--- a/论文/docx/基于区块链的校园心理咨询记录隐私保护与存证系统的设计与实现.docx
+++ b/论文/docx/基于区块链的校园心理咨询记录隐私保护与存证系统的设计与实现.docx
@@ -8,9 +8,9 @@
         <w:ind w:firstLine="368"/>
       </w:pPr>
       <w:bookmarkStart w:id="0" w:name="_Toc28587"/>
-      <w:bookmarkStart w:id="1" w:name="_Toc2679"/>
-      <w:bookmarkStart w:id="2" w:name="_Toc11498"/>
-      <w:bookmarkStart w:id="3" w:name="_Toc16618"/>
+      <w:bookmarkStart w:id="1" w:name="_Toc16618"/>
+      <w:bookmarkStart w:id="2" w:name="_Toc2679"/>
+      <w:bookmarkStart w:id="3" w:name="_Toc11498"/>
       <w:r>
         <w:rPr>
           <w:position w:val="-25"/>
@@ -1502,7 +1502,7 @@
           <w:szCs w:val="24"/>
           <w:lang w:val="en-US" w:eastAsia="zh-CN"/>
         </w:rPr>
-        <w:t>系统采用 Next.js 14.2.3、TypeScript、Koa 3.1.1、MySQL 8.0 等技术栈构建前后端分离架构，结合 JWT 认证、bcrypt 密码加密、基于角色的访问控制（RBAC）等安全机制，并预留区块链存证接口实现链上存证。系统实现了注册登录、心理测评、咨询师申请与预约、咨询记录与反馈、论坛社区、消息聊天、举报审核、管理员管理等核心功能模块，通过存证记录表对关键操作进行自动记录与审计。系统解决了数据访问权限控制、敏感信息隐私保护、操作过程可追溯、记录不可篡改等关键问题，有效提升了校园心理咨询服务的规范性与可信度。</w:t>
+        <w:t>系统采用 Next.js 14.2.3、TypeScript、Koa 3.1.1、MySQL 8.0 等技术栈构建前后端分离架构，结合 JWT 认证、bcrypt 密码加密、基于角色的访问控制（RBAC）等安全机制，并实现了基于区块链智能合约的链上存证能力。系统实现了注册登录、心理测评、咨询师申请与预约、咨询记录与反馈、论坛社区、消息聊天、举报审核、管理员管理等核心功能模块，通过存证记录表对关键操作进行自动记录与审计，并对心理测评结果与咨询记录摘要哈希执行链上存证。系统解决了数据访问权限控制、敏感信息隐私保护、操作过程可追溯、记录不可篡改等关键问题，有效提升了校园心理咨询服务的规范性与可信度。</w:t>
       </w:r>
     </w:p>
     <w:p>
@@ -1535,7 +1535,7 @@
           <w:sz w:val="24"/>
           <w:szCs w:val="24"/>
         </w:rPr>
-        <w:t>本系统核心解决了隐私保护、数据可追溯性和可信度三大关键问题：通过基于角色的访问控制（RBAC）和分级授权机制实现隐私保护，确保敏感咨询记录仅对授权角色可见；通过存证记录表对关键操作（预约、咨询记录、反馈、论坛内容、举报等）进行自动记录，结合预留的区块链存证接口实现数据可追溯性；通过链上存证的不可篡改特性与操作审计日志，确保记录的可信度与规范性。研究结果表明，该系统有效提升了校园心理咨询服务的规范性与安全性，能够支撑校园心理咨询的日常业务与管理需求，为后续接入区块链存证与隐私计算提供可行的技术基础。</w:t>
+        <w:t>本系统核心解决了隐私保护、数据可追溯性和可信度三大关键问题：通过基于角色的访问控制（RBAC）和分级授权机制实现隐私保护，确保敏感咨询记录仅对授权角色可见；通过存证记录表对关键操作（预约、咨询记录、反馈、论坛内容、举报等）进行自动记录，并结合区块链智能合约、记录哈希上链与补录重试机制实现数据可追溯性；通过链上存证的不可篡改特性与操作审计日志，确保记录的可信度与规范性。研究结果表明，该系统有效提升了校园心理咨询服务的规范性与安全性，能够支撑校园心理咨询的日常业务与管理需求，并为后续扩展隐私计算与联盟链部署提供可行的技术基础。</w:t>
       </w:r>
     </w:p>
     <w:p>
@@ -1623,8 +1623,8 @@
       </w:pPr>
       <w:bookmarkStart w:id="5" w:name="_Toc19957"/>
       <w:bookmarkStart w:id="6" w:name="_Toc14535"/>
-      <w:bookmarkStart w:id="7" w:name="_Toc26583"/>
-      <w:bookmarkStart w:id="8" w:name="_Toc961"/>
+      <w:bookmarkStart w:id="7" w:name="_Toc961"/>
+      <w:bookmarkStart w:id="8" w:name="_Toc26583"/>
       <w:r>
         <w:rPr>
           <w:rFonts w:ascii="Times New Roman" w:hAnsi="Times New Roman" w:cs="Times New Roman"/>
@@ -1709,7 +1709,7 @@
           <w:szCs w:val="24"/>
           <w:lang w:val="en-US"/>
         </w:rPr>
-        <w:t>The system adopts Next.js 14.2.3, TypeScript, Koa 3.1.1, MySQL 8.0 and other technology stacks to build a frontend-backend separation architecture, combined with security mechanisms such as JWT authentication, bcrypt password encryption, and Role-Based Access Control (RBAC), and reserves a blockchain evidence preservation interface for on-chain evidence preservation. The system implements core functional modules including registration and login, psychological assessments, counselor applications and appointments, consultation records and feedback, community forums, messaging and chat, report review, and administrative management, and automatically records and audits key operations through an evidence record table. The system addresses critical issues such as data access permission control, sensitive information privacy protection, traceable operation processes, and tamper-proof records, effectively improving the standardization and credibility of campus counseling services.</w:t>
+        <w:t>The system adopts Next.js 14.2.3, TypeScript, Koa 3.1.1, MySQL 8.0 and related technologies to build a frontend-backend separated architecture, combined with JWT authentication, bcrypt password encryption, and Role-Based Access Control (RBAC). On this basis, the system implements blockchain evidence preservation through smart contracts, evidence hash generation, and on-chain confirmation. Core functional modules include registration and login, psychological assessments, counselor applications and appointments, consultation records and feedback, community forums, messaging and chat, report review, and administrative management. Key operations are automatically recorded and audited through an evidence record table, while assessment results and consultation record hashes are written on chain.</w:t>
       </w:r>
     </w:p>
     <w:p>
@@ -1746,7 +1746,7 @@
           <w:szCs w:val="24"/>
           <w:lang w:val="en-US"/>
         </w:rPr>
-        <w:t>The system core addresses three key issues: privacy protection, data traceability, and credibility. Privacy protection is achieved through Role-Based Access Control (RBAC) and hierarchical authorization mechanisms, ensuring that sensitive counseling records are only visible to authorized roles. Data traceability is achieved through automatic recording of key operations (appointments, consultation records, feedback, forum content, reports, etc.) in the evidence record table, combined with the reserved blockchain evidence preservation interface. Credibility and standardization are ensured through the tamper-proof characteristics of on-chain evidence preservation and operational audit logs. Research results show that the system effectively improves the standardization and security of campus counseling services, supports daily counseling operations and management needs, and provides a feasible technical foundation for future integration of blockchain evidence preservation and privacy computing.</w:t>
+        <w:t>The system addresses three key issues: privacy protection, data traceability, and credibility. Privacy protection is achieved through RBAC and hierarchical authorization mechanisms, ensuring that sensitive counseling records are visible only to authorized roles. Data traceability is achieved through automatic recording of key operations in the evidence record table, combined with blockchain smart contracts and on-chain evidence confirmation. Credibility and standardization are ensured through the tamper-resistant characteristics of blockchain evidence preservation and audit logs. The results show that the system improves the standardization and security of campus counseling services, supports daily counseling operations and management needs, and provides a practical technical foundation for subsequent privacy computing and consortium-chain deployment.</w:t>
       </w:r>
     </w:p>
     <w:p>
@@ -3021,7 +3021,7 @@
           <w:szCs w:val="24"/>
           <w:lang w:val="en-US" w:eastAsia="zh-CN" w:bidi="ar-SA"/>
         </w:rPr>
-        <w:t>1.3 本文章节安排</w:t>
+        <w:t>1.3 研究内容与目标</w:t>
       </w:r>
       <w:r>
         <w:rPr>
@@ -4875,7 +4875,7 @@
           <w:szCs w:val="24"/>
           <w:lang w:val="en-US" w:eastAsia="zh-CN" w:bidi="ar-SA"/>
         </w:rPr>
-        <w:t>3.2 心理测评模块需求分析</w:t>
+        <w:t>3.2 心理测评与测评存证模块需求分析</w:t>
       </w:r>
       <w:r>
         <w:rPr>
@@ -5181,7 +5181,7 @@
           <w:szCs w:val="24"/>
           <w:lang w:val="en-US" w:eastAsia="zh-CN" w:bidi="ar-SA"/>
         </w:rPr>
-        <w:t>3.4 咨询记录与反馈模块需求分析</w:t>
+        <w:t>3.4 咨询记录、咨询存证与反馈模块需求分析</w:t>
       </w:r>
       <w:r>
         <w:rPr>
@@ -6263,7 +6263,7 @@
           <w:szCs w:val="24"/>
           <w:lang w:val="en-US" w:eastAsia="zh-CN" w:bidi="ar-SA"/>
         </w:rPr>
-        <w:t>4.3 心理测评模块系统设计</w:t>
+        <w:t>4.3 心理测评与测评存证模块系统设计</w:t>
       </w:r>
       <w:r>
         <w:rPr>
@@ -6563,7 +6563,7 @@
           <w:szCs w:val="24"/>
           <w:lang w:val="en-US" w:eastAsia="zh-CN" w:bidi="ar-SA"/>
         </w:rPr>
-        <w:t>4.5 咨询记录与反馈模块系统设计</w:t>
+        <w:t>4.5 咨询记录、咨询存证与反馈模块系统设计</w:t>
       </w:r>
       <w:r>
         <w:rPr>
@@ -7483,7 +7483,7 @@
           <w:szCs w:val="24"/>
           <w:lang w:val="en-US" w:eastAsia="zh-CN" w:bidi="ar-SA"/>
         </w:rPr>
-        <w:t>5.2 心理测评模块的实现</w:t>
+        <w:t>5.2 心理测评与测评存证模块的实现</w:t>
       </w:r>
       <w:r>
         <w:rPr>
@@ -7789,7 +7789,7 @@
           <w:szCs w:val="24"/>
           <w:lang w:val="en-US" w:eastAsia="zh-CN" w:bidi="ar-SA"/>
         </w:rPr>
-        <w:t>5.4 咨询记录与反馈模块的实现</w:t>
+        <w:t>5.4 咨询记录、咨询存证与反馈模块的实现</w:t>
       </w:r>
       <w:r>
         <w:rPr>
@@ -10115,8 +10115,8 @@
           <w:lang w:val="en-US" w:eastAsia="zh-CN"/>
         </w:rPr>
       </w:pPr>
-      <w:bookmarkStart w:id="9" w:name="_Toc7548"/>
-      <w:bookmarkStart w:id="10" w:name="_Toc21143"/>
+      <w:bookmarkStart w:id="9" w:name="_Toc21143"/>
+      <w:bookmarkStart w:id="10" w:name="_Toc7548"/>
       <w:r>
         <w:rPr>
           <w:rFonts w:hint="eastAsia" w:asciiTheme="majorEastAsia" w:hAnsiTheme="majorEastAsia" w:eastAsiaTheme="majorEastAsia" w:cstheme="majorEastAsia"/>
@@ -10164,8 +10164,8 @@
           <w:lang w:val="en-US" w:eastAsia="zh-CN"/>
         </w:rPr>
       </w:pPr>
-      <w:bookmarkStart w:id="11" w:name="_Toc7410"/>
-      <w:bookmarkStart w:id="12" w:name="_Toc16158"/>
+      <w:bookmarkStart w:id="11" w:name="_Toc16158"/>
+      <w:bookmarkStart w:id="12" w:name="_Toc7410"/>
       <w:r>
         <w:rPr>
           <w:rFonts w:hint="eastAsia" w:asciiTheme="majorEastAsia" w:hAnsiTheme="majorEastAsia" w:eastAsiaTheme="majorEastAsia" w:cstheme="majorEastAsia"/>
@@ -10175,7 +10175,7 @@
           <w:szCs w:val="28"/>
           <w:lang w:val="en-US" w:eastAsia="zh-CN"/>
         </w:rPr>
-        <w:t>研究背景和意义</w:t>
+        <w:t xml:space="preserve"> 研究背景和意义</w:t>
       </w:r>
       <w:bookmarkEnd w:id="11"/>
       <w:bookmarkEnd w:id="12"/>
@@ -10388,7 +10388,7 @@
           <w:sz w:val="24"/>
           <w:lang w:val="en-US" w:eastAsia="zh-CN"/>
         </w:rPr>
-        <w:t>本课题面向校园心理咨询业务全流程，构建一套兼顾隐私保护与存证留痕的系统。一方面，通过统一的平台提高咨询流程效率与服务质量；另一方面，通过证据记录与链上预留接口确保关键操作可追溯，提升系统可信度与管理合规性，具有显著的现实意义与推广价值。</w:t>
+        <w:t>本课题面向校园心理咨询业务全流程，构建一套兼顾隐私保护与存证留痕的系统。一方面，通过统一的平台提高咨询流程效率与服务质量；另一方面，通过证据记录与链上存证机制确保关键操作可追溯，提升系统可信度与管理合规性，具有显著的现实意义与推广价值。</w:t>
       </w:r>
     </w:p>
     <w:p>
@@ -10682,7 +10682,7 @@
           <w:szCs w:val="24"/>
           <w:lang w:val="en-US" w:eastAsia="zh-CN"/>
         </w:rPr>
-        <w:t>本研究以校园心理咨询业务为核心，围绕"隐私保护+存证留痕"展开，主要内容与目标包括：梳理校园心理咨询业务流程，明确普通用户、心理咨询师与管理员的职责边界与数据访问需求；设计多角色系统架构，前端采用组件化方式实现分角色界面，后端提供统一业务接口与权限控制；构建心理测评、咨询师申请与预约、咨询记录与反馈、论坛社区、消息与聊天、举报审核等功能模块，满足校园心理服务的完整闭环；设计存证记录与审计机制，确保关键操作过程可追溯，并预留链上存证接口，为后续对接区块链提供基础；完成系统测试与评估，验证功能正确性与可用性，为后续迭代提供依据。</w:t>
+        <w:t>本研究以校园心理咨询业务为核心，围绕"隐私保护+存证留痕"展开，主要内容与目标包括：梳理校园心理咨询业务流程，明确普通用户、心理咨询师与管理员的职责边界与数据访问需求；设计多角色系统架构，前端采用组件化方式实现分角色界面，后端提供统一业务接口与权限控制；构建心理测评、咨询师申请与预约、咨询记录与反馈、论坛社区、消息与聊天、举报审核等功能模块，满足校园心理服务的完整闭环；设计存证记录与审计机制，确保关键操作过程可追溯，并设计链上存证流程，使关键业务数据摘要能够写入区块链；完成系统测试与评估，验证功能正确性与可用性，为后续迭代提供依据。</w:t>
       </w:r>
     </w:p>
     <w:p>
@@ -11205,7 +11205,7 @@
           <w:szCs w:val="24"/>
           <w:lang w:val="en-US" w:eastAsia="zh-CN"/>
         </w:rPr>
-        <w:t>区块链是一种分布式账本技术，通过去中心化、不可篡改、可追溯等特性确保数据的安全性和可信度。在本系统中，区块链技术主要用于心理咨询记录的存证留痕，解决传统心理咨询系统记录可篡改、难以追溯的问题。系统设计了存证记录表（evidence_records），对关键操作（预约、咨询记录、反馈、论坛内容、举报等）自动生成存证记录，并预留区块链存证接口。当关键操作发生时，系统将操作摘要信息记录到存证表中，后续可对接区块链智能合约，将存证记录的哈希值上链存储。通过区块链的不可篡改特性，确保心理咨询记录的可追溯性和可信度，为校园心理咨询服务提供可信的存证保障，有效解决了心理咨询记录在隐私保护和可信存证之间的矛盾，该设计与区块链服务安全及频谱共享研究中的可信协同思路一致[7][8]。</w:t>
+        <w:t>区块链是一种分布式账本技术，通过去中心化、不可篡改、可追溯等特性确保数据的安全性和可信度。在本系统中，区块链技术主要用于心理咨询记录与心理测评结果的存证留痕，解决传统心理咨询系统记录可篡改、难以追溯的问题。系统对预约、咨询记录、反馈、论坛内容、举报等关键操作生成存证记录，并通过链下存储原文、链上保存摘要哈希的方式实现关键数据的存证。该分层存证机制既保留了区块链在可信留痕和可追溯方面的优势，又避免将敏感咨询原文直接写入链上，从而兼顾隐私保护与可信存证需求，该设计与区块链服务安全及频谱共享研究中的可信协同思路一致[7][8]。</w:t>
       </w:r>
     </w:p>
     <w:p>
@@ -11284,7 +11284,45 @@
           <w:szCs w:val="24"/>
           <w:lang w:val="en-US" w:eastAsia="zh-CN" w:bidi="ar-SA"/>
         </w:rPr>
-        <w:t>智能合约与AI协同治理的工程经验也表明，将规则执行逻辑前置到链上有助于提升数据处理透明度与合规性[9]。</w:t>
+        <w:t>相关研究表明，区块链与人工智能结合后能够在医疗与管理场景中提升数据可信传递与协同处理能力[9]。</w:t>
+      </w:r>
+    </w:p>
+    <w:p>
+      <w:pPr>
+        <w:keepNext w:val="0"/>
+        <w:keepLines w:val="0"/>
+        <w:pageBreakBefore w:val="0"/>
+        <w:widowControl w:val="0"/>
+        <w:kinsoku/>
+        <w:wordWrap/>
+        <w:overflowPunct/>
+        <w:topLinePunct w:val="0"/>
+        <w:autoSpaceDE/>
+        <w:autoSpaceDN/>
+        <w:bidi w:val="0"/>
+        <w:adjustRightInd/>
+        <w:snapToGrid/>
+        <w:spacing w:line="440" w:lineRule="exact"/>
+        <w:ind w:firstLine="480" w:firstLineChars="200"/>
+        <w:textAlignment w:val="auto"/>
+        <w:outlineLvl w:val="9"/>
+        <w:rPr>
+          <w:rFonts w:hint="eastAsia" w:cstheme="minorBidi"/>
+          <w:kern w:val="2"/>
+          <w:sz w:val="24"/>
+          <w:szCs w:val="24"/>
+          <w:lang w:val="en-US" w:eastAsia="zh-CN" w:bidi="ar-SA"/>
+        </w:rPr>
+      </w:pPr>
+      <w:r>
+        <w:rPr>
+          <w:rFonts w:hint="eastAsia" w:cstheme="minorBidi"/>
+          <w:kern w:val="2"/>
+          <w:sz w:val="24"/>
+          <w:szCs w:val="24"/>
+          <w:lang w:val="en-US" w:eastAsia="zh-CN" w:bidi="ar-SA"/>
+        </w:rPr>
+        <w:t>在本系统中，智能合约并不直接保存完整咨询正文，而是承担摘要哈希登记、时间戳固化、修订版本记录和链上结果返回等职责。系统先在链下对测评结果和咨询记录的关键字段构造规范化摘要，再对摘要执行哈希运算，并将哈希值写入合约。这样既避免了敏感原文直接上链，又保留了后续核验时可对照、可追溯、可审计的证据基础。</w:t>
       </w:r>
     </w:p>
     <w:p>
@@ -11363,7 +11401,46 @@
           <w:szCs w:val="24"/>
           <w:lang w:val="en-US" w:eastAsia="zh-CN" w:bidi="ar-SA"/>
         </w:rPr>
-        <w:t>该类高并发业务处理模式与供应链溯源系统中对实时响应与多方协同的要求具有一致性[10]。</w:t>
+        <w:t>相关区块链溯源系统研究表明，平台需要兼顾多方协同、实时响应与稳定的数据处理能力[10]。</w:t>
+      </w:r>
+    </w:p>
+    <w:p>
+      <w:pPr>
+        <w:keepNext w:val="0"/>
+        <w:keepLines w:val="0"/>
+        <w:pageBreakBefore w:val="0"/>
+        <w:widowControl w:val="0"/>
+        <w:kinsoku/>
+        <w:wordWrap/>
+        <w:overflowPunct/>
+        <w:topLinePunct w:val="0"/>
+        <w:autoSpaceDE/>
+        <w:autoSpaceDN/>
+        <w:bidi w:val="0"/>
+        <w:adjustRightInd/>
+        <w:snapToGrid/>
+        <w:spacing w:line="440" w:lineRule="exact"/>
+        <w:ind w:firstLine="480" w:firstLineChars="200"/>
+        <w:jc w:val="left"/>
+        <w:textAlignment w:val="auto"/>
+        <w:outlineLvl w:val="2"/>
+        <w:rPr>
+          <w:rFonts w:hint="eastAsia" w:asciiTheme="minorHAnsi" w:hAnsiTheme="minorHAnsi" w:eastAsiaTheme="minorEastAsia" w:cstheme="minorBidi"/>
+          <w:kern w:val="2"/>
+          <w:sz w:val="24"/>
+          <w:szCs w:val="24"/>
+          <w:lang w:val="en-US" w:eastAsia="zh-CN" w:bidi="ar-SA"/>
+        </w:rPr>
+      </w:pPr>
+      <w:r>
+        <w:rPr>
+          <w:rFonts w:hint="eastAsia" w:asciiTheme="minorHAnsi" w:hAnsiTheme="minorHAnsi" w:eastAsiaTheme="minorEastAsia" w:cstheme="minorBidi"/>
+          <w:kern w:val="2"/>
+          <w:sz w:val="24"/>
+          <w:szCs w:val="24"/>
+          <w:lang w:val="en-US" w:eastAsia="zh-CN" w:bidi="ar-SA"/>
+        </w:rPr>
+        <w:t>Node.js 采用事件驱动和非阻塞 I/O 机制，适合处理本系统中的登录认证、预约提交、消息通知、举报流转与存证补录等高频接口请求。对校园心理咨询平台而言，请求通常具有并发量较高、单次处理链路较短、接口联动较多的特点，Node.js 能够较好地承担这一类服务编排任务。</w:t>
       </w:r>
     </w:p>
     <w:p>
@@ -11443,7 +11520,46 @@
           <w:szCs w:val="24"/>
           <w:lang w:val="en-US" w:eastAsia="zh-CN" w:bidi="ar-SA"/>
         </w:rPr>
-        <w:t>在多主体参与平台建设中，前端可用性与交互一致性同样是系统落地的重要因素[11]。</w:t>
+        <w:t>多主体信息共享平台研究表明，前端界面的清晰导航与信息展示能力会直接影响系统落地效果[11]。</w:t>
+      </w:r>
+    </w:p>
+    <w:p>
+      <w:pPr>
+        <w:keepNext w:val="0"/>
+        <w:keepLines w:val="0"/>
+        <w:pageBreakBefore w:val="0"/>
+        <w:widowControl w:val="0"/>
+        <w:kinsoku/>
+        <w:wordWrap/>
+        <w:overflowPunct/>
+        <w:topLinePunct w:val="0"/>
+        <w:autoSpaceDE/>
+        <w:autoSpaceDN/>
+        <w:bidi w:val="0"/>
+        <w:adjustRightInd/>
+        <w:snapToGrid/>
+        <w:spacing w:line="440" w:lineRule="exact"/>
+        <w:ind w:firstLine="480" w:firstLineChars="200"/>
+        <w:jc w:val="left"/>
+        <w:textAlignment w:val="auto"/>
+        <w:outlineLvl w:val="2"/>
+        <w:rPr>
+          <w:rFonts w:hint="eastAsia" w:asciiTheme="minorHAnsi" w:hAnsiTheme="minorHAnsi" w:eastAsiaTheme="minorEastAsia" w:cstheme="minorBidi"/>
+          <w:kern w:val="2"/>
+          <w:sz w:val="24"/>
+          <w:szCs w:val="24"/>
+          <w:lang w:val="en-US" w:eastAsia="zh-CN" w:bidi="ar-SA"/>
+        </w:rPr>
+      </w:pPr>
+      <w:r>
+        <w:rPr>
+          <w:rFonts w:hint="eastAsia" w:asciiTheme="minorHAnsi" w:hAnsiTheme="minorHAnsi" w:eastAsiaTheme="minorEastAsia" w:cstheme="minorBidi"/>
+          <w:kern w:val="2"/>
+          <w:sz w:val="24"/>
+          <w:szCs w:val="24"/>
+          <w:lang w:val="en-US" w:eastAsia="zh-CN" w:bidi="ar-SA"/>
+        </w:rPr>
+        <w:t>本系统前端采用 Next.js 构建多角色门户界面，利用文件路由和组件化方式组织注册、测评、预约、记录、反馈、论坛和管理端页面。该框架能够较好地兼顾首屏加载效率、页面复用能力和工程可维护性，也便于后续继续扩展移动端适配、统一布局和角色化导航等功能。</w:t>
       </w:r>
     </w:p>
     <w:p>
@@ -11523,7 +11639,46 @@
           <w:szCs w:val="24"/>
           <w:lang w:val="en-US" w:eastAsia="zh-CN" w:bidi="ar-SA"/>
         </w:rPr>
-        <w:t>分层治理与差异化权限控制思路也与数字资产监管研究中的策略调适方向相契合[12]。</w:t>
+        <w:t>区块链治理研究强调制度规则与技术实现需要协同设计[12]。</w:t>
+      </w:r>
+    </w:p>
+    <w:p>
+      <w:pPr>
+        <w:keepNext w:val="0"/>
+        <w:keepLines w:val="0"/>
+        <w:pageBreakBefore w:val="0"/>
+        <w:widowControl w:val="0"/>
+        <w:kinsoku/>
+        <w:wordWrap/>
+        <w:overflowPunct/>
+        <w:topLinePunct w:val="0"/>
+        <w:autoSpaceDE/>
+        <w:autoSpaceDN/>
+        <w:bidi w:val="0"/>
+        <w:adjustRightInd/>
+        <w:snapToGrid/>
+        <w:spacing w:line="440" w:lineRule="exact"/>
+        <w:ind w:firstLine="480" w:firstLineChars="200"/>
+        <w:jc w:val="left"/>
+        <w:textAlignment w:val="auto"/>
+        <w:outlineLvl w:val="2"/>
+        <w:rPr>
+          <w:rFonts w:hint="eastAsia" w:asciiTheme="minorHAnsi" w:hAnsiTheme="minorHAnsi" w:eastAsiaTheme="minorEastAsia" w:cstheme="minorBidi"/>
+          <w:kern w:val="2"/>
+          <w:sz w:val="24"/>
+          <w:szCs w:val="24"/>
+          <w:lang w:val="en-US" w:eastAsia="zh-CN" w:bidi="ar-SA"/>
+        </w:rPr>
+      </w:pPr>
+      <w:r>
+        <w:rPr>
+          <w:rFonts w:hint="eastAsia" w:asciiTheme="minorHAnsi" w:hAnsiTheme="minorHAnsi" w:eastAsiaTheme="minorEastAsia" w:cstheme="minorBidi"/>
+          <w:kern w:val="2"/>
+          <w:sz w:val="24"/>
+          <w:szCs w:val="24"/>
+          <w:lang w:val="en-US" w:eastAsia="zh-CN" w:bidi="ar-SA"/>
+        </w:rPr>
+        <w:t>Koa 框架以中间件机制简洁著称，适合搭建强调认证、授权、参数校验和异常处理一致性的 REST API 服务。在本系统中，身份认证、角色鉴权、请求日志、统一错误响应和静态资源访问限制均通过中间件链路完成，能够清晰划分公共处理逻辑与具体业务逻辑，提升后端接口的可维护性。</w:t>
       </w:r>
     </w:p>
     <w:p>
@@ -11603,7 +11758,46 @@
           <w:szCs w:val="24"/>
           <w:lang w:val="en-US" w:eastAsia="zh-CN" w:bidi="ar-SA"/>
         </w:rPr>
-        <w:t>数据库层对流程决策数据的稳定支撑，也与供应链减排决策系统中的数据一致性需求保持一致[13]。</w:t>
+        <w:t>相关区块链决策研究表明，稳定的数据组织与一致性维护是系统分析能力的重要基础[13]。</w:t>
+      </w:r>
+    </w:p>
+    <w:p>
+      <w:pPr>
+        <w:keepNext w:val="0"/>
+        <w:keepLines w:val="0"/>
+        <w:pageBreakBefore w:val="0"/>
+        <w:widowControl w:val="0"/>
+        <w:kinsoku/>
+        <w:wordWrap/>
+        <w:overflowPunct/>
+        <w:topLinePunct w:val="0"/>
+        <w:autoSpaceDE/>
+        <w:autoSpaceDN/>
+        <w:bidi w:val="0"/>
+        <w:adjustRightInd/>
+        <w:snapToGrid/>
+        <w:spacing w:line="440" w:lineRule="exact"/>
+        <w:ind w:firstLine="480" w:firstLineChars="200"/>
+        <w:jc w:val="left"/>
+        <w:textAlignment w:val="auto"/>
+        <w:outlineLvl w:val="2"/>
+        <w:rPr>
+          <w:rFonts w:hint="eastAsia" w:asciiTheme="minorHAnsi" w:hAnsiTheme="minorHAnsi" w:eastAsiaTheme="minorEastAsia" w:cstheme="minorBidi"/>
+          <w:kern w:val="2"/>
+          <w:sz w:val="24"/>
+          <w:szCs w:val="24"/>
+          <w:lang w:val="en-US" w:eastAsia="zh-CN" w:bidi="ar-SA"/>
+        </w:rPr>
+      </w:pPr>
+      <w:r>
+        <w:rPr>
+          <w:rFonts w:hint="eastAsia" w:asciiTheme="minorHAnsi" w:hAnsiTheme="minorHAnsi" w:eastAsiaTheme="minorEastAsia" w:cstheme="minorBidi"/>
+          <w:kern w:val="2"/>
+          <w:sz w:val="24"/>
+          <w:szCs w:val="24"/>
+          <w:lang w:val="en-US" w:eastAsia="zh-CN" w:bidi="ar-SA"/>
+        </w:rPr>
+        <w:t>MySQL 作为关系型数据库，能够较好地支撑用户、预约、咨询记录、反馈、论坛、举报、通知和存证等多个业务实体之间的关联关系。系统通过主键、外键、状态字段和时间字段维护业务流转一致性，并为统计分析、责任追溯和链下核验提供稳定的数据基础，因此适合作为本系统的核心持久化存储方案。</w:t>
       </w:r>
     </w:p>
     <w:p>
@@ -11683,7 +11877,46 @@
           <w:szCs w:val="24"/>
           <w:lang w:val="en-US" w:eastAsia="zh-CN" w:bidi="ar-SA"/>
         </w:rPr>
-        <w:t>在高敏感业务中，这种认证机制对跨组织可信协作同样具有基础支撑作用[14]。</w:t>
+        <w:t>已有区块链业务系统表明，身份确认与权限控制是保障平台安全运行的基础环节[14]。</w:t>
+      </w:r>
+    </w:p>
+    <w:p>
+      <w:pPr>
+        <w:keepNext w:val="0"/>
+        <w:keepLines w:val="0"/>
+        <w:pageBreakBefore w:val="0"/>
+        <w:widowControl w:val="0"/>
+        <w:kinsoku/>
+        <w:wordWrap/>
+        <w:overflowPunct/>
+        <w:topLinePunct w:val="0"/>
+        <w:autoSpaceDE/>
+        <w:autoSpaceDN/>
+        <w:bidi w:val="0"/>
+        <w:adjustRightInd/>
+        <w:snapToGrid/>
+        <w:spacing w:line="440" w:lineRule="exact"/>
+        <w:ind w:firstLine="480" w:firstLineChars="200"/>
+        <w:jc w:val="left"/>
+        <w:textAlignment w:val="auto"/>
+        <w:outlineLvl w:val="2"/>
+        <w:rPr>
+          <w:rFonts w:hint="eastAsia" w:asciiTheme="minorHAnsi" w:hAnsiTheme="minorHAnsi" w:eastAsiaTheme="minorEastAsia" w:cstheme="minorBidi"/>
+          <w:kern w:val="2"/>
+          <w:sz w:val="24"/>
+          <w:szCs w:val="24"/>
+          <w:lang w:val="en-US" w:eastAsia="zh-CN" w:bidi="ar-SA"/>
+        </w:rPr>
+      </w:pPr>
+      <w:r>
+        <w:rPr>
+          <w:rFonts w:hint="eastAsia" w:asciiTheme="minorHAnsi" w:hAnsiTheme="minorHAnsi" w:eastAsiaTheme="minorEastAsia" w:cstheme="minorBidi"/>
+          <w:kern w:val="2"/>
+          <w:sz w:val="24"/>
+          <w:szCs w:val="24"/>
+          <w:lang w:val="en-US" w:eastAsia="zh-CN" w:bidi="ar-SA"/>
+        </w:rPr>
+        <w:t>JWT 认证机制用于维护登录态和角色信息，后端在用户通过邮箱和密码验证后签发 Token，前端在后续请求中附带 Token 访问受保护接口。系统再结合 RBAC 机制，对普通用户、心理咨询师和管理员进行细粒度授权，确保不同角色只能访问与自身职责相匹配的数据和功能，从而提升接口鉴权的一致性和可追踪性。</w:t>
       </w:r>
     </w:p>
     <w:p>
@@ -11763,7 +11996,7 @@
           <w:szCs w:val="24"/>
           <w:lang w:val="en-US" w:eastAsia="zh-CN" w:bidi="ar-SA"/>
         </w:rPr>
-        <w:t>从心理服务系统的人机交互视角看，类型安全也有助于提升评估流程的稳定性与可解释呈现[15]。</w:t>
+        <w:t>心理服务系统对信息表达的一致性和交互稳定性具有较高要求[15]。</w:t>
       </w:r>
     </w:p>
     <w:p>
@@ -11794,6 +12027,16 @@
           <w:lang w:val="en-US" w:eastAsia="zh-CN" w:bidi="ar-SA"/>
         </w:rPr>
       </w:pPr>
+      <w:r>
+        <w:rPr>
+          <w:rFonts w:hint="eastAsia" w:asciiTheme="minorHAnsi" w:hAnsiTheme="minorHAnsi" w:eastAsiaTheme="minorEastAsia" w:cstheme="minorBidi"/>
+          <w:kern w:val="2"/>
+          <w:sz w:val="24"/>
+          <w:szCs w:val="24"/>
+          <w:lang w:val="en-US" w:eastAsia="zh-CN" w:bidi="ar-SA"/>
+        </w:rPr>
+        <w:t>TypeScript 为前后端统一的数据结构约束提供了良好支持。无论是预约状态、咨询记录字段、反馈载荷，还是存证记录返回结果，都可以在编译阶段进行类型检查，降低字段拼写错误、空值处理不当和接口结构不一致带来的隐患。对于涉及敏感数据和多模块协作的校园心理咨询系统而言，类型安全直接关系到系统维护过程中的稳定性和可测试性。</w:t>
+      </w:r>
     </w:p>
     <w:p>
       <w:pPr>
@@ -12420,6 +12663,35 @@
         <w:adjustRightInd/>
         <w:snapToGrid/>
         <w:spacing w:line="440" w:lineRule="exact"/>
+        <w:ind w:firstLine="480" w:firstLineChars="200"/>
+        <w:jc w:val="left"/>
+        <w:textAlignment w:val="auto"/>
+        <w:outlineLvl w:val="2"/>
+        <w:rPr>
+          <w:rFonts w:hint="eastAsia" w:asciiTheme="minorHAnsi" w:hAnsiTheme="minorHAnsi" w:eastAsiaTheme="minorEastAsia" w:cstheme="minorBidi"/>
+          <w:kern w:val="2"/>
+          <w:sz w:val="24"/>
+          <w:szCs w:val="24"/>
+          <w:lang w:val="en-US" w:eastAsia="zh-CN" w:bidi="ar-SA"/>
+        </w:rPr>
+      </w:pPr>
+    </w:p>
+    <w:p>
+      <w:pPr>
+        <w:keepNext w:val="0"/>
+        <w:keepLines w:val="0"/>
+        <w:pageBreakBefore w:val="0"/>
+        <w:widowControl w:val="0"/>
+        <w:kinsoku/>
+        <w:wordWrap/>
+        <w:overflowPunct/>
+        <w:topLinePunct w:val="0"/>
+        <w:autoSpaceDE/>
+        <w:autoSpaceDN/>
+        <w:bidi w:val="0"/>
+        <w:adjustRightInd/>
+        <w:snapToGrid/>
+        <w:spacing w:line="440" w:lineRule="exact"/>
         <w:jc w:val="center"/>
         <w:textAlignment w:val="auto"/>
         <w:outlineLvl w:val="0"/>
@@ -12496,22 +12768,7 @@
     </w:p>
     <w:p>
       <w:pPr>
-        <w:keepNext w:val="0"/>
-        <w:keepLines w:val="0"/>
-        <w:pageBreakBefore w:val="0"/>
-        <w:widowControl w:val="0"/>
-        <w:kinsoku/>
-        <w:wordWrap/>
-        <w:overflowPunct/>
-        <w:topLinePunct w:val="0"/>
-        <w:autoSpaceDE/>
-        <w:autoSpaceDN/>
-        <w:bidi w:val="0"/>
-        <w:adjustRightInd/>
-        <w:snapToGrid/>
-        <w:spacing w:line="440" w:lineRule="exact"/>
-        <w:ind w:firstLine="480" w:firstLineChars="200"/>
-        <w:textAlignment w:val="auto"/>
+        <w:bidi w:val="0"/>
         <w:rPr>
           <w:rFonts w:hint="eastAsia" w:asciiTheme="minorEastAsia" w:hAnsiTheme="minorEastAsia" w:eastAsiaTheme="minorEastAsia" w:cstheme="minorEastAsia"/>
           <w:kern w:val="2"/>
@@ -12527,7 +12784,7 @@
           <w:szCs w:val="24"/>
           <w:lang w:val="en-US" w:eastAsia="zh-CN"/>
         </w:rPr>
-        <w:t>系统需支持 QQ 邮箱注册、登录、找回密码与个人资料维护。注册时需校验学号/工号白名单并自动识别角色。用户可完善昵称、性别、专业、年级与头像信息，并在权限范围内查看个人咨询相关记录。系统采用身份白名单机制，仅允许白名单内的学号/工号注册，默认角色为普通用户或管理员，心理咨询师身份需通过申请审核获得。如图3-1所示，该需求与教育数字化平台建设及交管数据安全共享中的身份治理思路一致[16][17]。</w:t>
+        <w:t>系统需支持 QQ 邮箱注册、登录、找回密码与个人资料维护。注册时需校验学号/工号白名单并自动识别角色。用户可完善昵称、性别、专业、年级与头像信息，并在权限范围内查看个人咨询相关记录。系统采用身份白名单机制，仅允许白名单内的学号/工号注册，默认角色为普通用户或管理员，心理咨询师身份需通过申请审核获得。该需求与教育数字化平台建设及交管数据安全共享中的身份治理思路一致[16][17]</w:t>
       </w:r>
       <w:r>
         <w:rPr>
@@ -12537,27 +12794,16 @@
           <w:szCs w:val="24"/>
           <w:lang w:val="en-US" w:eastAsia="zh-CN" w:bidi="ar-SA"/>
         </w:rPr>
-        <w:t>如图</w:t>
-      </w:r>
-      <w:r>
-        <w:rPr>
-          <w:rFonts w:hint="eastAsia" w:asciiTheme="minorEastAsia" w:hAnsiTheme="minorEastAsia" w:cstheme="minorEastAsia"/>
-          <w:kern w:val="2"/>
-          <w:sz w:val="24"/>
-          <w:szCs w:val="24"/>
-          <w:lang w:val="en-US" w:eastAsia="zh-CN" w:bidi="ar-SA"/>
-        </w:rPr>
-        <w:t>3</w:t>
-      </w:r>
-      <w:r>
-        <w:rPr>
-          <w:rFonts w:hint="eastAsia" w:asciiTheme="minorEastAsia" w:hAnsiTheme="minorEastAsia" w:eastAsiaTheme="minorEastAsia" w:cstheme="minorEastAsia"/>
-          <w:kern w:val="2"/>
-          <w:sz w:val="24"/>
-          <w:szCs w:val="24"/>
-          <w:lang w:val="en-US" w:eastAsia="zh-CN" w:bidi="ar-SA"/>
-        </w:rPr>
-        <w:t>-1所示。</w:t>
+        <w:t>。</w:t>
+      </w:r>
+      <w:r>
+        <w:rPr>
+          <w:rFonts w:hint="eastAsia"/>
+          <w:sz w:val="24"/>
+          <w:szCs w:val="24"/>
+          <w:lang w:val="en-US" w:eastAsia="zh-CN"/>
+        </w:rPr>
+        <w:t>如图3-1所示。</w:t>
       </w:r>
     </w:p>
     <w:p>
@@ -12711,7 +12957,7 @@
           <w:szCs w:val="24"/>
           <w:lang w:val="en-US" w:eastAsia="zh-CN"/>
         </w:rPr>
-        <w:t>3.2 心理测评</w:t>
+        <w:t>3.2 心理测评与测评存证</w:t>
       </w:r>
     </w:p>
     <w:p>
@@ -12733,32 +12979,32 @@
         <w:ind w:firstLine="480" w:firstLineChars="200"/>
         <w:textAlignment w:val="auto"/>
         <w:rPr>
+          <w:rFonts w:hint="default" w:asciiTheme="minorEastAsia" w:hAnsiTheme="minorEastAsia" w:eastAsiaTheme="minorEastAsia" w:cstheme="minorEastAsia"/>
+          <w:kern w:val="2"/>
+          <w:sz w:val="24"/>
+          <w:szCs w:val="24"/>
+          <w:lang w:val="en-US" w:eastAsia="zh-CN" w:bidi="ar-SA"/>
+        </w:rPr>
+      </w:pPr>
+      <w:r>
+        <w:rPr>
+          <w:rFonts w:hint="eastAsia" w:cstheme="minorBidi"/>
+          <w:kern w:val="2"/>
+          <w:sz w:val="24"/>
+          <w:szCs w:val="24"/>
+          <w:lang w:val="en-US" w:eastAsia="zh-CN" w:bidi="ar-SA"/>
+        </w:rPr>
+        <w:t>系统提供多种心理测评量表，包括情绪状态评估、焦虑与紧张评估、压力负荷评估、睡眠质量评估、社交能力评估等类型。支持题目滚动加载、自动计分与结果展示，允许用户查看历史测评记录，并确保测评结果仅在站内授权范围内可见。测评结果生成后，系统需自动创建测评存证记录，并对测评结果按固定字段生成哈希；当链上环境已配置时，系统应完成测评结果摘要哈希上链并保存交易哈希、区块高度、合约地址、修订版本等存证信息，便于后续审计与核验。如图3-2所</w:t>
+      </w:r>
+      <w:r>
+        <w:rPr>
           <w:rFonts w:hint="eastAsia" w:asciiTheme="minorEastAsia" w:hAnsiTheme="minorEastAsia" w:eastAsiaTheme="minorEastAsia" w:cstheme="minorEastAsia"/>
           <w:kern w:val="2"/>
           <w:sz w:val="24"/>
           <w:szCs w:val="24"/>
           <w:lang w:val="en-US" w:eastAsia="zh-CN" w:bidi="ar-SA"/>
         </w:rPr>
-      </w:pPr>
-      <w:r>
-        <w:rPr>
-          <w:rFonts w:hint="eastAsia" w:cstheme="minorBidi"/>
-          <w:kern w:val="2"/>
-          <w:sz w:val="24"/>
-          <w:szCs w:val="24"/>
-          <w:lang w:val="en-US" w:eastAsia="zh-CN" w:bidi="ar-SA"/>
-        </w:rPr>
-        <w:t>系统提供多种心理测评量表，包括情绪状态评估、焦虑与紧张评估、压力负荷评估、睡眠质量评估、社交能力评估等类型。支持题目滚动加载、自动计分与结果展示，允许用户查看历史测评记录，并确保测评结果仅在站内授权范围内可见。测评结果自动生成存证记录，便于后续审计。</w:t>
-      </w:r>
-      <w:r>
-        <w:rPr>
-          <w:rFonts w:hint="eastAsia" w:asciiTheme="minorEastAsia" w:hAnsiTheme="minorEastAsia" w:eastAsiaTheme="minorEastAsia" w:cstheme="minorEastAsia"/>
-          <w:kern w:val="2"/>
-          <w:sz w:val="24"/>
-          <w:szCs w:val="24"/>
-          <w:lang w:val="en-US" w:eastAsia="zh-CN" w:bidi="ar-SA"/>
-        </w:rPr>
-        <w:t>如图</w:t>
+        <w:t>示</w:t>
       </w:r>
       <w:r>
         <w:rPr>
@@ -12768,37 +13014,7 @@
           <w:szCs w:val="24"/>
           <w:lang w:val="en-US" w:eastAsia="zh-CN" w:bidi="ar-SA"/>
         </w:rPr>
-        <w:t>3</w:t>
-      </w:r>
-      <w:r>
-        <w:rPr>
-          <w:rFonts w:hint="eastAsia" w:asciiTheme="minorEastAsia" w:hAnsiTheme="minorEastAsia" w:eastAsiaTheme="minorEastAsia" w:cstheme="minorEastAsia"/>
-          <w:kern w:val="2"/>
-          <w:sz w:val="24"/>
-          <w:szCs w:val="24"/>
-          <w:lang w:val="en-US" w:eastAsia="zh-CN" w:bidi="ar-SA"/>
-        </w:rPr>
-        <w:t>-</w:t>
-      </w:r>
-      <w:r>
-        <w:rPr>
-          <w:rFonts w:hint="eastAsia" w:asciiTheme="minorEastAsia" w:hAnsiTheme="minorEastAsia" w:cstheme="minorEastAsia"/>
-          <w:kern w:val="2"/>
-          <w:sz w:val="24"/>
-          <w:szCs w:val="24"/>
-          <w:lang w:val="en-US" w:eastAsia="zh-CN" w:bidi="ar-SA"/>
-        </w:rPr>
-        <w:t>2</w:t>
-      </w:r>
-      <w:r>
-        <w:rPr>
-          <w:rFonts w:hint="eastAsia" w:asciiTheme="minorEastAsia" w:hAnsiTheme="minorEastAsia" w:eastAsiaTheme="minorEastAsia" w:cstheme="minorEastAsia"/>
-          <w:kern w:val="2"/>
-          <w:sz w:val="24"/>
-          <w:szCs w:val="24"/>
-          <w:lang w:val="en-US" w:eastAsia="zh-CN" w:bidi="ar-SA"/>
-        </w:rPr>
-        <w:t>所示</w:t>
+        <w:t>。</w:t>
       </w:r>
     </w:p>
     <w:p>
@@ -12979,7 +13195,7 @@
           <w:szCs w:val="24"/>
           <w:lang w:val="en-US" w:eastAsia="zh-CN" w:bidi="ar-SA"/>
         </w:rPr>
-        <w:t>心理咨询师需提交资质申请并上传附件，由管理员审核后才能开通咨询师权限。咨询师可设置可预约时段、服务方式（线上/线下/混合）与地点，并管理档期状态。档期支持可用、已预约、已取消等状态流转，咨询师可提前撤销可预约时段，但不能临时拒接已预约的咨询。</w:t>
+        <w:t>心理咨询师需提交资质申请并上传附件，由管理员审核后才能开通咨询师权限。咨询师可设置可预约时段、服务方式（线上/线下/混合）与地点，并管理档期状态。档期支持可用、已预约、已取消等状态流转，咨询师仅可提前撤销本人尚未被预约的可预约时段，不能临时拒接已预约的咨询；已预约咨询仅允许来访者发起取消。如图3-3所</w:t>
       </w:r>
       <w:r>
         <w:rPr>
@@ -12989,7 +13205,7 @@
           <w:szCs w:val="24"/>
           <w:lang w:val="en-US" w:eastAsia="zh-CN" w:bidi="ar-SA"/>
         </w:rPr>
-        <w:t>如图</w:t>
+        <w:t>示</w:t>
       </w:r>
       <w:r>
         <w:rPr>
@@ -12999,37 +13215,7 @@
           <w:szCs w:val="24"/>
           <w:lang w:val="en-US" w:eastAsia="zh-CN" w:bidi="ar-SA"/>
         </w:rPr>
-        <w:t>3</w:t>
-      </w:r>
-      <w:r>
-        <w:rPr>
-          <w:rFonts w:hint="eastAsia" w:asciiTheme="minorEastAsia" w:hAnsiTheme="minorEastAsia" w:eastAsiaTheme="minorEastAsia" w:cstheme="minorEastAsia"/>
-          <w:kern w:val="2"/>
-          <w:sz w:val="24"/>
-          <w:szCs w:val="24"/>
-          <w:lang w:val="en-US" w:eastAsia="zh-CN" w:bidi="ar-SA"/>
-        </w:rPr>
-        <w:t>-</w:t>
-      </w:r>
-      <w:r>
-        <w:rPr>
-          <w:rFonts w:hint="eastAsia" w:asciiTheme="minorEastAsia" w:hAnsiTheme="minorEastAsia" w:cstheme="minorEastAsia"/>
-          <w:kern w:val="2"/>
-          <w:sz w:val="24"/>
-          <w:szCs w:val="24"/>
-          <w:lang w:val="en-US" w:eastAsia="zh-CN" w:bidi="ar-SA"/>
-        </w:rPr>
-        <w:t>3</w:t>
-      </w:r>
-      <w:r>
-        <w:rPr>
-          <w:rFonts w:hint="eastAsia" w:asciiTheme="minorEastAsia" w:hAnsiTheme="minorEastAsia" w:eastAsiaTheme="minorEastAsia" w:cstheme="minorEastAsia"/>
-          <w:kern w:val="2"/>
-          <w:sz w:val="24"/>
-          <w:szCs w:val="24"/>
-          <w:lang w:val="en-US" w:eastAsia="zh-CN" w:bidi="ar-SA"/>
-        </w:rPr>
-        <w:t>所示</w:t>
+        <w:t>。</w:t>
       </w:r>
     </w:p>
     <w:p>
@@ -13153,28 +13339,26 @@
         <w:snapToGrid/>
         <w:spacing w:line="440" w:lineRule="exact"/>
         <w:ind w:firstLine="482" w:firstLineChars="200"/>
-        <w:jc w:val="left"/>
-        <w:textAlignment w:val="auto"/>
-        <w:outlineLvl w:val="2"/>
-        <w:rPr>
-          <w:rFonts w:hint="eastAsia" w:asciiTheme="majorEastAsia" w:hAnsiTheme="majorEastAsia" w:eastAsiaTheme="majorEastAsia" w:cstheme="majorEastAsia"/>
-          <w:b/>
-          <w:bCs/>
-          <w:sz w:val="24"/>
-          <w:szCs w:val="24"/>
-          <w:lang w:val="en-US" w:eastAsia="zh-CN"/>
-        </w:rPr>
-      </w:pPr>
-      <w:r>
-        <w:rPr>
-          <w:rFonts w:hint="eastAsia" w:asciiTheme="majorEastAsia" w:hAnsiTheme="majorEastAsia" w:eastAsiaTheme="majorEastAsia" w:cstheme="majorEastAsia"/>
-          <w:b/>
-          <w:bCs/>
-          <w:sz w:val="24"/>
-          <w:szCs w:val="24"/>
-          <w:lang w:val="en-US" w:eastAsia="zh-CN"/>
-        </w:rPr>
-        <w:t>3.4 咨询记录与反馈</w:t>
+        <w:textAlignment w:val="auto"/>
+        <w:rPr>
+          <w:rFonts w:hint="eastAsia" w:asciiTheme="majorEastAsia" w:hAnsiTheme="majorEastAsia" w:eastAsiaTheme="majorEastAsia" w:cstheme="majorEastAsia"/>
+          <w:b/>
+          <w:bCs/>
+          <w:sz w:val="24"/>
+          <w:szCs w:val="24"/>
+          <w:lang w:val="en-US" w:eastAsia="zh-CN"/>
+        </w:rPr>
+      </w:pPr>
+      <w:r>
+        <w:rPr>
+          <w:rFonts w:hint="eastAsia" w:asciiTheme="majorEastAsia" w:hAnsiTheme="majorEastAsia" w:eastAsiaTheme="majorEastAsia" w:cstheme="majorEastAsia"/>
+          <w:b/>
+          <w:bCs/>
+          <w:sz w:val="24"/>
+          <w:szCs w:val="24"/>
+          <w:lang w:val="en-US" w:eastAsia="zh-CN"/>
+        </w:rPr>
+        <w:t>3.4 咨询记录、咨询存证与反馈</w:t>
       </w:r>
     </w:p>
     <w:p>
@@ -13211,7 +13395,17 @@
           <w:szCs w:val="24"/>
           <w:lang w:val="en-US" w:eastAsia="zh-CN" w:bidi="ar-SA"/>
         </w:rPr>
-        <w:t>咨询记录与反馈模块覆盖会谈后的记录填写与满意度反馈流程。心理咨询师在预约完成后录入咨询摘要、问题分类、测评结论、干预建议、作业与跟进计划，并可标记危机情况；记录与预约绑定，仅对来访者本人、负责心理咨询师与管理员可见。来访者在预约完成后提交1-5分评分、文字意见与点赞反馈，系统将咨询记录与反馈分别生成存证占位，便于后续审计与统计。如图3-4所示</w:t>
+        <w:t>咨询记录、咨询存证与反馈模块覆盖会谈后的记录填写、摘要存证与满意度反馈流程。心理咨询师在预约完成后录入咨询摘要、问题分类、测评结论、干预建议、作业与跟进计划，并可标记危机情况；记录与预约绑定，仅对来访者本人、负责心理咨询师与管理员可见。咨询记录提交后，系统需自动创建咨询存证记录，对咨询记录摘要生成哈希，并在链上环境已配置时完成咨询摘要哈希上链，同时保存交易哈希、区块高度、合约地址和修订版本等信息。来访者在预约完成后提交1-5分评分、文字意见与点赞反馈，便于审计、统计与核验。如图3-4所示</w:t>
+      </w:r>
+      <w:r>
+        <w:rPr>
+          <w:rFonts w:hint="eastAsia" w:asciiTheme="minorEastAsia" w:hAnsiTheme="minorEastAsia" w:cstheme="minorEastAsia"/>
+          <w:kern w:val="2"/>
+          <w:sz w:val="24"/>
+          <w:szCs w:val="24"/>
+          <w:lang w:val="en-US" w:eastAsia="zh-CN" w:bidi="ar-SA"/>
+        </w:rPr>
+        <w:t>。</w:t>
       </w:r>
     </w:p>
     <w:p>
@@ -13469,6 +13663,16 @@
         </w:rPr>
         <w:t>所示</w:t>
       </w:r>
+      <w:r>
+        <w:rPr>
+          <w:rFonts w:hint="eastAsia" w:asciiTheme="minorEastAsia" w:hAnsiTheme="minorEastAsia" w:cstheme="minorEastAsia"/>
+          <w:kern w:val="2"/>
+          <w:sz w:val="24"/>
+          <w:szCs w:val="24"/>
+          <w:lang w:val="en-US" w:eastAsia="zh-CN" w:bidi="ar-SA"/>
+        </w:rPr>
+        <w:t>。</w:t>
+      </w:r>
     </w:p>
     <w:p>
       <w:pPr>
@@ -13729,6 +13933,16 @@
         </w:rPr>
         <w:t>所示</w:t>
       </w:r>
+      <w:r>
+        <w:rPr>
+          <w:rFonts w:hint="eastAsia" w:asciiTheme="minorEastAsia" w:hAnsiTheme="minorEastAsia" w:cstheme="minorEastAsia"/>
+          <w:kern w:val="2"/>
+          <w:sz w:val="24"/>
+          <w:szCs w:val="24"/>
+          <w:lang w:val="en-US" w:eastAsia="zh-CN" w:bidi="ar-SA"/>
+        </w:rPr>
+        <w:t>。</w:t>
+      </w:r>
     </w:p>
     <w:p>
       <w:pPr>
@@ -13979,6 +14193,16 @@
         </w:rPr>
         <w:t>所示</w:t>
       </w:r>
+      <w:r>
+        <w:rPr>
+          <w:rFonts w:hint="eastAsia" w:asciiTheme="minorEastAsia" w:hAnsiTheme="minorEastAsia" w:cstheme="minorEastAsia"/>
+          <w:kern w:val="2"/>
+          <w:sz w:val="24"/>
+          <w:szCs w:val="24"/>
+          <w:lang w:val="en-US" w:eastAsia="zh-CN" w:bidi="ar-SA"/>
+        </w:rPr>
+        <w:t>。</w:t>
+      </w:r>
     </w:p>
     <w:p>
       <w:pPr>
@@ -14075,8 +14299,8 @@
         </w:rPr>
         <w:t>用例图</w:t>
       </w:r>
-      <w:bookmarkStart w:id="19" w:name="_Toc22714"/>
-      <w:bookmarkStart w:id="20" w:name="_Toc11195"/>
+      <w:bookmarkStart w:id="19" w:name="_Toc11195"/>
+      <w:bookmarkStart w:id="20" w:name="_Toc22714"/>
     </w:p>
     <w:p>
       <w:pPr>
@@ -14432,7 +14656,7 @@
           <w:szCs w:val="24"/>
           <w:lang w:val="en-US" w:eastAsia="zh-CN" w:bidi="ar-SA"/>
         </w:rPr>
-        <w:t>系统采用前后端分离架构，整体架构由表现层、业务逻辑层、数据存储层组成。表现层：采用 Next.js 14.2.3 框架构建，支持服务端渲染（SSR）与客户端渲染（CSR），提供多角色门户界面。前端通过 RESTful API 与后端通信，使用 JWT Token 进行身份认证。业务逻辑层：采用 Koa 3.1.1 框架构建 REST API，实现业务逻辑处理、权限控制、数据验证等功能。采用分层架构，包括路由层（Routes）、控制器层（Controllers）、服务层（Services）、仓储层（Repositories），确保代码模块化与可维护性。数据存储层：采用 MySQL 8.0 数据库存储业务数据，使用 mysql2 驱动进行数据库访问。数据库设计采用关系型模型，通过外键关联保证数据一致性。如图4-1所示，该分层与可信架构设计参考了分布式电力交易与规划传导体系研究中的工程实践[18][19]。如图4-1所示。</w:t>
+        <w:t>系统采用前后端分离架构，整体架构由表现层、业务逻辑层、数据存储层组成。表现层：采用 Next.js 14.2.3 框架构建，支持服务端渲染（SSR）与客户端渲染（CSR），提供多角色门户界面。前端通过 RESTful API 与后端通信，使用 JWT Token 进行身份认证。业务逻辑层：采用 Koa 3.1.1 框架构建 REST API，实现业务逻辑处理、权限控制、数据验证等功能。采用分层架构，包括路由层（Routes）、控制器层（Controllers）、服务层（Services）、仓储层（Repositories），确保代码模块化与可维护性。数据存储层：采用 MySQL 8.0 数据库存储业务数据，使用 mysql2 驱动进行数据库访问。数据库设计采用关系型模型，通过外键关联保证数据一致性。该分层与可信架构设计参考了分布式电力交易与规划传导体系研究中的工程实践[18][19]。如图4-1所示。</w:t>
       </w:r>
     </w:p>
     <w:p>
@@ -14491,7 +14715,9 @@
         <w:pStyle w:val="3"/>
         <w:jc w:val="center"/>
         <w:rPr>
-          <w:rFonts w:hint="default"/>
+          <w:rFonts w:hint="eastAsia" w:ascii="宋体" w:hAnsi="宋体" w:eastAsia="宋体"/>
+          <w:sz w:val="18"/>
+          <w:szCs w:val="18"/>
           <w:lang w:val="en-US" w:eastAsia="zh-CN"/>
         </w:rPr>
       </w:pPr>
@@ -14515,6 +14741,14 @@
     </w:p>
     <w:p>
       <w:pPr>
+        <w:rPr>
+          <w:rFonts w:hint="default"/>
+          <w:lang w:val="en-US" w:eastAsia="zh-CN"/>
+        </w:rPr>
+      </w:pPr>
+    </w:p>
+    <w:p>
+      <w:pPr>
         <w:keepNext w:val="0"/>
         <w:keepLines w:val="0"/>
         <w:pageBreakBefore w:val="0"/>
@@ -14559,29 +14793,40 @@
       <w:pPr>
         <w:ind w:firstLine="480" w:firstLineChars="200"/>
         <w:rPr>
-          <w:rFonts w:hint="default"/>
-          <w:lang w:val="en-US" w:eastAsia="zh-CN"/>
-        </w:rPr>
-      </w:pPr>
-      <w:r>
-        <w:rPr>
           <w:rFonts w:hint="eastAsia" w:asciiTheme="minorEastAsia" w:hAnsiTheme="minorEastAsia" w:cstheme="minorEastAsia"/>
           <w:kern w:val="2"/>
           <w:sz w:val="24"/>
           <w:szCs w:val="24"/>
           <w:lang w:val="en-US" w:eastAsia="zh-CN" w:bidi="ar-SA"/>
         </w:rPr>
+      </w:pPr>
+      <w:r>
+        <w:rPr>
+          <w:rFonts w:hint="eastAsia" w:asciiTheme="minorEastAsia" w:hAnsiTheme="minorEastAsia" w:cstheme="minorEastAsia"/>
+          <w:kern w:val="2"/>
+          <w:sz w:val="24"/>
+          <w:szCs w:val="24"/>
+          <w:lang w:val="en-US" w:eastAsia="zh-CN" w:bidi="ar-SA"/>
+        </w:rPr>
         <w:t>登录与注册模块采用前后端分离架构，前端使用 Next.js 14.2.3 与 TypeScript 构建注册登录界面，后端使用 Koa 3.1.1 提供注册登录接口。前端通过 RESTful API 与后端通信，使用 JWT Token 进行身份认证。注册时需校验学号/工号白名单，登录时通过邮箱和密码验证身份，登录成功后生成JWT Token返回前端。后端采用 bcrypt 加密存储密码，通过邮箱验证码机制保障注册与密码重置的安全性。如图4-2所示。</w:t>
       </w:r>
+    </w:p>
+    <w:p>
+      <w:pPr>
+        <w:ind w:firstLine="480" w:firstLineChars="200"/>
+        <w:rPr>
+          <w:rFonts w:hint="default" w:asciiTheme="minorEastAsia" w:hAnsiTheme="minorEastAsia" w:cstheme="minorEastAsia"/>
+          <w:kern w:val="2"/>
+          <w:sz w:val="24"/>
+          <w:szCs w:val="24"/>
+          <w:lang w:val="en-US" w:eastAsia="zh-CN" w:bidi="ar-SA"/>
+        </w:rPr>
+      </w:pPr>
     </w:p>
     <w:p>
       <w:pPr>
         <w:pStyle w:val="3"/>
         <w:jc w:val="center"/>
-        <w:rPr>
-          <w:rFonts w:hint="default"/>
-          <w:lang w:val="en-US" w:eastAsia="zh-CN"/>
-        </w:rPr>
       </w:pPr>
       <w:r>
         <w:drawing>
@@ -14626,6 +14871,16 @@
           </wp:inline>
         </w:drawing>
       </w:r>
+    </w:p>
+    <w:p>
+      <w:pPr>
+        <w:pStyle w:val="3"/>
+        <w:jc w:val="center"/>
+        <w:rPr>
+          <w:rFonts w:hint="default"/>
+          <w:lang w:val="en-US" w:eastAsia="zh-CN"/>
+        </w:rPr>
+      </w:pPr>
       <w:r>
         <w:rPr>
           <w:rFonts w:ascii="宋体" w:hAnsi="宋体" w:eastAsia="宋体"/>
@@ -14674,23 +14929,7 @@
     </w:p>
     <w:p>
       <w:pPr>
-        <w:keepNext w:val="0"/>
-        <w:keepLines w:val="0"/>
-        <w:pageBreakBefore w:val="0"/>
-        <w:widowControl w:val="0"/>
-        <w:kinsoku/>
-        <w:wordWrap/>
-        <w:overflowPunct/>
-        <w:topLinePunct w:val="0"/>
-        <w:autoSpaceDE/>
-        <w:autoSpaceDN/>
-        <w:bidi w:val="0"/>
-        <w:adjustRightInd/>
-        <w:snapToGrid/>
-        <w:spacing w:line="440" w:lineRule="exact"/>
         <w:ind w:firstLine="562" w:firstLineChars="200"/>
-        <w:textAlignment w:val="auto"/>
-        <w:outlineLvl w:val="9"/>
         <w:rPr>
           <w:rFonts w:hint="eastAsia" w:asciiTheme="majorEastAsia" w:hAnsiTheme="majorEastAsia" w:eastAsiaTheme="majorEastAsia" w:cstheme="majorEastAsia"/>
           <w:b/>
@@ -14709,7 +14948,7 @@
           <w:szCs w:val="28"/>
           <w:lang w:val="en-US" w:eastAsia="zh-CN"/>
         </w:rPr>
-        <w:t>4.3 心理测评</w:t>
+        <w:t>4.3 心理测评与测评存证</w:t>
       </w:r>
     </w:p>
     <w:p>
@@ -14728,17 +14967,13 @@
           <w:szCs w:val="24"/>
           <w:lang w:val="en-US" w:eastAsia="zh-CN" w:bidi="ar-SA"/>
         </w:rPr>
-        <w:t>心理测评模块前端提供多种测评量表的选择界面和答题界面，支持题目滚动加载。后端提供测评提交接口，接收用户答案后自动计算得分与等级，将测评结果存储到数据库并生成存证记录。测评结果仅对授权角色可见，确保数据隐私保护。如图4-3所示。</w:t>
+        <w:t>心理测评模块前端提供多种测评量表的选择界面和答题界面，支持题目滚动加载。后端提供测评提交接口，接收用户答案后自动计算得分与等级，将测评结果存储到数据库并生成存证记录。为实现测评存证，系统对测评结果的测评类型、得分、等级、答案和创建时间等字段构造规范化摘要并计算哈希，在链上配置可用时调用测评存证合约完成上链，并将 recordHash、txHash、blockNumber、chainId、contractAddress、revision 和 recordedAt 等信息写回存证记录。测评结果仅对授权角色可见，确保数据隐私保护。如图4-3所示。</w:t>
       </w:r>
     </w:p>
     <w:p>
       <w:pPr>
         <w:pStyle w:val="3"/>
         <w:jc w:val="center"/>
-        <w:rPr>
-          <w:rFonts w:hint="default"/>
-          <w:lang w:val="en-US" w:eastAsia="zh-CN"/>
-        </w:rPr>
       </w:pPr>
       <w:r>
         <w:drawing>
@@ -14783,6 +15018,16 @@
           </wp:inline>
         </w:drawing>
       </w:r>
+    </w:p>
+    <w:p>
+      <w:pPr>
+        <w:pStyle w:val="3"/>
+        <w:jc w:val="center"/>
+        <w:rPr>
+          <w:rFonts w:hint="default"/>
+          <w:lang w:val="en-US" w:eastAsia="zh-CN"/>
+        </w:rPr>
+      </w:pPr>
       <w:r>
         <w:rPr>
           <w:rFonts w:ascii="宋体" w:hAnsi="宋体" w:eastAsia="宋体"/>
@@ -14885,18 +15130,13 @@
           <w:szCs w:val="24"/>
           <w:lang w:val="en-US" w:eastAsia="zh-CN" w:bidi="ar-SA"/>
         </w:rPr>
-        <w:t>咨询师申请模块前端提供资质申请表单和附件上传功能，后端提供申请提交接口，管理员审核后更新用户角色。档期管理模块前端提供时段设置界面，后端提供档期管理接口，支持可用、已预约、已取消等状态流转。预约模块前端提供咨询师列表和预约申请界面，后端提供预约提交、取消、改期等接口，预约成功后自动生成存证记录。如图4-4所示。</w:t>
+        <w:t>咨询师申请模块前端提供资质申请表单和附件上传功能，后端提供申请提交接口，管理员审核后更新用户角色。档期管理模块前端提供时段设置界面，后端提供档期管理接口，支持可用、已预约、已取消等状态流转，并限制咨询师只能取消本人尚未被预约的可用档期。预约模块前端提供咨询师列表和预约申请界面，后端提供预约提交与用户取消接口，预约成功后自动生成存证记录。如图4-4所示。</w:t>
       </w:r>
     </w:p>
     <w:p>
       <w:pPr>
         <w:pStyle w:val="3"/>
         <w:jc w:val="center"/>
-        <w:rPr>
-          <w:rFonts w:ascii="宋体" w:hAnsi="宋体" w:eastAsia="宋体"/>
-          <w:sz w:val="18"/>
-          <w:szCs w:val="18"/>
-        </w:rPr>
       </w:pPr>
       <w:r>
         <w:drawing>
@@ -14941,6 +15181,18 @@
           </wp:inline>
         </w:drawing>
       </w:r>
+    </w:p>
+    <w:p>
+      <w:pPr>
+        <w:pStyle w:val="3"/>
+        <w:jc w:val="center"/>
+        <w:rPr>
+          <w:rFonts w:hint="eastAsia" w:ascii="宋体" w:hAnsi="宋体" w:eastAsia="宋体"/>
+          <w:sz w:val="18"/>
+          <w:szCs w:val="18"/>
+          <w:lang w:val="en-US" w:eastAsia="zh-CN"/>
+        </w:rPr>
+      </w:pPr>
       <w:r>
         <w:rPr>
           <w:rFonts w:ascii="宋体" w:hAnsi="宋体" w:eastAsia="宋体"/>
@@ -14956,7 +15208,7 @@
           <w:szCs w:val="18"/>
           <w:lang w:val="en-US" w:eastAsia="zh-CN"/>
         </w:rPr>
-        <w:t>4-4咨询师与预约模块流程图</w:t>
+        <w:t>4-4 咨询师与预约模块流程图</w:t>
       </w:r>
     </w:p>
     <w:p>
@@ -14969,23 +15221,7 @@
     </w:p>
     <w:p>
       <w:pPr>
-        <w:keepNext w:val="0"/>
-        <w:keepLines w:val="0"/>
-        <w:pageBreakBefore w:val="0"/>
-        <w:widowControl w:val="0"/>
-        <w:kinsoku/>
-        <w:wordWrap/>
-        <w:overflowPunct/>
-        <w:topLinePunct w:val="0"/>
-        <w:autoSpaceDE/>
-        <w:autoSpaceDN/>
-        <w:bidi w:val="0"/>
-        <w:adjustRightInd/>
-        <w:snapToGrid/>
-        <w:spacing w:line="240" w:lineRule="auto"/>
         <w:ind w:firstLine="562" w:firstLineChars="200"/>
-        <w:textAlignment w:val="auto"/>
-        <w:outlineLvl w:val="9"/>
         <w:rPr>
           <w:rFonts w:hint="eastAsia" w:asciiTheme="majorEastAsia" w:hAnsiTheme="majorEastAsia" w:eastAsiaTheme="majorEastAsia" w:cstheme="majorEastAsia"/>
           <w:b/>
@@ -15004,7 +15240,7 @@
           <w:szCs w:val="28"/>
           <w:lang w:val="en-US" w:eastAsia="zh-CN"/>
         </w:rPr>
-        <w:t>4.5 咨询记录与反馈</w:t>
+        <w:t>4.5 咨询记录、咨询存证与反馈</w:t>
       </w:r>
     </w:p>
     <w:p>
@@ -15023,20 +15259,13 @@
           <w:szCs w:val="24"/>
           <w:lang w:val="en-US" w:eastAsia="zh-CN" w:bidi="ar-SA"/>
         </w:rPr>
-        <w:t>咨询记录模块前端提供记录填写表单，后端提供记录提交接口，记录创建时自动生成存证记录。反馈模块前端提供满意度反馈表单，后端提供反馈提交接口，支持点赞功能。系统生成统计数据供咨询师与管理员查看。如图4-5所示。</w:t>
+        <w:t>咨询记录模块前端提供记录填写表单，后端提供记录提交接口，记录创建时自动生成存证记录。为实现咨询存证，系统以 consultationId、appointmentId、咨询摘要、干预建议和更新时间等字段构造规范化摘要并计算哈希，在链上配置可用时调用咨询存证合约完成上链，并将 recordHash、txHash、blockNumber、chainId、contractAddress、revision 和 recordedAt 等结果写回本地存证记录。反馈模块前端提供满意度反馈表单，后端提供反馈提交接口，支持点赞功能。系统生成统计数据供咨询师与管理员查看。如图4-5所示。</w:t>
       </w:r>
     </w:p>
     <w:p>
       <w:pPr>
         <w:pStyle w:val="3"/>
         <w:jc w:val="center"/>
-        <w:rPr>
-          <w:rFonts w:hint="eastAsia" w:asciiTheme="minorEastAsia" w:hAnsiTheme="minorEastAsia" w:cstheme="minorEastAsia"/>
-          <w:kern w:val="2"/>
-          <w:sz w:val="24"/>
-          <w:szCs w:val="24"/>
-          <w:lang w:val="en-US" w:eastAsia="zh-CN" w:bidi="ar-SA"/>
-        </w:rPr>
       </w:pPr>
       <w:r>
         <w:drawing>
@@ -15081,15 +15310,42 @@
           </wp:inline>
         </w:drawing>
       </w:r>
-      <w:r>
+    </w:p>
+    <w:p>
+      <w:pPr>
+        <w:pStyle w:val="3"/>
+        <w:jc w:val="center"/>
         <w:rPr>
           <w:rFonts w:hint="eastAsia" w:ascii="宋体" w:hAnsi="宋体" w:eastAsia="宋体"/>
           <w:sz w:val="18"/>
           <w:szCs w:val="18"/>
           <w:lang w:val="en-US" w:eastAsia="zh-CN"/>
         </w:rPr>
+      </w:pPr>
+      <w:r>
+        <w:rPr>
+          <w:rFonts w:hint="eastAsia" w:eastAsia="宋体"/>
+          <w:lang w:val="en-US" w:eastAsia="zh-CN"/>
+        </w:rPr>
+        <w:t xml:space="preserve">图 </w:t>
+      </w:r>
+      <w:r>
+        <w:rPr>
+          <w:rFonts w:hint="eastAsia" w:ascii="宋体" w:hAnsi="宋体" w:eastAsia="宋体"/>
+          <w:sz w:val="18"/>
+          <w:szCs w:val="18"/>
+          <w:lang w:val="en-US" w:eastAsia="zh-CN"/>
+        </w:rPr>
         <w:t>4-5 咨询记录与反馈模块流程图</w:t>
       </w:r>
+    </w:p>
+    <w:p>
+      <w:pPr>
+        <w:rPr>
+          <w:rFonts w:hint="eastAsia"/>
+          <w:lang w:val="en-US" w:eastAsia="zh-CN"/>
+        </w:rPr>
+      </w:pPr>
     </w:p>
     <w:p>
       <w:pPr>
@@ -15154,10 +15410,6 @@
       <w:pPr>
         <w:pStyle w:val="3"/>
         <w:jc w:val="center"/>
-        <w:rPr>
-          <w:rFonts w:hint="default"/>
-          <w:lang w:val="en-US" w:eastAsia="zh-CN"/>
-        </w:rPr>
       </w:pPr>
       <w:r>
         <w:drawing>
@@ -15202,6 +15454,16 @@
           </wp:inline>
         </w:drawing>
       </w:r>
+    </w:p>
+    <w:p>
+      <w:pPr>
+        <w:pStyle w:val="3"/>
+        <w:jc w:val="center"/>
+        <w:rPr>
+          <w:rFonts w:hint="default"/>
+          <w:lang w:val="en-US" w:eastAsia="zh-CN"/>
+        </w:rPr>
+      </w:pPr>
       <w:r>
         <w:rPr>
           <w:rFonts w:ascii="宋体" w:hAnsi="宋体" w:eastAsia="宋体"/>
@@ -15312,10 +15574,6 @@
       <w:pPr>
         <w:pStyle w:val="3"/>
         <w:jc w:val="center"/>
-        <w:rPr>
-          <w:rFonts w:hint="default"/>
-          <w:lang w:val="en-US" w:eastAsia="zh-CN"/>
-        </w:rPr>
       </w:pPr>
       <w:r>
         <w:drawing>
@@ -15360,6 +15618,16 @@
           </wp:inline>
         </w:drawing>
       </w:r>
+    </w:p>
+    <w:p>
+      <w:pPr>
+        <w:pStyle w:val="3"/>
+        <w:jc w:val="center"/>
+        <w:rPr>
+          <w:rFonts w:hint="default"/>
+          <w:lang w:val="en-US" w:eastAsia="zh-CN"/>
+        </w:rPr>
+      </w:pPr>
       <w:r>
         <w:rPr>
           <w:rFonts w:ascii="宋体" w:hAnsi="宋体" w:eastAsia="宋体"/>
@@ -15975,8 +16243,8 @@
           <w:lang w:val="en-US" w:eastAsia="zh-CN"/>
         </w:rPr>
       </w:pPr>
-      <w:bookmarkStart w:id="25" w:name="_Toc25084"/>
-      <w:bookmarkStart w:id="26" w:name="_Toc10265"/>
+      <w:bookmarkStart w:id="25" w:name="_Toc10265"/>
+      <w:bookmarkStart w:id="26" w:name="_Toc25084"/>
       <w:r>
         <w:rPr>
           <w:rFonts w:hint="eastAsia" w:asciiTheme="majorEastAsia" w:hAnsiTheme="majorEastAsia" w:eastAsiaTheme="majorEastAsia" w:cstheme="majorEastAsia"/>
@@ -16140,6 +16408,686 @@
     </w:p>
     <w:p>
       <w:pPr>
+        <w:rPr>
+          <w:rFonts w:hint="eastAsia"/>
+          <w:lang w:val="en-US" w:eastAsia="zh-CN"/>
+        </w:rPr>
+      </w:pPr>
+    </w:p>
+    <w:p>
+      <w:pPr>
+        <w:keepNext w:val="0"/>
+        <w:keepLines w:val="0"/>
+        <w:pageBreakBefore w:val="0"/>
+        <w:widowControl w:val="0"/>
+        <w:kinsoku/>
+        <w:wordWrap/>
+        <w:overflowPunct/>
+        <w:topLinePunct w:val="0"/>
+        <w:autoSpaceDE/>
+        <w:autoSpaceDN/>
+        <w:bidi w:val="0"/>
+        <w:adjustRightInd/>
+        <w:snapToGrid/>
+        <w:spacing w:line="440" w:lineRule="exact"/>
+        <w:ind w:firstLine="480" w:firstLineChars="200"/>
+        <w:textAlignment w:val="auto"/>
+        <w:outlineLvl w:val="9"/>
+        <w:rPr>
+          <w:rFonts w:hint="eastAsia" w:asciiTheme="minorEastAsia" w:hAnsiTheme="minorEastAsia" w:cstheme="minorEastAsia"/>
+          <w:kern w:val="2"/>
+          <w:sz w:val="24"/>
+          <w:szCs w:val="24"/>
+          <w:lang w:val="en-US" w:eastAsia="zh-CN" w:bidi="ar-SA"/>
+        </w:rPr>
+      </w:pPr>
+      <w:r>
+        <w:rPr>
+          <w:rFonts w:hint="eastAsia" w:asciiTheme="minorEastAsia" w:hAnsiTheme="minorEastAsia" w:cstheme="minorEastAsia"/>
+          <w:kern w:val="2"/>
+          <w:sz w:val="24"/>
+          <w:szCs w:val="24"/>
+          <w:lang w:val="en-US" w:eastAsia="zh-CN" w:bidi="ar-SA"/>
+        </w:rPr>
+        <w:t>用户登录与令牌签发核心代码：</w:t>
+      </w:r>
+      <w:bookmarkStart w:id="46" w:name="_GoBack"/>
+      <w:bookmarkEnd w:id="46"/>
+    </w:p>
+    <w:p>
+      <w:pPr>
+        <w:pStyle w:val="56"/>
+        <w:bidi w:val="0"/>
+        <w:rPr>
+          <w:rFonts w:hint="eastAsia"/>
+          <w:sz w:val="24"/>
+          <w:szCs w:val="24"/>
+          <w:lang w:val="en-US" w:eastAsia="zh-CN"/>
+        </w:rPr>
+      </w:pPr>
+      <w:r>
+        <w:rPr>
+          <w:rFonts w:hint="eastAsia"/>
+          <w:sz w:val="24"/>
+          <w:szCs w:val="24"/>
+          <w:lang w:val="en-US" w:eastAsia="zh-CN"/>
+        </w:rPr>
+        <w:t>```ts</w:t>
+      </w:r>
+    </w:p>
+    <w:p>
+      <w:pPr>
+        <w:pStyle w:val="56"/>
+        <w:bidi w:val="0"/>
+        <w:rPr>
+          <w:rFonts w:hint="eastAsia"/>
+          <w:sz w:val="24"/>
+          <w:szCs w:val="24"/>
+          <w:lang w:val="en-US" w:eastAsia="zh-CN"/>
+        </w:rPr>
+      </w:pPr>
+      <w:r>
+        <w:rPr>
+          <w:rFonts w:hint="eastAsia"/>
+          <w:sz w:val="24"/>
+          <w:szCs w:val="24"/>
+          <w:lang w:val="en-US" w:eastAsia="zh-CN"/>
+        </w:rPr>
+        <w:t>export async function loginUser(input: LoginInput) {</w:t>
+      </w:r>
+    </w:p>
+    <w:p>
+      <w:pPr>
+        <w:pStyle w:val="56"/>
+        <w:bidi w:val="0"/>
+        <w:rPr>
+          <w:rFonts w:hint="eastAsia"/>
+          <w:sz w:val="24"/>
+          <w:szCs w:val="24"/>
+          <w:lang w:val="en-US" w:eastAsia="zh-CN"/>
+        </w:rPr>
+      </w:pPr>
+      <w:r>
+        <w:rPr>
+          <w:rFonts w:hint="eastAsia"/>
+          <w:sz w:val="24"/>
+          <w:szCs w:val="24"/>
+          <w:lang w:val="en-US" w:eastAsia="zh-CN"/>
+        </w:rPr>
+        <w:t xml:space="preserve">  const specialAccount = getSpecialTestAccountByEmail(input.email);</w:t>
+      </w:r>
+    </w:p>
+    <w:p>
+      <w:pPr>
+        <w:pStyle w:val="56"/>
+        <w:bidi w:val="0"/>
+        <w:rPr>
+          <w:rFonts w:hint="eastAsia"/>
+          <w:sz w:val="24"/>
+          <w:szCs w:val="24"/>
+          <w:lang w:val="en-US" w:eastAsia="zh-CN"/>
+        </w:rPr>
+      </w:pPr>
+      <w:r>
+        <w:rPr>
+          <w:rFonts w:hint="eastAsia"/>
+          <w:sz w:val="24"/>
+          <w:szCs w:val="24"/>
+          <w:lang w:val="en-US" w:eastAsia="zh-CN"/>
+        </w:rPr>
+        <w:t xml:space="preserve">  const isSpecialPassword = input.password === SPECIAL_TEST_PASSWORD;</w:t>
+      </w:r>
+    </w:p>
+    <w:p>
+      <w:pPr>
+        <w:pStyle w:val="56"/>
+        <w:bidi w:val="0"/>
+        <w:rPr>
+          <w:rFonts w:hint="eastAsia"/>
+          <w:sz w:val="24"/>
+          <w:szCs w:val="24"/>
+          <w:lang w:val="en-US" w:eastAsia="zh-CN"/>
+        </w:rPr>
+      </w:pPr>
+      <w:r>
+        <w:rPr>
+          <w:rFonts w:hint="eastAsia"/>
+          <w:sz w:val="24"/>
+          <w:szCs w:val="24"/>
+          <w:lang w:val="en-US" w:eastAsia="zh-CN"/>
+        </w:rPr>
+        <w:t xml:space="preserve">  let user = await findUserByEmail(input.email);</w:t>
+      </w:r>
+    </w:p>
+    <w:p>
+      <w:pPr>
+        <w:pStyle w:val="56"/>
+        <w:bidi w:val="0"/>
+        <w:rPr>
+          <w:rFonts w:hint="eastAsia"/>
+          <w:sz w:val="24"/>
+          <w:szCs w:val="24"/>
+          <w:lang w:val="en-US" w:eastAsia="zh-CN"/>
+        </w:rPr>
+      </w:pPr>
+    </w:p>
+    <w:p>
+      <w:pPr>
+        <w:pStyle w:val="56"/>
+        <w:bidi w:val="0"/>
+        <w:rPr>
+          <w:rFonts w:hint="eastAsia"/>
+          <w:sz w:val="24"/>
+          <w:szCs w:val="24"/>
+          <w:lang w:val="en-US" w:eastAsia="zh-CN"/>
+        </w:rPr>
+      </w:pPr>
+      <w:r>
+        <w:rPr>
+          <w:rFonts w:hint="eastAsia"/>
+          <w:sz w:val="24"/>
+          <w:szCs w:val="24"/>
+          <w:lang w:val="en-US" w:eastAsia="zh-CN"/>
+        </w:rPr>
+        <w:t xml:space="preserve">  if (!user &amp;&amp; specialAccount &amp;&amp; isSpecialPassword) {</w:t>
+      </w:r>
+    </w:p>
+    <w:p>
+      <w:pPr>
+        <w:pStyle w:val="56"/>
+        <w:bidi w:val="0"/>
+        <w:rPr>
+          <w:rFonts w:hint="eastAsia"/>
+          <w:sz w:val="24"/>
+          <w:szCs w:val="24"/>
+          <w:lang w:val="en-US" w:eastAsia="zh-CN"/>
+        </w:rPr>
+      </w:pPr>
+      <w:r>
+        <w:rPr>
+          <w:rFonts w:hint="eastAsia"/>
+          <w:sz w:val="24"/>
+          <w:szCs w:val="24"/>
+          <w:lang w:val="en-US" w:eastAsia="zh-CN"/>
+        </w:rPr>
+        <w:t xml:space="preserve">    const hashed = await bcrypt.hash(SPECIAL_TEST_PASSWORD, SALT_ROUNDS);</w:t>
+      </w:r>
+    </w:p>
+    <w:p>
+      <w:pPr>
+        <w:pStyle w:val="56"/>
+        <w:bidi w:val="0"/>
+        <w:rPr>
+          <w:rFonts w:hint="eastAsia"/>
+          <w:sz w:val="24"/>
+          <w:szCs w:val="24"/>
+          <w:lang w:val="en-US" w:eastAsia="zh-CN"/>
+        </w:rPr>
+      </w:pPr>
+      <w:r>
+        <w:rPr>
+          <w:rFonts w:hint="eastAsia"/>
+          <w:sz w:val="24"/>
+          <w:szCs w:val="24"/>
+          <w:lang w:val="en-US" w:eastAsia="zh-CN"/>
+        </w:rPr>
+        <w:t xml:space="preserve">    user = await createUser({</w:t>
+      </w:r>
+    </w:p>
+    <w:p>
+      <w:pPr>
+        <w:pStyle w:val="56"/>
+        <w:bidi w:val="0"/>
+        <w:rPr>
+          <w:rFonts w:hint="eastAsia"/>
+          <w:sz w:val="24"/>
+          <w:szCs w:val="24"/>
+          <w:lang w:val="en-US" w:eastAsia="zh-CN"/>
+        </w:rPr>
+      </w:pPr>
+      <w:r>
+        <w:rPr>
+          <w:rFonts w:hint="eastAsia"/>
+          <w:sz w:val="24"/>
+          <w:szCs w:val="24"/>
+          <w:lang w:val="en-US" w:eastAsia="zh-CN"/>
+        </w:rPr>
+        <w:t xml:space="preserve">      email: input.email,</w:t>
+      </w:r>
+    </w:p>
+    <w:p>
+      <w:pPr>
+        <w:pStyle w:val="56"/>
+        <w:bidi w:val="0"/>
+        <w:rPr>
+          <w:rFonts w:hint="eastAsia"/>
+          <w:sz w:val="24"/>
+          <w:szCs w:val="24"/>
+          <w:lang w:val="en-US" w:eastAsia="zh-CN"/>
+        </w:rPr>
+      </w:pPr>
+      <w:r>
+        <w:rPr>
+          <w:rFonts w:hint="eastAsia"/>
+          <w:sz w:val="24"/>
+          <w:szCs w:val="24"/>
+          <w:lang w:val="en-US" w:eastAsia="zh-CN"/>
+        </w:rPr>
+        <w:t xml:space="preserve">      password: hashed,</w:t>
+      </w:r>
+    </w:p>
+    <w:p>
+      <w:pPr>
+        <w:pStyle w:val="56"/>
+        <w:bidi w:val="0"/>
+        <w:rPr>
+          <w:rFonts w:hint="eastAsia"/>
+          <w:sz w:val="24"/>
+          <w:szCs w:val="24"/>
+          <w:lang w:val="en-US" w:eastAsia="zh-CN"/>
+        </w:rPr>
+      </w:pPr>
+      <w:r>
+        <w:rPr>
+          <w:rFonts w:hint="eastAsia"/>
+          <w:sz w:val="24"/>
+          <w:szCs w:val="24"/>
+          <w:lang w:val="en-US" w:eastAsia="zh-CN"/>
+        </w:rPr>
+        <w:t xml:space="preserve">      identityCode: specialAccount.identityCode,</w:t>
+      </w:r>
+    </w:p>
+    <w:p>
+      <w:pPr>
+        <w:pStyle w:val="56"/>
+        <w:bidi w:val="0"/>
+        <w:rPr>
+          <w:rFonts w:hint="eastAsia"/>
+          <w:sz w:val="24"/>
+          <w:szCs w:val="24"/>
+          <w:lang w:val="en-US" w:eastAsia="zh-CN"/>
+        </w:rPr>
+      </w:pPr>
+      <w:r>
+        <w:rPr>
+          <w:rFonts w:hint="eastAsia"/>
+          <w:sz w:val="24"/>
+          <w:szCs w:val="24"/>
+          <w:lang w:val="en-US" w:eastAsia="zh-CN"/>
+        </w:rPr>
+        <w:t xml:space="preserve">      role: specialAccount.role,</w:t>
+      </w:r>
+    </w:p>
+    <w:p>
+      <w:pPr>
+        <w:pStyle w:val="56"/>
+        <w:bidi w:val="0"/>
+        <w:rPr>
+          <w:rFonts w:hint="eastAsia"/>
+          <w:sz w:val="24"/>
+          <w:szCs w:val="24"/>
+          <w:lang w:val="en-US" w:eastAsia="zh-CN"/>
+        </w:rPr>
+      </w:pPr>
+      <w:r>
+        <w:rPr>
+          <w:rFonts w:hint="eastAsia"/>
+          <w:sz w:val="24"/>
+          <w:szCs w:val="24"/>
+          <w:lang w:val="en-US" w:eastAsia="zh-CN"/>
+        </w:rPr>
+        <w:t xml:space="preserve">    });</w:t>
+      </w:r>
+    </w:p>
+    <w:p>
+      <w:pPr>
+        <w:pStyle w:val="56"/>
+        <w:bidi w:val="0"/>
+        <w:rPr>
+          <w:rFonts w:hint="eastAsia"/>
+          <w:sz w:val="24"/>
+          <w:szCs w:val="24"/>
+          <w:lang w:val="en-US" w:eastAsia="zh-CN"/>
+        </w:rPr>
+      </w:pPr>
+      <w:r>
+        <w:rPr>
+          <w:rFonts w:hint="eastAsia"/>
+          <w:sz w:val="24"/>
+          <w:szCs w:val="24"/>
+          <w:lang w:val="en-US" w:eastAsia="zh-CN"/>
+        </w:rPr>
+        <w:t xml:space="preserve">  }</w:t>
+      </w:r>
+    </w:p>
+    <w:p>
+      <w:pPr>
+        <w:pStyle w:val="56"/>
+        <w:bidi w:val="0"/>
+        <w:rPr>
+          <w:rFonts w:hint="eastAsia"/>
+          <w:sz w:val="24"/>
+          <w:szCs w:val="24"/>
+          <w:lang w:val="en-US" w:eastAsia="zh-CN"/>
+        </w:rPr>
+      </w:pPr>
+      <w:r>
+        <w:rPr>
+          <w:rFonts w:hint="eastAsia"/>
+          <w:sz w:val="24"/>
+          <w:szCs w:val="24"/>
+          <w:lang w:val="en-US" w:eastAsia="zh-CN"/>
+        </w:rPr>
+        <w:t xml:space="preserve">  if (!user) throw new UnauthorizedError("账号或密码错误");</w:t>
+      </w:r>
+    </w:p>
+    <w:p>
+      <w:pPr>
+        <w:pStyle w:val="56"/>
+        <w:bidi w:val="0"/>
+        <w:rPr>
+          <w:rFonts w:hint="eastAsia"/>
+          <w:sz w:val="24"/>
+          <w:szCs w:val="24"/>
+          <w:lang w:val="en-US" w:eastAsia="zh-CN"/>
+        </w:rPr>
+      </w:pPr>
+      <w:r>
+        <w:rPr>
+          <w:rFonts w:hint="eastAsia"/>
+          <w:sz w:val="24"/>
+          <w:szCs w:val="24"/>
+          <w:lang w:val="en-US" w:eastAsia="zh-CN"/>
+        </w:rPr>
+        <w:t xml:space="preserve">  if (user.isDisabled) throw new UnauthorizedError("账号已被禁用");</w:t>
+      </w:r>
+    </w:p>
+    <w:p>
+      <w:pPr>
+        <w:pStyle w:val="56"/>
+        <w:bidi w:val="0"/>
+        <w:rPr>
+          <w:rFonts w:hint="eastAsia"/>
+          <w:sz w:val="24"/>
+          <w:szCs w:val="24"/>
+          <w:lang w:val="en-US" w:eastAsia="zh-CN"/>
+        </w:rPr>
+      </w:pPr>
+    </w:p>
+    <w:p>
+      <w:pPr>
+        <w:pStyle w:val="56"/>
+        <w:bidi w:val="0"/>
+        <w:rPr>
+          <w:rFonts w:hint="eastAsia"/>
+          <w:sz w:val="24"/>
+          <w:szCs w:val="24"/>
+          <w:lang w:val="en-US" w:eastAsia="zh-CN"/>
+        </w:rPr>
+      </w:pPr>
+      <w:r>
+        <w:rPr>
+          <w:rFonts w:hint="eastAsia"/>
+          <w:sz w:val="24"/>
+          <w:szCs w:val="24"/>
+          <w:lang w:val="en-US" w:eastAsia="zh-CN"/>
+        </w:rPr>
+        <w:t xml:space="preserve">  const isMatch = specialAccount</w:t>
+      </w:r>
+    </w:p>
+    <w:p>
+      <w:pPr>
+        <w:pStyle w:val="56"/>
+        <w:bidi w:val="0"/>
+        <w:rPr>
+          <w:rFonts w:hint="eastAsia"/>
+          <w:sz w:val="24"/>
+          <w:szCs w:val="24"/>
+          <w:lang w:val="en-US" w:eastAsia="zh-CN"/>
+        </w:rPr>
+      </w:pPr>
+      <w:r>
+        <w:rPr>
+          <w:rFonts w:hint="eastAsia"/>
+          <w:sz w:val="24"/>
+          <w:szCs w:val="24"/>
+          <w:lang w:val="en-US" w:eastAsia="zh-CN"/>
+        </w:rPr>
+        <w:t xml:space="preserve">    ? isSpecialPassword</w:t>
+      </w:r>
+    </w:p>
+    <w:p>
+      <w:pPr>
+        <w:pStyle w:val="56"/>
+        <w:bidi w:val="0"/>
+        <w:rPr>
+          <w:rFonts w:hint="eastAsia"/>
+          <w:sz w:val="24"/>
+          <w:szCs w:val="24"/>
+          <w:lang w:val="en-US" w:eastAsia="zh-CN"/>
+        </w:rPr>
+      </w:pPr>
+      <w:r>
+        <w:rPr>
+          <w:rFonts w:hint="eastAsia"/>
+          <w:sz w:val="24"/>
+          <w:szCs w:val="24"/>
+          <w:lang w:val="en-US" w:eastAsia="zh-CN"/>
+        </w:rPr>
+        <w:t xml:space="preserve">    : await bcrypt.compare(input.password, user.password);</w:t>
+      </w:r>
+    </w:p>
+    <w:p>
+      <w:pPr>
+        <w:pStyle w:val="56"/>
+        <w:bidi w:val="0"/>
+        <w:rPr>
+          <w:rFonts w:hint="eastAsia"/>
+          <w:sz w:val="24"/>
+          <w:szCs w:val="24"/>
+          <w:lang w:val="en-US" w:eastAsia="zh-CN"/>
+        </w:rPr>
+      </w:pPr>
+      <w:r>
+        <w:rPr>
+          <w:rFonts w:hint="eastAsia"/>
+          <w:sz w:val="24"/>
+          <w:szCs w:val="24"/>
+          <w:lang w:val="en-US" w:eastAsia="zh-CN"/>
+        </w:rPr>
+        <w:t xml:space="preserve">  if (!isMatch) throw new UnauthorizedError("账号或密码错误");</w:t>
+      </w:r>
+    </w:p>
+    <w:p>
+      <w:pPr>
+        <w:pStyle w:val="56"/>
+        <w:bidi w:val="0"/>
+        <w:rPr>
+          <w:rFonts w:hint="eastAsia"/>
+          <w:sz w:val="24"/>
+          <w:szCs w:val="24"/>
+          <w:lang w:val="en-US" w:eastAsia="zh-CN"/>
+        </w:rPr>
+      </w:pPr>
+    </w:p>
+    <w:p>
+      <w:pPr>
+        <w:pStyle w:val="56"/>
+        <w:bidi w:val="0"/>
+        <w:rPr>
+          <w:rFonts w:hint="eastAsia"/>
+          <w:sz w:val="24"/>
+          <w:szCs w:val="24"/>
+          <w:lang w:val="en-US" w:eastAsia="zh-CN"/>
+        </w:rPr>
+      </w:pPr>
+      <w:r>
+        <w:rPr>
+          <w:rFonts w:hint="eastAsia"/>
+          <w:sz w:val="24"/>
+          <w:szCs w:val="24"/>
+          <w:lang w:val="en-US" w:eastAsia="zh-CN"/>
+        </w:rPr>
+        <w:t xml:space="preserve">  await updateUserLastLogin(user.id);</w:t>
+      </w:r>
+    </w:p>
+    <w:p>
+      <w:pPr>
+        <w:pStyle w:val="56"/>
+        <w:bidi w:val="0"/>
+        <w:rPr>
+          <w:rFonts w:hint="eastAsia"/>
+          <w:sz w:val="24"/>
+          <w:szCs w:val="24"/>
+          <w:lang w:val="en-US" w:eastAsia="zh-CN"/>
+        </w:rPr>
+      </w:pPr>
+      <w:r>
+        <w:rPr>
+          <w:rFonts w:hint="eastAsia"/>
+          <w:sz w:val="24"/>
+          <w:szCs w:val="24"/>
+          <w:lang w:val="en-US" w:eastAsia="zh-CN"/>
+        </w:rPr>
+        <w:t xml:space="preserve">  const token = jwt.sign({ sub: user.id, role: user.role }, env.jwtSecret, {</w:t>
+      </w:r>
+    </w:p>
+    <w:p>
+      <w:pPr>
+        <w:pStyle w:val="56"/>
+        <w:bidi w:val="0"/>
+        <w:rPr>
+          <w:rFonts w:hint="eastAsia"/>
+          <w:sz w:val="24"/>
+          <w:szCs w:val="24"/>
+          <w:lang w:val="en-US" w:eastAsia="zh-CN"/>
+        </w:rPr>
+      </w:pPr>
+      <w:r>
+        <w:rPr>
+          <w:rFonts w:hint="eastAsia"/>
+          <w:sz w:val="24"/>
+          <w:szCs w:val="24"/>
+          <w:lang w:val="en-US" w:eastAsia="zh-CN"/>
+        </w:rPr>
+        <w:t xml:space="preserve">    expiresIn: "1d",</w:t>
+      </w:r>
+    </w:p>
+    <w:p>
+      <w:pPr>
+        <w:pStyle w:val="56"/>
+        <w:bidi w:val="0"/>
+        <w:rPr>
+          <w:rFonts w:hint="eastAsia"/>
+          <w:sz w:val="24"/>
+          <w:szCs w:val="24"/>
+          <w:lang w:val="en-US" w:eastAsia="zh-CN"/>
+        </w:rPr>
+      </w:pPr>
+      <w:r>
+        <w:rPr>
+          <w:rFonts w:hint="eastAsia"/>
+          <w:sz w:val="24"/>
+          <w:szCs w:val="24"/>
+          <w:lang w:val="en-US" w:eastAsia="zh-CN"/>
+        </w:rPr>
+        <w:t xml:space="preserve">  });</w:t>
+      </w:r>
+    </w:p>
+    <w:p>
+      <w:pPr>
+        <w:pStyle w:val="56"/>
+        <w:bidi w:val="0"/>
+        <w:rPr>
+          <w:rFonts w:hint="eastAsia"/>
+          <w:sz w:val="24"/>
+          <w:szCs w:val="24"/>
+          <w:lang w:val="en-US" w:eastAsia="zh-CN"/>
+        </w:rPr>
+      </w:pPr>
+      <w:r>
+        <w:rPr>
+          <w:rFonts w:hint="eastAsia"/>
+          <w:sz w:val="24"/>
+          <w:szCs w:val="24"/>
+          <w:lang w:val="en-US" w:eastAsia="zh-CN"/>
+        </w:rPr>
+        <w:t xml:space="preserve">  return { token, user: toSafeUser(user) };</w:t>
+      </w:r>
+    </w:p>
+    <w:p>
+      <w:pPr>
+        <w:pStyle w:val="56"/>
+        <w:bidi w:val="0"/>
+        <w:rPr>
+          <w:rFonts w:hint="eastAsia"/>
+          <w:sz w:val="24"/>
+          <w:szCs w:val="24"/>
+          <w:lang w:val="en-US" w:eastAsia="zh-CN"/>
+        </w:rPr>
+      </w:pPr>
+      <w:r>
+        <w:rPr>
+          <w:rFonts w:hint="eastAsia"/>
+          <w:sz w:val="24"/>
+          <w:szCs w:val="24"/>
+          <w:lang w:val="en-US" w:eastAsia="zh-CN"/>
+        </w:rPr>
+        <w:t>}</w:t>
+      </w:r>
+    </w:p>
+    <w:p>
+      <w:pPr>
+        <w:pStyle w:val="56"/>
+        <w:bidi w:val="0"/>
+        <w:rPr>
+          <w:rFonts w:hint="eastAsia"/>
+          <w:sz w:val="24"/>
+          <w:szCs w:val="24"/>
+          <w:lang w:val="en-US" w:eastAsia="zh-CN"/>
+        </w:rPr>
+      </w:pPr>
+      <w:r>
+        <w:rPr>
+          <w:rFonts w:hint="eastAsia"/>
+          <w:sz w:val="24"/>
+          <w:szCs w:val="24"/>
+          <w:lang w:val="en-US" w:eastAsia="zh-CN"/>
+        </w:rPr>
+        <w:t>```</w:t>
+      </w:r>
+    </w:p>
+    <w:p>
+      <w:pPr>
+        <w:keepNext w:val="0"/>
+        <w:keepLines w:val="0"/>
+        <w:pageBreakBefore w:val="0"/>
+        <w:widowControl w:val="0"/>
+        <w:kinsoku/>
+        <w:wordWrap/>
+        <w:overflowPunct/>
+        <w:topLinePunct w:val="0"/>
+        <w:autoSpaceDE/>
+        <w:autoSpaceDN/>
+        <w:bidi w:val="0"/>
+        <w:adjustRightInd/>
+        <w:snapToGrid/>
+        <w:spacing w:line="440" w:lineRule="exact"/>
+        <w:ind w:firstLine="482" w:firstLineChars="200"/>
+        <w:textAlignment w:val="auto"/>
+        <w:outlineLvl w:val="9"/>
+        <w:rPr>
+          <w:rFonts w:hint="eastAsia" w:asciiTheme="majorEastAsia" w:hAnsiTheme="majorEastAsia" w:eastAsiaTheme="majorEastAsia" w:cstheme="majorEastAsia"/>
+          <w:b/>
+          <w:bCs/>
+          <w:sz w:val="24"/>
+          <w:szCs w:val="24"/>
+          <w:lang w:val="en-US" w:eastAsia="zh-CN"/>
+        </w:rPr>
+      </w:pPr>
+    </w:p>
+    <w:p>
+      <w:pPr>
         <w:keepNext w:val="0"/>
         <w:keepLines w:val="0"/>
         <w:pageBreakBefore w:val="0"/>
@@ -16282,7 +17230,7 @@
           <w:szCs w:val="28"/>
           <w:lang w:val="en-US" w:eastAsia="zh-CN"/>
         </w:rPr>
-        <w:t>5.2 心理测评</w:t>
+        <w:t>5.2 心理测评与测评存证</w:t>
       </w:r>
     </w:p>
     <w:p>
@@ -16320,7 +17268,7 @@
           <w:szCs w:val="24"/>
           <w:lang w:val="en-US" w:eastAsia="zh-CN" w:bidi="ar-SA"/>
         </w:rPr>
-        <w:t>该模块设计也参考了AI心理风险识别系统中“早筛+分级反馈”的流程思想[20]。心理测评页面如图5-2所示。</w:t>
+        <w:t>心理测评与测评存证模块在用户完成答题后，由后端按照量表规则计算测评分值与等级，并将结果写入测评结果表。随后系统自动创建对应的测评存证记录，对测评结果构造规范化 JSON 摘要并计算 keccak256 哈希；当测评存证合约已完成部署且链上配置可用时，系统调用 AssessmentEvidenceRegistry 合约写入测评结果摘要哈希，并将交易哈希、区块高度、链标识、合约地址、修订版本和链上记录时间回填到本地存证记录中。若链上环境未配置或调用失败，则保留待同步状态，以便后续确认与校验。该模块设计也参考了AI心理风险识别系统中“早筛+分级反馈”的流程思想[20]。心理测评页面如图5-2所示。</w:t>
       </w:r>
     </w:p>
     <w:p>
@@ -16427,7 +17375,7 @@
           <w:szCs w:val="24"/>
           <w:lang w:val="en-US" w:eastAsia="zh-CN" w:bidi="ar-SA"/>
         </w:rPr>
-        <w:t>咨询师申请与档期模块，普通用户可提交咨询师资质申请并上传附件，由管理员审核通过后开通咨询师权限；咨询师可设置可预约时段、服务方式和地点。前端获取用户或咨询师的操作调用相应方法传输到后端调用counselor或schedule相关接口实现申请与档期逻辑，申请成功或失败均会弹出提示信息。咨询师与预约页面如图5-3所示。</w:t>
+        <w:t>咨询师申请与档期模块，普通用户可提交咨询师资质申请并上传附件，由管理员审核通过后开通咨询师权限；咨询师可设置可预约时段、服务方式和地点，并仅能提前取消本人尚未被预约的可用档期。来访者完成预约后，如需变更，由来访者本人通过预约接口发起取消。前端获取用户或咨询师的操作调用相应方法传输到后端调用 counselor 或 schedule 相关接口实现申请、档期与预约逻辑，申请成功或失败均会弹出提示信息。咨询师与预约页面如图5-3所示。</w:t>
       </w:r>
     </w:p>
     <w:p>
@@ -16456,7 +17404,7 @@
           <w:szCs w:val="18"/>
           <w:lang w:val="en-US" w:eastAsia="zh-CN"/>
         </w:rPr>
-        <w:t>5-3咨询师与预约页面</w:t>
+        <w:t>5-3 咨询师与预约页面</w:t>
       </w:r>
     </w:p>
     <w:p>
@@ -16496,7 +17444,7 @@
           <w:szCs w:val="28"/>
           <w:lang w:val="en-US" w:eastAsia="zh-CN"/>
         </w:rPr>
-        <w:t>5.4 咨询记录与反馈</w:t>
+        <w:t>5.4 咨询记录、咨询存证与反馈</w:t>
       </w:r>
     </w:p>
     <w:p>
@@ -16534,7 +17482,7 @@
           <w:szCs w:val="24"/>
           <w:lang w:val="en-US" w:eastAsia="zh-CN" w:bidi="ar-SA"/>
         </w:rPr>
-        <w:t>咨询记录与反馈模块是系统的核心功能之一。主要是咨询师在完成会谈后填写咨询记录，用户对已完成咨询提交满意度反馈与点赞。前端获取咨询师填写的记录信息或用户填写的反馈信息调用相应方法将数据传输到后端调用consultation或feedback接口实现记录与反馈逻辑，关键信息生成存证记录并可被统计查询。咨询记录与反馈页面如图5-4所示。</w:t>
+        <w:t>咨询记录、咨询存证与反馈模块是系统的核心功能之一。咨询师在完成会谈后填写咨询记录，后端将记录信息与预约信息绑定后写入咨询记录表，并同步创建咨询存证记录。系统对 consultationId、appointmentId、咨询摘要、问题分类、干预建议、作业和更新时间等字段构造规范化 JSON 摘要并计算 keccak256 哈希；当咨询存证合约已部署且链上配置可用时，系统调用 ConsultationEvidenceRegistry 合约写入咨询摘要哈希，并将交易哈希、区块高度、链标识、合约地址、修订版本和链上记录时间写回本地存证记录。用户对已完成咨询提交满意度反馈与点赞后，反馈数据仍保留在业务系统中供统计查询，而咨询记录的摘要哈希则可通过存证查询接口与链上最新记录进行一致性校验。咨询记录与反馈页面如图5-4所示。</w:t>
       </w:r>
     </w:p>
     <w:p>
@@ -17712,7 +18660,7 @@
             </w14:solidFill>
           </w14:textFill>
         </w:rPr>
-        <w:t>部分系统模块测试</w:t>
+        <w:t xml:space="preserve"> 部分系统模块测试</w:t>
       </w:r>
       <w:r>
         <w:rPr>
@@ -19336,6 +20284,44 @@
           <w:szCs w:val="24"/>
           <w:lang w:val="en-US" w:eastAsia="zh-CN" w:bidi="ar-SA"/>
         </w:rPr>
+        <w:t>在集成测试过程中，本文重点验证了多角色登录后的权限隔离、预约完成后咨询记录与反馈的串联关系、举报提交后管理员处理与消息通知的闭环，以及存证记录与业务数据之间的一致性。测试结果表明，系统在典型跨模块流程中能够保持较稳定的数据联动关系，说明前端页面、后端接口、数据库和存证模块之间已经形成较完整的协同机制。</w:t>
+      </w:r>
+    </w:p>
+    <w:p>
+      <w:pPr>
+        <w:keepNext w:val="0"/>
+        <w:keepLines w:val="0"/>
+        <w:pageBreakBefore w:val="0"/>
+        <w:widowControl w:val="0"/>
+        <w:kinsoku/>
+        <w:wordWrap/>
+        <w:overflowPunct/>
+        <w:topLinePunct w:val="0"/>
+        <w:autoSpaceDE/>
+        <w:autoSpaceDN/>
+        <w:bidi w:val="0"/>
+        <w:adjustRightInd/>
+        <w:snapToGrid/>
+        <w:spacing w:line="440" w:lineRule="exact"/>
+        <w:ind w:firstLine="480" w:firstLineChars="200"/>
+        <w:textAlignment w:val="auto"/>
+        <w:outlineLvl w:val="9"/>
+        <w:rPr>
+          <w:rFonts w:hint="eastAsia" w:asciiTheme="minorEastAsia" w:hAnsiTheme="minorEastAsia" w:cstheme="minorEastAsia"/>
+          <w:kern w:val="2"/>
+          <w:sz w:val="24"/>
+          <w:szCs w:val="24"/>
+          <w:lang w:val="en-US" w:eastAsia="zh-CN" w:bidi="ar-SA"/>
+        </w:rPr>
+      </w:pPr>
+      <w:r>
+        <w:rPr>
+          <w:rFonts w:hint="eastAsia" w:asciiTheme="minorEastAsia" w:hAnsiTheme="minorEastAsia" w:cstheme="minorEastAsia"/>
+          <w:kern w:val="2"/>
+          <w:sz w:val="24"/>
+          <w:szCs w:val="24"/>
+          <w:lang w:val="en-US" w:eastAsia="zh-CN" w:bidi="ar-SA"/>
+        </w:rPr>
         <w:t>集成测试主要测试系统的多个模块如何协作，确保各功能模块能够协调运行，优化终端用户的交互体验。部分集成用例如表6-2所示。</w:t>
       </w:r>
     </w:p>
@@ -19383,7 +20369,7 @@
             </w14:solidFill>
           </w14:textFill>
         </w:rPr>
-        <w:t>6</w:t>
+        <w:t xml:space="preserve"> 6</w:t>
       </w:r>
       <w:r>
         <w:rPr>
@@ -19397,7 +20383,36 @@
             </w14:solidFill>
           </w14:textFill>
         </w:rPr>
-        <w:t>-2集成用例表</w:t>
+        <w:t>-2</w:t>
+      </w:r>
+      <w:r>
+        <w:rPr>
+          <w:rFonts w:hint="eastAsia" w:asciiTheme="minorEastAsia" w:hAnsiTheme="minorEastAsia"/>
+          <w:color w:val="000000" w:themeColor="text1"/>
+          <w:sz w:val="18"/>
+          <w:szCs w:val="18"/>
+          <w:lang w:val="en-US" w:eastAsia="zh-CN"/>
+          <w14:textFill>
+            <w14:solidFill>
+              <w14:schemeClr w14:val="tx1"/>
+            </w14:solidFill>
+          </w14:textFill>
+        </w:rPr>
+        <w:t xml:space="preserve"> </w:t>
+      </w:r>
+      <w:r>
+        <w:rPr>
+          <w:rFonts w:hint="eastAsia" w:asciiTheme="minorEastAsia" w:hAnsiTheme="minorEastAsia"/>
+          <w:color w:val="000000" w:themeColor="text1"/>
+          <w:sz w:val="18"/>
+          <w:szCs w:val="18"/>
+          <w14:textFill>
+            <w14:solidFill>
+              <w14:schemeClr w14:val="tx1"/>
+            </w14:solidFill>
+          </w14:textFill>
+        </w:rPr>
+        <w:t>集成用例表</w:t>
       </w:r>
     </w:p>
     <w:tbl>
@@ -20442,8 +21457,8 @@
           <w:lang w:val="en-US" w:eastAsia="zh-CN"/>
         </w:rPr>
       </w:pPr>
-      <w:bookmarkStart w:id="33" w:name="_Toc8562"/>
-      <w:bookmarkStart w:id="34" w:name="_Toc29104"/>
+      <w:bookmarkStart w:id="33" w:name="_Toc29104"/>
+      <w:bookmarkStart w:id="34" w:name="_Toc8562"/>
       <w:r>
         <w:rPr>
           <w:rFonts w:hint="eastAsia" w:asciiTheme="majorEastAsia" w:hAnsiTheme="majorEastAsia" w:eastAsiaTheme="majorEastAsia" w:cstheme="majorEastAsia"/>
@@ -20496,7 +21511,7 @@
           <w:szCs w:val="24"/>
           <w:lang w:val="en-US" w:eastAsia="zh-CN" w:bidi="ar-SA"/>
         </w:rPr>
-        <w:t>测试结果表明系统能稳定支撑校园心理咨询的主要业务流程，功能正确性与可用性满足预期。各模块功能测试通过，集成测试验证了系统各模块协作正常，性能测试显示系统响应速度满足需求。</w:t>
+        <w:t>测试结果表明系统能稳定支撑校园心理咨询的主要业务流程，功能正确性与可用性满足预期。各模块功能测试通过，集成测试验证了系统各模块协作正常，性能测试显示系统响应速度满足需求。综合来看，系统已经能够较完整地覆盖“用户注册登录、心理测评、咨询预约、记录填写、反馈评价、存证留痕、社区互动、审核管理”的核心链路，说明本研究提出的系统方案具有较好的工程可行性。</w:t>
       </w:r>
     </w:p>
     <w:bookmarkEnd w:id="35"/>
@@ -20734,8 +21749,8 @@
           <w:lang w:val="en-US" w:eastAsia="zh-CN" w:bidi="ar-SA"/>
         </w:rPr>
       </w:pPr>
-      <w:bookmarkStart w:id="39" w:name="_Toc8851"/>
-      <w:bookmarkStart w:id="40" w:name="_Toc19050"/>
+      <w:bookmarkStart w:id="39" w:name="_Toc19050"/>
+      <w:bookmarkStart w:id="40" w:name="_Toc8851"/>
       <w:r>
         <w:rPr>
           <w:rFonts w:hint="eastAsia" w:asciiTheme="minorEastAsia" w:hAnsiTheme="minorEastAsia" w:cstheme="minorEastAsia"/>
@@ -20744,7 +21759,7 @@
           <w:szCs w:val="24"/>
           <w:lang w:val="en-US" w:eastAsia="zh-CN" w:bidi="ar-SA"/>
         </w:rPr>
-        <w:t>本文围绕校园心理咨询记录的隐私保护与存证留痕展开，完成了基于 Next.js + Koa + MySQL 的系统设计与实现。系统覆盖注册登录、心理测评、预约与档期、咨询记录与反馈、论坛社区、消息聊天、举报审核与管理员管理等流程，通过 RBAC 与存证记录表实现权限控制与审计留痕，为后续链上存证与隐私计算提供工程基础。</w:t>
+        <w:t>本文围绕校园心理咨询记录的隐私保护与存证留痕展开，完成了基于 Next.js + Koa + MySQL 的系统设计与实现。系统覆盖注册登录、心理测评、预约与档期、咨询记录与反馈、论坛社区、消息聊天、举报审核与管理员管理等流程，通过 RBAC 与存证记录表实现权限控制与审计留痕，并结合区块链存证模块完成关键业务数据摘要的链上存证。</w:t>
       </w:r>
     </w:p>
     <w:bookmarkEnd w:id="39"/>
@@ -20825,7 +21840,7 @@
           <w:szCs w:val="24"/>
           <w:lang w:val="en-US" w:eastAsia="zh-CN" w:bidi="ar-SA"/>
         </w:rPr>
-        <w:t>当前系统尚未实现真实链上存证与隐私计算模块，存证记录为链上接口占位；消息与论坛内容的合规审核能力仍可细化（例如敏感词检测、举报分级处理）；统计维度可扩展到更细粒度的危机预警与测评趋势分析。</w:t>
+        <w:t>当前系统已实现链上存证功能，但仍以基础存证流程和本地测试环境验证为主；消息与论坛内容的合规审核能力仍可细化（例如敏感词检测、举报分级处理）；统计维度可扩展到更细粒度的危机预警与测评趋势分析。</w:t>
       </w:r>
     </w:p>
     <w:p>
@@ -20889,25 +21904,28 @@
         <w:textAlignment w:val="auto"/>
         <w:outlineLvl w:val="1"/>
         <w:rPr>
+          <w:rFonts w:hint="eastAsia" w:asciiTheme="majorEastAsia" w:hAnsiTheme="majorEastAsia" w:eastAsiaTheme="majorEastAsia" w:cstheme="majorEastAsia"/>
+          <w:b/>
+          <w:bCs/>
+          <w:sz w:val="28"/>
+          <w:szCs w:val="28"/>
+          <w:lang w:val="en-US" w:eastAsia="zh-CN"/>
+        </w:rPr>
+      </w:pPr>
+      <w:bookmarkStart w:id="41" w:name="_Toc10387"/>
+      <w:bookmarkStart w:id="42" w:name="_Toc24464"/>
+      <w:r>
+        <w:rPr>
           <w:rFonts w:hint="eastAsia" w:asciiTheme="minorEastAsia" w:hAnsiTheme="minorEastAsia" w:cstheme="minorEastAsia"/>
           <w:kern w:val="2"/>
           <w:sz w:val="24"/>
           <w:szCs w:val="24"/>
           <w:lang w:val="en-US" w:eastAsia="zh-CN" w:bidi="ar-SA"/>
         </w:rPr>
-      </w:pPr>
-      <w:bookmarkStart w:id="41" w:name="_Toc24464"/>
-      <w:bookmarkStart w:id="42" w:name="_Toc10387"/>
-      <w:r>
-        <w:rPr>
-          <w:rFonts w:hint="eastAsia" w:asciiTheme="minorEastAsia" w:hAnsiTheme="minorEastAsia" w:cstheme="minorEastAsia"/>
-          <w:kern w:val="2"/>
-          <w:sz w:val="24"/>
-          <w:szCs w:val="24"/>
-          <w:lang w:val="en-US" w:eastAsia="zh-CN" w:bidi="ar-SA"/>
-        </w:rPr>
-        <w:t>后续将对接联盟链或许可链完成链上存证，完善存证验证流程；探索同态加密、联邦学习等隐私计算能力，支持跨部门数据分析；优化用户体验与移动端适配，提升咨询服务的可达性与响应效率。</w:t>
-      </w:r>
+        <w:t>后续将进一步完善联盟链或许可链部署方案，优化存证验证流程与链上确认体验；探索同态加密、联邦学习等隐私计算能力，支持跨部门数据分析；优化用户体验与移动端适配，提升咨询服务的可达性与响应效率。</w:t>
+      </w:r>
+      <w:bookmarkEnd w:id="41"/>
+      <w:bookmarkEnd w:id="42"/>
     </w:p>
     <w:p>
       <w:pPr>
@@ -20938,19 +21956,6 @@
           <w:lang w:val="en-US" w:eastAsia="zh-CN"/>
         </w:rPr>
       </w:pPr>
-      <w:r>
-        <w:rPr>
-          <w:rFonts w:hint="eastAsia" w:asciiTheme="majorEastAsia" w:hAnsiTheme="majorEastAsia" w:eastAsiaTheme="majorEastAsia" w:cstheme="majorEastAsia"/>
-          <w:b/>
-          <w:bCs/>
-          <w:sz w:val="28"/>
-          <w:szCs w:val="28"/>
-          <w:lang w:val="en-US" w:eastAsia="zh-CN"/>
-        </w:rPr>
-        <w:t>6.4 对未来展望</w:t>
-      </w:r>
-      <w:bookmarkEnd w:id="41"/>
-      <w:bookmarkEnd w:id="42"/>
     </w:p>
     <w:p>
       <w:pPr>
@@ -21387,66 +22392,6 @@
         <w:bidi w:val="0"/>
         <w:adjustRightInd/>
         <w:snapToGrid/>
-        <w:spacing w:line="440" w:lineRule="exact"/>
-        <w:ind w:firstLine="562" w:firstLineChars="200"/>
-        <w:jc w:val="left"/>
-        <w:textAlignment w:val="auto"/>
-        <w:outlineLvl w:val="1"/>
-        <w:rPr>
-          <w:rFonts w:hint="eastAsia" w:asciiTheme="majorEastAsia" w:hAnsiTheme="majorEastAsia" w:eastAsiaTheme="majorEastAsia" w:cstheme="majorEastAsia"/>
-          <w:b/>
-          <w:bCs/>
-          <w:sz w:val="28"/>
-          <w:szCs w:val="28"/>
-          <w:lang w:val="en-US" w:eastAsia="zh-CN"/>
-        </w:rPr>
-      </w:pPr>
-    </w:p>
-    <w:p>
-      <w:pPr>
-        <w:keepNext w:val="0"/>
-        <w:keepLines w:val="0"/>
-        <w:pageBreakBefore w:val="0"/>
-        <w:widowControl w:val="0"/>
-        <w:kinsoku/>
-        <w:wordWrap/>
-        <w:overflowPunct/>
-        <w:topLinePunct w:val="0"/>
-        <w:autoSpaceDE/>
-        <w:autoSpaceDN/>
-        <w:bidi w:val="0"/>
-        <w:adjustRightInd/>
-        <w:snapToGrid/>
-        <w:spacing w:line="440" w:lineRule="exact"/>
-        <w:ind w:firstLine="562" w:firstLineChars="200"/>
-        <w:jc w:val="left"/>
-        <w:textAlignment w:val="auto"/>
-        <w:outlineLvl w:val="1"/>
-        <w:rPr>
-          <w:rFonts w:hint="eastAsia" w:asciiTheme="majorEastAsia" w:hAnsiTheme="majorEastAsia" w:eastAsiaTheme="majorEastAsia" w:cstheme="majorEastAsia"/>
-          <w:b/>
-          <w:bCs/>
-          <w:sz w:val="28"/>
-          <w:szCs w:val="28"/>
-          <w:lang w:val="en-US" w:eastAsia="zh-CN"/>
-        </w:rPr>
-      </w:pPr>
-    </w:p>
-    <w:p>
-      <w:pPr>
-        <w:keepNext w:val="0"/>
-        <w:keepLines w:val="0"/>
-        <w:pageBreakBefore w:val="0"/>
-        <w:widowControl w:val="0"/>
-        <w:kinsoku/>
-        <w:wordWrap/>
-        <w:overflowPunct/>
-        <w:topLinePunct w:val="0"/>
-        <w:autoSpaceDE/>
-        <w:autoSpaceDN/>
-        <w:bidi w:val="0"/>
-        <w:adjustRightInd/>
-        <w:snapToGrid/>
         <w:spacing w:before="157" w:beforeLines="50" w:after="157" w:afterLines="50" w:line="240" w:lineRule="auto"/>
         <w:jc w:val="center"/>
         <w:textAlignment w:val="auto"/>
@@ -21460,8 +22405,8 @@
           <w:lang w:val="en-US" w:eastAsia="zh-CN"/>
         </w:rPr>
       </w:pPr>
-      <w:bookmarkStart w:id="43" w:name="_Toc21258"/>
-      <w:bookmarkStart w:id="44" w:name="_Toc4851"/>
+      <w:bookmarkStart w:id="43" w:name="_Toc4851"/>
+      <w:bookmarkStart w:id="44" w:name="_Toc21258"/>
       <w:r>
         <w:rPr>
           <w:rFonts w:hint="eastAsia" w:asciiTheme="majorEastAsia" w:hAnsiTheme="majorEastAsia" w:eastAsiaTheme="majorEastAsia" w:cstheme="majorEastAsia"/>
@@ -21584,18 +22529,11 @@
           <w:spacing w:val="0"/>
           <w:sz w:val="21"/>
           <w:szCs w:val="21"/>
-          <w:lang w:val="en-US"/>
-        </w:rPr>
-        <w:t>ani A A, Mangral S M. Psychological Pathways to Academic Success: Evidences from Tribal and Non-Tribal Adolescent Students in Kashmir[J]. International Journal of Trend in Scientific Research and Development, 2024, 8(6):1357-1361.</w:t>
-      </w:r>
-    </w:p>
-    <w:p>
-      <w:pPr>
-        <w:pStyle w:val="55"/>
-        <w:autoSpaceDE/>
-        <w:autoSpaceDN/>
-        <w:spacing w:line="360" w:lineRule="exact"/>
-        <w:ind w:firstLine="420" w:firstLineChars="200"/>
+          <w:lang w:val="en-US" w:eastAsia="zh-CN"/>
+        </w:rPr>
+        <w:t>W</w:t>
+      </w:r>
+      <w:r>
         <w:rPr>
           <w:rFonts w:hint="eastAsia" w:ascii="Times New Roman" w:hAnsi="Times New Roman" w:cs="Times New Roman"/>
           <w:spacing w:val="0"/>
@@ -21603,8 +22541,16 @@
           <w:szCs w:val="21"/>
           <w:lang w:val="en-US"/>
         </w:rPr>
-      </w:pPr>
-      <w:r>
+        <w:t>ani A A, Mangral S M. Psychological Pathways to Academic Success: Evidences from Tribal and Non-Tribal Adolescent Students in Kashmir[J]. International Journal of Trend in Scientific Research and Development, 2024, 8(6):1357-1361.</w:t>
+      </w:r>
+    </w:p>
+    <w:p>
+      <w:pPr>
+        <w:pStyle w:val="55"/>
+        <w:autoSpaceDE/>
+        <w:autoSpaceDN/>
+        <w:spacing w:line="360" w:lineRule="exact"/>
+        <w:ind w:firstLine="420" w:firstLineChars="200"/>
         <w:rPr>
           <w:rFonts w:hint="eastAsia" w:ascii="Times New Roman" w:hAnsi="Times New Roman" w:cs="Times New Roman"/>
           <w:spacing w:val="0"/>
@@ -21612,16 +22558,18 @@
           <w:szCs w:val="21"/>
           <w:lang w:val="en-US"/>
         </w:rPr>
-        <w:t>hanaraj P M, Arunagirinathan N. The Impact of Life Skills Interventions on Psychological Well-being and Self-Esteem among Adolescent College Students: A Counselling Psychology Perspective[J]. International Journal of Trend in Scientific Research and Development, 2025, 9(2):415-417.</w:t>
-      </w:r>
-    </w:p>
-    <w:p>
-      <w:pPr>
-        <w:pStyle w:val="55"/>
-        <w:autoSpaceDE/>
-        <w:autoSpaceDN/>
-        <w:spacing w:line="360" w:lineRule="exact"/>
-        <w:ind w:firstLine="420" w:firstLineChars="200"/>
+      </w:pPr>
+      <w:r>
+        <w:rPr>
+          <w:rFonts w:hint="eastAsia" w:ascii="Times New Roman" w:hAnsi="Times New Roman" w:cs="Times New Roman"/>
+          <w:spacing w:val="0"/>
+          <w:sz w:val="21"/>
+          <w:szCs w:val="21"/>
+          <w:lang w:val="en-US" w:eastAsia="zh-CN"/>
+        </w:rPr>
+        <w:t>D</w:t>
+      </w:r>
+      <w:r>
         <w:rPr>
           <w:rFonts w:hint="eastAsia" w:ascii="Times New Roman" w:hAnsi="Times New Roman" w:cs="Times New Roman"/>
           <w:spacing w:val="0"/>
@@ -21629,8 +22577,16 @@
           <w:szCs w:val="21"/>
           <w:lang w:val="en-US"/>
         </w:rPr>
-      </w:pPr>
-      <w:r>
+        <w:t>hanaraj P M, Arunagirinathan N. The Impact of Life Skills Interventions on Psychological Well-being and Self-Esteem among Adolescent College Students: A Counselling Psychology Perspective[J]. International Journal of Trend in Scientific Research and Development, 2025, 9(2):415-417.</w:t>
+      </w:r>
+    </w:p>
+    <w:p>
+      <w:pPr>
+        <w:pStyle w:val="55"/>
+        <w:autoSpaceDE/>
+        <w:autoSpaceDN/>
+        <w:spacing w:line="360" w:lineRule="exact"/>
+        <w:ind w:firstLine="420" w:firstLineChars="200"/>
         <w:rPr>
           <w:rFonts w:hint="eastAsia" w:ascii="Times New Roman" w:hAnsi="Times New Roman" w:cs="Times New Roman"/>
           <w:spacing w:val="0"/>
@@ -21638,16 +22594,18 @@
           <w:szCs w:val="21"/>
           <w:lang w:val="en-US"/>
         </w:rPr>
-        <w:t>iwinga N W, Nyagwencha S K. Predictors of Psychological Resilience: A Cross-Sectional Study Among Adults in Nairobi and Kiambu Counties in Kenya[J]. International Journal of Trend in Scientific Research and Development, 2026, 10(2):11-19.</w:t>
-      </w:r>
-    </w:p>
-    <w:p>
-      <w:pPr>
-        <w:pStyle w:val="55"/>
-        <w:autoSpaceDE/>
-        <w:autoSpaceDN/>
-        <w:spacing w:line="360" w:lineRule="exact"/>
-        <w:ind w:firstLine="420" w:firstLineChars="200"/>
+      </w:pPr>
+      <w:r>
+        <w:rPr>
+          <w:rFonts w:hint="eastAsia" w:ascii="Times New Roman" w:hAnsi="Times New Roman" w:cs="Times New Roman"/>
+          <w:spacing w:val="0"/>
+          <w:sz w:val="21"/>
+          <w:szCs w:val="21"/>
+          <w:lang w:val="en-US" w:eastAsia="zh-CN"/>
+        </w:rPr>
+        <w:t>K</w:t>
+      </w:r>
+      <w:r>
         <w:rPr>
           <w:rFonts w:hint="eastAsia" w:ascii="Times New Roman" w:hAnsi="Times New Roman" w:cs="Times New Roman"/>
           <w:spacing w:val="0"/>
@@ -21655,8 +22613,16 @@
           <w:szCs w:val="21"/>
           <w:lang w:val="en-US"/>
         </w:rPr>
-      </w:pPr>
-      <w:r>
+        <w:t>iwinga N W, Nyagwencha S K. Predictors of Psychological Resilience: A Cross-Sectional Study Among Adults in Nairobi and Kiambu Counties in Kenya[J]. International Journal of Trend in Scientific Research and Development, 2026, 10(2):11-19.</w:t>
+      </w:r>
+    </w:p>
+    <w:p>
+      <w:pPr>
+        <w:pStyle w:val="55"/>
+        <w:autoSpaceDE/>
+        <w:autoSpaceDN/>
+        <w:spacing w:line="360" w:lineRule="exact"/>
+        <w:ind w:firstLine="420" w:firstLineChars="200"/>
         <w:rPr>
           <w:rFonts w:hint="eastAsia" w:ascii="Times New Roman" w:hAnsi="Times New Roman" w:cs="Times New Roman"/>
           <w:spacing w:val="0"/>
@@ -21664,16 +22630,8 @@
           <w:szCs w:val="21"/>
           <w:lang w:val="en-US"/>
         </w:rPr>
-        <w:t>林丹,卢顺峰,刘姿妍,等.大语言模型赋能区块链服务安全研究综述：现状、挑战与机遇(特邀)[J].计算机工程,2026,52(1):1-21.</w:t>
-      </w:r>
-    </w:p>
-    <w:p>
-      <w:pPr>
-        <w:pStyle w:val="55"/>
-        <w:autoSpaceDE/>
-        <w:autoSpaceDN/>
-        <w:spacing w:line="360" w:lineRule="exact"/>
-        <w:ind w:firstLine="420" w:firstLineChars="200"/>
+      </w:pPr>
+      <w:r>
         <w:rPr>
           <w:rFonts w:hint="eastAsia" w:ascii="Times New Roman" w:hAnsi="Times New Roman" w:cs="Times New Roman"/>
           <w:spacing w:val="0"/>
@@ -21681,8 +22639,16 @@
           <w:szCs w:val="21"/>
           <w:lang w:val="en-US"/>
         </w:rPr>
-      </w:pPr>
-      <w:r>
+        <w:t>林丹,卢顺峰,刘姿妍,等.大语言模型赋能区块链服务安全研究综述：现状、挑战与机遇(特邀)[J].计算机工程,2026,52(1):1-21.</w:t>
+      </w:r>
+    </w:p>
+    <w:p>
+      <w:pPr>
+        <w:pStyle w:val="55"/>
+        <w:autoSpaceDE/>
+        <w:autoSpaceDN/>
+        <w:spacing w:line="360" w:lineRule="exact"/>
+        <w:ind w:firstLine="420" w:firstLineChars="200"/>
         <w:rPr>
           <w:rFonts w:hint="eastAsia" w:ascii="Times New Roman" w:hAnsi="Times New Roman" w:cs="Times New Roman"/>
           <w:spacing w:val="0"/>
@@ -21690,16 +22656,8 @@
           <w:szCs w:val="21"/>
           <w:lang w:val="en-US"/>
         </w:rPr>
-        <w:t>韩英杰,朱琦.基于区块链的频谱共享算法[J].2026.DOI:10.11959/j.issn.1000-0801.2026006.</w:t>
-      </w:r>
-    </w:p>
-    <w:p>
-      <w:pPr>
-        <w:pStyle w:val="55"/>
-        <w:autoSpaceDE/>
-        <w:autoSpaceDN/>
-        <w:spacing w:line="360" w:lineRule="exact"/>
-        <w:ind w:firstLine="420" w:firstLineChars="200"/>
+      </w:pPr>
+      <w:r>
         <w:rPr>
           <w:rFonts w:hint="eastAsia" w:ascii="Times New Roman" w:hAnsi="Times New Roman" w:cs="Times New Roman"/>
           <w:spacing w:val="0"/>
@@ -21707,8 +22665,16 @@
           <w:szCs w:val="21"/>
           <w:lang w:val="en-US"/>
         </w:rPr>
-      </w:pPr>
-      <w:r>
+        <w:t>韩英杰,朱琦.基于区块链的频谱共享算法[J].2026.DOI:10.11959/j.issn.1000-0801.2026006.</w:t>
+      </w:r>
+    </w:p>
+    <w:p>
+      <w:pPr>
+        <w:pStyle w:val="55"/>
+        <w:autoSpaceDE/>
+        <w:autoSpaceDN/>
+        <w:spacing w:line="360" w:lineRule="exact"/>
+        <w:ind w:firstLine="420" w:firstLineChars="200"/>
         <w:rPr>
           <w:rFonts w:hint="eastAsia" w:ascii="Times New Roman" w:hAnsi="Times New Roman" w:cs="Times New Roman"/>
           <w:spacing w:val="0"/>
@@ -21716,16 +22682,8 @@
           <w:szCs w:val="21"/>
           <w:lang w:val="en-US"/>
         </w:rPr>
-        <w:t>褚玲毅,雷奕,刘满.人工智能与区块链技术在肿瘤护理中的应用现状与挑战[J].广西医学,2026,48(1):143-146.</w:t>
-      </w:r>
-    </w:p>
-    <w:p>
-      <w:pPr>
-        <w:pStyle w:val="55"/>
-        <w:autoSpaceDE/>
-        <w:autoSpaceDN/>
-        <w:spacing w:line="360" w:lineRule="exact"/>
-        <w:ind w:firstLine="420" w:firstLineChars="200"/>
+      </w:pPr>
+      <w:r>
         <w:rPr>
           <w:rFonts w:hint="eastAsia" w:ascii="Times New Roman" w:hAnsi="Times New Roman" w:cs="Times New Roman"/>
           <w:spacing w:val="0"/>
@@ -21733,8 +22691,16 @@
           <w:szCs w:val="21"/>
           <w:lang w:val="en-US"/>
         </w:rPr>
-      </w:pPr>
-      <w:r>
+        <w:t>褚玲毅,雷奕,刘满.人工智能与区块链技术在肿瘤护理中的应用现状与挑战[J].广西医学,2026,48(1):143-146.</w:t>
+      </w:r>
+    </w:p>
+    <w:p>
+      <w:pPr>
+        <w:pStyle w:val="55"/>
+        <w:autoSpaceDE/>
+        <w:autoSpaceDN/>
+        <w:spacing w:line="360" w:lineRule="exact"/>
+        <w:ind w:firstLine="420" w:firstLineChars="200"/>
         <w:rPr>
           <w:rFonts w:hint="eastAsia" w:ascii="Times New Roman" w:hAnsi="Times New Roman" w:cs="Times New Roman"/>
           <w:spacing w:val="0"/>
@@ -21742,16 +22708,8 @@
           <w:szCs w:val="21"/>
           <w:lang w:val="en-US"/>
         </w:rPr>
-        <w:t>夏云峰.区块链赋能储能供应链溯源体系建设：价值、困境与实现路径[J].物流科技,2026,49(2):168-171.</w:t>
-      </w:r>
-    </w:p>
-    <w:p>
-      <w:pPr>
-        <w:pStyle w:val="55"/>
-        <w:autoSpaceDE/>
-        <w:autoSpaceDN/>
-        <w:spacing w:line="360" w:lineRule="exact"/>
-        <w:ind w:firstLine="420" w:firstLineChars="200"/>
+      </w:pPr>
+      <w:r>
         <w:rPr>
           <w:rFonts w:hint="eastAsia" w:ascii="Times New Roman" w:hAnsi="Times New Roman" w:cs="Times New Roman"/>
           <w:spacing w:val="0"/>
@@ -21759,8 +22717,16 @@
           <w:szCs w:val="21"/>
           <w:lang w:val="en-US"/>
         </w:rPr>
-      </w:pPr>
-      <w:r>
+        <w:t>夏云峰.区块链赋能储能供应链溯源体系建设：价值、困境与实现路径[J].物流科技,2026,49(2):168-171.</w:t>
+      </w:r>
+    </w:p>
+    <w:p>
+      <w:pPr>
+        <w:pStyle w:val="55"/>
+        <w:autoSpaceDE/>
+        <w:autoSpaceDN/>
+        <w:spacing w:line="360" w:lineRule="exact"/>
+        <w:ind w:firstLine="420" w:firstLineChars="200"/>
         <w:rPr>
           <w:rFonts w:hint="eastAsia" w:ascii="Times New Roman" w:hAnsi="Times New Roman" w:cs="Times New Roman"/>
           <w:spacing w:val="0"/>
@@ -21768,16 +22734,8 @@
           <w:szCs w:val="21"/>
           <w:lang w:val="en-US"/>
         </w:rPr>
-        <w:t>德吉卓嘎,周振东,卫志强.基于区块链的电网工程造价信息共享系统研究[J].石河子科技,2026(2):30-31.</w:t>
-      </w:r>
-    </w:p>
-    <w:p>
-      <w:pPr>
-        <w:pStyle w:val="55"/>
-        <w:autoSpaceDE/>
-        <w:autoSpaceDN/>
-        <w:spacing w:line="360" w:lineRule="exact"/>
-        <w:ind w:firstLine="420" w:firstLineChars="200"/>
+      </w:pPr>
+      <w:r>
         <w:rPr>
           <w:rFonts w:hint="eastAsia" w:ascii="Times New Roman" w:hAnsi="Times New Roman" w:cs="Times New Roman"/>
           <w:spacing w:val="0"/>
@@ -21785,8 +22743,16 @@
           <w:szCs w:val="21"/>
           <w:lang w:val="en-US"/>
         </w:rPr>
-      </w:pPr>
-      <w:r>
+        <w:t>德吉卓嘎,周振东,卫志强.基于区块链的电网工程造价信息共享系统研究[J].石河子科技,2026(2):30-31.</w:t>
+      </w:r>
+    </w:p>
+    <w:p>
+      <w:pPr>
+        <w:pStyle w:val="55"/>
+        <w:autoSpaceDE/>
+        <w:autoSpaceDN/>
+        <w:spacing w:line="360" w:lineRule="exact"/>
+        <w:ind w:firstLine="420" w:firstLineChars="200"/>
         <w:rPr>
           <w:rFonts w:hint="eastAsia" w:ascii="Times New Roman" w:hAnsi="Times New Roman" w:cs="Times New Roman"/>
           <w:spacing w:val="0"/>
@@ -21794,16 +22760,8 @@
           <w:szCs w:val="21"/>
           <w:lang w:val="en-US"/>
         </w:rPr>
-        <w:t>马永强.论区块链数字货币监管的理念重塑与路径调适[J].2025(6):39-54.DOI:10.16823/j.cnki.10-1281/d.2025.06.007.</w:t>
-      </w:r>
-    </w:p>
-    <w:p>
-      <w:pPr>
-        <w:pStyle w:val="55"/>
-        <w:autoSpaceDE/>
-        <w:autoSpaceDN/>
-        <w:spacing w:line="360" w:lineRule="exact"/>
-        <w:ind w:firstLine="420" w:firstLineChars="200"/>
+      </w:pPr>
+      <w:r>
         <w:rPr>
           <w:rFonts w:hint="eastAsia" w:ascii="Times New Roman" w:hAnsi="Times New Roman" w:cs="Times New Roman"/>
           <w:spacing w:val="0"/>
@@ -21811,8 +22769,16 @@
           <w:szCs w:val="21"/>
           <w:lang w:val="en-US"/>
         </w:rPr>
-      </w:pPr>
-      <w:r>
+        <w:t>马永强.论区块链数字货币监管的理念重塑与路径调适[J].2025(6):39-54.DOI:10.16823/j.cnki.10-1281/d.2025.06.007.</w:t>
+      </w:r>
+    </w:p>
+    <w:p>
+      <w:pPr>
+        <w:pStyle w:val="55"/>
+        <w:autoSpaceDE/>
+        <w:autoSpaceDN/>
+        <w:spacing w:line="360" w:lineRule="exact"/>
+        <w:ind w:firstLine="420" w:firstLineChars="200"/>
         <w:rPr>
           <w:rFonts w:hint="eastAsia" w:ascii="Times New Roman" w:hAnsi="Times New Roman" w:cs="Times New Roman"/>
           <w:spacing w:val="0"/>
@@ -21820,16 +22786,8 @@
           <w:szCs w:val="21"/>
           <w:lang w:val="en-US"/>
         </w:rPr>
-        <w:t>陈敬.区块链赋能供应链减排决策的影响机制研究[D].太原:山西财经大学,2025.</w:t>
-      </w:r>
-    </w:p>
-    <w:p>
-      <w:pPr>
-        <w:pStyle w:val="55"/>
-        <w:autoSpaceDE/>
-        <w:autoSpaceDN/>
-        <w:spacing w:line="360" w:lineRule="exact"/>
-        <w:ind w:firstLine="420" w:firstLineChars="200"/>
+      </w:pPr>
+      <w:r>
         <w:rPr>
           <w:rFonts w:hint="eastAsia" w:ascii="Times New Roman" w:hAnsi="Times New Roman" w:cs="Times New Roman"/>
           <w:spacing w:val="0"/>
@@ -21837,8 +22795,16 @@
           <w:szCs w:val="21"/>
           <w:lang w:val="en-US"/>
         </w:rPr>
-      </w:pPr>
-      <w:r>
+        <w:t>陈敬.区块链赋能供应链减排决策的影响机制研究[D].太原:山西财经大学,2025.</w:t>
+      </w:r>
+    </w:p>
+    <w:p>
+      <w:pPr>
+        <w:pStyle w:val="55"/>
+        <w:autoSpaceDE/>
+        <w:autoSpaceDN/>
+        <w:spacing w:line="360" w:lineRule="exact"/>
+        <w:ind w:firstLine="420" w:firstLineChars="200"/>
         <w:rPr>
           <w:rFonts w:hint="eastAsia" w:ascii="Times New Roman" w:hAnsi="Times New Roman" w:cs="Times New Roman"/>
           <w:spacing w:val="0"/>
@@ -21846,16 +22812,8 @@
           <w:szCs w:val="21"/>
           <w:lang w:val="en-US"/>
         </w:rPr>
-        <w:t>丁奕炜.基于区块链的钢铁供应链碳排放管理系统[D].南京:南京邮电大学,2024.</w:t>
-      </w:r>
-    </w:p>
-    <w:p>
-      <w:pPr>
-        <w:pStyle w:val="55"/>
-        <w:autoSpaceDE/>
-        <w:autoSpaceDN/>
-        <w:spacing w:line="360" w:lineRule="exact"/>
-        <w:ind w:firstLine="420" w:firstLineChars="200"/>
+      </w:pPr>
+      <w:r>
         <w:rPr>
           <w:rFonts w:hint="eastAsia" w:ascii="Times New Roman" w:hAnsi="Times New Roman" w:cs="Times New Roman"/>
           <w:spacing w:val="0"/>
@@ -21863,8 +22821,16 @@
           <w:szCs w:val="21"/>
           <w:lang w:val="en-US"/>
         </w:rPr>
-      </w:pPr>
-      <w:r>
+        <w:t>丁奕炜.基于区块链的钢铁供应链碳排放管理系统[D].南京:南京邮电大学,2024.</w:t>
+      </w:r>
+    </w:p>
+    <w:p>
+      <w:pPr>
+        <w:pStyle w:val="55"/>
+        <w:autoSpaceDE/>
+        <w:autoSpaceDN/>
+        <w:spacing w:line="360" w:lineRule="exact"/>
+        <w:ind w:firstLine="420" w:firstLineChars="200"/>
         <w:rPr>
           <w:rFonts w:hint="eastAsia" w:ascii="Times New Roman" w:hAnsi="Times New Roman" w:cs="Times New Roman"/>
           <w:spacing w:val="0"/>
@@ -21872,16 +22838,8 @@
           <w:szCs w:val="21"/>
           <w:lang w:val="en-US"/>
         </w:rPr>
-        <w:t>Jha M, Sengupta M. Culture and Human Development: Educational and Psychological Perspectives[J]. International Journal of Trend in Scientific Research and Development, 2026, 10(1):205-209.</w:t>
-      </w:r>
-    </w:p>
-    <w:p>
-      <w:pPr>
-        <w:pStyle w:val="55"/>
-        <w:autoSpaceDE/>
-        <w:autoSpaceDN/>
-        <w:spacing w:line="360" w:lineRule="exact"/>
-        <w:ind w:firstLine="420" w:firstLineChars="200"/>
+      </w:pPr>
+      <w:r>
         <w:rPr>
           <w:rFonts w:hint="eastAsia" w:ascii="Times New Roman" w:hAnsi="Times New Roman" w:cs="Times New Roman"/>
           <w:spacing w:val="0"/>
@@ -21889,8 +22847,16 @@
           <w:szCs w:val="21"/>
           <w:lang w:val="en-US"/>
         </w:rPr>
-      </w:pPr>
-      <w:r>
+        <w:t>Jha M, Sengupta M. Culture and Human Development: Educational and Psychological Perspectives[J]. International Journal of Trend in Scientific Research and Development, 2026, 10(1):205-209.</w:t>
+      </w:r>
+    </w:p>
+    <w:p>
+      <w:pPr>
+        <w:pStyle w:val="55"/>
+        <w:autoSpaceDE/>
+        <w:autoSpaceDN/>
+        <w:spacing w:line="360" w:lineRule="exact"/>
+        <w:ind w:firstLine="420" w:firstLineChars="200"/>
         <w:rPr>
           <w:rFonts w:hint="eastAsia" w:ascii="Times New Roman" w:hAnsi="Times New Roman" w:cs="Times New Roman"/>
           <w:spacing w:val="0"/>
@@ -21898,16 +22864,8 @@
           <w:szCs w:val="21"/>
           <w:lang w:val="en-US"/>
         </w:rPr>
-        <w:t>苏晔.区块链赋能教育数字化平台建设路径研究[J].湖北第二师范学院学报,2026,43(1):19-26.</w:t>
-      </w:r>
-    </w:p>
-    <w:p>
-      <w:pPr>
-        <w:pStyle w:val="55"/>
-        <w:autoSpaceDE/>
-        <w:autoSpaceDN/>
-        <w:spacing w:line="360" w:lineRule="exact"/>
-        <w:ind w:firstLine="420" w:firstLineChars="200"/>
+      </w:pPr>
+      <w:r>
         <w:rPr>
           <w:rFonts w:hint="eastAsia" w:ascii="Times New Roman" w:hAnsi="Times New Roman" w:cs="Times New Roman"/>
           <w:spacing w:val="0"/>
@@ -21915,8 +22873,16 @@
           <w:szCs w:val="21"/>
           <w:lang w:val="en-US"/>
         </w:rPr>
-      </w:pPr>
-      <w:r>
+        <w:t>苏晔.区块链赋能教育数字化平台建设路径研究[J].湖北第二师范学院学报,2026,43(1):19-26.</w:t>
+      </w:r>
+    </w:p>
+    <w:p>
+      <w:pPr>
+        <w:pStyle w:val="55"/>
+        <w:autoSpaceDE/>
+        <w:autoSpaceDN/>
+        <w:spacing w:line="360" w:lineRule="exact"/>
+        <w:ind w:firstLine="420" w:firstLineChars="200"/>
         <w:rPr>
           <w:rFonts w:hint="eastAsia" w:ascii="Times New Roman" w:hAnsi="Times New Roman" w:cs="Times New Roman"/>
           <w:spacing w:val="0"/>
@@ -21924,16 +22890,8 @@
           <w:szCs w:val="21"/>
           <w:lang w:val="en-US"/>
         </w:rPr>
-        <w:t>李立成,季君,周建宁.基于“区块链+隐私计算”的公安交管数据安全共享路径研究[J].道路交通管理,2026(1):36-39.</w:t>
-      </w:r>
-    </w:p>
-    <w:p>
-      <w:pPr>
-        <w:pStyle w:val="55"/>
-        <w:autoSpaceDE/>
-        <w:autoSpaceDN/>
-        <w:spacing w:line="360" w:lineRule="exact"/>
-        <w:ind w:firstLine="420" w:firstLineChars="200"/>
+      </w:pPr>
+      <w:r>
         <w:rPr>
           <w:rFonts w:hint="eastAsia" w:ascii="Times New Roman" w:hAnsi="Times New Roman" w:cs="Times New Roman"/>
           <w:spacing w:val="0"/>
@@ -21941,8 +22899,16 @@
           <w:szCs w:val="21"/>
           <w:lang w:val="en-US"/>
         </w:rPr>
-      </w:pPr>
-      <w:r>
+        <w:t>李立成,季君,周建宁.基于“区块链+隐私计算”的公安交管数据安全共享路径研究[J].道路交通管理,2026(1):36-39.</w:t>
+      </w:r>
+    </w:p>
+    <w:p>
+      <w:pPr>
+        <w:pStyle w:val="55"/>
+        <w:autoSpaceDE/>
+        <w:autoSpaceDN/>
+        <w:spacing w:line="360" w:lineRule="exact"/>
+        <w:ind w:firstLine="420" w:firstLineChars="200"/>
         <w:rPr>
           <w:rFonts w:hint="eastAsia" w:ascii="Times New Roman" w:hAnsi="Times New Roman" w:cs="Times New Roman"/>
           <w:spacing w:val="0"/>
@@ -21950,16 +22916,8 @@
           <w:szCs w:val="21"/>
           <w:lang w:val="en-US"/>
         </w:rPr>
-        <w:t>曾光.基于区块链的分布式电力交易平台设计与应用[J].中国设备工程,2026(2):107-109.</w:t>
-      </w:r>
-    </w:p>
-    <w:p>
-      <w:pPr>
-        <w:pStyle w:val="55"/>
-        <w:autoSpaceDE/>
-        <w:autoSpaceDN/>
-        <w:spacing w:line="360" w:lineRule="exact"/>
-        <w:ind w:firstLine="420" w:firstLineChars="200"/>
+      </w:pPr>
+      <w:r>
         <w:rPr>
           <w:rFonts w:hint="eastAsia" w:ascii="Times New Roman" w:hAnsi="Times New Roman" w:cs="Times New Roman"/>
           <w:spacing w:val="0"/>
@@ -21967,8 +22925,16 @@
           <w:szCs w:val="21"/>
           <w:lang w:val="en-US"/>
         </w:rPr>
-      </w:pPr>
-      <w:r>
+        <w:t>曾光.基于区块链的分布式电力交易平台设计与应用[J].中国设备工程,2026(2):107-109.</w:t>
+      </w:r>
+    </w:p>
+    <w:p>
+      <w:pPr>
+        <w:pStyle w:val="55"/>
+        <w:autoSpaceDE/>
+        <w:autoSpaceDN/>
+        <w:spacing w:line="360" w:lineRule="exact"/>
+        <w:ind w:firstLine="420" w:firstLineChars="200"/>
         <w:rPr>
           <w:rFonts w:hint="eastAsia" w:ascii="Times New Roman" w:hAnsi="Times New Roman" w:cs="Times New Roman"/>
           <w:spacing w:val="0"/>
@@ -21976,16 +22942,8 @@
           <w:szCs w:val="21"/>
           <w:lang w:val="en-US"/>
         </w:rPr>
-        <w:t>唐敏文,戴吾蛟,欧景雯,等.基于区块链的国土空间规划传导体系实现方法[J].2026,2:37-43.</w:t>
-      </w:r>
-    </w:p>
-    <w:p>
-      <w:pPr>
-        <w:pStyle w:val="55"/>
-        <w:autoSpaceDE/>
-        <w:autoSpaceDN/>
-        <w:spacing w:line="360" w:lineRule="exact"/>
-        <w:ind w:firstLine="420" w:firstLineChars="200"/>
+      </w:pPr>
+      <w:r>
         <w:rPr>
           <w:rFonts w:hint="eastAsia" w:ascii="Times New Roman" w:hAnsi="Times New Roman" w:cs="Times New Roman"/>
           <w:spacing w:val="0"/>
@@ -21993,8 +22951,16 @@
           <w:szCs w:val="21"/>
           <w:lang w:val="en-US"/>
         </w:rPr>
-      </w:pPr>
-      <w:r>
+        <w:t>唐敏文,戴吾蛟,欧景雯,等.基于区块链的国土空间规划传导体系实现方法[J].地理空间信息,2026,24(2):37-43.</w:t>
+      </w:r>
+    </w:p>
+    <w:p>
+      <w:pPr>
+        <w:pStyle w:val="55"/>
+        <w:autoSpaceDE/>
+        <w:autoSpaceDN/>
+        <w:spacing w:line="360" w:lineRule="exact"/>
+        <w:ind w:firstLine="420" w:firstLineChars="200"/>
         <w:rPr>
           <w:rFonts w:hint="eastAsia" w:ascii="Times New Roman" w:hAnsi="Times New Roman" w:cs="Times New Roman"/>
           <w:spacing w:val="0"/>
@@ -22002,6 +22968,15 @@
           <w:szCs w:val="21"/>
           <w:lang w:val="en-US"/>
         </w:rPr>
+      </w:pPr>
+      <w:r>
+        <w:rPr>
+          <w:rFonts w:hint="eastAsia" w:ascii="Times New Roman" w:hAnsi="Times New Roman" w:cs="Times New Roman"/>
+          <w:spacing w:val="0"/>
+          <w:sz w:val="21"/>
+          <w:szCs w:val="21"/>
+          <w:lang w:val="en-US"/>
+        </w:rPr>
         <w:t>Purankar J, Lehal K K, Tiwari J, et al. AI in Mental Health: Analyzing the Role of Mental Well in Psychological Disorder Prevention and Management[J]. International Journal of Trend in Scientific Research and Development, 2025(Special Issue):480-486.</w:t>
       </w:r>
     </w:p>
@@ -22009,6 +22984,7 @@
       <w:pPr>
         <w:pStyle w:val="55"/>
         <w:numPr>
+          <w:ilvl w:val="0"/>
           <w:numId w:val="0"/>
         </w:numPr>
         <w:autoSpaceDE/>
@@ -22035,8 +23011,6 @@
           <w:cols w:space="720" w:num="1"/>
         </w:sectPr>
       </w:pPr>
-      <w:bookmarkStart w:id="46" w:name="_GoBack"/>
-      <w:bookmarkEnd w:id="46"/>
     </w:p>
     <w:p>
       <w:pPr>
@@ -22913,6 +23887,7 @@
   <w:style w:type="paragraph" w:styleId="7">
     <w:name w:val="footer"/>
     <w:basedOn w:val="1"/>
+    <w:link w:val="58"/>
     <w:qFormat/>
     <w:uiPriority w:val="0"/>
     <w:pPr>
@@ -22930,6 +23905,7 @@
   <w:style w:type="paragraph" w:styleId="8">
     <w:name w:val="header"/>
     <w:basedOn w:val="1"/>
+    <w:link w:val="57"/>
     <w:qFormat/>
     <w:uiPriority w:val="0"/>
     <w:pPr>
@@ -23445,6 +24421,44 @@
       </w:numPr>
     </w:pPr>
   </w:style>
+  <w:style w:type="paragraph" w:customStyle="1" w:styleId="56">
+    <w:name w:val="内容块-28-a"/>
+    <w:basedOn w:val="1"/>
+    <w:next w:val="1"/>
+    <w:qFormat/>
+    <w:uiPriority w:val="0"/>
+    <w:pPr>
+      <w:pBdr>
+        <w:top w:val="single" w:color="7E7E7E" w:themeColor="text1" w:themeTint="80" w:sz="4" w:space="10"/>
+        <w:left w:val="single" w:color="7E7E7E" w:themeColor="text1" w:themeTint="80" w:sz="4" w:space="16"/>
+        <w:bottom w:val="single" w:color="7E7E7E" w:themeColor="text1" w:themeTint="80" w:sz="4" w:space="10"/>
+        <w:right w:val="single" w:color="7E7E7E" w:themeColor="text1" w:themeTint="80" w:sz="4" w:space="16"/>
+      </w:pBdr>
+      <w:ind w:left="357" w:right="357"/>
+      <w:textAlignment w:val="center"/>
+    </w:pPr>
+    <w:rPr>
+      <w:szCs w:val="21"/>
+    </w:rPr>
+  </w:style>
+  <w:style w:type="character" w:customStyle="1" w:styleId="57">
+    <w:name w:val="页眉 字符"/>
+    <w:link w:val="8"/>
+    <w:qFormat/>
+    <w:uiPriority w:val="0"/>
+    <w:rPr>
+      <w:sz w:val="18"/>
+    </w:rPr>
+  </w:style>
+  <w:style w:type="character" w:customStyle="1" w:styleId="58">
+    <w:name w:val="页脚 字符"/>
+    <w:link w:val="7"/>
+    <w:qFormat/>
+    <w:uiPriority w:val="0"/>
+    <w:rPr>
+      <w:sz w:val="18"/>
+    </w:rPr>
+  </w:style>
 </w:styles>
 </file>
 
